--- a/USP71 OOS P1 template 0.docx
+++ b/USP71 OOS P1 template 0.docx
@@ -171,14 +171,65 @@
                 <w:lang w:eastAsia="zh-CN"/>
               </w:rPr>
             </w:pPr>
-            <w:r>
-              <w:rPr>
-                <w:rFonts w:ascii="Times New Roman" w:hAnsi="Times New Roman"/>
-                <w:bCs/>
-                <w:sz w:val="22"/>
-                <w:szCs w:val="22"/>
-              </w:rPr>
-              <w:t>{{ analyst_name }}</w:t>
+            <w:proofErr w:type="gramStart"/>
+            <w:r>
+              <w:rPr>
+                <w:rFonts w:ascii="Times New Roman" w:hAnsi="Times New Roman"/>
+                <w:bCs/>
+                <w:sz w:val="22"/>
+                <w:szCs w:val="22"/>
+              </w:rPr>
+              <w:t xml:space="preserve">{{ </w:t>
+            </w:r>
+            <w:proofErr w:type="spellStart"/>
+            <w:r>
+              <w:rPr>
+                <w:rFonts w:ascii="Times New Roman" w:hAnsi="Times New Roman"/>
+                <w:bCs/>
+                <w:sz w:val="22"/>
+                <w:szCs w:val="22"/>
+              </w:rPr>
+              <w:t>analyst</w:t>
+            </w:r>
+            <w:proofErr w:type="gramEnd"/>
+            <w:r>
+              <w:rPr>
+                <w:rFonts w:ascii="Times New Roman" w:hAnsi="Times New Roman"/>
+                <w:bCs/>
+                <w:sz w:val="22"/>
+                <w:szCs w:val="22"/>
+              </w:rPr>
+              <w:t>_</w:t>
+            </w:r>
+            <w:proofErr w:type="gramStart"/>
+            <w:r>
+              <w:rPr>
+                <w:rFonts w:ascii="Times New Roman" w:hAnsi="Times New Roman"/>
+                <w:bCs/>
+                <w:sz w:val="22"/>
+                <w:szCs w:val="22"/>
+              </w:rPr>
+              <w:t>name</w:t>
+            </w:r>
+            <w:proofErr w:type="spellEnd"/>
+            <w:r>
+              <w:rPr>
+                <w:rFonts w:ascii="Times New Roman" w:hAnsi="Times New Roman"/>
+                <w:bCs/>
+                <w:sz w:val="22"/>
+                <w:szCs w:val="22"/>
+              </w:rPr>
+              <w:t xml:space="preserve"> }</w:t>
+            </w:r>
+            <w:proofErr w:type="gramEnd"/>
+            <w:r>
+              <w:rPr>
+                <w:rFonts w:ascii="Times New Roman" w:hAnsi="Times New Roman"/>
+                <w:bCs/>
+                <w:sz w:val="22"/>
+                <w:szCs w:val="22"/>
+              </w:rPr>
+              <w:t>}</w:t>
             </w:r>
           </w:p>
           <w:p>
@@ -256,6 +307,7 @@
                 <w:szCs w:val="22"/>
               </w:rPr>
             </w:pPr>
+            <w:proofErr w:type="gramStart"/>
             <w:r>
               <w:rPr>
                 <w:rFonts w:ascii="Times New Roman" w:hAnsi="Times New Roman"/>
@@ -265,6 +317,7 @@
               </w:rPr>
               <w:t xml:space="preserve">{{ </w:t>
             </w:r>
+            <w:proofErr w:type="spellStart"/>
             <w:r>
               <w:rPr>
                 <w:rFonts w:ascii="Times New Roman" w:hAnsi="Times New Roman"/>
@@ -274,14 +327,45 @@
               </w:rPr>
               <w:t>process</w:t>
             </w:r>
-            <w:r>
-              <w:rPr>
-                <w:rFonts w:ascii="Times New Roman" w:hAnsi="Times New Roman"/>
-                <w:bCs/>
-                <w:sz w:val="22"/>
-                <w:szCs w:val="22"/>
-              </w:rPr>
-              <w:t>_date }}</w:t>
+            <w:proofErr w:type="gramEnd"/>
+            <w:r>
+              <w:rPr>
+                <w:rFonts w:ascii="Times New Roman" w:hAnsi="Times New Roman"/>
+                <w:bCs/>
+                <w:sz w:val="22"/>
+                <w:szCs w:val="22"/>
+              </w:rPr>
+              <w:t>_</w:t>
+            </w:r>
+            <w:proofErr w:type="gramStart"/>
+            <w:r>
+              <w:rPr>
+                <w:rFonts w:ascii="Times New Roman" w:hAnsi="Times New Roman"/>
+                <w:bCs/>
+                <w:sz w:val="22"/>
+                <w:szCs w:val="22"/>
+              </w:rPr>
+              <w:t>date</w:t>
+            </w:r>
+            <w:proofErr w:type="spellEnd"/>
+            <w:r>
+              <w:rPr>
+                <w:rFonts w:ascii="Times New Roman" w:hAnsi="Times New Roman"/>
+                <w:bCs/>
+                <w:sz w:val="22"/>
+                <w:szCs w:val="22"/>
+              </w:rPr>
+              <w:t xml:space="preserve"> }</w:t>
+            </w:r>
+            <w:proofErr w:type="gramEnd"/>
+            <w:r>
+              <w:rPr>
+                <w:rFonts w:ascii="Times New Roman" w:hAnsi="Times New Roman"/>
+                <w:bCs/>
+                <w:sz w:val="22"/>
+                <w:szCs w:val="22"/>
+              </w:rPr>
+              <w:t>}</w:t>
             </w:r>
           </w:p>
           <w:p>
@@ -339,14 +423,65 @@
               </w:rPr>
             </w:pPr>
             <w:bookmarkStart w:id="0" w:name="OLE_LINK17"/>
-            <w:r>
-              <w:rPr>
-                <w:rFonts w:ascii="Times New Roman" w:hAnsi="Times New Roman"/>
-                <w:bCs/>
-                <w:sz w:val="22"/>
-                <w:szCs w:val="22"/>
-              </w:rPr>
-              <w:t>{{ test_date }}</w:t>
+            <w:proofErr w:type="gramStart"/>
+            <w:r>
+              <w:rPr>
+                <w:rFonts w:ascii="Times New Roman" w:hAnsi="Times New Roman"/>
+                <w:bCs/>
+                <w:sz w:val="22"/>
+                <w:szCs w:val="22"/>
+              </w:rPr>
+              <w:t xml:space="preserve">{{ </w:t>
+            </w:r>
+            <w:proofErr w:type="spellStart"/>
+            <w:r>
+              <w:rPr>
+                <w:rFonts w:ascii="Times New Roman" w:hAnsi="Times New Roman"/>
+                <w:bCs/>
+                <w:sz w:val="22"/>
+                <w:szCs w:val="22"/>
+              </w:rPr>
+              <w:t>test</w:t>
+            </w:r>
+            <w:proofErr w:type="gramEnd"/>
+            <w:r>
+              <w:rPr>
+                <w:rFonts w:ascii="Times New Roman" w:hAnsi="Times New Roman"/>
+                <w:bCs/>
+                <w:sz w:val="22"/>
+                <w:szCs w:val="22"/>
+              </w:rPr>
+              <w:t>_</w:t>
+            </w:r>
+            <w:proofErr w:type="gramStart"/>
+            <w:r>
+              <w:rPr>
+                <w:rFonts w:ascii="Times New Roman" w:hAnsi="Times New Roman"/>
+                <w:bCs/>
+                <w:sz w:val="22"/>
+                <w:szCs w:val="22"/>
+              </w:rPr>
+              <w:t>date</w:t>
+            </w:r>
+            <w:proofErr w:type="spellEnd"/>
+            <w:r>
+              <w:rPr>
+                <w:rFonts w:ascii="Times New Roman" w:hAnsi="Times New Roman"/>
+                <w:bCs/>
+                <w:sz w:val="22"/>
+                <w:szCs w:val="22"/>
+              </w:rPr>
+              <w:t xml:space="preserve"> }</w:t>
+            </w:r>
+            <w:proofErr w:type="gramEnd"/>
+            <w:r>
+              <w:rPr>
+                <w:rFonts w:ascii="Times New Roman" w:hAnsi="Times New Roman"/>
+                <w:bCs/>
+                <w:sz w:val="22"/>
+                <w:szCs w:val="22"/>
+              </w:rPr>
+              <w:t>}</w:t>
             </w:r>
           </w:p>
           <w:bookmarkEnd w:id="0"/>
@@ -407,14 +542,65 @@
                 <w:szCs w:val="22"/>
               </w:rPr>
             </w:pPr>
-            <w:r>
-              <w:rPr>
-                <w:rFonts w:ascii="Times New Roman" w:hAnsi="Times New Roman"/>
-                <w:bCs/>
-                <w:sz w:val="22"/>
-                <w:szCs w:val="22"/>
-              </w:rPr>
-              <w:t>{{ test_date }}</w:t>
+            <w:proofErr w:type="gramStart"/>
+            <w:r>
+              <w:rPr>
+                <w:rFonts w:ascii="Times New Roman" w:hAnsi="Times New Roman"/>
+                <w:bCs/>
+                <w:sz w:val="22"/>
+                <w:szCs w:val="22"/>
+              </w:rPr>
+              <w:t xml:space="preserve">{{ </w:t>
+            </w:r>
+            <w:proofErr w:type="spellStart"/>
+            <w:r>
+              <w:rPr>
+                <w:rFonts w:ascii="Times New Roman" w:hAnsi="Times New Roman"/>
+                <w:bCs/>
+                <w:sz w:val="22"/>
+                <w:szCs w:val="22"/>
+              </w:rPr>
+              <w:t>test</w:t>
+            </w:r>
+            <w:proofErr w:type="gramEnd"/>
+            <w:r>
+              <w:rPr>
+                <w:rFonts w:ascii="Times New Roman" w:hAnsi="Times New Roman"/>
+                <w:bCs/>
+                <w:sz w:val="22"/>
+                <w:szCs w:val="22"/>
+              </w:rPr>
+              <w:t>_</w:t>
+            </w:r>
+            <w:proofErr w:type="gramStart"/>
+            <w:r>
+              <w:rPr>
+                <w:rFonts w:ascii="Times New Roman" w:hAnsi="Times New Roman"/>
+                <w:bCs/>
+                <w:sz w:val="22"/>
+                <w:szCs w:val="22"/>
+              </w:rPr>
+              <w:t>date</w:t>
+            </w:r>
+            <w:proofErr w:type="spellEnd"/>
+            <w:r>
+              <w:rPr>
+                <w:rFonts w:ascii="Times New Roman" w:hAnsi="Times New Roman"/>
+                <w:bCs/>
+                <w:sz w:val="22"/>
+                <w:szCs w:val="22"/>
+              </w:rPr>
+              <w:t xml:space="preserve"> }</w:t>
+            </w:r>
+            <w:proofErr w:type="gramEnd"/>
+            <w:r>
+              <w:rPr>
+                <w:rFonts w:ascii="Times New Roman" w:hAnsi="Times New Roman"/>
+                <w:bCs/>
+                <w:sz w:val="22"/>
+                <w:szCs w:val="22"/>
+              </w:rPr>
+              <w:t>}</w:t>
             </w:r>
           </w:p>
           <w:p>
@@ -527,14 +713,65 @@
               </w:rPr>
             </w:pPr>
             <w:bookmarkStart w:id="1" w:name="OLE_LINK16"/>
-            <w:r>
-              <w:rPr>
-                <w:rFonts w:ascii="Times New Roman" w:hAnsi="Times New Roman"/>
-                <w:bCs/>
-                <w:sz w:val="22"/>
-                <w:szCs w:val="22"/>
-              </w:rPr>
-              <w:t>{{ sample_id }}</w:t>
+            <w:proofErr w:type="gramStart"/>
+            <w:r>
+              <w:rPr>
+                <w:rFonts w:ascii="Times New Roman" w:hAnsi="Times New Roman"/>
+                <w:bCs/>
+                <w:sz w:val="22"/>
+                <w:szCs w:val="22"/>
+              </w:rPr>
+              <w:t xml:space="preserve">{{ </w:t>
+            </w:r>
+            <w:proofErr w:type="spellStart"/>
+            <w:r>
+              <w:rPr>
+                <w:rFonts w:ascii="Times New Roman" w:hAnsi="Times New Roman"/>
+                <w:bCs/>
+                <w:sz w:val="22"/>
+                <w:szCs w:val="22"/>
+              </w:rPr>
+              <w:t>sample</w:t>
+            </w:r>
+            <w:proofErr w:type="gramEnd"/>
+            <w:r>
+              <w:rPr>
+                <w:rFonts w:ascii="Times New Roman" w:hAnsi="Times New Roman"/>
+                <w:bCs/>
+                <w:sz w:val="22"/>
+                <w:szCs w:val="22"/>
+              </w:rPr>
+              <w:t>_</w:t>
+            </w:r>
+            <w:proofErr w:type="gramStart"/>
+            <w:r>
+              <w:rPr>
+                <w:rFonts w:ascii="Times New Roman" w:hAnsi="Times New Roman"/>
+                <w:bCs/>
+                <w:sz w:val="22"/>
+                <w:szCs w:val="22"/>
+              </w:rPr>
+              <w:t>id</w:t>
+            </w:r>
+            <w:proofErr w:type="spellEnd"/>
+            <w:r>
+              <w:rPr>
+                <w:rFonts w:ascii="Times New Roman" w:hAnsi="Times New Roman"/>
+                <w:bCs/>
+                <w:sz w:val="22"/>
+                <w:szCs w:val="22"/>
+              </w:rPr>
+              <w:t xml:space="preserve"> }</w:t>
+            </w:r>
+            <w:proofErr w:type="gramEnd"/>
+            <w:r>
+              <w:rPr>
+                <w:rFonts w:ascii="Times New Roman" w:hAnsi="Times New Roman"/>
+                <w:bCs/>
+                <w:sz w:val="22"/>
+                <w:szCs w:val="22"/>
+              </w:rPr>
+              <w:t>}</w:t>
             </w:r>
           </w:p>
           <w:bookmarkEnd w:id="1"/>
@@ -561,15 +798,49 @@
                 <w:lang w:eastAsia="zh-CN"/>
               </w:rPr>
             </w:pPr>
-            <w:r>
-              <w:rPr>
-                <w:rFonts w:ascii="Times New Roman" w:eastAsiaTheme="minorEastAsia" w:hAnsi="Times New Roman"/>
-                <w:bCs/>
-                <w:sz w:val="22"/>
-                <w:szCs w:val="22"/>
-                <w:lang w:eastAsia="zh-CN"/>
-              </w:rPr>
-              <w:t>{{ client_name }}</w:t>
+            <w:proofErr w:type="gramStart"/>
+            <w:r>
+              <w:rPr>
+                <w:rFonts w:ascii="Times New Roman" w:eastAsiaTheme="minorEastAsia" w:hAnsi="Times New Roman"/>
+                <w:bCs/>
+                <w:sz w:val="22"/>
+                <w:szCs w:val="22"/>
+                <w:lang w:eastAsia="zh-CN"/>
+              </w:rPr>
+              <w:t xml:space="preserve">{{ </w:t>
+            </w:r>
+            <w:proofErr w:type="spellStart"/>
+            <w:r>
+              <w:rPr>
+                <w:rFonts w:ascii="Times New Roman" w:eastAsiaTheme="minorEastAsia" w:hAnsi="Times New Roman"/>
+                <w:bCs/>
+                <w:sz w:val="22"/>
+                <w:szCs w:val="22"/>
+                <w:lang w:eastAsia="zh-CN"/>
+              </w:rPr>
+              <w:t>client</w:t>
+            </w:r>
+            <w:proofErr w:type="gramEnd"/>
+            <w:r>
+              <w:rPr>
+                <w:rFonts w:ascii="Times New Roman" w:eastAsiaTheme="minorEastAsia" w:hAnsi="Times New Roman"/>
+                <w:bCs/>
+                <w:sz w:val="22"/>
+                <w:szCs w:val="22"/>
+                <w:lang w:eastAsia="zh-CN"/>
+              </w:rPr>
+              <w:t>_name</w:t>
+            </w:r>
+            <w:proofErr w:type="spellEnd"/>
+            <w:r>
+              <w:rPr>
+                <w:rFonts w:ascii="Times New Roman" w:eastAsiaTheme="minorEastAsia" w:hAnsi="Times New Roman"/>
+                <w:bCs/>
+                <w:sz w:val="22"/>
+                <w:szCs w:val="22"/>
+                <w:lang w:eastAsia="zh-CN"/>
+              </w:rPr>
+              <w:t xml:space="preserve"> }}</w:t>
             </w:r>
           </w:p>
         </w:tc>
@@ -640,14 +911,65 @@
                 <w:szCs w:val="22"/>
               </w:rPr>
             </w:pPr>
-            <w:r>
-              <w:rPr>
-                <w:rFonts w:ascii="Times New Roman" w:hAnsi="Times New Roman"/>
-                <w:bCs/>
-                <w:sz w:val="22"/>
-                <w:szCs w:val="22"/>
-              </w:rPr>
-              <w:t>{{ prepper_name }}</w:t>
+            <w:proofErr w:type="gramStart"/>
+            <w:r>
+              <w:rPr>
+                <w:rFonts w:ascii="Times New Roman" w:hAnsi="Times New Roman"/>
+                <w:bCs/>
+                <w:sz w:val="22"/>
+                <w:szCs w:val="22"/>
+              </w:rPr>
+              <w:t xml:space="preserve">{{ </w:t>
+            </w:r>
+            <w:proofErr w:type="spellStart"/>
+            <w:r>
+              <w:rPr>
+                <w:rFonts w:ascii="Times New Roman" w:hAnsi="Times New Roman"/>
+                <w:bCs/>
+                <w:sz w:val="22"/>
+                <w:szCs w:val="22"/>
+              </w:rPr>
+              <w:t>prepper</w:t>
+            </w:r>
+            <w:proofErr w:type="gramEnd"/>
+            <w:r>
+              <w:rPr>
+                <w:rFonts w:ascii="Times New Roman" w:hAnsi="Times New Roman"/>
+                <w:bCs/>
+                <w:sz w:val="22"/>
+                <w:szCs w:val="22"/>
+              </w:rPr>
+              <w:t>_</w:t>
+            </w:r>
+            <w:proofErr w:type="gramStart"/>
+            <w:r>
+              <w:rPr>
+                <w:rFonts w:ascii="Times New Roman" w:hAnsi="Times New Roman"/>
+                <w:bCs/>
+                <w:sz w:val="22"/>
+                <w:szCs w:val="22"/>
+              </w:rPr>
+              <w:t>name</w:t>
+            </w:r>
+            <w:proofErr w:type="spellEnd"/>
+            <w:r>
+              <w:rPr>
+                <w:rFonts w:ascii="Times New Roman" w:hAnsi="Times New Roman"/>
+                <w:bCs/>
+                <w:sz w:val="22"/>
+                <w:szCs w:val="22"/>
+              </w:rPr>
+              <w:t xml:space="preserve"> }</w:t>
+            </w:r>
+            <w:proofErr w:type="gramEnd"/>
+            <w:r>
+              <w:rPr>
+                <w:rFonts w:ascii="Times New Roman" w:hAnsi="Times New Roman"/>
+                <w:bCs/>
+                <w:sz w:val="22"/>
+                <w:szCs w:val="22"/>
+              </w:rPr>
+              <w:t>}</w:t>
             </w:r>
             <w:r>
               <w:rPr>
@@ -667,6 +989,7 @@
               </w:rPr>
               <w:t>(</w:t>
             </w:r>
+            <w:proofErr w:type="gramStart"/>
             <w:r>
               <w:rPr>
                 <w:rFonts w:ascii="Times New Roman" w:hAnsi="Times New Roman"/>
@@ -676,6 +999,7 @@
               </w:rPr>
               <w:t xml:space="preserve">{{ </w:t>
             </w:r>
+            <w:proofErr w:type="spellStart"/>
             <w:r>
               <w:rPr>
                 <w:rFonts w:ascii="Times New Roman" w:hAnsi="Times New Roman"/>
@@ -685,14 +1009,45 @@
               </w:rPr>
               <w:t>prepper</w:t>
             </w:r>
-            <w:r>
-              <w:rPr>
-                <w:rFonts w:ascii="Times New Roman" w:hAnsi="Times New Roman"/>
-                <w:bCs/>
-                <w:sz w:val="22"/>
-                <w:szCs w:val="22"/>
-              </w:rPr>
-              <w:t>_initial }})</w:t>
+            <w:proofErr w:type="gramEnd"/>
+            <w:r>
+              <w:rPr>
+                <w:rFonts w:ascii="Times New Roman" w:hAnsi="Times New Roman"/>
+                <w:bCs/>
+                <w:sz w:val="22"/>
+                <w:szCs w:val="22"/>
+              </w:rPr>
+              <w:t>_</w:t>
+            </w:r>
+            <w:proofErr w:type="gramStart"/>
+            <w:r>
+              <w:rPr>
+                <w:rFonts w:ascii="Times New Roman" w:hAnsi="Times New Roman"/>
+                <w:bCs/>
+                <w:sz w:val="22"/>
+                <w:szCs w:val="22"/>
+              </w:rPr>
+              <w:t>initial</w:t>
+            </w:r>
+            <w:proofErr w:type="spellEnd"/>
+            <w:r>
+              <w:rPr>
+                <w:rFonts w:ascii="Times New Roman" w:hAnsi="Times New Roman"/>
+                <w:bCs/>
+                <w:sz w:val="22"/>
+                <w:szCs w:val="22"/>
+              </w:rPr>
+              <w:t xml:space="preserve"> }</w:t>
+            </w:r>
+            <w:proofErr w:type="gramEnd"/>
+            <w:r>
+              <w:rPr>
+                <w:rFonts w:ascii="Times New Roman" w:hAnsi="Times New Roman"/>
+                <w:bCs/>
+                <w:sz w:val="22"/>
+                <w:szCs w:val="22"/>
+              </w:rPr>
+              <w:t>})</w:t>
             </w:r>
           </w:p>
           <w:p>
@@ -735,14 +1090,65 @@
                 <w:szCs w:val="22"/>
               </w:rPr>
             </w:pPr>
-            <w:r>
-              <w:rPr>
-                <w:rFonts w:ascii="Times New Roman" w:hAnsi="Times New Roman"/>
-                <w:bCs/>
-                <w:sz w:val="22"/>
-                <w:szCs w:val="22"/>
-              </w:rPr>
-              <w:t>{{ analyst_name }}</w:t>
+            <w:proofErr w:type="gramStart"/>
+            <w:r>
+              <w:rPr>
+                <w:rFonts w:ascii="Times New Roman" w:hAnsi="Times New Roman"/>
+                <w:bCs/>
+                <w:sz w:val="22"/>
+                <w:szCs w:val="22"/>
+              </w:rPr>
+              <w:t xml:space="preserve">{{ </w:t>
+            </w:r>
+            <w:proofErr w:type="spellStart"/>
+            <w:r>
+              <w:rPr>
+                <w:rFonts w:ascii="Times New Roman" w:hAnsi="Times New Roman"/>
+                <w:bCs/>
+                <w:sz w:val="22"/>
+                <w:szCs w:val="22"/>
+              </w:rPr>
+              <w:t>analyst</w:t>
+            </w:r>
+            <w:proofErr w:type="gramEnd"/>
+            <w:r>
+              <w:rPr>
+                <w:rFonts w:ascii="Times New Roman" w:hAnsi="Times New Roman"/>
+                <w:bCs/>
+                <w:sz w:val="22"/>
+                <w:szCs w:val="22"/>
+              </w:rPr>
+              <w:t>_</w:t>
+            </w:r>
+            <w:proofErr w:type="gramStart"/>
+            <w:r>
+              <w:rPr>
+                <w:rFonts w:ascii="Times New Roman" w:hAnsi="Times New Roman"/>
+                <w:bCs/>
+                <w:sz w:val="22"/>
+                <w:szCs w:val="22"/>
+              </w:rPr>
+              <w:t>name</w:t>
+            </w:r>
+            <w:proofErr w:type="spellEnd"/>
+            <w:r>
+              <w:rPr>
+                <w:rFonts w:ascii="Times New Roman" w:hAnsi="Times New Roman"/>
+                <w:bCs/>
+                <w:sz w:val="22"/>
+                <w:szCs w:val="22"/>
+              </w:rPr>
+              <w:t xml:space="preserve"> }</w:t>
+            </w:r>
+            <w:proofErr w:type="gramEnd"/>
+            <w:r>
+              <w:rPr>
+                <w:rFonts w:ascii="Times New Roman" w:hAnsi="Times New Roman"/>
+                <w:bCs/>
+                <w:sz w:val="22"/>
+                <w:szCs w:val="22"/>
+              </w:rPr>
+              <w:t>}</w:t>
             </w:r>
             <w:r>
               <w:rPr>
@@ -753,14 +1159,65 @@
               </w:rPr>
               <w:t xml:space="preserve"> (</w:t>
             </w:r>
-            <w:r>
-              <w:rPr>
-                <w:rFonts w:ascii="Times New Roman" w:hAnsi="Times New Roman"/>
-                <w:bCs/>
-                <w:sz w:val="22"/>
-                <w:szCs w:val="22"/>
-              </w:rPr>
-              <w:t>{{ analyst_initial }})</w:t>
+            <w:proofErr w:type="gramStart"/>
+            <w:r>
+              <w:rPr>
+                <w:rFonts w:ascii="Times New Roman" w:hAnsi="Times New Roman"/>
+                <w:bCs/>
+                <w:sz w:val="22"/>
+                <w:szCs w:val="22"/>
+              </w:rPr>
+              <w:t xml:space="preserve">{{ </w:t>
+            </w:r>
+            <w:proofErr w:type="spellStart"/>
+            <w:r>
+              <w:rPr>
+                <w:rFonts w:ascii="Times New Roman" w:hAnsi="Times New Roman"/>
+                <w:bCs/>
+                <w:sz w:val="22"/>
+                <w:szCs w:val="22"/>
+              </w:rPr>
+              <w:t>analyst</w:t>
+            </w:r>
+            <w:proofErr w:type="gramEnd"/>
+            <w:r>
+              <w:rPr>
+                <w:rFonts w:ascii="Times New Roman" w:hAnsi="Times New Roman"/>
+                <w:bCs/>
+                <w:sz w:val="22"/>
+                <w:szCs w:val="22"/>
+              </w:rPr>
+              <w:t>_</w:t>
+            </w:r>
+            <w:proofErr w:type="gramStart"/>
+            <w:r>
+              <w:rPr>
+                <w:rFonts w:ascii="Times New Roman" w:hAnsi="Times New Roman"/>
+                <w:bCs/>
+                <w:sz w:val="22"/>
+                <w:szCs w:val="22"/>
+              </w:rPr>
+              <w:t>initial</w:t>
+            </w:r>
+            <w:proofErr w:type="spellEnd"/>
+            <w:r>
+              <w:rPr>
+                <w:rFonts w:ascii="Times New Roman" w:hAnsi="Times New Roman"/>
+                <w:bCs/>
+                <w:sz w:val="22"/>
+                <w:szCs w:val="22"/>
+              </w:rPr>
+              <w:t xml:space="preserve"> }</w:t>
+            </w:r>
+            <w:proofErr w:type="gramEnd"/>
+            <w:r>
+              <w:rPr>
+                <w:rFonts w:ascii="Times New Roman" w:hAnsi="Times New Roman"/>
+                <w:bCs/>
+                <w:sz w:val="22"/>
+                <w:szCs w:val="22"/>
+              </w:rPr>
+              <w:t>})</w:t>
             </w:r>
           </w:p>
           <w:p>
@@ -814,6 +1271,7 @@
                 <w:szCs w:val="22"/>
               </w:rPr>
             </w:pPr>
+            <w:proofErr w:type="gramStart"/>
             <w:r>
               <w:rPr>
                 <w:rFonts w:ascii="Times New Roman" w:hAnsi="Times New Roman"/>
@@ -824,6 +1282,7 @@
               <w:t xml:space="preserve">{{ </w:t>
             </w:r>
             <w:bookmarkStart w:id="2" w:name="OLE_LINK19"/>
+            <w:proofErr w:type="spellStart"/>
             <w:r>
               <w:rPr>
                 <w:rFonts w:ascii="Times New Roman" w:eastAsiaTheme="minorEastAsia" w:hAnsi="Times New Roman" w:hint="eastAsia"/>
@@ -835,14 +1294,45 @@
               <w:t>subculture</w:t>
             </w:r>
             <w:bookmarkEnd w:id="2"/>
-            <w:r>
-              <w:rPr>
-                <w:rFonts w:ascii="Times New Roman" w:hAnsi="Times New Roman"/>
-                <w:bCs/>
-                <w:sz w:val="22"/>
-                <w:szCs w:val="22"/>
-              </w:rPr>
-              <w:t>_name }} (</w:t>
+            <w:proofErr w:type="gramEnd"/>
+            <w:r>
+              <w:rPr>
+                <w:rFonts w:ascii="Times New Roman" w:hAnsi="Times New Roman"/>
+                <w:bCs/>
+                <w:sz w:val="22"/>
+                <w:szCs w:val="22"/>
+              </w:rPr>
+              <w:t>_</w:t>
+            </w:r>
+            <w:proofErr w:type="gramStart"/>
+            <w:r>
+              <w:rPr>
+                <w:rFonts w:ascii="Times New Roman" w:hAnsi="Times New Roman"/>
+                <w:bCs/>
+                <w:sz w:val="22"/>
+                <w:szCs w:val="22"/>
+              </w:rPr>
+              <w:t>name</w:t>
+            </w:r>
+            <w:proofErr w:type="spellEnd"/>
+            <w:r>
+              <w:rPr>
+                <w:rFonts w:ascii="Times New Roman" w:hAnsi="Times New Roman"/>
+                <w:bCs/>
+                <w:sz w:val="22"/>
+                <w:szCs w:val="22"/>
+              </w:rPr>
+              <w:t xml:space="preserve"> }</w:t>
+            </w:r>
+            <w:proofErr w:type="gramEnd"/>
+            <w:r>
+              <w:rPr>
+                <w:rFonts w:ascii="Times New Roman" w:hAnsi="Times New Roman"/>
+                <w:bCs/>
+                <w:sz w:val="22"/>
+                <w:szCs w:val="22"/>
+              </w:rPr>
+              <w:t>} (</w:t>
             </w:r>
             <w:r>
               <w:rPr>
@@ -870,48 +1360,160 @@
                 <w:sz w:val="22"/>
                 <w:szCs w:val="22"/>
               </w:rPr>
+              <w:t xml:space="preserve"> _</w:t>
+            </w:r>
+            <w:proofErr w:type="gramStart"/>
+            <w:r>
+              <w:rPr>
+                <w:rFonts w:ascii="Times New Roman" w:hAnsi="Times New Roman"/>
+                <w:bCs/>
+                <w:sz w:val="22"/>
+                <w:szCs w:val="22"/>
+              </w:rPr>
+              <w:t>initial }</w:t>
+            </w:r>
+            <w:proofErr w:type="gramEnd"/>
+            <w:r>
+              <w:rPr>
+                <w:rFonts w:ascii="Times New Roman" w:hAnsi="Times New Roman"/>
+                <w:bCs/>
+                <w:sz w:val="22"/>
+                <w:szCs w:val="22"/>
+              </w:rPr>
+              <w:t>})</w:t>
+            </w:r>
+          </w:p>
+          <w:p>
+            <w:pPr>
+              <w:outlineLvl w:val="0"/>
+              <w:rPr>
+                <w:rFonts w:ascii="Times New Roman" w:eastAsiaTheme="minorEastAsia" w:hAnsi="Times New Roman"/>
+                <w:bCs/>
+                <w:sz w:val="22"/>
+                <w:szCs w:val="22"/>
+                <w:lang w:eastAsia="zh-CN"/>
+              </w:rPr>
+            </w:pPr>
+          </w:p>
+          <w:p>
+            <w:pPr>
+              <w:outlineLvl w:val="0"/>
+              <w:rPr>
+                <w:rFonts w:ascii="Times New Roman" w:hAnsi="Times New Roman"/>
+                <w:bCs/>
+                <w:sz w:val="22"/>
+                <w:szCs w:val="22"/>
+              </w:rPr>
+            </w:pPr>
+            <w:r>
+              <w:rPr>
+                <w:rFonts w:ascii="Times New Roman" w:hAnsi="Times New Roman"/>
+                <w:bCs/>
+                <w:sz w:val="22"/>
+                <w:szCs w:val="22"/>
+              </w:rPr>
+              <w:t>Reading</w:t>
+            </w:r>
+            <w:r>
+              <w:rPr>
+                <w:rFonts w:ascii="Times New Roman" w:hAnsi="Times New Roman"/>
+                <w:bCs/>
+                <w:sz w:val="22"/>
+                <w:szCs w:val="22"/>
+              </w:rPr>
               <w:t xml:space="preserve"> </w:t>
             </w:r>
             <w:r>
               <w:rPr>
-                <w:rFonts w:ascii="Times New Roman" w:hAnsi="Times New Roman"/>
-                <w:bCs/>
-                <w:sz w:val="22"/>
-                <w:szCs w:val="22"/>
-              </w:rPr>
-              <w:t>_initial }})</w:t>
-            </w:r>
-          </w:p>
-          <w:p>
-            <w:pPr>
-              <w:outlineLvl w:val="0"/>
-              <w:rPr>
                 <w:rFonts w:ascii="Times New Roman" w:eastAsiaTheme="minorEastAsia" w:hAnsi="Times New Roman" w:hint="eastAsia"/>
                 <w:bCs/>
                 <w:sz w:val="22"/>
                 <w:szCs w:val="22"/>
                 <w:lang w:eastAsia="zh-CN"/>
               </w:rPr>
-            </w:pPr>
-          </w:p>
-          <w:p>
-            <w:pPr>
-              <w:outlineLvl w:val="0"/>
-              <w:rPr>
-                <w:rFonts w:ascii="Times New Roman" w:hAnsi="Times New Roman"/>
-                <w:bCs/>
-                <w:sz w:val="22"/>
-                <w:szCs w:val="22"/>
-              </w:rPr>
-            </w:pPr>
-            <w:r>
-              <w:rPr>
-                <w:rFonts w:ascii="Times New Roman" w:hAnsi="Times New Roman"/>
-                <w:bCs/>
-                <w:sz w:val="22"/>
-                <w:szCs w:val="22"/>
-              </w:rPr>
-              <w:t>Reading</w:t>
+              <w:t>Analyst</w:t>
+            </w:r>
+            <w:r>
+              <w:rPr>
+                <w:rFonts w:ascii="Times New Roman" w:hAnsi="Times New Roman"/>
+                <w:bCs/>
+                <w:sz w:val="22"/>
+                <w:szCs w:val="22"/>
+              </w:rPr>
+              <w:t>:</w:t>
+            </w:r>
+          </w:p>
+          <w:p>
+            <w:pPr>
+              <w:outlineLvl w:val="0"/>
+              <w:rPr>
+                <w:rFonts w:ascii="Times New Roman" w:eastAsiaTheme="minorEastAsia" w:hAnsi="Times New Roman"/>
+                <w:bCs/>
+                <w:sz w:val="22"/>
+                <w:szCs w:val="22"/>
+                <w:lang w:eastAsia="zh-CN"/>
+              </w:rPr>
+            </w:pPr>
+            <w:bookmarkStart w:id="3" w:name="OLE_LINK18"/>
+            <w:proofErr w:type="gramStart"/>
+            <w:r>
+              <w:rPr>
+                <w:rFonts w:ascii="Times New Roman" w:hAnsi="Times New Roman"/>
+                <w:bCs/>
+                <w:sz w:val="22"/>
+                <w:szCs w:val="22"/>
+              </w:rPr>
+              <w:t xml:space="preserve">{{ </w:t>
+            </w:r>
+            <w:proofErr w:type="spellStart"/>
+            <w:r>
+              <w:rPr>
+                <w:rFonts w:ascii="Times New Roman" w:hAnsi="Times New Roman"/>
+                <w:bCs/>
+                <w:sz w:val="22"/>
+                <w:szCs w:val="22"/>
+              </w:rPr>
+              <w:t>reading</w:t>
+            </w:r>
+            <w:proofErr w:type="gramEnd"/>
+            <w:r>
+              <w:rPr>
+                <w:rFonts w:ascii="Times New Roman" w:hAnsi="Times New Roman"/>
+                <w:bCs/>
+                <w:sz w:val="22"/>
+                <w:szCs w:val="22"/>
+              </w:rPr>
+              <w:t>_</w:t>
+            </w:r>
+            <w:proofErr w:type="gramStart"/>
+            <w:r>
+              <w:rPr>
+                <w:rFonts w:ascii="Times New Roman" w:hAnsi="Times New Roman"/>
+                <w:bCs/>
+                <w:sz w:val="22"/>
+                <w:szCs w:val="22"/>
+              </w:rPr>
+              <w:t>name</w:t>
+            </w:r>
+            <w:proofErr w:type="spellEnd"/>
+            <w:r>
+              <w:rPr>
+                <w:rFonts w:ascii="Times New Roman" w:hAnsi="Times New Roman"/>
+                <w:bCs/>
+                <w:sz w:val="22"/>
+                <w:szCs w:val="22"/>
+              </w:rPr>
+              <w:t xml:space="preserve"> }</w:t>
+            </w:r>
+            <w:proofErr w:type="gramEnd"/>
+            <w:r>
+              <w:rPr>
+                <w:rFonts w:ascii="Times New Roman" w:hAnsi="Times New Roman"/>
+                <w:bCs/>
+                <w:sz w:val="22"/>
+                <w:szCs w:val="22"/>
+              </w:rPr>
+              <w:t>}</w:t>
             </w:r>
             <w:r>
               <w:rPr>
@@ -922,38 +1524,17 @@
               </w:rPr>
               <w:t xml:space="preserve"> </w:t>
             </w:r>
-            <w:r>
-              <w:rPr>
-                <w:rFonts w:ascii="Times New Roman" w:eastAsiaTheme="minorEastAsia" w:hAnsi="Times New Roman" w:hint="eastAsia"/>
-                <w:bCs/>
-                <w:sz w:val="22"/>
-                <w:szCs w:val="22"/>
-                <w:lang w:eastAsia="zh-CN"/>
-              </w:rPr>
-              <w:t>Analyst</w:t>
-            </w:r>
-            <w:r>
-              <w:rPr>
-                <w:rFonts w:ascii="Times New Roman" w:hAnsi="Times New Roman"/>
-                <w:bCs/>
-                <w:sz w:val="22"/>
-                <w:szCs w:val="22"/>
-              </w:rPr>
-              <w:t>:</w:t>
-            </w:r>
-          </w:p>
-          <w:p>
-            <w:pPr>
-              <w:outlineLvl w:val="0"/>
-              <w:rPr>
-                <w:rFonts w:ascii="Times New Roman" w:eastAsiaTheme="minorEastAsia" w:hAnsi="Times New Roman"/>
-                <w:bCs/>
-                <w:sz w:val="22"/>
-                <w:szCs w:val="22"/>
-                <w:lang w:eastAsia="zh-CN"/>
-              </w:rPr>
-            </w:pPr>
-            <w:bookmarkStart w:id="3" w:name="OLE_LINK18"/>
+            <w:bookmarkEnd w:id="3"/>
+            <w:r>
+              <w:rPr>
+                <w:rFonts w:ascii="Times New Roman" w:hAnsi="Times New Roman"/>
+                <w:bCs/>
+                <w:sz w:val="22"/>
+                <w:szCs w:val="22"/>
+              </w:rPr>
+              <w:t>(</w:t>
+            </w:r>
+            <w:proofErr w:type="gramStart"/>
             <w:r>
               <w:rPr>
                 <w:rFonts w:ascii="Times New Roman" w:hAnsi="Times New Roman"/>
@@ -963,6 +1544,7 @@
               </w:rPr>
               <w:t xml:space="preserve">{{ </w:t>
             </w:r>
+            <w:proofErr w:type="spellStart"/>
             <w:r>
               <w:rPr>
                 <w:rFonts w:ascii="Times New Roman" w:hAnsi="Times New Roman"/>
@@ -972,61 +1554,7 @@
               </w:rPr>
               <w:t>reading</w:t>
             </w:r>
-            <w:r>
-              <w:rPr>
-                <w:rFonts w:ascii="Times New Roman" w:hAnsi="Times New Roman"/>
-                <w:bCs/>
-                <w:sz w:val="22"/>
-                <w:szCs w:val="22"/>
-              </w:rPr>
-              <w:t>_name</w:t>
-            </w:r>
-            <w:r>
-              <w:rPr>
-                <w:rFonts w:ascii="Times New Roman" w:hAnsi="Times New Roman"/>
-                <w:bCs/>
-                <w:sz w:val="22"/>
-                <w:szCs w:val="22"/>
-              </w:rPr>
-              <w:t xml:space="preserve"> }}</w:t>
-            </w:r>
-            <w:r>
-              <w:rPr>
-                <w:rFonts w:ascii="Times New Roman" w:hAnsi="Times New Roman"/>
-                <w:bCs/>
-                <w:sz w:val="22"/>
-                <w:szCs w:val="22"/>
-              </w:rPr>
-              <w:t xml:space="preserve"> </w:t>
-            </w:r>
-            <w:bookmarkEnd w:id="3"/>
-            <w:r>
-              <w:rPr>
-                <w:rFonts w:ascii="Times New Roman" w:hAnsi="Times New Roman"/>
-                <w:bCs/>
-                <w:sz w:val="22"/>
-                <w:szCs w:val="22"/>
-              </w:rPr>
-              <w:t>(</w:t>
-            </w:r>
-            <w:r>
-              <w:rPr>
-                <w:rFonts w:ascii="Times New Roman" w:hAnsi="Times New Roman"/>
-                <w:bCs/>
-                <w:sz w:val="22"/>
-                <w:szCs w:val="22"/>
-              </w:rPr>
-              <w:t xml:space="preserve">{{ </w:t>
-            </w:r>
-            <w:r>
-              <w:rPr>
-                <w:rFonts w:ascii="Times New Roman" w:hAnsi="Times New Roman"/>
-                <w:bCs/>
-                <w:sz w:val="22"/>
-                <w:szCs w:val="22"/>
-              </w:rPr>
-              <w:t>reading</w:t>
-            </w:r>
+            <w:proofErr w:type="gramEnd"/>
             <w:r>
               <w:rPr>
                 <w:rFonts w:ascii="Times New Roman" w:hAnsi="Times New Roman"/>
@@ -1036,6 +1564,7 @@
               </w:rPr>
               <w:t>_initial</w:t>
             </w:r>
+            <w:proofErr w:type="spellEnd"/>
             <w:r>
               <w:rPr>
                 <w:rFonts w:ascii="Times New Roman" w:hAnsi="Times New Roman"/>
@@ -1089,14 +1618,45 @@
                 <w:szCs w:val="22"/>
               </w:rPr>
             </w:pPr>
-            <w:r>
-              <w:rPr>
-                <w:rFonts w:ascii="Times New Roman" w:hAnsi="Times New Roman"/>
-                <w:bCs/>
-                <w:sz w:val="22"/>
-                <w:szCs w:val="22"/>
-              </w:rPr>
-              <w:t>{{ sample_name }}</w:t>
+            <w:proofErr w:type="gramStart"/>
+            <w:r>
+              <w:rPr>
+                <w:rFonts w:ascii="Times New Roman" w:hAnsi="Times New Roman"/>
+                <w:bCs/>
+                <w:sz w:val="22"/>
+                <w:szCs w:val="22"/>
+              </w:rPr>
+              <w:t xml:space="preserve">{{ </w:t>
+            </w:r>
+            <w:proofErr w:type="spellStart"/>
+            <w:r>
+              <w:rPr>
+                <w:rFonts w:ascii="Times New Roman" w:hAnsi="Times New Roman"/>
+                <w:bCs/>
+                <w:sz w:val="22"/>
+                <w:szCs w:val="22"/>
+              </w:rPr>
+              <w:t>sample</w:t>
+            </w:r>
+            <w:proofErr w:type="gramEnd"/>
+            <w:r>
+              <w:rPr>
+                <w:rFonts w:ascii="Times New Roman" w:hAnsi="Times New Roman"/>
+                <w:bCs/>
+                <w:sz w:val="22"/>
+                <w:szCs w:val="22"/>
+              </w:rPr>
+              <w:t>_name</w:t>
+            </w:r>
+            <w:proofErr w:type="spellEnd"/>
+            <w:r>
+              <w:rPr>
+                <w:rFonts w:ascii="Times New Roman" w:hAnsi="Times New Roman"/>
+                <w:bCs/>
+                <w:sz w:val="22"/>
+                <w:szCs w:val="22"/>
+              </w:rPr>
+              <w:t xml:space="preserve"> }}</w:t>
             </w:r>
           </w:p>
         </w:tc>
@@ -1144,14 +1704,45 @@
                 <w:szCs w:val="22"/>
               </w:rPr>
             </w:pPr>
-            <w:r>
-              <w:rPr>
-                <w:rFonts w:ascii="Times New Roman" w:hAnsi="Times New Roman"/>
-                <w:bCs/>
-                <w:sz w:val="22"/>
-                <w:szCs w:val="22"/>
-              </w:rPr>
-              <w:t>{{ lot_number }}</w:t>
+            <w:proofErr w:type="gramStart"/>
+            <w:r>
+              <w:rPr>
+                <w:rFonts w:ascii="Times New Roman" w:hAnsi="Times New Roman"/>
+                <w:bCs/>
+                <w:sz w:val="22"/>
+                <w:szCs w:val="22"/>
+              </w:rPr>
+              <w:t xml:space="preserve">{{ </w:t>
+            </w:r>
+            <w:proofErr w:type="spellStart"/>
+            <w:r>
+              <w:rPr>
+                <w:rFonts w:ascii="Times New Roman" w:hAnsi="Times New Roman"/>
+                <w:bCs/>
+                <w:sz w:val="22"/>
+                <w:szCs w:val="22"/>
+              </w:rPr>
+              <w:t>lot</w:t>
+            </w:r>
+            <w:proofErr w:type="gramEnd"/>
+            <w:r>
+              <w:rPr>
+                <w:rFonts w:ascii="Times New Roman" w:hAnsi="Times New Roman"/>
+                <w:bCs/>
+                <w:sz w:val="22"/>
+                <w:szCs w:val="22"/>
+              </w:rPr>
+              <w:t>_number</w:t>
+            </w:r>
+            <w:proofErr w:type="spellEnd"/>
+            <w:r>
+              <w:rPr>
+                <w:rFonts w:ascii="Times New Roman" w:hAnsi="Times New Roman"/>
+                <w:bCs/>
+                <w:sz w:val="22"/>
+                <w:szCs w:val="22"/>
+              </w:rPr>
+              <w:t xml:space="preserve"> }}</w:t>
             </w:r>
           </w:p>
         </w:tc>
@@ -1238,14 +1829,45 @@
                 <w:szCs w:val="22"/>
               </w:rPr>
             </w:pPr>
-            <w:r>
-              <w:rPr>
-                <w:rFonts w:ascii="Times New Roman" w:hAnsi="Times New Roman"/>
-                <w:bCs/>
-                <w:sz w:val="22"/>
-                <w:szCs w:val="22"/>
-              </w:rPr>
-              <w:t>{{ dosage_form}}</w:t>
+            <w:proofErr w:type="gramStart"/>
+            <w:r>
+              <w:rPr>
+                <w:rFonts w:ascii="Times New Roman" w:hAnsi="Times New Roman"/>
+                <w:bCs/>
+                <w:sz w:val="22"/>
+                <w:szCs w:val="22"/>
+              </w:rPr>
+              <w:t xml:space="preserve">{{ </w:t>
+            </w:r>
+            <w:proofErr w:type="spellStart"/>
+            <w:r>
+              <w:rPr>
+                <w:rFonts w:ascii="Times New Roman" w:hAnsi="Times New Roman"/>
+                <w:bCs/>
+                <w:sz w:val="22"/>
+                <w:szCs w:val="22"/>
+              </w:rPr>
+              <w:t>dosage</w:t>
+            </w:r>
+            <w:proofErr w:type="gramEnd"/>
+            <w:r>
+              <w:rPr>
+                <w:rFonts w:ascii="Times New Roman" w:hAnsi="Times New Roman"/>
+                <w:bCs/>
+                <w:sz w:val="22"/>
+                <w:szCs w:val="22"/>
+              </w:rPr>
+              <w:t>_form</w:t>
+            </w:r>
+            <w:proofErr w:type="spellEnd"/>
+            <w:r>
+              <w:rPr>
+                <w:rFonts w:ascii="Times New Roman" w:hAnsi="Times New Roman"/>
+                <w:bCs/>
+                <w:sz w:val="22"/>
+                <w:szCs w:val="22"/>
+              </w:rPr>
+              <w:t>}}</w:t>
             </w:r>
           </w:p>
         </w:tc>
@@ -1353,7 +1975,55 @@
               </w:rPr>
             </w:pPr>
             <w:r>
-              <w:t xml:space="preserve">On {{ test_date }}, sample {{ sample_id }} was found positive for viable microorganisms after USP &lt;71&gt; sterility testing. </w:t>
+              <w:t xml:space="preserve">On </w:t>
+            </w:r>
+            <w:proofErr w:type="gramStart"/>
+            <w:r>
+              <w:t xml:space="preserve">{{ </w:t>
+            </w:r>
+            <w:proofErr w:type="spellStart"/>
+            <w:r>
+              <w:t>test</w:t>
+            </w:r>
+            <w:proofErr w:type="gramEnd"/>
+            <w:r>
+              <w:t>_</w:t>
+            </w:r>
+            <w:proofErr w:type="gramStart"/>
+            <w:r>
+              <w:t>date</w:t>
+            </w:r>
+            <w:proofErr w:type="spellEnd"/>
+            <w:r>
+              <w:t xml:space="preserve"> }</w:t>
+            </w:r>
+            <w:proofErr w:type="gramEnd"/>
+            <w:r>
+              <w:t xml:space="preserve">}, sample </w:t>
+            </w:r>
+            <w:proofErr w:type="gramStart"/>
+            <w:r>
+              <w:t xml:space="preserve">{{ </w:t>
+            </w:r>
+            <w:proofErr w:type="spellStart"/>
+            <w:r>
+              <w:t>sample</w:t>
+            </w:r>
+            <w:proofErr w:type="gramEnd"/>
+            <w:r>
+              <w:t>_</w:t>
+            </w:r>
+            <w:proofErr w:type="gramStart"/>
+            <w:r>
+              <w:t>id</w:t>
+            </w:r>
+            <w:proofErr w:type="spellEnd"/>
+            <w:r>
+              <w:t xml:space="preserve"> }</w:t>
+            </w:r>
+            <w:proofErr w:type="gramEnd"/>
+            <w:r>
+              <w:t xml:space="preserve">} was found positive for viable microorganisms after USP &lt;71&gt; sterility testing. </w:t>
             </w:r>
           </w:p>
           <w:p>
@@ -1663,8 +2333,19 @@
                 <w:sz w:val="22"/>
                 <w:szCs w:val="22"/>
               </w:rPr>
-              <w:t>SOP / Test Method #:</w:t>
-            </w:r>
+              <w:t xml:space="preserve">SOP / Test </w:t>
+            </w:r>
+            <w:proofErr w:type="gramStart"/>
+            <w:r>
+              <w:rPr>
+                <w:rFonts w:ascii="Times New Roman" w:hAnsi="Times New Roman"/>
+                <w:bCs/>
+                <w:sz w:val="22"/>
+                <w:szCs w:val="22"/>
+              </w:rPr>
+              <w:t>Method #:</w:t>
+            </w:r>
+            <w:proofErr w:type="gramEnd"/>
           </w:p>
           <w:p>
             <w:pPr>
@@ -1980,14 +2661,65 @@
                 <w:szCs w:val="22"/>
               </w:rPr>
             </w:pPr>
-            <w:r>
-              <w:rPr>
-                <w:rFonts w:ascii="Times New Roman" w:hAnsi="Times New Roman"/>
-                <w:bCs/>
-                <w:sz w:val="22"/>
-                <w:szCs w:val="22"/>
-              </w:rPr>
-              <w:t>{{ test_date }}</w:t>
+            <w:proofErr w:type="gramStart"/>
+            <w:r>
+              <w:rPr>
+                <w:rFonts w:ascii="Times New Roman" w:hAnsi="Times New Roman"/>
+                <w:bCs/>
+                <w:sz w:val="22"/>
+                <w:szCs w:val="22"/>
+              </w:rPr>
+              <w:t xml:space="preserve">{{ </w:t>
+            </w:r>
+            <w:proofErr w:type="spellStart"/>
+            <w:r>
+              <w:rPr>
+                <w:rFonts w:ascii="Times New Roman" w:hAnsi="Times New Roman"/>
+                <w:bCs/>
+                <w:sz w:val="22"/>
+                <w:szCs w:val="22"/>
+              </w:rPr>
+              <w:t>test</w:t>
+            </w:r>
+            <w:proofErr w:type="gramEnd"/>
+            <w:r>
+              <w:rPr>
+                <w:rFonts w:ascii="Times New Roman" w:hAnsi="Times New Roman"/>
+                <w:bCs/>
+                <w:sz w:val="22"/>
+                <w:szCs w:val="22"/>
+              </w:rPr>
+              <w:t>_</w:t>
+            </w:r>
+            <w:proofErr w:type="gramStart"/>
+            <w:r>
+              <w:rPr>
+                <w:rFonts w:ascii="Times New Roman" w:hAnsi="Times New Roman"/>
+                <w:bCs/>
+                <w:sz w:val="22"/>
+                <w:szCs w:val="22"/>
+              </w:rPr>
+              <w:t>date</w:t>
+            </w:r>
+            <w:proofErr w:type="spellEnd"/>
+            <w:r>
+              <w:rPr>
+                <w:rFonts w:ascii="Times New Roman" w:hAnsi="Times New Roman"/>
+                <w:bCs/>
+                <w:sz w:val="22"/>
+                <w:szCs w:val="22"/>
+              </w:rPr>
+              <w:t xml:space="preserve"> }</w:t>
+            </w:r>
+            <w:proofErr w:type="gramEnd"/>
+            <w:r>
+              <w:rPr>
+                <w:rFonts w:ascii="Times New Roman" w:hAnsi="Times New Roman"/>
+                <w:bCs/>
+                <w:sz w:val="22"/>
+                <w:szCs w:val="22"/>
+              </w:rPr>
+              <w:t>}</w:t>
             </w:r>
           </w:p>
           <w:p>
@@ -2576,23 +3308,125 @@
               <w:t xml:space="preserve">analysts </w:t>
             </w:r>
             <w:bookmarkStart w:id="6" w:name="OLE_LINK25"/>
-            <w:r>
-              <w:rPr>
-                <w:rFonts w:ascii="Times New Roman" w:hAnsi="Times New Roman"/>
-                <w:bCs/>
-                <w:sz w:val="22"/>
-                <w:szCs w:val="22"/>
-              </w:rPr>
-              <w:t xml:space="preserve">{{ prepper_name }}, </w:t>
-            </w:r>
-            <w:r>
-              <w:rPr>
-                <w:rFonts w:ascii="Times New Roman" w:hAnsi="Times New Roman"/>
-                <w:bCs/>
-                <w:sz w:val="22"/>
-                <w:szCs w:val="22"/>
-              </w:rPr>
-              <w:t>{{ analyst_name }}</w:t>
+            <w:proofErr w:type="gramStart"/>
+            <w:r>
+              <w:rPr>
+                <w:rFonts w:ascii="Times New Roman" w:hAnsi="Times New Roman"/>
+                <w:bCs/>
+                <w:sz w:val="22"/>
+                <w:szCs w:val="22"/>
+              </w:rPr>
+              <w:t xml:space="preserve">{{ </w:t>
+            </w:r>
+            <w:proofErr w:type="spellStart"/>
+            <w:r>
+              <w:rPr>
+                <w:rFonts w:ascii="Times New Roman" w:hAnsi="Times New Roman"/>
+                <w:bCs/>
+                <w:sz w:val="22"/>
+                <w:szCs w:val="22"/>
+              </w:rPr>
+              <w:t>prepper</w:t>
+            </w:r>
+            <w:proofErr w:type="gramEnd"/>
+            <w:r>
+              <w:rPr>
+                <w:rFonts w:ascii="Times New Roman" w:hAnsi="Times New Roman"/>
+                <w:bCs/>
+                <w:sz w:val="22"/>
+                <w:szCs w:val="22"/>
+              </w:rPr>
+              <w:t>_</w:t>
+            </w:r>
+            <w:proofErr w:type="gramStart"/>
+            <w:r>
+              <w:rPr>
+                <w:rFonts w:ascii="Times New Roman" w:hAnsi="Times New Roman"/>
+                <w:bCs/>
+                <w:sz w:val="22"/>
+                <w:szCs w:val="22"/>
+              </w:rPr>
+              <w:t>name</w:t>
+            </w:r>
+            <w:proofErr w:type="spellEnd"/>
+            <w:r>
+              <w:rPr>
+                <w:rFonts w:ascii="Times New Roman" w:hAnsi="Times New Roman"/>
+                <w:bCs/>
+                <w:sz w:val="22"/>
+                <w:szCs w:val="22"/>
+              </w:rPr>
+              <w:t xml:space="preserve"> }</w:t>
+            </w:r>
+            <w:proofErr w:type="gramEnd"/>
+            <w:r>
+              <w:rPr>
+                <w:rFonts w:ascii="Times New Roman" w:hAnsi="Times New Roman"/>
+                <w:bCs/>
+                <w:sz w:val="22"/>
+                <w:szCs w:val="22"/>
+              </w:rPr>
+              <w:t xml:space="preserve">}, </w:t>
+            </w:r>
+            <w:proofErr w:type="gramStart"/>
+            <w:r>
+              <w:rPr>
+                <w:rFonts w:ascii="Times New Roman" w:hAnsi="Times New Roman"/>
+                <w:bCs/>
+                <w:sz w:val="22"/>
+                <w:szCs w:val="22"/>
+              </w:rPr>
+              <w:t xml:space="preserve">{{ </w:t>
+            </w:r>
+            <w:proofErr w:type="spellStart"/>
+            <w:r>
+              <w:rPr>
+                <w:rFonts w:ascii="Times New Roman" w:hAnsi="Times New Roman"/>
+                <w:bCs/>
+                <w:sz w:val="22"/>
+                <w:szCs w:val="22"/>
+              </w:rPr>
+              <w:t>analyst</w:t>
+            </w:r>
+            <w:proofErr w:type="gramEnd"/>
+            <w:r>
+              <w:rPr>
+                <w:rFonts w:ascii="Times New Roman" w:hAnsi="Times New Roman"/>
+                <w:bCs/>
+                <w:sz w:val="22"/>
+                <w:szCs w:val="22"/>
+              </w:rPr>
+              <w:t>_</w:t>
+            </w:r>
+            <w:proofErr w:type="gramStart"/>
+            <w:r>
+              <w:rPr>
+                <w:rFonts w:ascii="Times New Roman" w:hAnsi="Times New Roman"/>
+                <w:bCs/>
+                <w:sz w:val="22"/>
+                <w:szCs w:val="22"/>
+              </w:rPr>
+              <w:t>name</w:t>
+            </w:r>
+            <w:proofErr w:type="spellEnd"/>
+            <w:r>
+              <w:rPr>
+                <w:rFonts w:ascii="Times New Roman" w:hAnsi="Times New Roman"/>
+                <w:bCs/>
+                <w:sz w:val="22"/>
+                <w:szCs w:val="22"/>
+              </w:rPr>
+              <w:t xml:space="preserve"> }</w:t>
+            </w:r>
+            <w:proofErr w:type="gramEnd"/>
+            <w:r>
+              <w:rPr>
+                <w:rFonts w:ascii="Times New Roman" w:hAnsi="Times New Roman"/>
+                <w:bCs/>
+                <w:sz w:val="22"/>
+                <w:szCs w:val="22"/>
+              </w:rPr>
+              <w:t>}</w:t>
             </w:r>
             <w:r>
               <w:rPr>
@@ -2603,6 +3437,7 @@
               </w:rPr>
               <w:t xml:space="preserve">, </w:t>
             </w:r>
+            <w:proofErr w:type="gramStart"/>
             <w:r>
               <w:rPr>
                 <w:rFonts w:ascii="Times New Roman" w:hAnsi="Times New Roman"/>
@@ -2612,6 +3447,7 @@
               </w:rPr>
               <w:t xml:space="preserve">{{ </w:t>
             </w:r>
+            <w:proofErr w:type="spellStart"/>
             <w:r>
               <w:rPr>
                 <w:rFonts w:ascii="Times New Roman" w:eastAsiaTheme="minorEastAsia" w:hAnsi="Times New Roman" w:hint="eastAsia"/>
@@ -2622,14 +3458,45 @@
               </w:rPr>
               <w:t>subculture</w:t>
             </w:r>
-            <w:r>
-              <w:rPr>
-                <w:rFonts w:ascii="Times New Roman" w:hAnsi="Times New Roman"/>
-                <w:bCs/>
-                <w:sz w:val="22"/>
-                <w:szCs w:val="22"/>
-              </w:rPr>
-              <w:t>_name }}</w:t>
+            <w:proofErr w:type="gramEnd"/>
+            <w:r>
+              <w:rPr>
+                <w:rFonts w:ascii="Times New Roman" w:hAnsi="Times New Roman"/>
+                <w:bCs/>
+                <w:sz w:val="22"/>
+                <w:szCs w:val="22"/>
+              </w:rPr>
+              <w:t>_</w:t>
+            </w:r>
+            <w:proofErr w:type="gramStart"/>
+            <w:r>
+              <w:rPr>
+                <w:rFonts w:ascii="Times New Roman" w:hAnsi="Times New Roman"/>
+                <w:bCs/>
+                <w:sz w:val="22"/>
+                <w:szCs w:val="22"/>
+              </w:rPr>
+              <w:t>name</w:t>
+            </w:r>
+            <w:proofErr w:type="spellEnd"/>
+            <w:r>
+              <w:rPr>
+                <w:rFonts w:ascii="Times New Roman" w:hAnsi="Times New Roman"/>
+                <w:bCs/>
+                <w:sz w:val="22"/>
+                <w:szCs w:val="22"/>
+              </w:rPr>
+              <w:t xml:space="preserve"> }</w:t>
+            </w:r>
+            <w:proofErr w:type="gramEnd"/>
+            <w:r>
+              <w:rPr>
+                <w:rFonts w:ascii="Times New Roman" w:hAnsi="Times New Roman"/>
+                <w:bCs/>
+                <w:sz w:val="22"/>
+                <w:szCs w:val="22"/>
+              </w:rPr>
+              <w:t>}</w:t>
             </w:r>
             <w:r>
               <w:rPr>
@@ -2651,6 +3518,7 @@
               </w:rPr>
               <w:t xml:space="preserve">and </w:t>
             </w:r>
+            <w:proofErr w:type="gramStart"/>
             <w:r>
               <w:rPr>
                 <w:rFonts w:ascii="Times New Roman" w:hAnsi="Times New Roman"/>
@@ -2660,6 +3528,7 @@
               </w:rPr>
               <w:t xml:space="preserve">{{ </w:t>
             </w:r>
+            <w:proofErr w:type="spellStart"/>
             <w:r>
               <w:rPr>
                 <w:rFonts w:ascii="Times New Roman" w:hAnsi="Times New Roman"/>
@@ -2669,14 +3538,45 @@
               </w:rPr>
               <w:t>reading</w:t>
             </w:r>
-            <w:r>
-              <w:rPr>
-                <w:rFonts w:ascii="Times New Roman" w:hAnsi="Times New Roman"/>
-                <w:bCs/>
-                <w:sz w:val="22"/>
-                <w:szCs w:val="22"/>
-              </w:rPr>
-              <w:t xml:space="preserve">_name }} </w:t>
+            <w:proofErr w:type="gramEnd"/>
+            <w:r>
+              <w:rPr>
+                <w:rFonts w:ascii="Times New Roman" w:hAnsi="Times New Roman"/>
+                <w:bCs/>
+                <w:sz w:val="22"/>
+                <w:szCs w:val="22"/>
+              </w:rPr>
+              <w:t>_</w:t>
+            </w:r>
+            <w:proofErr w:type="gramStart"/>
+            <w:r>
+              <w:rPr>
+                <w:rFonts w:ascii="Times New Roman" w:hAnsi="Times New Roman"/>
+                <w:bCs/>
+                <w:sz w:val="22"/>
+                <w:szCs w:val="22"/>
+              </w:rPr>
+              <w:t>name</w:t>
+            </w:r>
+            <w:proofErr w:type="spellEnd"/>
+            <w:r>
+              <w:rPr>
+                <w:rFonts w:ascii="Times New Roman" w:hAnsi="Times New Roman"/>
+                <w:bCs/>
+                <w:sz w:val="22"/>
+                <w:szCs w:val="22"/>
+              </w:rPr>
+              <w:t xml:space="preserve"> }</w:t>
+            </w:r>
+            <w:proofErr w:type="gramEnd"/>
+            <w:r>
+              <w:rPr>
+                <w:rFonts w:ascii="Times New Roman" w:hAnsi="Times New Roman"/>
+                <w:bCs/>
+                <w:sz w:val="22"/>
+                <w:szCs w:val="22"/>
+              </w:rPr>
+              <w:t xml:space="preserve">} </w:t>
             </w:r>
             <w:bookmarkEnd w:id="5"/>
             <w:bookmarkEnd w:id="6"/>
@@ -2971,14 +3871,65 @@
               </w:rPr>
               <w:t xml:space="preserve">sample ID: </w:t>
             </w:r>
-            <w:r>
-              <w:rPr>
-                <w:rFonts w:ascii="Times New Roman" w:hAnsi="Times New Roman"/>
-                <w:bCs/>
-                <w:sz w:val="22"/>
-                <w:szCs w:val="22"/>
-              </w:rPr>
-              <w:t>{{ sample_id }}</w:t>
+            <w:proofErr w:type="gramStart"/>
+            <w:r>
+              <w:rPr>
+                <w:rFonts w:ascii="Times New Roman" w:hAnsi="Times New Roman"/>
+                <w:bCs/>
+                <w:sz w:val="22"/>
+                <w:szCs w:val="22"/>
+              </w:rPr>
+              <w:t xml:space="preserve">{{ </w:t>
+            </w:r>
+            <w:proofErr w:type="spellStart"/>
+            <w:r>
+              <w:rPr>
+                <w:rFonts w:ascii="Times New Roman" w:hAnsi="Times New Roman"/>
+                <w:bCs/>
+                <w:sz w:val="22"/>
+                <w:szCs w:val="22"/>
+              </w:rPr>
+              <w:t>sample</w:t>
+            </w:r>
+            <w:proofErr w:type="gramEnd"/>
+            <w:r>
+              <w:rPr>
+                <w:rFonts w:ascii="Times New Roman" w:hAnsi="Times New Roman"/>
+                <w:bCs/>
+                <w:sz w:val="22"/>
+                <w:szCs w:val="22"/>
+              </w:rPr>
+              <w:t>_</w:t>
+            </w:r>
+            <w:proofErr w:type="gramStart"/>
+            <w:r>
+              <w:rPr>
+                <w:rFonts w:ascii="Times New Roman" w:hAnsi="Times New Roman"/>
+                <w:bCs/>
+                <w:sz w:val="22"/>
+                <w:szCs w:val="22"/>
+              </w:rPr>
+              <w:t>id</w:t>
+            </w:r>
+            <w:proofErr w:type="spellEnd"/>
+            <w:r>
+              <w:rPr>
+                <w:rFonts w:ascii="Times New Roman" w:hAnsi="Times New Roman"/>
+                <w:bCs/>
+                <w:sz w:val="22"/>
+                <w:szCs w:val="22"/>
+              </w:rPr>
+              <w:t xml:space="preserve"> }</w:t>
+            </w:r>
+            <w:proofErr w:type="gramEnd"/>
+            <w:r>
+              <w:rPr>
+                <w:rFonts w:ascii="Times New Roman" w:hAnsi="Times New Roman"/>
+                <w:bCs/>
+                <w:sz w:val="22"/>
+                <w:szCs w:val="22"/>
+              </w:rPr>
+              <w:t>}</w:t>
             </w:r>
             <w:r>
               <w:rPr>
@@ -3576,7 +4527,25 @@
                 <w:sz w:val="22"/>
                 <w:szCs w:val="22"/>
               </w:rPr>
-              <w:t>Are the Test Result Records Attached &amp; Calculations Verified and Correct?</w:t>
+              <w:t xml:space="preserve">Are the Test Result Records Attached &amp; Calculations </w:t>
+            </w:r>
+            <w:proofErr w:type="gramStart"/>
+            <w:r>
+              <w:rPr>
+                <w:rFonts w:ascii="Times New Roman" w:hAnsi="Times New Roman"/>
+                <w:sz w:val="22"/>
+                <w:szCs w:val="22"/>
+              </w:rPr>
+              <w:t>Verified</w:t>
+            </w:r>
+            <w:proofErr w:type="gramEnd"/>
+            <w:r>
+              <w:rPr>
+                <w:rFonts w:ascii="Times New Roman" w:hAnsi="Times New Roman"/>
+                <w:sz w:val="22"/>
+                <w:szCs w:val="22"/>
+              </w:rPr>
+              <w:t xml:space="preserve"> and Correct?</w:t>
             </w:r>
           </w:p>
         </w:tc>
@@ -3808,7 +4777,25 @@
                 <w:sz w:val="22"/>
                 <w:szCs w:val="22"/>
               </w:rPr>
-              <w:t>Information is available in EagleTrax under</w:t>
+              <w:t xml:space="preserve">Information is available in </w:t>
+            </w:r>
+            <w:proofErr w:type="spellStart"/>
+            <w:r>
+              <w:rPr>
+                <w:rFonts w:ascii="Times New Roman" w:hAnsi="Times New Roman"/>
+                <w:sz w:val="22"/>
+                <w:szCs w:val="22"/>
+              </w:rPr>
+              <w:t>EagleTrax</w:t>
+            </w:r>
+            <w:proofErr w:type="spellEnd"/>
+            <w:r>
+              <w:rPr>
+                <w:rFonts w:ascii="Times New Roman" w:hAnsi="Times New Roman"/>
+                <w:sz w:val="22"/>
+                <w:szCs w:val="22"/>
+              </w:rPr>
+              <w:t xml:space="preserve"> under</w:t>
             </w:r>
             <w:r>
               <w:rPr>
@@ -3818,14 +4805,45 @@
               </w:rPr>
               <w:t xml:space="preserve"> </w:t>
             </w:r>
-            <w:r>
-              <w:rPr>
-                <w:rFonts w:ascii="Times New Roman" w:hAnsi="Times New Roman"/>
-                <w:bCs/>
-                <w:sz w:val="22"/>
-                <w:szCs w:val="22"/>
-              </w:rPr>
-              <w:t>{{ sample_id }}</w:t>
+            <w:proofErr w:type="gramStart"/>
+            <w:r>
+              <w:rPr>
+                <w:rFonts w:ascii="Times New Roman" w:hAnsi="Times New Roman"/>
+                <w:bCs/>
+                <w:sz w:val="22"/>
+                <w:szCs w:val="22"/>
+              </w:rPr>
+              <w:t xml:space="preserve">{{ </w:t>
+            </w:r>
+            <w:proofErr w:type="spellStart"/>
+            <w:r>
+              <w:rPr>
+                <w:rFonts w:ascii="Times New Roman" w:hAnsi="Times New Roman"/>
+                <w:bCs/>
+                <w:sz w:val="22"/>
+                <w:szCs w:val="22"/>
+              </w:rPr>
+              <w:t>sample</w:t>
+            </w:r>
+            <w:proofErr w:type="gramEnd"/>
+            <w:r>
+              <w:rPr>
+                <w:rFonts w:ascii="Times New Roman" w:hAnsi="Times New Roman"/>
+                <w:bCs/>
+                <w:sz w:val="22"/>
+                <w:szCs w:val="22"/>
+              </w:rPr>
+              <w:t>_id</w:t>
+            </w:r>
+            <w:proofErr w:type="spellEnd"/>
+            <w:r>
+              <w:rPr>
+                <w:rFonts w:ascii="Times New Roman" w:hAnsi="Times New Roman"/>
+                <w:bCs/>
+                <w:sz w:val="22"/>
+                <w:szCs w:val="22"/>
+              </w:rPr>
+              <w:t xml:space="preserve"> }}</w:t>
             </w:r>
           </w:p>
         </w:tc>
@@ -4398,7 +5416,25 @@
                 <w:sz w:val="22"/>
                 <w:szCs w:val="22"/>
               </w:rPr>
-              <w:t>Does the processing method/ method set conform to the required specification?</w:t>
+              <w:t xml:space="preserve">Does the processing method/ </w:t>
+            </w:r>
+            <w:proofErr w:type="gramStart"/>
+            <w:r>
+              <w:rPr>
+                <w:rFonts w:ascii="Times New Roman" w:hAnsi="Times New Roman"/>
+                <w:sz w:val="22"/>
+                <w:szCs w:val="22"/>
+              </w:rPr>
+              <w:t>method set</w:t>
+            </w:r>
+            <w:proofErr w:type="gramEnd"/>
+            <w:r>
+              <w:rPr>
+                <w:rFonts w:ascii="Times New Roman" w:hAnsi="Times New Roman"/>
+                <w:sz w:val="22"/>
+                <w:szCs w:val="22"/>
+              </w:rPr>
+              <w:t xml:space="preserve"> conform to the required specification?</w:t>
             </w:r>
           </w:p>
         </w:tc>
@@ -4902,7 +5938,25 @@
                 <w:sz w:val="22"/>
                 <w:szCs w:val="22"/>
               </w:rPr>
-              <w:t>Information is available in EagleTrax Sample</w:t>
+              <w:t xml:space="preserve">Information is available in </w:t>
+            </w:r>
+            <w:proofErr w:type="spellStart"/>
+            <w:r>
+              <w:rPr>
+                <w:rFonts w:ascii="Times New Roman" w:hAnsi="Times New Roman"/>
+                <w:sz w:val="22"/>
+                <w:szCs w:val="22"/>
+              </w:rPr>
+              <w:t>EagleTrax</w:t>
+            </w:r>
+            <w:proofErr w:type="spellEnd"/>
+            <w:r>
+              <w:rPr>
+                <w:rFonts w:ascii="Times New Roman" w:hAnsi="Times New Roman"/>
+                <w:sz w:val="22"/>
+                <w:szCs w:val="22"/>
+              </w:rPr>
+              <w:t xml:space="preserve"> Sample</w:t>
             </w:r>
             <w:bookmarkEnd w:id="7"/>
             <w:r>
@@ -4913,14 +5967,45 @@
               </w:rPr>
               <w:t xml:space="preserve"> Location History under </w:t>
             </w:r>
-            <w:r>
-              <w:rPr>
-                <w:rFonts w:ascii="Times New Roman" w:hAnsi="Times New Roman"/>
-                <w:bCs/>
-                <w:sz w:val="22"/>
-                <w:szCs w:val="22"/>
-              </w:rPr>
-              <w:t>{{ sample_id }}</w:t>
+            <w:proofErr w:type="gramStart"/>
+            <w:r>
+              <w:rPr>
+                <w:rFonts w:ascii="Times New Roman" w:hAnsi="Times New Roman"/>
+                <w:bCs/>
+                <w:sz w:val="22"/>
+                <w:szCs w:val="22"/>
+              </w:rPr>
+              <w:t xml:space="preserve">{{ </w:t>
+            </w:r>
+            <w:proofErr w:type="spellStart"/>
+            <w:r>
+              <w:rPr>
+                <w:rFonts w:ascii="Times New Roman" w:hAnsi="Times New Roman"/>
+                <w:bCs/>
+                <w:sz w:val="22"/>
+                <w:szCs w:val="22"/>
+              </w:rPr>
+              <w:t>sample</w:t>
+            </w:r>
+            <w:proofErr w:type="gramEnd"/>
+            <w:r>
+              <w:rPr>
+                <w:rFonts w:ascii="Times New Roman" w:hAnsi="Times New Roman"/>
+                <w:bCs/>
+                <w:sz w:val="22"/>
+                <w:szCs w:val="22"/>
+              </w:rPr>
+              <w:t>_id</w:t>
+            </w:r>
+            <w:proofErr w:type="spellEnd"/>
+            <w:r>
+              <w:rPr>
+                <w:rFonts w:ascii="Times New Roman" w:hAnsi="Times New Roman"/>
+                <w:bCs/>
+                <w:sz w:val="22"/>
+                <w:szCs w:val="22"/>
+              </w:rPr>
+              <w:t xml:space="preserve"> }}</w:t>
             </w:r>
           </w:p>
         </w:tc>
@@ -6080,7 +7165,25 @@
                 <w:sz w:val="22"/>
                 <w:szCs w:val="22"/>
               </w:rPr>
-              <w:t>Information is available in EagleTrax Sample</w:t>
+              <w:t xml:space="preserve">Information is available in </w:t>
+            </w:r>
+            <w:proofErr w:type="spellStart"/>
+            <w:r>
+              <w:rPr>
+                <w:rFonts w:ascii="Times New Roman" w:hAnsi="Times New Roman"/>
+                <w:sz w:val="22"/>
+                <w:szCs w:val="22"/>
+              </w:rPr>
+              <w:t>EagleTrax</w:t>
+            </w:r>
+            <w:proofErr w:type="spellEnd"/>
+            <w:r>
+              <w:rPr>
+                <w:rFonts w:ascii="Times New Roman" w:hAnsi="Times New Roman"/>
+                <w:sz w:val="22"/>
+                <w:szCs w:val="22"/>
+              </w:rPr>
+              <w:t xml:space="preserve"> Sample</w:t>
             </w:r>
             <w:r>
               <w:rPr>
@@ -6285,7 +7388,25 @@
                 <w:sz w:val="22"/>
                 <w:szCs w:val="22"/>
               </w:rPr>
-              <w:t>Information is available in EagleTrax Sample</w:t>
+              <w:t xml:space="preserve">Information is available in </w:t>
+            </w:r>
+            <w:proofErr w:type="spellStart"/>
+            <w:r>
+              <w:rPr>
+                <w:rFonts w:ascii="Times New Roman" w:hAnsi="Times New Roman"/>
+                <w:sz w:val="22"/>
+                <w:szCs w:val="22"/>
+              </w:rPr>
+              <w:t>EagleTrax</w:t>
+            </w:r>
+            <w:proofErr w:type="spellEnd"/>
+            <w:r>
+              <w:rPr>
+                <w:rFonts w:ascii="Times New Roman" w:hAnsi="Times New Roman"/>
+                <w:sz w:val="22"/>
+                <w:szCs w:val="22"/>
+              </w:rPr>
+              <w:t xml:space="preserve"> Sample</w:t>
             </w:r>
             <w:r>
               <w:rPr>
@@ -7638,39 +8759,39 @@
                 <w:sz w:val="22"/>
                 <w:szCs w:val="22"/>
               </w:rPr>
-              <w:t>E00</w:t>
-            </w:r>
-            <w:r>
-              <w:rPr>
-                <w:rFonts w:ascii="Times New Roman" w:hAnsi="Times New Roman"/>
-                <w:sz w:val="22"/>
-                <w:szCs w:val="22"/>
-              </w:rPr>
-              <w:t xml:space="preserve">{{ </w:t>
-            </w:r>
-            <w:r>
-              <w:rPr>
-                <w:rFonts w:ascii="Times New Roman" w:hAnsi="Times New Roman"/>
-                <w:sz w:val="22"/>
-                <w:szCs w:val="22"/>
-              </w:rPr>
-              <w:t>usp71</w:t>
-            </w:r>
-            <w:r>
-              <w:rPr>
-                <w:rFonts w:ascii="Times New Roman" w:hAnsi="Times New Roman"/>
-                <w:sz w:val="22"/>
-                <w:szCs w:val="22"/>
-              </w:rPr>
-              <w:t>_id</w:t>
-            </w:r>
-            <w:r>
-              <w:rPr>
-                <w:rFonts w:ascii="Times New Roman" w:hAnsi="Times New Roman"/>
-                <w:sz w:val="22"/>
-                <w:szCs w:val="22"/>
-              </w:rPr>
-              <w:t xml:space="preserve"> }}</w:t>
+              <w:t>ISO 5 BSC E00</w:t>
+            </w:r>
+            <w:r>
+              <w:rPr>
+                <w:rFonts w:ascii="Times New Roman" w:eastAsiaTheme="minorEastAsia" w:hAnsi="Times New Roman"/>
+                <w:bCs/>
+                <w:sz w:val="22"/>
+                <w:szCs w:val="22"/>
+                <w:lang w:eastAsia="zh-CN"/>
+              </w:rPr>
+              <w:t>{{</w:t>
+            </w:r>
+            <w:proofErr w:type="spellStart"/>
+            <w:r>
+              <w:rPr>
+                <w:rFonts w:ascii="Times New Roman" w:eastAsiaTheme="minorEastAsia" w:hAnsi="Times New Roman"/>
+                <w:bCs/>
+                <w:sz w:val="22"/>
+                <w:szCs w:val="22"/>
+                <w:lang w:eastAsia="zh-CN"/>
+              </w:rPr>
+              <w:t>bsc_id</w:t>
+            </w:r>
+            <w:proofErr w:type="spellEnd"/>
+            <w:r>
+              <w:rPr>
+                <w:rFonts w:ascii="Times New Roman" w:eastAsiaTheme="minorEastAsia" w:hAnsi="Times New Roman"/>
+                <w:bCs/>
+                <w:sz w:val="22"/>
+                <w:szCs w:val="22"/>
+                <w:lang w:eastAsia="zh-CN"/>
+              </w:rPr>
+              <w:t>}}</w:t>
             </w:r>
           </w:p>
         </w:tc>
@@ -7964,13 +9085,59 @@
               <w:t>E00</w:t>
             </w:r>
             <w:bookmarkStart w:id="11" w:name="OLE_LINK6"/>
-            <w:r>
-              <w:rPr>
-                <w:rFonts w:ascii="Times New Roman" w:hAnsi="Times New Roman"/>
-                <w:sz w:val="22"/>
-                <w:szCs w:val="22"/>
-              </w:rPr>
-              <w:t>{{ cr_id }}</w:t>
+            <w:proofErr w:type="gramStart"/>
+            <w:r>
+              <w:rPr>
+                <w:rFonts w:ascii="Times New Roman" w:hAnsi="Times New Roman"/>
+                <w:sz w:val="22"/>
+                <w:szCs w:val="22"/>
+              </w:rPr>
+              <w:t xml:space="preserve">{{ </w:t>
+            </w:r>
+            <w:proofErr w:type="spellStart"/>
+            <w:r>
+              <w:rPr>
+                <w:rFonts w:ascii="Times New Roman" w:hAnsi="Times New Roman"/>
+                <w:sz w:val="22"/>
+                <w:szCs w:val="22"/>
+              </w:rPr>
+              <w:t>cr</w:t>
+            </w:r>
+            <w:proofErr w:type="gramEnd"/>
+            <w:r>
+              <w:rPr>
+                <w:rFonts w:ascii="Times New Roman" w:hAnsi="Times New Roman"/>
+                <w:sz w:val="22"/>
+                <w:szCs w:val="22"/>
+              </w:rPr>
+              <w:t>_</w:t>
+            </w:r>
+            <w:proofErr w:type="gramStart"/>
+            <w:r>
+              <w:rPr>
+                <w:rFonts w:ascii="Times New Roman" w:hAnsi="Times New Roman"/>
+                <w:sz w:val="22"/>
+                <w:szCs w:val="22"/>
+              </w:rPr>
+              <w:t>id</w:t>
+            </w:r>
+            <w:proofErr w:type="spellEnd"/>
+            <w:r>
+              <w:rPr>
+                <w:rFonts w:ascii="Times New Roman" w:hAnsi="Times New Roman"/>
+                <w:sz w:val="22"/>
+                <w:szCs w:val="22"/>
+              </w:rPr>
+              <w:t xml:space="preserve"> }</w:t>
+            </w:r>
+            <w:proofErr w:type="gramEnd"/>
+            <w:r>
+              <w:rPr>
+                <w:rFonts w:ascii="Times New Roman" w:hAnsi="Times New Roman"/>
+                <w:sz w:val="22"/>
+                <w:szCs w:val="22"/>
+              </w:rPr>
+              <w:t>}</w:t>
             </w:r>
             <w:bookmarkEnd w:id="11"/>
             <w:r>
@@ -7988,7 +9155,16 @@
                 <w:sz w:val="22"/>
                 <w:szCs w:val="22"/>
               </w:rPr>
-              <w:t>(CR</w:t>
+              <w:t>(</w:t>
+            </w:r>
+            <w:proofErr w:type="gramStart"/>
+            <w:r>
+              <w:rPr>
+                <w:rFonts w:ascii="Times New Roman" w:hAnsi="Times New Roman"/>
+                <w:sz w:val="22"/>
+                <w:szCs w:val="22"/>
+              </w:rPr>
+              <w:t>CR</w:t>
             </w:r>
             <w:bookmarkStart w:id="13" w:name="OLE_LINK14"/>
             <w:r>
@@ -7997,7 +9173,52 @@
                 <w:sz w:val="22"/>
                 <w:szCs w:val="22"/>
               </w:rPr>
-              <w:t>{{ cr_suit }}</w:t>
+              <w:t xml:space="preserve">{{ </w:t>
+            </w:r>
+            <w:proofErr w:type="spellStart"/>
+            <w:r>
+              <w:rPr>
+                <w:rFonts w:ascii="Times New Roman" w:hAnsi="Times New Roman"/>
+                <w:sz w:val="22"/>
+                <w:szCs w:val="22"/>
+              </w:rPr>
+              <w:t>cr</w:t>
+            </w:r>
+            <w:proofErr w:type="gramEnd"/>
+            <w:r>
+              <w:rPr>
+                <w:rFonts w:ascii="Times New Roman" w:hAnsi="Times New Roman"/>
+                <w:sz w:val="22"/>
+                <w:szCs w:val="22"/>
+              </w:rPr>
+              <w:t>_</w:t>
+            </w:r>
+            <w:proofErr w:type="gramStart"/>
+            <w:r>
+              <w:rPr>
+                <w:rFonts w:ascii="Times New Roman" w:hAnsi="Times New Roman"/>
+                <w:sz w:val="22"/>
+                <w:szCs w:val="22"/>
+              </w:rPr>
+              <w:t>suit</w:t>
+            </w:r>
+            <w:proofErr w:type="spellEnd"/>
+            <w:r>
+              <w:rPr>
+                <w:rFonts w:ascii="Times New Roman" w:hAnsi="Times New Roman"/>
+                <w:sz w:val="22"/>
+                <w:szCs w:val="22"/>
+              </w:rPr>
+              <w:t xml:space="preserve"> }</w:t>
+            </w:r>
+            <w:proofErr w:type="gramEnd"/>
+            <w:r>
+              <w:rPr>
+                <w:rFonts w:ascii="Times New Roman" w:hAnsi="Times New Roman"/>
+                <w:sz w:val="22"/>
+                <w:szCs w:val="22"/>
+              </w:rPr>
+              <w:t>}</w:t>
             </w:r>
             <w:bookmarkEnd w:id="13"/>
             <w:r>
@@ -8697,7 +9918,27 @@
                 <w:sz w:val="22"/>
                 <w:szCs w:val="22"/>
               </w:rPr>
-              <w:t>System Suitability RSD &lt; 10% (QDA,CAD)?</w:t>
+              <w:t>System Suitability RSD &lt; 10% (</w:t>
+            </w:r>
+            <w:proofErr w:type="gramStart"/>
+            <w:r>
+              <w:rPr>
+                <w:rFonts w:ascii="Times New Roman" w:hAnsi="Times New Roman"/>
+                <w:color w:val="000000" w:themeColor="text1"/>
+                <w:sz w:val="22"/>
+                <w:szCs w:val="22"/>
+              </w:rPr>
+              <w:t>QDA,CAD</w:t>
+            </w:r>
+            <w:proofErr w:type="gramEnd"/>
+            <w:r>
+              <w:rPr>
+                <w:rFonts w:ascii="Times New Roman" w:hAnsi="Times New Roman"/>
+                <w:color w:val="000000" w:themeColor="text1"/>
+                <w:sz w:val="22"/>
+                <w:szCs w:val="22"/>
+              </w:rPr>
+              <w:t>)?</w:t>
             </w:r>
           </w:p>
         </w:tc>
@@ -9535,13 +10776,23 @@
                 <w:szCs w:val="22"/>
               </w:rPr>
             </w:pPr>
-            <w:r>
-              <w:rPr>
-                <w:rFonts w:ascii="Times New Roman" w:hAnsi="Times New Roman"/>
-                <w:sz w:val="22"/>
-                <w:szCs w:val="22"/>
-              </w:rPr>
-              <w:t>Is equipment/instrument functional and calibrated</w:t>
+            <w:proofErr w:type="gramStart"/>
+            <w:r>
+              <w:rPr>
+                <w:rFonts w:ascii="Times New Roman" w:hAnsi="Times New Roman"/>
+                <w:sz w:val="22"/>
+                <w:szCs w:val="22"/>
+              </w:rPr>
+              <w:t>Is</w:t>
+            </w:r>
+            <w:proofErr w:type="gramEnd"/>
+            <w:r>
+              <w:rPr>
+                <w:rFonts w:ascii="Times New Roman" w:hAnsi="Times New Roman"/>
+                <w:sz w:val="22"/>
+                <w:szCs w:val="22"/>
+              </w:rPr>
+              <w:t xml:space="preserve"> equipment/instrument functional and calibrated</w:t>
             </w:r>
             <w:r>
               <w:rPr>
@@ -10221,7 +11472,25 @@
                 <w:sz w:val="22"/>
                 <w:szCs w:val="22"/>
               </w:rPr>
-              <w:t>hromatogram/spectra/raw data correct?</w:t>
+              <w:t xml:space="preserve">hromatogram/spectra/raw </w:t>
+            </w:r>
+            <w:proofErr w:type="gramStart"/>
+            <w:r>
+              <w:rPr>
+                <w:rFonts w:ascii="Times New Roman" w:hAnsi="Times New Roman"/>
+                <w:sz w:val="22"/>
+                <w:szCs w:val="22"/>
+              </w:rPr>
+              <w:t>data</w:t>
+            </w:r>
+            <w:proofErr w:type="gramEnd"/>
+            <w:r>
+              <w:rPr>
+                <w:rFonts w:ascii="Times New Roman" w:hAnsi="Times New Roman"/>
+                <w:sz w:val="22"/>
+                <w:szCs w:val="22"/>
+              </w:rPr>
+              <w:t xml:space="preserve"> correct?</w:t>
             </w:r>
           </w:p>
         </w:tc>
@@ -10848,6 +12117,7 @@
                 <w:sz w:val="22"/>
                 <w:szCs w:val="22"/>
               </w:rPr>
+              <w:lastRenderedPageBreak/>
               <w:t xml:space="preserve">Phase I Summary: </w:t>
             </w:r>
           </w:p>
@@ -10893,414 +12163,1670 @@
                 <w:szCs w:val="22"/>
                 <w:lang w:eastAsia="zh-CN"/>
               </w:rPr>
+              <w:t>All the analysts involved in the testing, the processing analyst (</w:t>
+            </w:r>
+            <w:proofErr w:type="gramStart"/>
+            <w:r>
+              <w:rPr>
+                <w:rFonts w:ascii="Times New Roman" w:eastAsiaTheme="minorEastAsia" w:hAnsi="Times New Roman"/>
+                <w:bCs/>
+                <w:sz w:val="22"/>
+                <w:szCs w:val="22"/>
+                <w:lang w:eastAsia="zh-CN"/>
+              </w:rPr>
+              <w:t xml:space="preserve">{{ </w:t>
+            </w:r>
+            <w:proofErr w:type="spellStart"/>
+            <w:r>
+              <w:rPr>
+                <w:rFonts w:ascii="Times New Roman" w:eastAsiaTheme="minorEastAsia" w:hAnsi="Times New Roman"/>
+                <w:bCs/>
+                <w:sz w:val="22"/>
+                <w:szCs w:val="22"/>
+                <w:lang w:eastAsia="zh-CN"/>
+              </w:rPr>
+              <w:t>analyst</w:t>
+            </w:r>
+            <w:proofErr w:type="gramEnd"/>
+            <w:r>
+              <w:rPr>
+                <w:rFonts w:ascii="Times New Roman" w:eastAsiaTheme="minorEastAsia" w:hAnsi="Times New Roman"/>
+                <w:bCs/>
+                <w:sz w:val="22"/>
+                <w:szCs w:val="22"/>
+                <w:lang w:eastAsia="zh-CN"/>
+              </w:rPr>
+              <w:t>_</w:t>
+            </w:r>
+            <w:proofErr w:type="gramStart"/>
+            <w:r>
+              <w:rPr>
+                <w:rFonts w:ascii="Times New Roman" w:eastAsiaTheme="minorEastAsia" w:hAnsi="Times New Roman"/>
+                <w:bCs/>
+                <w:sz w:val="22"/>
+                <w:szCs w:val="22"/>
+                <w:lang w:eastAsia="zh-CN"/>
+              </w:rPr>
+              <w:t>name</w:t>
+            </w:r>
+            <w:proofErr w:type="spellEnd"/>
+            <w:r>
+              <w:rPr>
+                <w:rFonts w:ascii="Times New Roman" w:eastAsiaTheme="minorEastAsia" w:hAnsi="Times New Roman"/>
+                <w:bCs/>
+                <w:sz w:val="22"/>
+                <w:szCs w:val="22"/>
+                <w:lang w:eastAsia="zh-CN"/>
+              </w:rPr>
+              <w:t xml:space="preserve"> }</w:t>
+            </w:r>
+            <w:proofErr w:type="gramEnd"/>
+            <w:r>
+              <w:rPr>
+                <w:rFonts w:ascii="Times New Roman" w:eastAsiaTheme="minorEastAsia" w:hAnsi="Times New Roman"/>
+                <w:bCs/>
+                <w:sz w:val="22"/>
+                <w:szCs w:val="22"/>
+                <w:lang w:eastAsia="zh-CN"/>
+              </w:rPr>
+              <w:t>}) and the reading analyst who confirmed the positive result (</w:t>
+            </w:r>
+            <w:proofErr w:type="gramStart"/>
+            <w:r>
+              <w:rPr>
+                <w:rFonts w:ascii="Times New Roman" w:eastAsiaTheme="minorEastAsia" w:hAnsi="Times New Roman"/>
+                <w:bCs/>
+                <w:sz w:val="22"/>
+                <w:szCs w:val="22"/>
+                <w:lang w:eastAsia="zh-CN"/>
+              </w:rPr>
+              <w:t xml:space="preserve">{{ </w:t>
+            </w:r>
+            <w:proofErr w:type="spellStart"/>
+            <w:r>
+              <w:rPr>
+                <w:rFonts w:ascii="Times New Roman" w:eastAsiaTheme="minorEastAsia" w:hAnsi="Times New Roman"/>
+                <w:bCs/>
+                <w:sz w:val="22"/>
+                <w:szCs w:val="22"/>
+                <w:lang w:eastAsia="zh-CN"/>
+              </w:rPr>
+              <w:t>reading</w:t>
+            </w:r>
+            <w:proofErr w:type="gramEnd"/>
+            <w:r>
+              <w:rPr>
+                <w:rFonts w:ascii="Times New Roman" w:eastAsiaTheme="minorEastAsia" w:hAnsi="Times New Roman"/>
+                <w:bCs/>
+                <w:sz w:val="22"/>
+                <w:szCs w:val="22"/>
+                <w:lang w:eastAsia="zh-CN"/>
+              </w:rPr>
+              <w:t>_</w:t>
+            </w:r>
+            <w:proofErr w:type="gramStart"/>
+            <w:r>
+              <w:rPr>
+                <w:rFonts w:ascii="Times New Roman" w:eastAsiaTheme="minorEastAsia" w:hAnsi="Times New Roman"/>
+                <w:bCs/>
+                <w:sz w:val="22"/>
+                <w:szCs w:val="22"/>
+                <w:lang w:eastAsia="zh-CN"/>
+              </w:rPr>
+              <w:t>name</w:t>
+            </w:r>
+            <w:proofErr w:type="spellEnd"/>
+            <w:r>
+              <w:rPr>
+                <w:rFonts w:ascii="Times New Roman" w:eastAsiaTheme="minorEastAsia" w:hAnsi="Times New Roman"/>
+                <w:bCs/>
+                <w:sz w:val="22"/>
+                <w:szCs w:val="22"/>
+                <w:lang w:eastAsia="zh-CN"/>
+              </w:rPr>
+              <w:t xml:space="preserve"> }</w:t>
+            </w:r>
+            <w:proofErr w:type="gramEnd"/>
+            <w:r>
+              <w:rPr>
+                <w:rFonts w:ascii="Times New Roman" w:eastAsiaTheme="minorEastAsia" w:hAnsi="Times New Roman"/>
+                <w:bCs/>
+                <w:sz w:val="22"/>
+                <w:szCs w:val="22"/>
+                <w:lang w:eastAsia="zh-CN"/>
+              </w:rPr>
+              <w:t xml:space="preserve">}), were interviewed comprehensively. Their answers are recorded throughout this document. </w:t>
+            </w:r>
+          </w:p>
+          <w:p>
+            <w:pPr>
+              <w:outlineLvl w:val="0"/>
+              <w:rPr>
+                <w:rFonts w:ascii="Times New Roman" w:eastAsiaTheme="minorEastAsia" w:hAnsi="Times New Roman"/>
+                <w:bCs/>
+                <w:sz w:val="22"/>
+                <w:szCs w:val="22"/>
+                <w:lang w:eastAsia="zh-CN"/>
+              </w:rPr>
+            </w:pPr>
+          </w:p>
+          <w:p>
+            <w:pPr>
+              <w:outlineLvl w:val="0"/>
+              <w:rPr>
+                <w:rFonts w:ascii="Times New Roman" w:eastAsiaTheme="minorEastAsia" w:hAnsi="Times New Roman"/>
+                <w:bCs/>
+                <w:sz w:val="22"/>
+                <w:szCs w:val="22"/>
+                <w:lang w:eastAsia="zh-CN"/>
+              </w:rPr>
+            </w:pPr>
+            <w:r>
+              <w:rPr>
+                <w:rFonts w:ascii="Times New Roman" w:eastAsiaTheme="minorEastAsia" w:hAnsi="Times New Roman"/>
+                <w:bCs/>
+                <w:sz w:val="22"/>
+                <w:szCs w:val="22"/>
+                <w:lang w:eastAsia="zh-CN"/>
+              </w:rPr>
+              <w:t xml:space="preserve">Upon arrival, the sample was stored in accordance with the Client’s instructions. Analyst </w:t>
+            </w:r>
+            <w:proofErr w:type="gramStart"/>
+            <w:r>
+              <w:rPr>
+                <w:rFonts w:ascii="Times New Roman" w:eastAsiaTheme="minorEastAsia" w:hAnsi="Times New Roman"/>
+                <w:bCs/>
+                <w:sz w:val="22"/>
+                <w:szCs w:val="22"/>
+                <w:lang w:eastAsia="zh-CN"/>
+              </w:rPr>
+              <w:t xml:space="preserve">{{ </w:t>
+            </w:r>
+            <w:proofErr w:type="spellStart"/>
+            <w:r>
+              <w:rPr>
+                <w:rFonts w:ascii="Times New Roman" w:eastAsiaTheme="minorEastAsia" w:hAnsi="Times New Roman"/>
+                <w:bCs/>
+                <w:sz w:val="22"/>
+                <w:szCs w:val="22"/>
+                <w:lang w:eastAsia="zh-CN"/>
+              </w:rPr>
+              <w:t>prepper</w:t>
+            </w:r>
+            <w:proofErr w:type="gramEnd"/>
+            <w:r>
+              <w:rPr>
+                <w:rFonts w:ascii="Times New Roman" w:eastAsiaTheme="minorEastAsia" w:hAnsi="Times New Roman"/>
+                <w:bCs/>
+                <w:sz w:val="22"/>
+                <w:szCs w:val="22"/>
+                <w:lang w:eastAsia="zh-CN"/>
+              </w:rPr>
+              <w:t>_</w:t>
+            </w:r>
+            <w:proofErr w:type="gramStart"/>
+            <w:r>
+              <w:rPr>
+                <w:rFonts w:ascii="Times New Roman" w:eastAsiaTheme="minorEastAsia" w:hAnsi="Times New Roman"/>
+                <w:bCs/>
+                <w:sz w:val="22"/>
+                <w:szCs w:val="22"/>
+                <w:lang w:eastAsia="zh-CN"/>
+              </w:rPr>
+              <w:t>name</w:t>
+            </w:r>
+            <w:proofErr w:type="spellEnd"/>
+            <w:r>
+              <w:rPr>
+                <w:rFonts w:ascii="Times New Roman" w:eastAsiaTheme="minorEastAsia" w:hAnsi="Times New Roman"/>
+                <w:bCs/>
+                <w:sz w:val="22"/>
+                <w:szCs w:val="22"/>
+                <w:lang w:eastAsia="zh-CN"/>
+              </w:rPr>
+              <w:t xml:space="preserve"> }</w:t>
+            </w:r>
+            <w:proofErr w:type="gramEnd"/>
+            <w:r>
+              <w:rPr>
+                <w:rFonts w:ascii="Times New Roman" w:eastAsiaTheme="minorEastAsia" w:hAnsi="Times New Roman"/>
+                <w:bCs/>
+                <w:sz w:val="22"/>
+                <w:szCs w:val="22"/>
+                <w:lang w:eastAsia="zh-CN"/>
+              </w:rPr>
+              <w:t>} verified the sample’s integrity throughout both the preparation and processing stages. No leaks or turbidity were observed at any point, verifying the integrity of the sample.</w:t>
+            </w:r>
+          </w:p>
+          <w:p>
+            <w:pPr>
+              <w:outlineLvl w:val="0"/>
+              <w:rPr>
+                <w:rFonts w:ascii="Times New Roman" w:eastAsiaTheme="minorEastAsia" w:hAnsi="Times New Roman"/>
+                <w:bCs/>
+                <w:sz w:val="22"/>
+                <w:szCs w:val="22"/>
+                <w:lang w:eastAsia="zh-CN"/>
+              </w:rPr>
+            </w:pPr>
+          </w:p>
+          <w:p>
+            <w:pPr>
+              <w:outlineLvl w:val="0"/>
+              <w:rPr>
+                <w:rFonts w:ascii="Times New Roman" w:eastAsiaTheme="minorEastAsia" w:hAnsi="Times New Roman"/>
+                <w:bCs/>
+                <w:sz w:val="22"/>
+                <w:szCs w:val="22"/>
+                <w:lang w:eastAsia="zh-CN"/>
+              </w:rPr>
+            </w:pPr>
+            <w:r>
+              <w:rPr>
+                <w:rFonts w:ascii="Times New Roman" w:eastAsiaTheme="minorEastAsia" w:hAnsi="Times New Roman"/>
+                <w:bCs/>
+                <w:sz w:val="22"/>
+                <w:szCs w:val="22"/>
+                <w:lang w:eastAsia="zh-CN"/>
+              </w:rPr>
+              <w:t>All reagents and supplies mentioned in the material section above were stored according to the suppliers’ recommendations, and their integrity was visually verified before utilization. Moreover, all reagents and supplies had valid expiration dates. The functionality of all equipment was confirmed by reviewing data generated by our comprehensive in-house continuous monitoring system.</w:t>
+            </w:r>
+          </w:p>
+          <w:p>
+            <w:pPr>
+              <w:outlineLvl w:val="0"/>
+              <w:rPr>
+                <w:rFonts w:ascii="Times New Roman" w:eastAsiaTheme="minorEastAsia" w:hAnsi="Times New Roman"/>
+                <w:bCs/>
+                <w:sz w:val="22"/>
+                <w:szCs w:val="22"/>
+                <w:lang w:eastAsia="zh-CN"/>
+              </w:rPr>
+            </w:pPr>
+            <w:proofErr w:type="gramStart"/>
+            <w:r>
+              <w:rPr>
+                <w:rFonts w:ascii="Times New Roman" w:eastAsiaTheme="minorEastAsia" w:hAnsi="Times New Roman"/>
+                <w:bCs/>
+                <w:sz w:val="22"/>
+                <w:szCs w:val="22"/>
+                <w:lang w:eastAsia="zh-CN"/>
+              </w:rPr>
+              <w:t xml:space="preserve">{{ </w:t>
+            </w:r>
+            <w:proofErr w:type="spellStart"/>
+            <w:r>
+              <w:rPr>
+                <w:rFonts w:ascii="Times New Roman" w:eastAsiaTheme="minorEastAsia" w:hAnsi="Times New Roman"/>
+                <w:bCs/>
+                <w:sz w:val="22"/>
+                <w:szCs w:val="22"/>
+                <w:lang w:eastAsia="zh-CN"/>
+              </w:rPr>
+              <w:t>equipment</w:t>
+            </w:r>
+            <w:proofErr w:type="gramEnd"/>
+            <w:r>
+              <w:rPr>
+                <w:rFonts w:ascii="Times New Roman" w:eastAsiaTheme="minorEastAsia" w:hAnsi="Times New Roman"/>
+                <w:bCs/>
+                <w:sz w:val="22"/>
+                <w:szCs w:val="22"/>
+                <w:lang w:eastAsia="zh-CN"/>
+              </w:rPr>
+              <w:t>_</w:t>
+            </w:r>
+            <w:proofErr w:type="gramStart"/>
+            <w:r>
+              <w:rPr>
+                <w:rFonts w:ascii="Times New Roman" w:eastAsiaTheme="minorEastAsia" w:hAnsi="Times New Roman"/>
+                <w:bCs/>
+                <w:sz w:val="22"/>
+                <w:szCs w:val="22"/>
+                <w:lang w:eastAsia="zh-CN"/>
+              </w:rPr>
+              <w:t>summary</w:t>
+            </w:r>
+            <w:proofErr w:type="spellEnd"/>
+            <w:r>
+              <w:rPr>
+                <w:rFonts w:ascii="Times New Roman" w:eastAsiaTheme="minorEastAsia" w:hAnsi="Times New Roman"/>
+                <w:bCs/>
+                <w:sz w:val="22"/>
+                <w:szCs w:val="22"/>
+                <w:lang w:eastAsia="zh-CN"/>
+              </w:rPr>
+              <w:t xml:space="preserve"> }</w:t>
+            </w:r>
+            <w:proofErr w:type="gramEnd"/>
+            <w:r>
+              <w:rPr>
+                <w:rFonts w:ascii="Times New Roman" w:eastAsiaTheme="minorEastAsia" w:hAnsi="Times New Roman"/>
+                <w:bCs/>
+                <w:sz w:val="22"/>
+                <w:szCs w:val="22"/>
+                <w:lang w:eastAsia="zh-CN"/>
+              </w:rPr>
+              <w:t>}</w:t>
+            </w:r>
+          </w:p>
+          <w:p>
+            <w:pPr>
+              <w:outlineLvl w:val="0"/>
+              <w:rPr>
+                <w:rFonts w:ascii="Times New Roman" w:eastAsiaTheme="minorEastAsia" w:hAnsi="Times New Roman"/>
+                <w:bCs/>
+                <w:sz w:val="22"/>
+                <w:szCs w:val="22"/>
+                <w:lang w:eastAsia="zh-CN"/>
+              </w:rPr>
+            </w:pPr>
+          </w:p>
+          <w:p>
+            <w:pPr>
+              <w:outlineLvl w:val="0"/>
+              <w:rPr>
+                <w:rFonts w:ascii="Times New Roman" w:eastAsiaTheme="minorEastAsia" w:hAnsi="Times New Roman"/>
+                <w:bCs/>
+                <w:sz w:val="22"/>
+                <w:szCs w:val="22"/>
+                <w:lang w:eastAsia="zh-CN"/>
+              </w:rPr>
+            </w:pPr>
+            <w:r>
+              <w:rPr>
+                <w:rFonts w:ascii="Times New Roman" w:eastAsiaTheme="minorEastAsia" w:hAnsi="Times New Roman"/>
+                <w:bCs/>
+                <w:sz w:val="22"/>
+                <w:szCs w:val="22"/>
+                <w:lang w:eastAsia="zh-CN"/>
+              </w:rPr>
+              <w:t>On {{</w:t>
+            </w:r>
+            <w:proofErr w:type="spellStart"/>
+            <w:r>
+              <w:rPr>
+                <w:rFonts w:ascii="Times New Roman" w:eastAsiaTheme="minorEastAsia" w:hAnsi="Times New Roman"/>
+                <w:bCs/>
+                <w:sz w:val="22"/>
+                <w:szCs w:val="22"/>
+                <w:lang w:eastAsia="zh-CN"/>
+              </w:rPr>
+              <w:t>received_</w:t>
+            </w:r>
+            <w:proofErr w:type="gramStart"/>
+            <w:r>
+              <w:rPr>
+                <w:rFonts w:ascii="Times New Roman" w:eastAsiaTheme="minorEastAsia" w:hAnsi="Times New Roman"/>
+                <w:bCs/>
+                <w:sz w:val="22"/>
+                <w:szCs w:val="22"/>
+                <w:lang w:eastAsia="zh-CN"/>
+              </w:rPr>
+              <w:t>data</w:t>
+            </w:r>
+            <w:proofErr w:type="spellEnd"/>
+            <w:r>
+              <w:rPr>
+                <w:rFonts w:ascii="Times New Roman" w:eastAsiaTheme="minorEastAsia" w:hAnsi="Times New Roman"/>
+                <w:bCs/>
+                <w:sz w:val="22"/>
+                <w:szCs w:val="22"/>
+                <w:lang w:eastAsia="zh-CN"/>
+              </w:rPr>
+              <w:t>}},</w:t>
+            </w:r>
+            <w:proofErr w:type="gramEnd"/>
+            <w:r>
+              <w:rPr>
+                <w:rFonts w:ascii="Times New Roman" w:eastAsiaTheme="minorEastAsia" w:hAnsi="Times New Roman"/>
+                <w:bCs/>
+                <w:sz w:val="22"/>
+                <w:szCs w:val="22"/>
+                <w:lang w:eastAsia="zh-CN"/>
+              </w:rPr>
+              <w:t xml:space="preserve"> the sample vials for </w:t>
+            </w:r>
+            <w:proofErr w:type="gramStart"/>
+            <w:r>
+              <w:rPr>
+                <w:rFonts w:ascii="Times New Roman" w:eastAsiaTheme="minorEastAsia" w:hAnsi="Times New Roman"/>
+                <w:bCs/>
+                <w:sz w:val="22"/>
+                <w:szCs w:val="22"/>
+                <w:lang w:eastAsia="zh-CN"/>
+              </w:rPr>
+              <w:t xml:space="preserve">{{ </w:t>
+            </w:r>
+            <w:proofErr w:type="spellStart"/>
+            <w:r>
+              <w:rPr>
+                <w:rFonts w:ascii="Times New Roman" w:eastAsiaTheme="minorEastAsia" w:hAnsi="Times New Roman"/>
+                <w:bCs/>
+                <w:sz w:val="22"/>
+                <w:szCs w:val="22"/>
+                <w:lang w:eastAsia="zh-CN"/>
+              </w:rPr>
+              <w:t>sample</w:t>
+            </w:r>
+            <w:proofErr w:type="gramEnd"/>
+            <w:r>
+              <w:rPr>
+                <w:rFonts w:ascii="Times New Roman" w:eastAsiaTheme="minorEastAsia" w:hAnsi="Times New Roman"/>
+                <w:bCs/>
+                <w:sz w:val="22"/>
+                <w:szCs w:val="22"/>
+                <w:lang w:eastAsia="zh-CN"/>
+              </w:rPr>
+              <w:t>_</w:t>
+            </w:r>
+            <w:proofErr w:type="gramStart"/>
+            <w:r>
+              <w:rPr>
+                <w:rFonts w:ascii="Times New Roman" w:eastAsiaTheme="minorEastAsia" w:hAnsi="Times New Roman"/>
+                <w:bCs/>
+                <w:sz w:val="22"/>
+                <w:szCs w:val="22"/>
+                <w:lang w:eastAsia="zh-CN"/>
+              </w:rPr>
+              <w:t>id</w:t>
+            </w:r>
+            <w:proofErr w:type="spellEnd"/>
+            <w:r>
+              <w:rPr>
+                <w:rFonts w:ascii="Times New Roman" w:eastAsiaTheme="minorEastAsia" w:hAnsi="Times New Roman"/>
+                <w:bCs/>
+                <w:sz w:val="22"/>
+                <w:szCs w:val="22"/>
+                <w:lang w:eastAsia="zh-CN"/>
+              </w:rPr>
+              <w:t xml:space="preserve"> }</w:t>
+            </w:r>
+            <w:proofErr w:type="gramEnd"/>
+            <w:r>
+              <w:rPr>
+                <w:rFonts w:ascii="Times New Roman" w:eastAsiaTheme="minorEastAsia" w:hAnsi="Times New Roman"/>
+                <w:bCs/>
+                <w:sz w:val="22"/>
+                <w:szCs w:val="22"/>
+                <w:lang w:eastAsia="zh-CN"/>
+              </w:rPr>
+              <w:t xml:space="preserve">} were received from the Sample Submissions team and brought into the Sterile Microbiology lab. Upon arrival, each sample vial was sprayed with an acidified bleach disinfectant, placed into pre-disinfected bins, and allowed a 10-minute contact time. The secondary disinfection happened in the ISO 8 anteroom (Suite </w:t>
+            </w:r>
+            <w:proofErr w:type="gramStart"/>
+            <w:r>
+              <w:rPr>
+                <w:rFonts w:ascii="Times New Roman" w:eastAsiaTheme="minorEastAsia" w:hAnsi="Times New Roman"/>
+                <w:bCs/>
+                <w:sz w:val="22"/>
+                <w:szCs w:val="22"/>
+                <w:lang w:eastAsia="zh-CN"/>
+              </w:rPr>
+              <w:t xml:space="preserve">{{ </w:t>
+            </w:r>
+            <w:proofErr w:type="spellStart"/>
+            <w:r>
+              <w:rPr>
+                <w:rFonts w:ascii="Times New Roman" w:eastAsiaTheme="minorEastAsia" w:hAnsi="Times New Roman"/>
+                <w:bCs/>
+                <w:sz w:val="22"/>
+                <w:szCs w:val="22"/>
+                <w:lang w:eastAsia="zh-CN"/>
+              </w:rPr>
+              <w:t>cr</w:t>
+            </w:r>
+            <w:proofErr w:type="gramEnd"/>
+            <w:r>
+              <w:rPr>
+                <w:rFonts w:ascii="Times New Roman" w:eastAsiaTheme="minorEastAsia" w:hAnsi="Times New Roman"/>
+                <w:bCs/>
+                <w:sz w:val="22"/>
+                <w:szCs w:val="22"/>
+                <w:lang w:eastAsia="zh-CN"/>
+              </w:rPr>
+              <w:t>_</w:t>
+            </w:r>
+            <w:proofErr w:type="gramStart"/>
+            <w:r>
+              <w:rPr>
+                <w:rFonts w:ascii="Times New Roman" w:eastAsiaTheme="minorEastAsia" w:hAnsi="Times New Roman"/>
+                <w:bCs/>
+                <w:sz w:val="22"/>
+                <w:szCs w:val="22"/>
+                <w:lang w:eastAsia="zh-CN"/>
+              </w:rPr>
+              <w:t>suit</w:t>
+            </w:r>
+            <w:proofErr w:type="spellEnd"/>
+            <w:r>
+              <w:rPr>
+                <w:rFonts w:ascii="Times New Roman" w:eastAsiaTheme="minorEastAsia" w:hAnsi="Times New Roman"/>
+                <w:bCs/>
+                <w:sz w:val="22"/>
+                <w:szCs w:val="22"/>
+                <w:lang w:eastAsia="zh-CN"/>
+              </w:rPr>
+              <w:t xml:space="preserve"> }</w:t>
+            </w:r>
+            <w:proofErr w:type="gramEnd"/>
+            <w:r>
+              <w:rPr>
+                <w:rFonts w:ascii="Times New Roman" w:eastAsiaTheme="minorEastAsia" w:hAnsi="Times New Roman"/>
+                <w:bCs/>
+                <w:sz w:val="22"/>
+                <w:szCs w:val="22"/>
+                <w:lang w:eastAsia="zh-CN"/>
+              </w:rPr>
+              <w:t xml:space="preserve">})), where the vials were again treated with acidified bleach and provided a 10‑minute contact time before processing. Subsequently, the vials were moved into the ISO 7 cleanroom Suite </w:t>
+            </w:r>
+            <w:proofErr w:type="gramStart"/>
+            <w:r>
+              <w:rPr>
+                <w:rFonts w:ascii="Times New Roman" w:eastAsiaTheme="minorEastAsia" w:hAnsi="Times New Roman"/>
+                <w:bCs/>
+                <w:sz w:val="22"/>
+                <w:szCs w:val="22"/>
+                <w:lang w:eastAsia="zh-CN"/>
+              </w:rPr>
+              <w:t xml:space="preserve">{{ </w:t>
+            </w:r>
+            <w:proofErr w:type="spellStart"/>
+            <w:r>
+              <w:rPr>
+                <w:rFonts w:ascii="Times New Roman" w:eastAsiaTheme="minorEastAsia" w:hAnsi="Times New Roman"/>
+                <w:bCs/>
+                <w:sz w:val="22"/>
+                <w:szCs w:val="22"/>
+                <w:lang w:eastAsia="zh-CN"/>
+              </w:rPr>
+              <w:t>cr</w:t>
+            </w:r>
+            <w:proofErr w:type="gramEnd"/>
+            <w:r>
+              <w:rPr>
+                <w:rFonts w:ascii="Times New Roman" w:eastAsiaTheme="minorEastAsia" w:hAnsi="Times New Roman"/>
+                <w:bCs/>
+                <w:sz w:val="22"/>
+                <w:szCs w:val="22"/>
+                <w:lang w:eastAsia="zh-CN"/>
+              </w:rPr>
+              <w:t>_</w:t>
+            </w:r>
+            <w:proofErr w:type="gramStart"/>
+            <w:r>
+              <w:rPr>
+                <w:rFonts w:ascii="Times New Roman" w:eastAsiaTheme="minorEastAsia" w:hAnsi="Times New Roman"/>
+                <w:bCs/>
+                <w:sz w:val="22"/>
+                <w:szCs w:val="22"/>
+                <w:lang w:eastAsia="zh-CN"/>
+              </w:rPr>
+              <w:t>suit</w:t>
+            </w:r>
+            <w:proofErr w:type="spellEnd"/>
+            <w:r>
+              <w:rPr>
+                <w:rFonts w:ascii="Times New Roman" w:eastAsiaTheme="minorEastAsia" w:hAnsi="Times New Roman"/>
+                <w:bCs/>
+                <w:sz w:val="22"/>
+                <w:szCs w:val="22"/>
+                <w:lang w:eastAsia="zh-CN"/>
+              </w:rPr>
+              <w:t xml:space="preserve"> }}({{ suit</w:t>
+            </w:r>
+            <w:proofErr w:type="gramEnd"/>
+            <w:r>
+              <w:rPr>
+                <w:rFonts w:ascii="Times New Roman" w:eastAsiaTheme="minorEastAsia" w:hAnsi="Times New Roman"/>
+                <w:bCs/>
+                <w:sz w:val="22"/>
+                <w:szCs w:val="22"/>
+                <w:lang w:eastAsia="zh-CN"/>
+              </w:rPr>
+              <w:t xml:space="preserve"> }}). Inside this cleanroom, the processing analyst, </w:t>
+            </w:r>
+            <w:proofErr w:type="gramStart"/>
+            <w:r>
+              <w:rPr>
+                <w:rFonts w:ascii="Times New Roman" w:eastAsiaTheme="minorEastAsia" w:hAnsi="Times New Roman"/>
+                <w:bCs/>
+                <w:sz w:val="22"/>
+                <w:szCs w:val="22"/>
+                <w:lang w:eastAsia="zh-CN"/>
+              </w:rPr>
+              <w:t xml:space="preserve">{{ </w:t>
+            </w:r>
+            <w:proofErr w:type="spellStart"/>
+            <w:r>
+              <w:rPr>
+                <w:rFonts w:ascii="Times New Roman" w:eastAsiaTheme="minorEastAsia" w:hAnsi="Times New Roman"/>
+                <w:bCs/>
+                <w:sz w:val="22"/>
+                <w:szCs w:val="22"/>
+                <w:lang w:eastAsia="zh-CN"/>
+              </w:rPr>
+              <w:t>analyst</w:t>
+            </w:r>
+            <w:proofErr w:type="gramEnd"/>
+            <w:r>
+              <w:rPr>
+                <w:rFonts w:ascii="Times New Roman" w:eastAsiaTheme="minorEastAsia" w:hAnsi="Times New Roman"/>
+                <w:bCs/>
+                <w:sz w:val="22"/>
+                <w:szCs w:val="22"/>
+                <w:lang w:eastAsia="zh-CN"/>
+              </w:rPr>
+              <w:t>_</w:t>
+            </w:r>
+            <w:proofErr w:type="gramStart"/>
+            <w:r>
+              <w:rPr>
+                <w:rFonts w:ascii="Times New Roman" w:eastAsiaTheme="minorEastAsia" w:hAnsi="Times New Roman"/>
+                <w:bCs/>
+                <w:sz w:val="22"/>
+                <w:szCs w:val="22"/>
+                <w:lang w:eastAsia="zh-CN"/>
+              </w:rPr>
+              <w:t>name</w:t>
+            </w:r>
+            <w:proofErr w:type="spellEnd"/>
+            <w:r>
+              <w:rPr>
+                <w:rFonts w:ascii="Times New Roman" w:eastAsiaTheme="minorEastAsia" w:hAnsi="Times New Roman"/>
+                <w:bCs/>
+                <w:sz w:val="22"/>
+                <w:szCs w:val="22"/>
+                <w:lang w:eastAsia="zh-CN"/>
+              </w:rPr>
+              <w:t xml:space="preserve"> }</w:t>
+            </w:r>
+            <w:proofErr w:type="gramEnd"/>
+            <w:r>
+              <w:rPr>
+                <w:rFonts w:ascii="Times New Roman" w:eastAsiaTheme="minorEastAsia" w:hAnsi="Times New Roman"/>
+                <w:bCs/>
+                <w:sz w:val="22"/>
+                <w:szCs w:val="22"/>
+                <w:lang w:eastAsia="zh-CN"/>
+              </w:rPr>
+              <w:t>}, performed a final disinfection step, allowing an additional 10-minute contact time. Once fully disinfected, the vials were transferred into the ISO 5 BSC E00{{</w:t>
+            </w:r>
+            <w:proofErr w:type="spellStart"/>
+            <w:r>
+              <w:rPr>
+                <w:rFonts w:ascii="Times New Roman" w:eastAsiaTheme="minorEastAsia" w:hAnsi="Times New Roman"/>
+                <w:bCs/>
+                <w:sz w:val="22"/>
+                <w:szCs w:val="22"/>
+                <w:lang w:eastAsia="zh-CN"/>
+              </w:rPr>
+              <w:t>bsc_id</w:t>
+            </w:r>
+            <w:proofErr w:type="spellEnd"/>
+            <w:r>
+              <w:rPr>
+                <w:rFonts w:ascii="Times New Roman" w:eastAsiaTheme="minorEastAsia" w:hAnsi="Times New Roman"/>
+                <w:bCs/>
+                <w:sz w:val="22"/>
+                <w:szCs w:val="22"/>
+                <w:lang w:eastAsia="zh-CN"/>
+              </w:rPr>
+              <w:t>}}.</w:t>
+            </w:r>
+          </w:p>
+          <w:p>
+            <w:pPr>
+              <w:outlineLvl w:val="0"/>
+              <w:rPr>
+                <w:rFonts w:ascii="Times New Roman" w:eastAsiaTheme="minorEastAsia" w:hAnsi="Times New Roman"/>
+                <w:bCs/>
+                <w:sz w:val="22"/>
+                <w:szCs w:val="22"/>
+                <w:lang w:eastAsia="zh-CN"/>
+              </w:rPr>
+            </w:pPr>
+          </w:p>
+          <w:p>
+            <w:pPr>
+              <w:outlineLvl w:val="0"/>
+              <w:rPr>
+                <w:rFonts w:ascii="Times New Roman" w:eastAsiaTheme="minorEastAsia" w:hAnsi="Times New Roman"/>
+                <w:bCs/>
+                <w:sz w:val="22"/>
+                <w:szCs w:val="22"/>
+                <w:lang w:eastAsia="zh-CN"/>
+              </w:rPr>
+            </w:pPr>
+            <w:r>
+              <w:rPr>
+                <w:rFonts w:ascii="Times New Roman" w:eastAsiaTheme="minorEastAsia" w:hAnsi="Times New Roman"/>
+                <w:bCs/>
+                <w:sz w:val="22"/>
+                <w:szCs w:val="22"/>
+                <w:lang w:eastAsia="zh-CN"/>
+              </w:rPr>
+              <w:t>Once transferred into the ISO 5 BSC, the vials were placed on the disinfected working surface of the BSC E00{{</w:t>
+            </w:r>
+            <w:proofErr w:type="spellStart"/>
+            <w:r>
+              <w:rPr>
+                <w:rFonts w:ascii="Times New Roman" w:eastAsiaTheme="minorEastAsia" w:hAnsi="Times New Roman"/>
+                <w:bCs/>
+                <w:sz w:val="22"/>
+                <w:szCs w:val="22"/>
+                <w:lang w:eastAsia="zh-CN"/>
+              </w:rPr>
+              <w:t>bsc_id</w:t>
+            </w:r>
+            <w:proofErr w:type="spellEnd"/>
+            <w:r>
+              <w:rPr>
+                <w:rFonts w:ascii="Times New Roman" w:eastAsiaTheme="minorEastAsia" w:hAnsi="Times New Roman"/>
+                <w:bCs/>
+                <w:sz w:val="22"/>
+                <w:szCs w:val="22"/>
+                <w:lang w:eastAsia="zh-CN"/>
+              </w:rPr>
+              <w:t xml:space="preserve">}} and aseptically opened and tested in accordance with SOP 2.600.008 (USP / EP 2.6.1 Sterility Test). Following testing, the media bottles were subsequently transferred into designated incubators, E001356 and E001357, to initiate incubation. </w:t>
+            </w:r>
+          </w:p>
+          <w:p>
+            <w:pPr>
+              <w:outlineLvl w:val="0"/>
+              <w:rPr>
+                <w:rFonts w:ascii="Times New Roman" w:eastAsiaTheme="minorEastAsia" w:hAnsi="Times New Roman"/>
+                <w:bCs/>
+                <w:sz w:val="22"/>
+                <w:szCs w:val="22"/>
+                <w:lang w:eastAsia="zh-CN"/>
+              </w:rPr>
+            </w:pPr>
+          </w:p>
+          <w:p>
+            <w:pPr>
+              <w:outlineLvl w:val="0"/>
+              <w:rPr>
+                <w:rFonts w:ascii="Times New Roman" w:eastAsiaTheme="minorEastAsia" w:hAnsi="Times New Roman"/>
+                <w:bCs/>
+                <w:sz w:val="22"/>
+                <w:szCs w:val="22"/>
+                <w:lang w:eastAsia="zh-CN"/>
+              </w:rPr>
+            </w:pPr>
+            <w:r>
+              <w:rPr>
+                <w:rFonts w:ascii="Times New Roman" w:eastAsiaTheme="minorEastAsia" w:hAnsi="Times New Roman"/>
+                <w:bCs/>
+                <w:sz w:val="22"/>
+                <w:szCs w:val="22"/>
+                <w:lang w:eastAsia="zh-CN"/>
+              </w:rPr>
+              <w:t xml:space="preserve">On </w:t>
+            </w:r>
+            <w:proofErr w:type="gramStart"/>
+            <w:r>
+              <w:rPr>
+                <w:rFonts w:ascii="Times New Roman" w:eastAsiaTheme="minorEastAsia" w:hAnsi="Times New Roman"/>
+                <w:bCs/>
+                <w:sz w:val="22"/>
+                <w:szCs w:val="22"/>
+                <w:lang w:eastAsia="zh-CN"/>
+              </w:rPr>
+              <w:t xml:space="preserve">{{ </w:t>
+            </w:r>
+            <w:proofErr w:type="spellStart"/>
+            <w:r>
+              <w:rPr>
+                <w:rFonts w:ascii="Times New Roman" w:eastAsiaTheme="minorEastAsia" w:hAnsi="Times New Roman"/>
+                <w:bCs/>
+                <w:sz w:val="22"/>
+                <w:szCs w:val="22"/>
+                <w:lang w:eastAsia="zh-CN"/>
+              </w:rPr>
+              <w:t>test</w:t>
+            </w:r>
+            <w:proofErr w:type="gramEnd"/>
+            <w:r>
+              <w:rPr>
+                <w:rFonts w:ascii="Times New Roman" w:eastAsiaTheme="minorEastAsia" w:hAnsi="Times New Roman"/>
+                <w:bCs/>
+                <w:sz w:val="22"/>
+                <w:szCs w:val="22"/>
+                <w:lang w:eastAsia="zh-CN"/>
+              </w:rPr>
+              <w:t>_</w:t>
+            </w:r>
+            <w:proofErr w:type="gramStart"/>
+            <w:r>
+              <w:rPr>
+                <w:rFonts w:ascii="Times New Roman" w:eastAsiaTheme="minorEastAsia" w:hAnsi="Times New Roman"/>
+                <w:bCs/>
+                <w:sz w:val="22"/>
+                <w:szCs w:val="22"/>
+                <w:lang w:eastAsia="zh-CN"/>
+              </w:rPr>
+              <w:t>date</w:t>
+            </w:r>
+            <w:proofErr w:type="spellEnd"/>
+            <w:r>
+              <w:rPr>
+                <w:rFonts w:ascii="Times New Roman" w:eastAsiaTheme="minorEastAsia" w:hAnsi="Times New Roman"/>
+                <w:bCs/>
+                <w:sz w:val="22"/>
+                <w:szCs w:val="22"/>
+                <w:lang w:eastAsia="zh-CN"/>
+              </w:rPr>
+              <w:t xml:space="preserve"> }</w:t>
+            </w:r>
+            <w:proofErr w:type="gramEnd"/>
+            <w:r>
+              <w:rPr>
+                <w:rFonts w:ascii="Times New Roman" w:eastAsiaTheme="minorEastAsia" w:hAnsi="Times New Roman"/>
+                <w:bCs/>
+                <w:sz w:val="22"/>
+                <w:szCs w:val="22"/>
+                <w:lang w:eastAsia="zh-CN"/>
+              </w:rPr>
+              <w:t>} (Day {{</w:t>
+            </w:r>
+            <w:proofErr w:type="spellStart"/>
+            <w:r>
+              <w:rPr>
+                <w:rFonts w:ascii="Times New Roman" w:eastAsiaTheme="minorEastAsia" w:hAnsi="Times New Roman"/>
+                <w:bCs/>
+                <w:sz w:val="22"/>
+                <w:szCs w:val="22"/>
+                <w:lang w:eastAsia="zh-CN"/>
+              </w:rPr>
+              <w:t>incubation_time</w:t>
+            </w:r>
+            <w:proofErr w:type="spellEnd"/>
+            <w:r>
+              <w:rPr>
+                <w:rFonts w:ascii="Times New Roman" w:eastAsiaTheme="minorEastAsia" w:hAnsi="Times New Roman"/>
+                <w:bCs/>
+                <w:sz w:val="22"/>
+                <w:szCs w:val="22"/>
+                <w:lang w:eastAsia="zh-CN"/>
+              </w:rPr>
+              <w:t xml:space="preserve">}} of incubation), microbial growth was observed in </w:t>
+            </w:r>
+            <w:proofErr w:type="gramStart"/>
+            <w:r>
+              <w:rPr>
+                <w:rFonts w:ascii="Times New Roman" w:eastAsiaTheme="minorEastAsia" w:hAnsi="Times New Roman"/>
+                <w:bCs/>
+                <w:sz w:val="22"/>
+                <w:szCs w:val="22"/>
+                <w:lang w:eastAsia="zh-CN"/>
+              </w:rPr>
+              <w:t xml:space="preserve">{{ </w:t>
+            </w:r>
+            <w:proofErr w:type="spellStart"/>
+            <w:r>
+              <w:rPr>
+                <w:rFonts w:ascii="Times New Roman" w:eastAsiaTheme="minorEastAsia" w:hAnsi="Times New Roman"/>
+                <w:bCs/>
+                <w:sz w:val="22"/>
+                <w:szCs w:val="22"/>
+                <w:lang w:eastAsia="zh-CN"/>
+              </w:rPr>
+              <w:t>positive</w:t>
+            </w:r>
+            <w:proofErr w:type="gramEnd"/>
+            <w:r>
+              <w:rPr>
+                <w:rFonts w:ascii="Times New Roman" w:eastAsiaTheme="minorEastAsia" w:hAnsi="Times New Roman"/>
+                <w:bCs/>
+                <w:sz w:val="22"/>
+                <w:szCs w:val="22"/>
+                <w:lang w:eastAsia="zh-CN"/>
+              </w:rPr>
+              <w:t>_media</w:t>
+            </w:r>
+            <w:proofErr w:type="spellEnd"/>
+            <w:r>
+              <w:rPr>
+                <w:rFonts w:ascii="Times New Roman" w:eastAsiaTheme="minorEastAsia" w:hAnsi="Times New Roman"/>
+                <w:bCs/>
+                <w:sz w:val="22"/>
+                <w:szCs w:val="22"/>
+                <w:lang w:eastAsia="zh-CN"/>
+              </w:rPr>
+              <w:t xml:space="preserve">}} media bottle by analyst </w:t>
+            </w:r>
+            <w:proofErr w:type="gramStart"/>
+            <w:r>
+              <w:rPr>
+                <w:rFonts w:ascii="Times New Roman" w:eastAsiaTheme="minorEastAsia" w:hAnsi="Times New Roman"/>
+                <w:bCs/>
+                <w:sz w:val="22"/>
+                <w:szCs w:val="22"/>
+                <w:lang w:eastAsia="zh-CN"/>
+              </w:rPr>
+              <w:t xml:space="preserve">{{ </w:t>
+            </w:r>
+            <w:proofErr w:type="spellStart"/>
+            <w:r>
+              <w:rPr>
+                <w:rFonts w:ascii="Times New Roman" w:eastAsiaTheme="minorEastAsia" w:hAnsi="Times New Roman"/>
+                <w:bCs/>
+                <w:sz w:val="22"/>
+                <w:szCs w:val="22"/>
+                <w:lang w:eastAsia="zh-CN"/>
+              </w:rPr>
+              <w:t>reading</w:t>
+            </w:r>
+            <w:proofErr w:type="gramEnd"/>
+            <w:r>
+              <w:rPr>
+                <w:rFonts w:ascii="Times New Roman" w:eastAsiaTheme="minorEastAsia" w:hAnsi="Times New Roman"/>
+                <w:bCs/>
+                <w:sz w:val="22"/>
+                <w:szCs w:val="22"/>
+                <w:lang w:eastAsia="zh-CN"/>
+              </w:rPr>
+              <w:t>_</w:t>
+            </w:r>
+            <w:proofErr w:type="gramStart"/>
+            <w:r>
+              <w:rPr>
+                <w:rFonts w:ascii="Times New Roman" w:eastAsiaTheme="minorEastAsia" w:hAnsi="Times New Roman"/>
+                <w:bCs/>
+                <w:sz w:val="22"/>
+                <w:szCs w:val="22"/>
+                <w:lang w:eastAsia="zh-CN"/>
+              </w:rPr>
+              <w:t>name</w:t>
+            </w:r>
+            <w:proofErr w:type="spellEnd"/>
+            <w:r>
+              <w:rPr>
+                <w:rFonts w:ascii="Times New Roman" w:eastAsiaTheme="minorEastAsia" w:hAnsi="Times New Roman"/>
+                <w:bCs/>
+                <w:sz w:val="22"/>
+                <w:szCs w:val="22"/>
+                <w:lang w:eastAsia="zh-CN"/>
+              </w:rPr>
+              <w:t xml:space="preserve"> }</w:t>
+            </w:r>
+            <w:proofErr w:type="gramEnd"/>
+            <w:r>
+              <w:rPr>
+                <w:rFonts w:ascii="Times New Roman" w:eastAsiaTheme="minorEastAsia" w:hAnsi="Times New Roman"/>
+                <w:bCs/>
+                <w:sz w:val="22"/>
+                <w:szCs w:val="22"/>
+                <w:lang w:eastAsia="zh-CN"/>
+              </w:rPr>
+              <w:t xml:space="preserve">} and confirmed by Microbiology Lab Supervisor Robin Seymour. The organism was identified as </w:t>
+            </w:r>
+            <w:proofErr w:type="gramStart"/>
+            <w:r>
+              <w:rPr>
+                <w:rFonts w:ascii="Times New Roman" w:eastAsiaTheme="minorEastAsia" w:hAnsi="Times New Roman"/>
+                <w:bCs/>
+                <w:sz w:val="22"/>
+                <w:szCs w:val="22"/>
+                <w:lang w:eastAsia="zh-CN"/>
+              </w:rPr>
+              <w:t xml:space="preserve">{{ </w:t>
+            </w:r>
+            <w:proofErr w:type="spellStart"/>
+            <w:r>
+              <w:rPr>
+                <w:rFonts w:ascii="Times New Roman" w:eastAsiaTheme="minorEastAsia" w:hAnsi="Times New Roman"/>
+                <w:bCs/>
+                <w:sz w:val="22"/>
+                <w:szCs w:val="22"/>
+                <w:lang w:eastAsia="zh-CN"/>
+              </w:rPr>
+              <w:t>positive</w:t>
+            </w:r>
+            <w:proofErr w:type="gramEnd"/>
+            <w:r>
+              <w:rPr>
+                <w:rFonts w:ascii="Times New Roman" w:eastAsiaTheme="minorEastAsia" w:hAnsi="Times New Roman"/>
+                <w:bCs/>
+                <w:sz w:val="22"/>
+                <w:szCs w:val="22"/>
+                <w:lang w:eastAsia="zh-CN"/>
+              </w:rPr>
+              <w:t>_</w:t>
+            </w:r>
+            <w:proofErr w:type="gramStart"/>
+            <w:r>
+              <w:rPr>
+                <w:rFonts w:ascii="Times New Roman" w:eastAsiaTheme="minorEastAsia" w:hAnsi="Times New Roman"/>
+                <w:bCs/>
+                <w:sz w:val="22"/>
+                <w:szCs w:val="22"/>
+                <w:lang w:eastAsia="zh-CN"/>
+              </w:rPr>
+              <w:t>org</w:t>
+            </w:r>
+            <w:proofErr w:type="spellEnd"/>
+            <w:r>
+              <w:rPr>
+                <w:rFonts w:ascii="Times New Roman" w:eastAsiaTheme="minorEastAsia" w:hAnsi="Times New Roman"/>
+                <w:bCs/>
+                <w:sz w:val="22"/>
+                <w:szCs w:val="22"/>
+                <w:lang w:eastAsia="zh-CN"/>
+              </w:rPr>
+              <w:t xml:space="preserve"> }</w:t>
+            </w:r>
+            <w:proofErr w:type="gramEnd"/>
+            <w:r>
+              <w:rPr>
+                <w:rFonts w:ascii="Times New Roman" w:eastAsiaTheme="minorEastAsia" w:hAnsi="Times New Roman"/>
+                <w:bCs/>
+                <w:sz w:val="22"/>
+                <w:szCs w:val="22"/>
+                <w:lang w:eastAsia="zh-CN"/>
+              </w:rPr>
+              <w:t>} (see Table 1).</w:t>
+            </w:r>
+          </w:p>
+          <w:p>
+            <w:pPr>
+              <w:outlineLvl w:val="0"/>
+              <w:rPr>
+                <w:rFonts w:ascii="Times New Roman" w:eastAsiaTheme="minorEastAsia" w:hAnsi="Times New Roman"/>
+                <w:bCs/>
+                <w:sz w:val="22"/>
+                <w:szCs w:val="22"/>
+                <w:lang w:eastAsia="zh-CN"/>
+              </w:rPr>
+            </w:pPr>
+            <w:r>
+              <w:rPr>
+                <w:rFonts w:ascii="Times New Roman" w:eastAsiaTheme="minorEastAsia" w:hAnsi="Times New Roman"/>
+                <w:bCs/>
+                <w:sz w:val="22"/>
+                <w:szCs w:val="22"/>
+                <w:lang w:eastAsia="zh-CN"/>
+              </w:rPr>
+              <w:t xml:space="preserve"> </w:t>
+            </w:r>
+          </w:p>
+          <w:p>
+            <w:pPr>
+              <w:outlineLvl w:val="0"/>
+              <w:rPr>
+                <w:rFonts w:ascii="Times New Roman" w:eastAsiaTheme="minorEastAsia" w:hAnsi="Times New Roman"/>
+                <w:bCs/>
+                <w:sz w:val="22"/>
+                <w:szCs w:val="22"/>
+                <w:lang w:eastAsia="zh-CN"/>
+              </w:rPr>
+            </w:pPr>
+            <w:r>
+              <w:rPr>
+                <w:rFonts w:ascii="Times New Roman" w:eastAsiaTheme="minorEastAsia" w:hAnsi="Times New Roman"/>
+                <w:bCs/>
+                <w:sz w:val="22"/>
+                <w:szCs w:val="22"/>
+                <w:lang w:eastAsia="zh-CN"/>
+              </w:rPr>
+              <w:t>The culture media used were within expiry. Negative control media bottles were processed and incubated under identical conditions and showed no microbial growth, confirming the integrity of the test procedure.</w:t>
+            </w:r>
+          </w:p>
+          <w:p>
+            <w:pPr>
+              <w:outlineLvl w:val="0"/>
+              <w:rPr>
+                <w:rFonts w:ascii="Times New Roman" w:eastAsiaTheme="minorEastAsia" w:hAnsi="Times New Roman"/>
+                <w:bCs/>
+                <w:sz w:val="22"/>
+                <w:szCs w:val="22"/>
+                <w:lang w:eastAsia="zh-CN"/>
+              </w:rPr>
+            </w:pPr>
+          </w:p>
+          <w:p>
+            <w:pPr>
+              <w:outlineLvl w:val="0"/>
+              <w:rPr>
+                <w:rFonts w:ascii="Times New Roman" w:eastAsiaTheme="minorEastAsia" w:hAnsi="Times New Roman"/>
+                <w:bCs/>
+                <w:sz w:val="22"/>
+                <w:szCs w:val="22"/>
+                <w:lang w:eastAsia="zh-CN"/>
+              </w:rPr>
+            </w:pPr>
+            <w:proofErr w:type="gramStart"/>
+            <w:r>
+              <w:rPr>
+                <w:rFonts w:ascii="Times New Roman" w:eastAsiaTheme="minorEastAsia" w:hAnsi="Times New Roman"/>
+                <w:bCs/>
+                <w:sz w:val="22"/>
+                <w:szCs w:val="22"/>
+                <w:lang w:eastAsia="zh-CN"/>
+              </w:rPr>
+              <w:t xml:space="preserve">{{ </w:t>
+            </w:r>
+            <w:proofErr w:type="spellStart"/>
+            <w:r>
+              <w:rPr>
+                <w:rFonts w:ascii="Times New Roman" w:eastAsiaTheme="minorEastAsia" w:hAnsi="Times New Roman"/>
+                <w:bCs/>
+                <w:sz w:val="22"/>
+                <w:szCs w:val="22"/>
+                <w:lang w:eastAsia="zh-CN"/>
+              </w:rPr>
+              <w:t>narrative</w:t>
+            </w:r>
+            <w:proofErr w:type="gramEnd"/>
+            <w:r>
+              <w:rPr>
+                <w:rFonts w:ascii="Times New Roman" w:eastAsiaTheme="minorEastAsia" w:hAnsi="Times New Roman"/>
+                <w:bCs/>
+                <w:sz w:val="22"/>
+                <w:szCs w:val="22"/>
+                <w:lang w:eastAsia="zh-CN"/>
+              </w:rPr>
+              <w:t>_</w:t>
+            </w:r>
+            <w:proofErr w:type="gramStart"/>
+            <w:r>
+              <w:rPr>
+                <w:rFonts w:ascii="Times New Roman" w:eastAsiaTheme="minorEastAsia" w:hAnsi="Times New Roman"/>
+                <w:bCs/>
+                <w:sz w:val="22"/>
+                <w:szCs w:val="22"/>
+                <w:lang w:eastAsia="zh-CN"/>
+              </w:rPr>
+              <w:t>summary</w:t>
+            </w:r>
+            <w:proofErr w:type="spellEnd"/>
+            <w:r>
+              <w:rPr>
+                <w:rFonts w:ascii="Times New Roman" w:eastAsiaTheme="minorEastAsia" w:hAnsi="Times New Roman"/>
+                <w:bCs/>
+                <w:sz w:val="22"/>
+                <w:szCs w:val="22"/>
+                <w:lang w:eastAsia="zh-CN"/>
+              </w:rPr>
+              <w:t xml:space="preserve"> }</w:t>
+            </w:r>
+            <w:proofErr w:type="gramEnd"/>
+            <w:r>
+              <w:rPr>
+                <w:rFonts w:ascii="Times New Roman" w:eastAsiaTheme="minorEastAsia" w:hAnsi="Times New Roman"/>
+                <w:bCs/>
+                <w:sz w:val="22"/>
+                <w:szCs w:val="22"/>
+                <w:lang w:eastAsia="zh-CN"/>
+              </w:rPr>
+              <w:t xml:space="preserve">} </w:t>
+            </w:r>
+          </w:p>
+          <w:p>
+            <w:pPr>
+              <w:outlineLvl w:val="0"/>
+              <w:rPr>
+                <w:rFonts w:ascii="Times New Roman" w:eastAsiaTheme="minorEastAsia" w:hAnsi="Times New Roman"/>
+                <w:bCs/>
+                <w:sz w:val="22"/>
+                <w:szCs w:val="22"/>
+                <w:lang w:eastAsia="zh-CN"/>
+              </w:rPr>
+            </w:pPr>
+          </w:p>
+          <w:p>
+            <w:pPr>
+              <w:outlineLvl w:val="0"/>
+              <w:rPr>
+                <w:rFonts w:ascii="Times New Roman" w:eastAsiaTheme="minorEastAsia" w:hAnsi="Times New Roman"/>
+                <w:bCs/>
+                <w:sz w:val="22"/>
+                <w:szCs w:val="22"/>
+                <w:lang w:eastAsia="zh-CN"/>
+              </w:rPr>
+            </w:pPr>
+            <w:r>
+              <w:rPr>
+                <w:rFonts w:ascii="Times New Roman" w:eastAsiaTheme="minorEastAsia" w:hAnsi="Times New Roman"/>
+                <w:bCs/>
+                <w:sz w:val="22"/>
+                <w:szCs w:val="22"/>
+                <w:lang w:eastAsia="zh-CN"/>
+              </w:rPr>
+              <w:t xml:space="preserve">The analysts confirmed full compliance with cleaning procedures as outlined in SOPs 2.600.018 (Cleaning and Disinfecting Procedure for Microbiology) and 2.600.008 (USP &lt;71&gt; / EP 2.6.1 Sterility Test). </w:t>
+            </w:r>
+          </w:p>
+          <w:p>
+            <w:pPr>
+              <w:outlineLvl w:val="0"/>
+              <w:rPr>
+                <w:rFonts w:ascii="Times New Roman" w:eastAsiaTheme="minorEastAsia" w:hAnsi="Times New Roman"/>
+                <w:bCs/>
+                <w:sz w:val="22"/>
+                <w:szCs w:val="22"/>
+                <w:lang w:eastAsia="zh-CN"/>
+              </w:rPr>
+            </w:pPr>
+          </w:p>
+          <w:p>
+            <w:pPr>
+              <w:outlineLvl w:val="0"/>
+              <w:rPr>
+                <w:rFonts w:ascii="Times New Roman" w:eastAsiaTheme="minorEastAsia" w:hAnsi="Times New Roman"/>
+                <w:bCs/>
+                <w:sz w:val="22"/>
+                <w:szCs w:val="22"/>
+                <w:lang w:eastAsia="zh-CN"/>
+              </w:rPr>
+            </w:pPr>
+            <w:r>
+              <w:rPr>
+                <w:rFonts w:ascii="Times New Roman" w:eastAsiaTheme="minorEastAsia" w:hAnsi="Times New Roman"/>
+                <w:bCs/>
+                <w:sz w:val="22"/>
+                <w:szCs w:val="22"/>
+                <w:lang w:eastAsia="zh-CN"/>
+              </w:rPr>
+              <w:t xml:space="preserve">Monthly cleaning and disinfection of the outermost ISO 8 Anteroom, the middle ISO 7 Buffer room, the innermost ISO 7 cleanroom, and its containing ISO 5 Biosafety Cabinets for CR </w:t>
+            </w:r>
+            <w:proofErr w:type="gramStart"/>
+            <w:r>
+              <w:rPr>
+                <w:rFonts w:ascii="Times New Roman" w:eastAsiaTheme="minorEastAsia" w:hAnsi="Times New Roman"/>
+                <w:bCs/>
+                <w:sz w:val="22"/>
+                <w:szCs w:val="22"/>
+                <w:lang w:eastAsia="zh-CN"/>
+              </w:rPr>
+              <w:t xml:space="preserve">{{ </w:t>
+            </w:r>
+            <w:proofErr w:type="spellStart"/>
+            <w:r>
+              <w:rPr>
+                <w:rFonts w:ascii="Times New Roman" w:eastAsiaTheme="minorEastAsia" w:hAnsi="Times New Roman"/>
+                <w:bCs/>
+                <w:sz w:val="22"/>
+                <w:szCs w:val="22"/>
+                <w:lang w:eastAsia="zh-CN"/>
+              </w:rPr>
+              <w:t>cr</w:t>
+            </w:r>
+            <w:proofErr w:type="gramEnd"/>
+            <w:r>
+              <w:rPr>
+                <w:rFonts w:ascii="Times New Roman" w:eastAsiaTheme="minorEastAsia" w:hAnsi="Times New Roman"/>
+                <w:bCs/>
+                <w:sz w:val="22"/>
+                <w:szCs w:val="22"/>
+                <w:lang w:eastAsia="zh-CN"/>
+              </w:rPr>
+              <w:t>_</w:t>
+            </w:r>
+            <w:proofErr w:type="gramStart"/>
+            <w:r>
+              <w:rPr>
+                <w:rFonts w:ascii="Times New Roman" w:eastAsiaTheme="minorEastAsia" w:hAnsi="Times New Roman"/>
+                <w:bCs/>
+                <w:sz w:val="22"/>
+                <w:szCs w:val="22"/>
+                <w:lang w:eastAsia="zh-CN"/>
+              </w:rPr>
+              <w:t>suit</w:t>
+            </w:r>
+            <w:proofErr w:type="spellEnd"/>
+            <w:r>
+              <w:rPr>
+                <w:rFonts w:ascii="Times New Roman" w:eastAsiaTheme="minorEastAsia" w:hAnsi="Times New Roman"/>
+                <w:bCs/>
+                <w:sz w:val="22"/>
+                <w:szCs w:val="22"/>
+                <w:lang w:eastAsia="zh-CN"/>
+              </w:rPr>
+              <w:t xml:space="preserve"> }</w:t>
+            </w:r>
+            <w:proofErr w:type="gramEnd"/>
+            <w:r>
+              <w:rPr>
+                <w:rFonts w:ascii="Times New Roman" w:eastAsiaTheme="minorEastAsia" w:hAnsi="Times New Roman"/>
+                <w:bCs/>
+                <w:sz w:val="22"/>
+                <w:szCs w:val="22"/>
+                <w:lang w:eastAsia="zh-CN"/>
+              </w:rPr>
+              <w:t xml:space="preserve">} was performed on </w:t>
+            </w:r>
+            <w:proofErr w:type="gramStart"/>
+            <w:r>
+              <w:rPr>
+                <w:rFonts w:ascii="Times New Roman" w:eastAsiaTheme="minorEastAsia" w:hAnsi="Times New Roman"/>
+                <w:bCs/>
+                <w:sz w:val="22"/>
+                <w:szCs w:val="22"/>
+                <w:lang w:eastAsia="zh-CN"/>
+              </w:rPr>
+              <w:t xml:space="preserve">{{ </w:t>
+            </w:r>
+            <w:proofErr w:type="spellStart"/>
+            <w:r>
+              <w:rPr>
+                <w:rFonts w:ascii="Times New Roman" w:eastAsiaTheme="minorEastAsia" w:hAnsi="Times New Roman"/>
+                <w:bCs/>
+                <w:sz w:val="22"/>
+                <w:szCs w:val="22"/>
+                <w:lang w:eastAsia="zh-CN"/>
+              </w:rPr>
+              <w:t>monthly</w:t>
+            </w:r>
+            <w:proofErr w:type="gramEnd"/>
+            <w:r>
+              <w:rPr>
+                <w:rFonts w:ascii="Times New Roman" w:eastAsiaTheme="minorEastAsia" w:hAnsi="Times New Roman"/>
+                <w:bCs/>
+                <w:sz w:val="22"/>
+                <w:szCs w:val="22"/>
+                <w:lang w:eastAsia="zh-CN"/>
+              </w:rPr>
+              <w:t>_cleaning_</w:t>
+            </w:r>
+            <w:proofErr w:type="gramStart"/>
+            <w:r>
+              <w:rPr>
+                <w:rFonts w:ascii="Times New Roman" w:eastAsiaTheme="minorEastAsia" w:hAnsi="Times New Roman"/>
+                <w:bCs/>
+                <w:sz w:val="22"/>
+                <w:szCs w:val="22"/>
+                <w:lang w:eastAsia="zh-CN"/>
+              </w:rPr>
+              <w:t>date</w:t>
+            </w:r>
+            <w:proofErr w:type="spellEnd"/>
+            <w:r>
+              <w:rPr>
+                <w:rFonts w:ascii="Times New Roman" w:eastAsiaTheme="minorEastAsia" w:hAnsi="Times New Roman"/>
+                <w:bCs/>
+                <w:sz w:val="22"/>
+                <w:szCs w:val="22"/>
+                <w:lang w:eastAsia="zh-CN"/>
+              </w:rPr>
+              <w:t xml:space="preserve"> }</w:t>
+            </w:r>
+            <w:proofErr w:type="gramEnd"/>
+            <w:r>
+              <w:rPr>
+                <w:rFonts w:ascii="Times New Roman" w:eastAsiaTheme="minorEastAsia" w:hAnsi="Times New Roman"/>
+                <w:bCs/>
+                <w:sz w:val="22"/>
+                <w:szCs w:val="22"/>
+                <w:lang w:eastAsia="zh-CN"/>
+              </w:rPr>
+              <w:t xml:space="preserve">}, as per SOP 2.600.018 (Cleaning and Disinfecting Procedure for Microbiology) During </w:t>
+            </w:r>
+            <w:r>
+              <w:rPr>
+                <w:rFonts w:ascii="Times New Roman" w:eastAsiaTheme="minorEastAsia" w:hAnsi="Times New Roman"/>
+                <w:bCs/>
+                <w:sz w:val="22"/>
+                <w:szCs w:val="22"/>
+                <w:lang w:eastAsia="zh-CN"/>
+              </w:rPr>
               <w:lastRenderedPageBreak/>
-              <w:t xml:space="preserve">All the analysts involved in the testing, the processing analyst ({{ analyst_name }}) and the reading analyst who confirmed the positive result ({{ reading_name }}), were interviewed comprehensively. Their answers are recorded throughout this document. </w:t>
-            </w:r>
-          </w:p>
-          <w:p>
-            <w:pPr>
-              <w:outlineLvl w:val="0"/>
-              <w:rPr>
-                <w:rFonts w:ascii="Times New Roman" w:eastAsiaTheme="minorEastAsia" w:hAnsi="Times New Roman"/>
-                <w:bCs/>
-                <w:sz w:val="22"/>
-                <w:szCs w:val="22"/>
-                <w:lang w:eastAsia="zh-CN"/>
-              </w:rPr>
-            </w:pPr>
-          </w:p>
-          <w:p>
-            <w:pPr>
-              <w:outlineLvl w:val="0"/>
-              <w:rPr>
-                <w:rFonts w:ascii="Times New Roman" w:eastAsiaTheme="minorEastAsia" w:hAnsi="Times New Roman"/>
-                <w:bCs/>
-                <w:sz w:val="22"/>
-                <w:szCs w:val="22"/>
-                <w:lang w:eastAsia="zh-CN"/>
-              </w:rPr>
-            </w:pPr>
-            <w:r>
-              <w:rPr>
-                <w:rFonts w:ascii="Times New Roman" w:eastAsiaTheme="minorEastAsia" w:hAnsi="Times New Roman"/>
-                <w:bCs/>
-                <w:sz w:val="22"/>
-                <w:szCs w:val="22"/>
-                <w:lang w:eastAsia="zh-CN"/>
-              </w:rPr>
-              <w:t>Upon arrival, the sample was stored in accordance with the Client’s instructions. Analyst {{ prepper_name }} verified the sample’s integrity throughout both the preparation and processing stages. No leaks or turbidity were observed at any point, verifying the integrity of the sample.</w:t>
-            </w:r>
-          </w:p>
-          <w:p>
-            <w:pPr>
-              <w:outlineLvl w:val="0"/>
-              <w:rPr>
-                <w:rFonts w:ascii="Times New Roman" w:eastAsiaTheme="minorEastAsia" w:hAnsi="Times New Roman"/>
-                <w:bCs/>
-                <w:sz w:val="22"/>
-                <w:szCs w:val="22"/>
-                <w:lang w:eastAsia="zh-CN"/>
-              </w:rPr>
-            </w:pPr>
-          </w:p>
-          <w:p>
-            <w:pPr>
-              <w:outlineLvl w:val="0"/>
-              <w:rPr>
-                <w:rFonts w:ascii="Times New Roman" w:eastAsiaTheme="minorEastAsia" w:hAnsi="Times New Roman"/>
-                <w:bCs/>
-                <w:sz w:val="22"/>
-                <w:szCs w:val="22"/>
-                <w:lang w:eastAsia="zh-CN"/>
-              </w:rPr>
-            </w:pPr>
-            <w:r>
-              <w:rPr>
-                <w:rFonts w:ascii="Times New Roman" w:eastAsiaTheme="minorEastAsia" w:hAnsi="Times New Roman"/>
-                <w:bCs/>
-                <w:sz w:val="22"/>
-                <w:szCs w:val="22"/>
-                <w:lang w:eastAsia="zh-CN"/>
-              </w:rPr>
-              <w:t>All reagents and supplies mentioned in the material section above were stored according to the suppliers’ recommendations, and their integrity was visually verified before utilization. Moreover, all reagents and supplies had valid expiration dates. The functionality of all equipment was confirmed by reviewing data generated by our comprehensive in-house continuous monitoring system.</w:t>
-            </w:r>
-          </w:p>
-          <w:p>
-            <w:pPr>
-              <w:outlineLvl w:val="0"/>
-              <w:rPr>
-                <w:rFonts w:ascii="Times New Roman" w:eastAsiaTheme="minorEastAsia" w:hAnsi="Times New Roman"/>
-                <w:bCs/>
-                <w:sz w:val="22"/>
-                <w:szCs w:val="22"/>
-                <w:lang w:eastAsia="zh-CN"/>
-              </w:rPr>
-            </w:pPr>
-            <w:r>
-              <w:rPr>
-                <w:rFonts w:ascii="Times New Roman" w:eastAsiaTheme="minorEastAsia" w:hAnsi="Times New Roman"/>
-                <w:bCs/>
-                <w:sz w:val="22"/>
-                <w:szCs w:val="22"/>
-                <w:lang w:eastAsia="zh-CN"/>
-              </w:rPr>
-              <w:t>{{ equipment_summary }}</w:t>
-            </w:r>
-          </w:p>
-          <w:p>
-            <w:pPr>
-              <w:outlineLvl w:val="0"/>
-              <w:rPr>
-                <w:rFonts w:ascii="Times New Roman" w:eastAsiaTheme="minorEastAsia" w:hAnsi="Times New Roman"/>
-                <w:bCs/>
-                <w:sz w:val="22"/>
-                <w:szCs w:val="22"/>
-                <w:lang w:eastAsia="zh-CN"/>
-              </w:rPr>
-            </w:pPr>
-          </w:p>
-          <w:p>
-            <w:pPr>
-              <w:outlineLvl w:val="0"/>
-              <w:rPr>
-                <w:rFonts w:ascii="Times New Roman" w:eastAsiaTheme="minorEastAsia" w:hAnsi="Times New Roman"/>
-                <w:bCs/>
-                <w:sz w:val="22"/>
-                <w:szCs w:val="22"/>
-                <w:lang w:eastAsia="zh-CN"/>
-              </w:rPr>
-            </w:pPr>
-            <w:r>
-              <w:rPr>
-                <w:rFonts w:ascii="Times New Roman" w:eastAsiaTheme="minorEastAsia" w:hAnsi="Times New Roman"/>
-                <w:bCs/>
-                <w:sz w:val="22"/>
-                <w:szCs w:val="22"/>
-                <w:lang w:eastAsia="zh-CN"/>
-              </w:rPr>
-              <w:t>On {{received_data}}, the sample vials for {{ sample_id }} were received from the Sample Submissions team and brought into the Sterile Microbiology lab. Upon arrival, each sample vial was sprayed with an acidified bleach disinfectant, placed into pre-disinfected bins, and allowed a 10-minute contact time. The secondary disinfection happened in the ISO 8 anteroom (Suite {{ cr_suit }})), where the vials were again treated with acidified bleach and provided a 10‑minute contact time before processing. Subsequently, the vials were moved into the ISO 7 cleanroom Suite {{ cr_suit }}({{ suit }}). Inside this cleanroom, the processing analyst, {{ analyst_name }}, performed a final disinfection step, allowing an additional 10-minute contact time. Once fully disinfected, the vials were transferred into the ISO 5 BSC E00{{bsc_id}}.</w:t>
-            </w:r>
-          </w:p>
-          <w:p>
-            <w:pPr>
-              <w:outlineLvl w:val="0"/>
-              <w:rPr>
-                <w:rFonts w:ascii="Times New Roman" w:eastAsiaTheme="minorEastAsia" w:hAnsi="Times New Roman"/>
-                <w:bCs/>
-                <w:sz w:val="22"/>
-                <w:szCs w:val="22"/>
-                <w:lang w:eastAsia="zh-CN"/>
-              </w:rPr>
-            </w:pPr>
-          </w:p>
-          <w:p>
-            <w:pPr>
-              <w:outlineLvl w:val="0"/>
-              <w:rPr>
-                <w:rFonts w:ascii="Times New Roman" w:eastAsiaTheme="minorEastAsia" w:hAnsi="Times New Roman"/>
-                <w:bCs/>
-                <w:sz w:val="22"/>
-                <w:szCs w:val="22"/>
-                <w:lang w:eastAsia="zh-CN"/>
-              </w:rPr>
-            </w:pPr>
-            <w:r>
-              <w:rPr>
-                <w:rFonts w:ascii="Times New Roman" w:eastAsiaTheme="minorEastAsia" w:hAnsi="Times New Roman"/>
-                <w:bCs/>
-                <w:sz w:val="22"/>
-                <w:szCs w:val="22"/>
-                <w:lang w:eastAsia="zh-CN"/>
-              </w:rPr>
-              <w:t xml:space="preserve">Once transferred into the ISO 5 BSC, the vials were placed on the disinfected working surface of the BSC E00{{bsc_id}} and aseptically opened and tested in accordance with SOP 2.600.008 (USP / EP 2.6.1 Sterility Test). Following testing, the media bottles were subsequently transferred into designated incubators, E001356 and E001357, to initiate incubation. </w:t>
-            </w:r>
-          </w:p>
-          <w:p>
-            <w:pPr>
-              <w:outlineLvl w:val="0"/>
-              <w:rPr>
-                <w:rFonts w:ascii="Times New Roman" w:eastAsiaTheme="minorEastAsia" w:hAnsi="Times New Roman"/>
-                <w:bCs/>
-                <w:sz w:val="22"/>
-                <w:szCs w:val="22"/>
-                <w:lang w:eastAsia="zh-CN"/>
-              </w:rPr>
-            </w:pPr>
-          </w:p>
-          <w:p>
-            <w:pPr>
-              <w:outlineLvl w:val="0"/>
-              <w:rPr>
-                <w:rFonts w:ascii="Times New Roman" w:eastAsiaTheme="minorEastAsia" w:hAnsi="Times New Roman"/>
-                <w:bCs/>
-                <w:sz w:val="22"/>
-                <w:szCs w:val="22"/>
-                <w:lang w:eastAsia="zh-CN"/>
-              </w:rPr>
-            </w:pPr>
-            <w:r>
-              <w:rPr>
-                <w:rFonts w:ascii="Times New Roman" w:eastAsiaTheme="minorEastAsia" w:hAnsi="Times New Roman"/>
-                <w:bCs/>
-                <w:sz w:val="22"/>
-                <w:szCs w:val="22"/>
-                <w:lang w:eastAsia="zh-CN"/>
-              </w:rPr>
-              <w:t>On {{ test_date }} (Day {{incubation_time}} of incubation), microbial growth was observed in {{ positive_media}} media bottle by analyst {{ reading_name }} and confirmed by Microbiology Lab Supervisor Robin Seymour. The organism was identified as {{ positive_org }} (see Table 1).</w:t>
-            </w:r>
-          </w:p>
-          <w:p>
-            <w:pPr>
-              <w:outlineLvl w:val="0"/>
-              <w:rPr>
-                <w:rFonts w:ascii="Times New Roman" w:eastAsiaTheme="minorEastAsia" w:hAnsi="Times New Roman"/>
-                <w:bCs/>
-                <w:sz w:val="22"/>
-                <w:szCs w:val="22"/>
-                <w:lang w:eastAsia="zh-CN"/>
-              </w:rPr>
-            </w:pPr>
-            <w:r>
-              <w:rPr>
-                <w:rFonts w:ascii="Times New Roman" w:eastAsiaTheme="minorEastAsia" w:hAnsi="Times New Roman"/>
-                <w:bCs/>
-                <w:sz w:val="22"/>
-                <w:szCs w:val="22"/>
-                <w:lang w:eastAsia="zh-CN"/>
-              </w:rPr>
-              <w:t xml:space="preserve"> </w:t>
-            </w:r>
-          </w:p>
-          <w:p>
-            <w:pPr>
-              <w:outlineLvl w:val="0"/>
-              <w:rPr>
-                <w:rFonts w:ascii="Times New Roman" w:eastAsiaTheme="minorEastAsia" w:hAnsi="Times New Roman"/>
-                <w:bCs/>
-                <w:sz w:val="22"/>
-                <w:szCs w:val="22"/>
-                <w:lang w:eastAsia="zh-CN"/>
-              </w:rPr>
-            </w:pPr>
-            <w:r>
-              <w:rPr>
-                <w:rFonts w:ascii="Times New Roman" w:eastAsiaTheme="minorEastAsia" w:hAnsi="Times New Roman"/>
-                <w:bCs/>
-                <w:sz w:val="22"/>
-                <w:szCs w:val="22"/>
-                <w:lang w:eastAsia="zh-CN"/>
-              </w:rPr>
-              <w:t>The culture media used were within expiry. Negative control media bottles were processed and incubated under identical conditions and showed no microbial growth, confirming the integrity of the test procedure.</w:t>
-            </w:r>
-          </w:p>
-          <w:p>
-            <w:pPr>
-              <w:outlineLvl w:val="0"/>
-              <w:rPr>
-                <w:rFonts w:ascii="Times New Roman" w:eastAsiaTheme="minorEastAsia" w:hAnsi="Times New Roman"/>
-                <w:bCs/>
-                <w:sz w:val="22"/>
-                <w:szCs w:val="22"/>
-                <w:lang w:eastAsia="zh-CN"/>
-              </w:rPr>
-            </w:pPr>
-          </w:p>
-          <w:p>
-            <w:pPr>
-              <w:outlineLvl w:val="0"/>
-              <w:rPr>
-                <w:rFonts w:ascii="Times New Roman" w:eastAsiaTheme="minorEastAsia" w:hAnsi="Times New Roman"/>
-                <w:bCs/>
-                <w:sz w:val="22"/>
-                <w:szCs w:val="22"/>
-                <w:lang w:eastAsia="zh-CN"/>
-              </w:rPr>
-            </w:pPr>
-            <w:r>
-              <w:rPr>
-                <w:rFonts w:ascii="Times New Roman" w:eastAsiaTheme="minorEastAsia" w:hAnsi="Times New Roman"/>
-                <w:bCs/>
-                <w:sz w:val="22"/>
-                <w:szCs w:val="22"/>
-                <w:lang w:eastAsia="zh-CN"/>
-              </w:rPr>
-              <w:t xml:space="preserve">{{ narrative_summary }} </w:t>
-            </w:r>
-          </w:p>
-          <w:p>
-            <w:pPr>
-              <w:outlineLvl w:val="0"/>
-              <w:rPr>
-                <w:rFonts w:ascii="Times New Roman" w:eastAsiaTheme="minorEastAsia" w:hAnsi="Times New Roman"/>
-                <w:bCs/>
-                <w:sz w:val="22"/>
-                <w:szCs w:val="22"/>
-                <w:lang w:eastAsia="zh-CN"/>
-              </w:rPr>
-            </w:pPr>
-          </w:p>
-          <w:p>
-            <w:pPr>
-              <w:outlineLvl w:val="0"/>
-              <w:rPr>
-                <w:rFonts w:ascii="Times New Roman" w:eastAsiaTheme="minorEastAsia" w:hAnsi="Times New Roman"/>
-                <w:bCs/>
-                <w:sz w:val="22"/>
-                <w:szCs w:val="22"/>
-                <w:lang w:eastAsia="zh-CN"/>
-              </w:rPr>
-            </w:pPr>
-            <w:r>
-              <w:rPr>
-                <w:rFonts w:ascii="Times New Roman" w:eastAsiaTheme="minorEastAsia" w:hAnsi="Times New Roman"/>
-                <w:bCs/>
-                <w:sz w:val="22"/>
-                <w:szCs w:val="22"/>
-                <w:lang w:eastAsia="zh-CN"/>
-              </w:rPr>
-              <w:t xml:space="preserve">The analysts confirmed full compliance with cleaning procedures as outlined in SOPs 2.600.018 (Cleaning and Disinfecting Procedure for Microbiology) and 2.600.008 (USP &lt;71&gt; / EP 2.6.1 Sterility Test). </w:t>
-            </w:r>
-          </w:p>
-          <w:p>
-            <w:pPr>
-              <w:outlineLvl w:val="0"/>
-              <w:rPr>
-                <w:rFonts w:ascii="Times New Roman" w:eastAsiaTheme="minorEastAsia" w:hAnsi="Times New Roman"/>
-                <w:bCs/>
-                <w:sz w:val="22"/>
-                <w:szCs w:val="22"/>
-                <w:lang w:eastAsia="zh-CN"/>
-              </w:rPr>
-            </w:pPr>
-          </w:p>
-          <w:p>
-            <w:pPr>
-              <w:outlineLvl w:val="0"/>
-              <w:rPr>
-                <w:rFonts w:ascii="Times New Roman" w:eastAsiaTheme="minorEastAsia" w:hAnsi="Times New Roman"/>
-                <w:bCs/>
-                <w:sz w:val="22"/>
-                <w:szCs w:val="22"/>
-                <w:lang w:eastAsia="zh-CN"/>
-              </w:rPr>
-            </w:pPr>
-            <w:r>
-              <w:rPr>
-                <w:rFonts w:ascii="Times New Roman" w:eastAsiaTheme="minorEastAsia" w:hAnsi="Times New Roman"/>
-                <w:bCs/>
-                <w:sz w:val="22"/>
-                <w:szCs w:val="22"/>
-                <w:lang w:eastAsia="zh-CN"/>
-              </w:rPr>
-              <w:t xml:space="preserve">Monthly cleaning and disinfection of the outermost ISO 8 Anteroom, the middle ISO 7 Buffer room, the innermost ISO 7 cleanroom, and its containing ISO 5 Biosafety Cabinets for CR {{ cr_suit }} was performed on {{ monthly_cleaning_date }}, as per SOP 2.600.018 (Cleaning and Disinfecting Procedure for Microbiology) During both cleaning cycles, it was documented that all H₂O₂ indicators passed. This confirms the efficient monthly cleaning of all three parts of Cleanrooms {{ cr_suit }}. </w:t>
-            </w:r>
-          </w:p>
-          <w:p>
-            <w:pPr>
-              <w:outlineLvl w:val="0"/>
-              <w:rPr>
-                <w:rFonts w:ascii="Times New Roman" w:eastAsiaTheme="minorEastAsia" w:hAnsi="Times New Roman"/>
-                <w:bCs/>
-                <w:sz w:val="22"/>
-                <w:szCs w:val="22"/>
-                <w:lang w:eastAsia="zh-CN"/>
-              </w:rPr>
-            </w:pPr>
-          </w:p>
-          <w:p>
-            <w:pPr>
-              <w:outlineLvl w:val="0"/>
-              <w:rPr>
-                <w:rFonts w:ascii="Times New Roman" w:eastAsiaTheme="minorEastAsia" w:hAnsi="Times New Roman"/>
-                <w:bCs/>
-                <w:sz w:val="22"/>
-                <w:szCs w:val="22"/>
-                <w:lang w:eastAsia="zh-CN"/>
-              </w:rPr>
-            </w:pPr>
-            <w:r>
-              <w:rPr>
-                <w:rFonts w:ascii="Times New Roman" w:eastAsiaTheme="minorEastAsia" w:hAnsi="Times New Roman"/>
-                <w:bCs/>
-                <w:sz w:val="22"/>
-                <w:szCs w:val="22"/>
-                <w:lang w:eastAsia="zh-CN"/>
-              </w:rPr>
-              <w:t>{{ sample_history_paragraph }}</w:t>
-            </w:r>
-          </w:p>
-          <w:p>
-            <w:pPr>
-              <w:outlineLvl w:val="0"/>
-              <w:rPr>
-                <w:rFonts w:ascii="Times New Roman" w:eastAsiaTheme="minorEastAsia" w:hAnsi="Times New Roman"/>
-                <w:bCs/>
-                <w:sz w:val="22"/>
-                <w:szCs w:val="22"/>
-                <w:lang w:eastAsia="zh-CN"/>
-              </w:rPr>
-            </w:pPr>
-          </w:p>
-          <w:p>
-            <w:pPr>
-              <w:outlineLvl w:val="0"/>
-              <w:rPr>
-                <w:rFonts w:ascii="Times New Roman" w:eastAsiaTheme="minorEastAsia" w:hAnsi="Times New Roman"/>
-                <w:bCs/>
-                <w:sz w:val="22"/>
-                <w:szCs w:val="22"/>
-                <w:lang w:eastAsia="zh-CN"/>
-              </w:rPr>
-            </w:pPr>
-            <w:r>
-              <w:rPr>
-                <w:rFonts w:ascii="Times New Roman" w:eastAsiaTheme="minorEastAsia" w:hAnsi="Times New Roman"/>
-                <w:bCs/>
-                <w:sz w:val="22"/>
-                <w:szCs w:val="22"/>
-                <w:lang w:eastAsia="zh-CN"/>
-              </w:rPr>
-              <w:t>To assess the potential for sample-to-sample contamination contributing to the positive results, a comprehensive review was conducted of all samples processed on the same day. {{ cross_contamination_summary }}</w:t>
+              <w:t xml:space="preserve">both cleaning cycles, it was documented that all H₂O₂ indicators passed. This confirms the efficient monthly cleaning of all three parts of Cleanrooms </w:t>
+            </w:r>
+            <w:proofErr w:type="gramStart"/>
+            <w:r>
+              <w:rPr>
+                <w:rFonts w:ascii="Times New Roman" w:eastAsiaTheme="minorEastAsia" w:hAnsi="Times New Roman"/>
+                <w:bCs/>
+                <w:sz w:val="22"/>
+                <w:szCs w:val="22"/>
+                <w:lang w:eastAsia="zh-CN"/>
+              </w:rPr>
+              <w:t xml:space="preserve">{{ </w:t>
+            </w:r>
+            <w:proofErr w:type="spellStart"/>
+            <w:r>
+              <w:rPr>
+                <w:rFonts w:ascii="Times New Roman" w:eastAsiaTheme="minorEastAsia" w:hAnsi="Times New Roman"/>
+                <w:bCs/>
+                <w:sz w:val="22"/>
+                <w:szCs w:val="22"/>
+                <w:lang w:eastAsia="zh-CN"/>
+              </w:rPr>
+              <w:t>cr</w:t>
+            </w:r>
+            <w:proofErr w:type="gramEnd"/>
+            <w:r>
+              <w:rPr>
+                <w:rFonts w:ascii="Times New Roman" w:eastAsiaTheme="minorEastAsia" w:hAnsi="Times New Roman"/>
+                <w:bCs/>
+                <w:sz w:val="22"/>
+                <w:szCs w:val="22"/>
+                <w:lang w:eastAsia="zh-CN"/>
+              </w:rPr>
+              <w:t>_</w:t>
+            </w:r>
+            <w:proofErr w:type="gramStart"/>
+            <w:r>
+              <w:rPr>
+                <w:rFonts w:ascii="Times New Roman" w:eastAsiaTheme="minorEastAsia" w:hAnsi="Times New Roman"/>
+                <w:bCs/>
+                <w:sz w:val="22"/>
+                <w:szCs w:val="22"/>
+                <w:lang w:eastAsia="zh-CN"/>
+              </w:rPr>
+              <w:t>suit</w:t>
+            </w:r>
+            <w:proofErr w:type="spellEnd"/>
+            <w:r>
+              <w:rPr>
+                <w:rFonts w:ascii="Times New Roman" w:eastAsiaTheme="minorEastAsia" w:hAnsi="Times New Roman"/>
+                <w:bCs/>
+                <w:sz w:val="22"/>
+                <w:szCs w:val="22"/>
+                <w:lang w:eastAsia="zh-CN"/>
+              </w:rPr>
+              <w:t xml:space="preserve"> }</w:t>
+            </w:r>
+            <w:proofErr w:type="gramEnd"/>
+            <w:r>
+              <w:rPr>
+                <w:rFonts w:ascii="Times New Roman" w:eastAsiaTheme="minorEastAsia" w:hAnsi="Times New Roman"/>
+                <w:bCs/>
+                <w:sz w:val="22"/>
+                <w:szCs w:val="22"/>
+                <w:lang w:eastAsia="zh-CN"/>
+              </w:rPr>
+              <w:t xml:space="preserve">}. </w:t>
+            </w:r>
+          </w:p>
+          <w:p>
+            <w:pPr>
+              <w:outlineLvl w:val="0"/>
+              <w:rPr>
+                <w:rFonts w:ascii="Times New Roman" w:eastAsiaTheme="minorEastAsia" w:hAnsi="Times New Roman"/>
+                <w:bCs/>
+                <w:sz w:val="22"/>
+                <w:szCs w:val="22"/>
+                <w:lang w:eastAsia="zh-CN"/>
+              </w:rPr>
+            </w:pPr>
+          </w:p>
+          <w:p>
+            <w:pPr>
+              <w:outlineLvl w:val="0"/>
+              <w:rPr>
+                <w:rFonts w:ascii="Times New Roman" w:eastAsiaTheme="minorEastAsia" w:hAnsi="Times New Roman"/>
+                <w:bCs/>
+                <w:sz w:val="22"/>
+                <w:szCs w:val="22"/>
+                <w:lang w:eastAsia="zh-CN"/>
+              </w:rPr>
+            </w:pPr>
+            <w:proofErr w:type="gramStart"/>
+            <w:r>
+              <w:rPr>
+                <w:rFonts w:ascii="Times New Roman" w:eastAsiaTheme="minorEastAsia" w:hAnsi="Times New Roman"/>
+                <w:bCs/>
+                <w:sz w:val="22"/>
+                <w:szCs w:val="22"/>
+                <w:lang w:eastAsia="zh-CN"/>
+              </w:rPr>
+              <w:t xml:space="preserve">{{ </w:t>
+            </w:r>
+            <w:proofErr w:type="spellStart"/>
+            <w:r>
+              <w:rPr>
+                <w:rFonts w:ascii="Times New Roman" w:eastAsiaTheme="minorEastAsia" w:hAnsi="Times New Roman"/>
+                <w:bCs/>
+                <w:sz w:val="22"/>
+                <w:szCs w:val="22"/>
+                <w:lang w:eastAsia="zh-CN"/>
+              </w:rPr>
+              <w:t>sample</w:t>
+            </w:r>
+            <w:proofErr w:type="gramEnd"/>
+            <w:r>
+              <w:rPr>
+                <w:rFonts w:ascii="Times New Roman" w:eastAsiaTheme="minorEastAsia" w:hAnsi="Times New Roman"/>
+                <w:bCs/>
+                <w:sz w:val="22"/>
+                <w:szCs w:val="22"/>
+                <w:lang w:eastAsia="zh-CN"/>
+              </w:rPr>
+              <w:t>_history_</w:t>
+            </w:r>
+            <w:proofErr w:type="gramStart"/>
+            <w:r>
+              <w:rPr>
+                <w:rFonts w:ascii="Times New Roman" w:eastAsiaTheme="minorEastAsia" w:hAnsi="Times New Roman"/>
+                <w:bCs/>
+                <w:sz w:val="22"/>
+                <w:szCs w:val="22"/>
+                <w:lang w:eastAsia="zh-CN"/>
+              </w:rPr>
+              <w:t>paragraph</w:t>
+            </w:r>
+            <w:proofErr w:type="spellEnd"/>
+            <w:r>
+              <w:rPr>
+                <w:rFonts w:ascii="Times New Roman" w:eastAsiaTheme="minorEastAsia" w:hAnsi="Times New Roman"/>
+                <w:bCs/>
+                <w:sz w:val="22"/>
+                <w:szCs w:val="22"/>
+                <w:lang w:eastAsia="zh-CN"/>
+              </w:rPr>
+              <w:t xml:space="preserve"> }</w:t>
+            </w:r>
+            <w:proofErr w:type="gramEnd"/>
+            <w:r>
+              <w:rPr>
+                <w:rFonts w:ascii="Times New Roman" w:eastAsiaTheme="minorEastAsia" w:hAnsi="Times New Roman"/>
+                <w:bCs/>
+                <w:sz w:val="22"/>
+                <w:szCs w:val="22"/>
+                <w:lang w:eastAsia="zh-CN"/>
+              </w:rPr>
+              <w:t>}</w:t>
+            </w:r>
+          </w:p>
+          <w:p>
+            <w:pPr>
+              <w:outlineLvl w:val="0"/>
+              <w:rPr>
+                <w:rFonts w:ascii="Times New Roman" w:eastAsiaTheme="minorEastAsia" w:hAnsi="Times New Roman"/>
+                <w:bCs/>
+                <w:sz w:val="22"/>
+                <w:szCs w:val="22"/>
+                <w:lang w:eastAsia="zh-CN"/>
+              </w:rPr>
+            </w:pPr>
+          </w:p>
+          <w:p>
+            <w:pPr>
+              <w:outlineLvl w:val="0"/>
+              <w:rPr>
+                <w:rFonts w:ascii="Times New Roman" w:eastAsiaTheme="minorEastAsia" w:hAnsi="Times New Roman"/>
+                <w:bCs/>
+                <w:sz w:val="22"/>
+                <w:szCs w:val="22"/>
+                <w:lang w:eastAsia="zh-CN"/>
+              </w:rPr>
+            </w:pPr>
+            <w:r>
+              <w:rPr>
+                <w:rFonts w:ascii="Times New Roman" w:eastAsiaTheme="minorEastAsia" w:hAnsi="Times New Roman"/>
+                <w:bCs/>
+                <w:sz w:val="22"/>
+                <w:szCs w:val="22"/>
+                <w:lang w:eastAsia="zh-CN"/>
+              </w:rPr>
+              <w:t xml:space="preserve">To assess the potential for sample-to-sample contamination contributing to the positive results, a comprehensive review was conducted of all samples processed on the same day. </w:t>
+            </w:r>
+            <w:proofErr w:type="gramStart"/>
+            <w:r>
+              <w:rPr>
+                <w:rFonts w:ascii="Times New Roman" w:eastAsiaTheme="minorEastAsia" w:hAnsi="Times New Roman"/>
+                <w:bCs/>
+                <w:sz w:val="22"/>
+                <w:szCs w:val="22"/>
+                <w:lang w:eastAsia="zh-CN"/>
+              </w:rPr>
+              <w:t xml:space="preserve">{{ </w:t>
+            </w:r>
+            <w:proofErr w:type="spellStart"/>
+            <w:r>
+              <w:rPr>
+                <w:rFonts w:ascii="Times New Roman" w:eastAsiaTheme="minorEastAsia" w:hAnsi="Times New Roman"/>
+                <w:bCs/>
+                <w:sz w:val="22"/>
+                <w:szCs w:val="22"/>
+                <w:lang w:eastAsia="zh-CN"/>
+              </w:rPr>
+              <w:t>cross</w:t>
+            </w:r>
+            <w:proofErr w:type="gramEnd"/>
+            <w:r>
+              <w:rPr>
+                <w:rFonts w:ascii="Times New Roman" w:eastAsiaTheme="minorEastAsia" w:hAnsi="Times New Roman"/>
+                <w:bCs/>
+                <w:sz w:val="22"/>
+                <w:szCs w:val="22"/>
+                <w:lang w:eastAsia="zh-CN"/>
+              </w:rPr>
+              <w:t>_contamination_</w:t>
+            </w:r>
+            <w:proofErr w:type="gramStart"/>
+            <w:r>
+              <w:rPr>
+                <w:rFonts w:ascii="Times New Roman" w:eastAsiaTheme="minorEastAsia" w:hAnsi="Times New Roman"/>
+                <w:bCs/>
+                <w:sz w:val="22"/>
+                <w:szCs w:val="22"/>
+                <w:lang w:eastAsia="zh-CN"/>
+              </w:rPr>
+              <w:t>summary</w:t>
+            </w:r>
+            <w:proofErr w:type="spellEnd"/>
+            <w:r>
+              <w:rPr>
+                <w:rFonts w:ascii="Times New Roman" w:eastAsiaTheme="minorEastAsia" w:hAnsi="Times New Roman"/>
+                <w:bCs/>
+                <w:sz w:val="22"/>
+                <w:szCs w:val="22"/>
+                <w:lang w:eastAsia="zh-CN"/>
+              </w:rPr>
+              <w:t xml:space="preserve"> }</w:t>
+            </w:r>
+            <w:proofErr w:type="gramEnd"/>
+            <w:r>
+              <w:rPr>
+                <w:rFonts w:ascii="Times New Roman" w:eastAsiaTheme="minorEastAsia" w:hAnsi="Times New Roman"/>
+                <w:bCs/>
+                <w:sz w:val="22"/>
+                <w:szCs w:val="22"/>
+                <w:lang w:eastAsia="zh-CN"/>
+              </w:rPr>
+              <w:t>}</w:t>
             </w:r>
           </w:p>
           <w:p>
@@ -12657,7 +15183,16 @@
               <w:b/>
               <w:sz w:val="24"/>
             </w:rPr>
-            <w:t>3.100.</w:t>
+            <w:t>3.</w:t>
+          </w:r>
+          <w:proofErr w:type="gramStart"/>
+          <w:r>
+            <w:rPr>
+              <w:rFonts w:ascii="Times New Roman" w:hAnsi="Times New Roman"/>
+              <w:b/>
+              <w:sz w:val="24"/>
+            </w:rPr>
+            <w:t>100.</w:t>
           </w:r>
           <w:r>
             <w:rPr>
@@ -12675,6 +15210,7 @@
             </w:rPr>
             <w:t>19.F</w:t>
           </w:r>
+          <w:proofErr w:type="gramEnd"/>
           <w:r>
             <w:rPr>
               <w:rFonts w:ascii="Times New Roman" w:hAnsi="Times New Roman"/>
@@ -13043,6 +15579,7 @@
       </w:rPr>
       <w:t xml:space="preserve"> OOS Number: OOS</w:t>
     </w:r>
+    <w:proofErr w:type="gramStart"/>
     <w:r>
       <w:rPr>
         <w:rFonts w:ascii="Times New Roman" w:hAnsi="Times New Roman"/>
@@ -13061,7 +15598,62 @@
         <w:sz w:val="22"/>
         <w:szCs w:val="22"/>
       </w:rPr>
-      <w:t>{{ oos_id }}</w:t>
+      <w:t xml:space="preserve">{{ </w:t>
+    </w:r>
+    <w:proofErr w:type="spellStart"/>
+    <w:r>
+      <w:rPr>
+        <w:rFonts w:ascii="Times New Roman" w:hAnsi="Times New Roman"/>
+        <w:b/>
+        <w:bCs/>
+        <w:sz w:val="22"/>
+        <w:szCs w:val="22"/>
+      </w:rPr>
+      <w:t>oos</w:t>
+    </w:r>
+    <w:proofErr w:type="gramEnd"/>
+    <w:r>
+      <w:rPr>
+        <w:rFonts w:ascii="Times New Roman" w:hAnsi="Times New Roman"/>
+        <w:b/>
+        <w:bCs/>
+        <w:sz w:val="22"/>
+        <w:szCs w:val="22"/>
+      </w:rPr>
+      <w:t>_</w:t>
+    </w:r>
+    <w:proofErr w:type="gramStart"/>
+    <w:r>
+      <w:rPr>
+        <w:rFonts w:ascii="Times New Roman" w:hAnsi="Times New Roman"/>
+        <w:b/>
+        <w:bCs/>
+        <w:sz w:val="22"/>
+        <w:szCs w:val="22"/>
+      </w:rPr>
+      <w:t>id</w:t>
+    </w:r>
+    <w:proofErr w:type="spellEnd"/>
+    <w:r>
+      <w:rPr>
+        <w:rFonts w:ascii="Times New Roman" w:hAnsi="Times New Roman"/>
+        <w:b/>
+        <w:bCs/>
+        <w:sz w:val="22"/>
+        <w:szCs w:val="22"/>
+      </w:rPr>
+      <w:t xml:space="preserve"> }</w:t>
+    </w:r>
+    <w:proofErr w:type="gramEnd"/>
+    <w:r>
+      <w:rPr>
+        <w:rFonts w:ascii="Times New Roman" w:hAnsi="Times New Roman"/>
+        <w:b/>
+        <w:bCs/>
+        <w:sz w:val="22"/>
+        <w:szCs w:val="22"/>
+      </w:rPr>
+      <w:t>}</w:t>
     </w:r>
   </w:p>
 </w:hdr>
@@ -14644,6 +17236,7 @@
   <w:style w:type="character" w:default="1" w:styleId="DefaultParagraphFont">
     <w:name w:val="Default Paragraph Font"/>
     <w:uiPriority w:val="1"/>
+    <w:semiHidden/>
     <w:unhideWhenUsed/>
   </w:style>
   <w:style w:type="table" w:default="1" w:styleId="TableNormal">
@@ -15314,12 +17907,19 @@
 </file>
 
 <file path=customXml/item1.xml><?xml version="1.0" encoding="utf-8"?>
-<p:properties xmlns:p="http://schemas.microsoft.com/office/2006/metadata/properties" xmlns:xsi="http://www.w3.org/2001/XMLSchema-instance" xmlns:pc="http://schemas.microsoft.com/office/infopath/2007/PartnerControls">
-  <documentManagement/>
-</p:properties>
+<?mso-contentType ?>
+<FormTemplates xmlns="http://schemas.microsoft.com/sharepoint/v3/contenttype/forms">
+  <Display>DocumentLibraryForm</Display>
+  <Edit>DocumentLibraryForm</Edit>
+  <New>DocumentLibraryForm</New>
+</FormTemplates>
 </file>
 
 <file path=customXml/item2.xml><?xml version="1.0" encoding="utf-8"?>
+<b:Sources xmlns:b="http://schemas.openxmlformats.org/officeDocument/2006/bibliography" xmlns="http://schemas.openxmlformats.org/officeDocument/2006/bibliography" SelectedStyle="\APA.XSL" StyleName="APA"/>
+</file>
+
+<file path=customXml/item3.xml><?xml version="1.0" encoding="utf-8"?>
 <ct:contentTypeSchema xmlns:ct="http://schemas.microsoft.com/office/2006/metadata/contentType" xmlns:ma="http://schemas.microsoft.com/office/2006/metadata/properties/metaAttributes" ct:_="" ma:_="" ma:contentTypeName="Document" ma:contentTypeID="0x010100FB737B7133867847B545A083BFAC78EF" ma:contentTypeVersion="12" ma:contentTypeDescription="Create a new document." ma:contentTypeScope="" ma:versionID="3a7982f5d2373b82eed64d91a9f1640e">
   <xsd:schema xmlns:xsd="http://www.w3.org/2001/XMLSchema" xmlns:xs="http://www.w3.org/2001/XMLSchema" xmlns:p="http://schemas.microsoft.com/office/2006/metadata/properties" xmlns:ns2="77e63d64-5ec0-4c26-bf73-c24d6b7abddf" xmlns:ns3="005d0a5f-c6b0-470f-85f2-ee975d36b3d6" targetNamespace="http://schemas.microsoft.com/office/2006/metadata/properties" ma:root="true" ma:fieldsID="2763948d00d98a9e1e6be9e3b1352800" ns2:_="" ns3:_="">
     <xsd:import namespace="77e63d64-5ec0-4c26-bf73-c24d6b7abddf"/>
@@ -15536,29 +18136,29 @@
 </ct:contentTypeSchema>
 </file>
 
-<file path=customXml/item3.xml><?xml version="1.0" encoding="utf-8"?>
-<b:Sources xmlns:b="http://schemas.openxmlformats.org/officeDocument/2006/bibliography" xmlns="http://schemas.openxmlformats.org/officeDocument/2006/bibliography" SelectedStyle="\APA.XSL" StyleName="APA"/>
-</file>
-
 <file path=customXml/item4.xml><?xml version="1.0" encoding="utf-8"?>
-<?mso-contentType ?>
-<FormTemplates xmlns="http://schemas.microsoft.com/sharepoint/v3/contenttype/forms">
-  <Display>DocumentLibraryForm</Display>
-  <Edit>DocumentLibraryForm</Edit>
-  <New>DocumentLibraryForm</New>
-</FormTemplates>
+<p:properties xmlns:p="http://schemas.microsoft.com/office/2006/metadata/properties" xmlns:xsi="http://www.w3.org/2001/XMLSchema-instance" xmlns:pc="http://schemas.microsoft.com/office/infopath/2007/PartnerControls">
+  <documentManagement/>
+</p:properties>
 </file>
 
 <file path=customXml/itemProps1.xml><?xml version="1.0" encoding="utf-8"?>
-<ds:datastoreItem xmlns:ds="http://schemas.openxmlformats.org/officeDocument/2006/customXml" ds:itemID="{DD86B631-EF59-42E0-AFBB-4D6A49D52145}">
+<ds:datastoreItem xmlns:ds="http://schemas.openxmlformats.org/officeDocument/2006/customXml" ds:itemID="{E711A312-DD48-45F6-BA88-B896F55D6DB7}">
   <ds:schemaRefs>
-    <ds:schemaRef ds:uri="http://schemas.microsoft.com/office/2006/metadata/properties"/>
-    <ds:schemaRef ds:uri="http://schemas.microsoft.com/office/infopath/2007/PartnerControls"/>
+    <ds:schemaRef ds:uri="http://schemas.microsoft.com/sharepoint/v3/contenttype/forms"/>
   </ds:schemaRefs>
 </ds:datastoreItem>
 </file>
 
 <file path=customXml/itemProps2.xml><?xml version="1.0" encoding="utf-8"?>
+<ds:datastoreItem xmlns:ds="http://schemas.openxmlformats.org/officeDocument/2006/customXml" ds:itemID="{308E1B35-0FAF-4A78-BEF3-82256463C83E}">
+  <ds:schemaRefs>
+    <ds:schemaRef ds:uri="http://schemas.openxmlformats.org/officeDocument/2006/bibliography"/>
+  </ds:schemaRefs>
+</ds:datastoreItem>
+</file>
+
+<file path=customXml/itemProps3.xml><?xml version="1.0" encoding="utf-8"?>
 <ds:datastoreItem xmlns:ds="http://schemas.openxmlformats.org/officeDocument/2006/customXml" ds:itemID="{F69EE333-7533-4C7F-8CBF-50CC15A694A4}">
   <ds:schemaRefs>
     <ds:schemaRef ds:uri="http://schemas.microsoft.com/office/2006/metadata/contentType"/>
@@ -15577,18 +18177,11 @@
 </ds:datastoreItem>
 </file>
 
-<file path=customXml/itemProps3.xml><?xml version="1.0" encoding="utf-8"?>
-<ds:datastoreItem xmlns:ds="http://schemas.openxmlformats.org/officeDocument/2006/customXml" ds:itemID="{308E1B35-0FAF-4A78-BEF3-82256463C83E}">
+<file path=customXml/itemProps4.xml><?xml version="1.0" encoding="utf-8"?>
+<ds:datastoreItem xmlns:ds="http://schemas.openxmlformats.org/officeDocument/2006/customXml" ds:itemID="{DD86B631-EF59-42E0-AFBB-4D6A49D52145}">
   <ds:schemaRefs>
-    <ds:schemaRef ds:uri="http://schemas.openxmlformats.org/officeDocument/2006/bibliography"/>
-  </ds:schemaRefs>
-</ds:datastoreItem>
-</file>
-
-<file path=customXml/itemProps4.xml><?xml version="1.0" encoding="utf-8"?>
-<ds:datastoreItem xmlns:ds="http://schemas.openxmlformats.org/officeDocument/2006/customXml" ds:itemID="{E711A312-DD48-45F6-BA88-B896F55D6DB7}">
-  <ds:schemaRefs>
-    <ds:schemaRef ds:uri="http://schemas.microsoft.com/sharepoint/v3/contenttype/forms"/>
+    <ds:schemaRef ds:uri="http://schemas.microsoft.com/office/2006/metadata/properties"/>
+    <ds:schemaRef ds:uri="http://schemas.microsoft.com/office/infopath/2007/PartnerControls"/>
   </ds:schemaRefs>
 </ds:datastoreItem>
 </file>
--- a/USP71 OOS P1 template 0.docx
+++ b/USP71 OOS P1 template 0.docx
@@ -171,65 +171,14 @@
                 <w:lang w:eastAsia="zh-CN"/>
               </w:rPr>
             </w:pPr>
-            <w:proofErr w:type="gramStart"/>
-            <w:r>
-              <w:rPr>
-                <w:rFonts w:ascii="Times New Roman" w:hAnsi="Times New Roman"/>
-                <w:bCs/>
-                <w:sz w:val="22"/>
-                <w:szCs w:val="22"/>
-              </w:rPr>
-              <w:t xml:space="preserve">{{ </w:t>
-            </w:r>
-            <w:proofErr w:type="spellStart"/>
-            <w:r>
-              <w:rPr>
-                <w:rFonts w:ascii="Times New Roman" w:hAnsi="Times New Roman"/>
-                <w:bCs/>
-                <w:sz w:val="22"/>
-                <w:szCs w:val="22"/>
-              </w:rPr>
-              <w:t>analyst</w:t>
-            </w:r>
-            <w:proofErr w:type="gramEnd"/>
-            <w:r>
-              <w:rPr>
-                <w:rFonts w:ascii="Times New Roman" w:hAnsi="Times New Roman"/>
-                <w:bCs/>
-                <w:sz w:val="22"/>
-                <w:szCs w:val="22"/>
-              </w:rPr>
-              <w:t>_</w:t>
-            </w:r>
-            <w:proofErr w:type="gramStart"/>
-            <w:r>
-              <w:rPr>
-                <w:rFonts w:ascii="Times New Roman" w:hAnsi="Times New Roman"/>
-                <w:bCs/>
-                <w:sz w:val="22"/>
-                <w:szCs w:val="22"/>
-              </w:rPr>
-              <w:t>name</w:t>
-            </w:r>
-            <w:proofErr w:type="spellEnd"/>
-            <w:r>
-              <w:rPr>
-                <w:rFonts w:ascii="Times New Roman" w:hAnsi="Times New Roman"/>
-                <w:bCs/>
-                <w:sz w:val="22"/>
-                <w:szCs w:val="22"/>
-              </w:rPr>
-              <w:t xml:space="preserve"> }</w:t>
-            </w:r>
-            <w:proofErr w:type="gramEnd"/>
-            <w:r>
-              <w:rPr>
-                <w:rFonts w:ascii="Times New Roman" w:hAnsi="Times New Roman"/>
-                <w:bCs/>
-                <w:sz w:val="22"/>
-                <w:szCs w:val="22"/>
-              </w:rPr>
-              <w:t>}</w:t>
+            <w:r>
+              <w:rPr>
+                <w:rFonts w:ascii="Times New Roman" w:hAnsi="Times New Roman"/>
+                <w:bCs/>
+                <w:sz w:val="22"/>
+                <w:szCs w:val="22"/>
+              </w:rPr>
+              <w:t>{{ analyst_name }}</w:t>
             </w:r>
           </w:p>
           <w:p>
@@ -307,7 +256,6 @@
                 <w:szCs w:val="22"/>
               </w:rPr>
             </w:pPr>
-            <w:proofErr w:type="gramStart"/>
             <w:r>
               <w:rPr>
                 <w:rFonts w:ascii="Times New Roman" w:hAnsi="Times New Roman"/>
@@ -317,7 +265,6 @@
               </w:rPr>
               <w:t xml:space="preserve">{{ </w:t>
             </w:r>
-            <w:proofErr w:type="spellStart"/>
             <w:r>
               <w:rPr>
                 <w:rFonts w:ascii="Times New Roman" w:hAnsi="Times New Roman"/>
@@ -327,45 +274,14 @@
               </w:rPr>
               <w:t>process</w:t>
             </w:r>
-            <w:proofErr w:type="gramEnd"/>
-            <w:r>
-              <w:rPr>
-                <w:rFonts w:ascii="Times New Roman" w:hAnsi="Times New Roman"/>
-                <w:bCs/>
-                <w:sz w:val="22"/>
-                <w:szCs w:val="22"/>
-              </w:rPr>
-              <w:t>_</w:t>
-            </w:r>
-            <w:proofErr w:type="gramStart"/>
-            <w:r>
-              <w:rPr>
-                <w:rFonts w:ascii="Times New Roman" w:hAnsi="Times New Roman"/>
-                <w:bCs/>
-                <w:sz w:val="22"/>
-                <w:szCs w:val="22"/>
-              </w:rPr>
-              <w:t>date</w:t>
-            </w:r>
-            <w:proofErr w:type="spellEnd"/>
-            <w:r>
-              <w:rPr>
-                <w:rFonts w:ascii="Times New Roman" w:hAnsi="Times New Roman"/>
-                <w:bCs/>
-                <w:sz w:val="22"/>
-                <w:szCs w:val="22"/>
-              </w:rPr>
-              <w:t xml:space="preserve"> }</w:t>
-            </w:r>
-            <w:proofErr w:type="gramEnd"/>
-            <w:r>
-              <w:rPr>
-                <w:rFonts w:ascii="Times New Roman" w:hAnsi="Times New Roman"/>
-                <w:bCs/>
-                <w:sz w:val="22"/>
-                <w:szCs w:val="22"/>
-              </w:rPr>
-              <w:t>}</w:t>
+            <w:r>
+              <w:rPr>
+                <w:rFonts w:ascii="Times New Roman" w:hAnsi="Times New Roman"/>
+                <w:bCs/>
+                <w:sz w:val="22"/>
+                <w:szCs w:val="22"/>
+              </w:rPr>
+              <w:t>_date }}</w:t>
             </w:r>
           </w:p>
           <w:p>
@@ -423,65 +339,14 @@
               </w:rPr>
             </w:pPr>
             <w:bookmarkStart w:id="0" w:name="OLE_LINK17"/>
-            <w:proofErr w:type="gramStart"/>
-            <w:r>
-              <w:rPr>
-                <w:rFonts w:ascii="Times New Roman" w:hAnsi="Times New Roman"/>
-                <w:bCs/>
-                <w:sz w:val="22"/>
-                <w:szCs w:val="22"/>
-              </w:rPr>
-              <w:t xml:space="preserve">{{ </w:t>
-            </w:r>
-            <w:proofErr w:type="spellStart"/>
-            <w:r>
-              <w:rPr>
-                <w:rFonts w:ascii="Times New Roman" w:hAnsi="Times New Roman"/>
-                <w:bCs/>
-                <w:sz w:val="22"/>
-                <w:szCs w:val="22"/>
-              </w:rPr>
-              <w:t>test</w:t>
-            </w:r>
-            <w:proofErr w:type="gramEnd"/>
-            <w:r>
-              <w:rPr>
-                <w:rFonts w:ascii="Times New Roman" w:hAnsi="Times New Roman"/>
-                <w:bCs/>
-                <w:sz w:val="22"/>
-                <w:szCs w:val="22"/>
-              </w:rPr>
-              <w:t>_</w:t>
-            </w:r>
-            <w:proofErr w:type="gramStart"/>
-            <w:r>
-              <w:rPr>
-                <w:rFonts w:ascii="Times New Roman" w:hAnsi="Times New Roman"/>
-                <w:bCs/>
-                <w:sz w:val="22"/>
-                <w:szCs w:val="22"/>
-              </w:rPr>
-              <w:t>date</w:t>
-            </w:r>
-            <w:proofErr w:type="spellEnd"/>
-            <w:r>
-              <w:rPr>
-                <w:rFonts w:ascii="Times New Roman" w:hAnsi="Times New Roman"/>
-                <w:bCs/>
-                <w:sz w:val="22"/>
-                <w:szCs w:val="22"/>
-              </w:rPr>
-              <w:t xml:space="preserve"> }</w:t>
-            </w:r>
-            <w:proofErr w:type="gramEnd"/>
-            <w:r>
-              <w:rPr>
-                <w:rFonts w:ascii="Times New Roman" w:hAnsi="Times New Roman"/>
-                <w:bCs/>
-                <w:sz w:val="22"/>
-                <w:szCs w:val="22"/>
-              </w:rPr>
-              <w:t>}</w:t>
+            <w:r>
+              <w:rPr>
+                <w:rFonts w:ascii="Times New Roman" w:hAnsi="Times New Roman"/>
+                <w:bCs/>
+                <w:sz w:val="22"/>
+                <w:szCs w:val="22"/>
+              </w:rPr>
+              <w:t>{{ test_date }}</w:t>
             </w:r>
           </w:p>
           <w:bookmarkEnd w:id="0"/>
@@ -542,65 +407,14 @@
                 <w:szCs w:val="22"/>
               </w:rPr>
             </w:pPr>
-            <w:proofErr w:type="gramStart"/>
-            <w:r>
-              <w:rPr>
-                <w:rFonts w:ascii="Times New Roman" w:hAnsi="Times New Roman"/>
-                <w:bCs/>
-                <w:sz w:val="22"/>
-                <w:szCs w:val="22"/>
-              </w:rPr>
-              <w:t xml:space="preserve">{{ </w:t>
-            </w:r>
-            <w:proofErr w:type="spellStart"/>
-            <w:r>
-              <w:rPr>
-                <w:rFonts w:ascii="Times New Roman" w:hAnsi="Times New Roman"/>
-                <w:bCs/>
-                <w:sz w:val="22"/>
-                <w:szCs w:val="22"/>
-              </w:rPr>
-              <w:t>test</w:t>
-            </w:r>
-            <w:proofErr w:type="gramEnd"/>
-            <w:r>
-              <w:rPr>
-                <w:rFonts w:ascii="Times New Roman" w:hAnsi="Times New Roman"/>
-                <w:bCs/>
-                <w:sz w:val="22"/>
-                <w:szCs w:val="22"/>
-              </w:rPr>
-              <w:t>_</w:t>
-            </w:r>
-            <w:proofErr w:type="gramStart"/>
-            <w:r>
-              <w:rPr>
-                <w:rFonts w:ascii="Times New Roman" w:hAnsi="Times New Roman"/>
-                <w:bCs/>
-                <w:sz w:val="22"/>
-                <w:szCs w:val="22"/>
-              </w:rPr>
-              <w:t>date</w:t>
-            </w:r>
-            <w:proofErr w:type="spellEnd"/>
-            <w:r>
-              <w:rPr>
-                <w:rFonts w:ascii="Times New Roman" w:hAnsi="Times New Roman"/>
-                <w:bCs/>
-                <w:sz w:val="22"/>
-                <w:szCs w:val="22"/>
-              </w:rPr>
-              <w:t xml:space="preserve"> }</w:t>
-            </w:r>
-            <w:proofErr w:type="gramEnd"/>
-            <w:r>
-              <w:rPr>
-                <w:rFonts w:ascii="Times New Roman" w:hAnsi="Times New Roman"/>
-                <w:bCs/>
-                <w:sz w:val="22"/>
-                <w:szCs w:val="22"/>
-              </w:rPr>
-              <w:t>}</w:t>
+            <w:r>
+              <w:rPr>
+                <w:rFonts w:ascii="Times New Roman" w:hAnsi="Times New Roman"/>
+                <w:bCs/>
+                <w:sz w:val="22"/>
+                <w:szCs w:val="22"/>
+              </w:rPr>
+              <w:t>{{ test_date }}</w:t>
             </w:r>
           </w:p>
           <w:p>
@@ -713,65 +527,14 @@
               </w:rPr>
             </w:pPr>
             <w:bookmarkStart w:id="1" w:name="OLE_LINK16"/>
-            <w:proofErr w:type="gramStart"/>
-            <w:r>
-              <w:rPr>
-                <w:rFonts w:ascii="Times New Roman" w:hAnsi="Times New Roman"/>
-                <w:bCs/>
-                <w:sz w:val="22"/>
-                <w:szCs w:val="22"/>
-              </w:rPr>
-              <w:t xml:space="preserve">{{ </w:t>
-            </w:r>
-            <w:proofErr w:type="spellStart"/>
-            <w:r>
-              <w:rPr>
-                <w:rFonts w:ascii="Times New Roman" w:hAnsi="Times New Roman"/>
-                <w:bCs/>
-                <w:sz w:val="22"/>
-                <w:szCs w:val="22"/>
-              </w:rPr>
-              <w:t>sample</w:t>
-            </w:r>
-            <w:proofErr w:type="gramEnd"/>
-            <w:r>
-              <w:rPr>
-                <w:rFonts w:ascii="Times New Roman" w:hAnsi="Times New Roman"/>
-                <w:bCs/>
-                <w:sz w:val="22"/>
-                <w:szCs w:val="22"/>
-              </w:rPr>
-              <w:t>_</w:t>
-            </w:r>
-            <w:proofErr w:type="gramStart"/>
-            <w:r>
-              <w:rPr>
-                <w:rFonts w:ascii="Times New Roman" w:hAnsi="Times New Roman"/>
-                <w:bCs/>
-                <w:sz w:val="22"/>
-                <w:szCs w:val="22"/>
-              </w:rPr>
-              <w:t>id</w:t>
-            </w:r>
-            <w:proofErr w:type="spellEnd"/>
-            <w:r>
-              <w:rPr>
-                <w:rFonts w:ascii="Times New Roman" w:hAnsi="Times New Roman"/>
-                <w:bCs/>
-                <w:sz w:val="22"/>
-                <w:szCs w:val="22"/>
-              </w:rPr>
-              <w:t xml:space="preserve"> }</w:t>
-            </w:r>
-            <w:proofErr w:type="gramEnd"/>
-            <w:r>
-              <w:rPr>
-                <w:rFonts w:ascii="Times New Roman" w:hAnsi="Times New Roman"/>
-                <w:bCs/>
-                <w:sz w:val="22"/>
-                <w:szCs w:val="22"/>
-              </w:rPr>
-              <w:t>}</w:t>
+            <w:r>
+              <w:rPr>
+                <w:rFonts w:ascii="Times New Roman" w:hAnsi="Times New Roman"/>
+                <w:bCs/>
+                <w:sz w:val="22"/>
+                <w:szCs w:val="22"/>
+              </w:rPr>
+              <w:t>{{ sample_id }}</w:t>
             </w:r>
           </w:p>
           <w:bookmarkEnd w:id="1"/>
@@ -798,7 +561,6 @@
                 <w:lang w:eastAsia="zh-CN"/>
               </w:rPr>
             </w:pPr>
-            <w:proofErr w:type="gramStart"/>
             <w:r>
               <w:rPr>
                 <w:rFonts w:ascii="Times New Roman" w:eastAsiaTheme="minorEastAsia" w:hAnsi="Times New Roman"/>
@@ -807,40 +569,7 @@
                 <w:szCs w:val="22"/>
                 <w:lang w:eastAsia="zh-CN"/>
               </w:rPr>
-              <w:t xml:space="preserve">{{ </w:t>
-            </w:r>
-            <w:proofErr w:type="spellStart"/>
-            <w:r>
-              <w:rPr>
-                <w:rFonts w:ascii="Times New Roman" w:eastAsiaTheme="minorEastAsia" w:hAnsi="Times New Roman"/>
-                <w:bCs/>
-                <w:sz w:val="22"/>
-                <w:szCs w:val="22"/>
-                <w:lang w:eastAsia="zh-CN"/>
-              </w:rPr>
-              <w:t>client</w:t>
-            </w:r>
-            <w:proofErr w:type="gramEnd"/>
-            <w:r>
-              <w:rPr>
-                <w:rFonts w:ascii="Times New Roman" w:eastAsiaTheme="minorEastAsia" w:hAnsi="Times New Roman"/>
-                <w:bCs/>
-                <w:sz w:val="22"/>
-                <w:szCs w:val="22"/>
-                <w:lang w:eastAsia="zh-CN"/>
-              </w:rPr>
-              <w:t>_name</w:t>
-            </w:r>
-            <w:proofErr w:type="spellEnd"/>
-            <w:r>
-              <w:rPr>
-                <w:rFonts w:ascii="Times New Roman" w:eastAsiaTheme="minorEastAsia" w:hAnsi="Times New Roman"/>
-                <w:bCs/>
-                <w:sz w:val="22"/>
-                <w:szCs w:val="22"/>
-                <w:lang w:eastAsia="zh-CN"/>
-              </w:rPr>
-              <w:t xml:space="preserve"> }}</w:t>
+              <w:t>{{ client_name }}</w:t>
             </w:r>
           </w:p>
         </w:tc>
@@ -911,7 +640,33 @@
                 <w:szCs w:val="22"/>
               </w:rPr>
             </w:pPr>
-            <w:proofErr w:type="gramStart"/>
+            <w:r>
+              <w:rPr>
+                <w:rFonts w:ascii="Times New Roman" w:hAnsi="Times New Roman"/>
+                <w:bCs/>
+                <w:sz w:val="22"/>
+                <w:szCs w:val="22"/>
+              </w:rPr>
+              <w:t>{{ prepper_name }}</w:t>
+            </w:r>
+            <w:r>
+              <w:rPr>
+                <w:rFonts w:ascii="Times New Roman" w:hAnsi="Times New Roman"/>
+                <w:bCs/>
+                <w:sz w:val="22"/>
+                <w:szCs w:val="22"/>
+              </w:rPr>
+              <w:t xml:space="preserve"> </w:t>
+            </w:r>
+            <w:r>
+              <w:rPr>
+                <w:rFonts w:ascii="Times New Roman" w:hAnsi="Times New Roman"/>
+                <w:bCs/>
+                <w:sz w:val="22"/>
+                <w:szCs w:val="22"/>
+              </w:rPr>
+              <w:t>(</w:t>
+            </w:r>
             <w:r>
               <w:rPr>
                 <w:rFonts w:ascii="Times New Roman" w:hAnsi="Times New Roman"/>
@@ -921,7 +676,6 @@
               </w:rPr>
               <w:t xml:space="preserve">{{ </w:t>
             </w:r>
-            <w:proofErr w:type="spellStart"/>
             <w:r>
               <w:rPr>
                 <w:rFonts w:ascii="Times New Roman" w:hAnsi="Times New Roman"/>
@@ -931,45 +685,224 @@
               </w:rPr>
               <w:t>prepper</w:t>
             </w:r>
-            <w:proofErr w:type="gramEnd"/>
-            <w:r>
-              <w:rPr>
-                <w:rFonts w:ascii="Times New Roman" w:hAnsi="Times New Roman"/>
-                <w:bCs/>
-                <w:sz w:val="22"/>
-                <w:szCs w:val="22"/>
-              </w:rPr>
-              <w:t>_</w:t>
-            </w:r>
-            <w:proofErr w:type="gramStart"/>
-            <w:r>
-              <w:rPr>
-                <w:rFonts w:ascii="Times New Roman" w:hAnsi="Times New Roman"/>
-                <w:bCs/>
-                <w:sz w:val="22"/>
-                <w:szCs w:val="22"/>
-              </w:rPr>
-              <w:t>name</w:t>
-            </w:r>
-            <w:proofErr w:type="spellEnd"/>
-            <w:r>
-              <w:rPr>
-                <w:rFonts w:ascii="Times New Roman" w:hAnsi="Times New Roman"/>
-                <w:bCs/>
-                <w:sz w:val="22"/>
-                <w:szCs w:val="22"/>
-              </w:rPr>
-              <w:t xml:space="preserve"> }</w:t>
-            </w:r>
-            <w:proofErr w:type="gramEnd"/>
-            <w:r>
-              <w:rPr>
-                <w:rFonts w:ascii="Times New Roman" w:hAnsi="Times New Roman"/>
-                <w:bCs/>
-                <w:sz w:val="22"/>
-                <w:szCs w:val="22"/>
-              </w:rPr>
-              <w:t>}</w:t>
+            <w:r>
+              <w:rPr>
+                <w:rFonts w:ascii="Times New Roman" w:hAnsi="Times New Roman"/>
+                <w:bCs/>
+                <w:sz w:val="22"/>
+                <w:szCs w:val="22"/>
+              </w:rPr>
+              <w:t>_initial }})</w:t>
+            </w:r>
+          </w:p>
+          <w:p>
+            <w:pPr>
+              <w:outlineLvl w:val="0"/>
+              <w:rPr>
+                <w:rFonts w:ascii="Times New Roman" w:hAnsi="Times New Roman"/>
+                <w:bCs/>
+                <w:sz w:val="22"/>
+                <w:szCs w:val="22"/>
+              </w:rPr>
+            </w:pPr>
+          </w:p>
+          <w:p>
+            <w:pPr>
+              <w:outlineLvl w:val="0"/>
+              <w:rPr>
+                <w:rFonts w:ascii="Times New Roman" w:hAnsi="Times New Roman"/>
+                <w:bCs/>
+                <w:sz w:val="22"/>
+                <w:szCs w:val="22"/>
+              </w:rPr>
+            </w:pPr>
+            <w:r>
+              <w:rPr>
+                <w:rFonts w:ascii="Times New Roman" w:hAnsi="Times New Roman"/>
+                <w:bCs/>
+                <w:sz w:val="22"/>
+                <w:szCs w:val="22"/>
+              </w:rPr>
+              <w:t>Processor:</w:t>
+            </w:r>
+          </w:p>
+          <w:p>
+            <w:pPr>
+              <w:rPr>
+                <w:rFonts w:ascii="Times New Roman" w:hAnsi="Times New Roman"/>
+                <w:bCs/>
+                <w:sz w:val="22"/>
+                <w:szCs w:val="22"/>
+              </w:rPr>
+            </w:pPr>
+            <w:r>
+              <w:rPr>
+                <w:rFonts w:ascii="Times New Roman" w:hAnsi="Times New Roman"/>
+                <w:bCs/>
+                <w:sz w:val="22"/>
+                <w:szCs w:val="22"/>
+              </w:rPr>
+              <w:t>{{ analyst_name }}</w:t>
+            </w:r>
+            <w:r>
+              <w:rPr>
+                <w:rFonts w:ascii="Times New Roman" w:hAnsi="Times New Roman"/>
+                <w:bCs/>
+                <w:sz w:val="22"/>
+                <w:szCs w:val="22"/>
+              </w:rPr>
+              <w:t xml:space="preserve"> (</w:t>
+            </w:r>
+            <w:r>
+              <w:rPr>
+                <w:rFonts w:ascii="Times New Roman" w:hAnsi="Times New Roman"/>
+                <w:bCs/>
+                <w:sz w:val="22"/>
+                <w:szCs w:val="22"/>
+              </w:rPr>
+              <w:t>{{ analyst_initial }})</w:t>
+            </w:r>
+          </w:p>
+          <w:p>
+            <w:pPr>
+              <w:outlineLvl w:val="0"/>
+              <w:rPr>
+                <w:rFonts w:ascii="Times New Roman" w:eastAsiaTheme="minorEastAsia" w:hAnsi="Times New Roman"/>
+                <w:bCs/>
+                <w:sz w:val="22"/>
+                <w:szCs w:val="22"/>
+                <w:lang w:eastAsia="zh-CN"/>
+              </w:rPr>
+            </w:pPr>
+          </w:p>
+          <w:p>
+            <w:pPr>
+              <w:outlineLvl w:val="0"/>
+              <w:rPr>
+                <w:rFonts w:ascii="Times New Roman" w:hAnsi="Times New Roman"/>
+                <w:bCs/>
+                <w:sz w:val="22"/>
+                <w:szCs w:val="22"/>
+              </w:rPr>
+            </w:pPr>
+            <w:r>
+              <w:rPr>
+                <w:rFonts w:ascii="Times New Roman" w:eastAsiaTheme="minorEastAsia" w:hAnsi="Times New Roman" w:hint="eastAsia"/>
+                <w:bCs/>
+                <w:sz w:val="22"/>
+                <w:szCs w:val="22"/>
+                <w:lang w:eastAsia="zh-CN"/>
+              </w:rPr>
+              <w:t xml:space="preserve">Subculture </w:t>
+            </w:r>
+            <w:r>
+              <w:rPr>
+                <w:rFonts w:ascii="Times New Roman" w:hAnsi="Times New Roman"/>
+                <w:bCs/>
+                <w:sz w:val="22"/>
+                <w:szCs w:val="22"/>
+              </w:rPr>
+              <w:t>Processor:</w:t>
+            </w:r>
+          </w:p>
+          <w:p>
+            <w:pPr>
+              <w:rPr>
+                <w:rFonts w:ascii="Times New Roman" w:hAnsi="Times New Roman"/>
+                <w:bCs/>
+                <w:sz w:val="22"/>
+                <w:szCs w:val="22"/>
+              </w:rPr>
+            </w:pPr>
+            <w:r>
+              <w:rPr>
+                <w:rFonts w:ascii="Times New Roman" w:hAnsi="Times New Roman"/>
+                <w:bCs/>
+                <w:sz w:val="22"/>
+                <w:szCs w:val="22"/>
+              </w:rPr>
+              <w:t xml:space="preserve">{{ </w:t>
+            </w:r>
+            <w:bookmarkStart w:id="2" w:name="OLE_LINK19"/>
+            <w:r>
+              <w:rPr>
+                <w:rFonts w:ascii="Times New Roman" w:eastAsiaTheme="minorEastAsia" w:hAnsi="Times New Roman" w:hint="eastAsia"/>
+                <w:bCs/>
+                <w:sz w:val="22"/>
+                <w:szCs w:val="22"/>
+                <w:lang w:eastAsia="zh-CN"/>
+              </w:rPr>
+              <w:t>subculture</w:t>
+            </w:r>
+            <w:bookmarkEnd w:id="2"/>
+            <w:r>
+              <w:rPr>
+                <w:rFonts w:ascii="Times New Roman" w:hAnsi="Times New Roman"/>
+                <w:bCs/>
+                <w:sz w:val="22"/>
+                <w:szCs w:val="22"/>
+              </w:rPr>
+              <w:t>_name }} (</w:t>
+            </w:r>
+            <w:r>
+              <w:rPr>
+                <w:rFonts w:ascii="Times New Roman" w:hAnsi="Times New Roman"/>
+                <w:bCs/>
+                <w:sz w:val="22"/>
+                <w:szCs w:val="22"/>
+              </w:rPr>
+              <w:t>{{</w:t>
+            </w:r>
+            <w:r>
+              <w:rPr>
+                <w:rFonts w:ascii="Times New Roman" w:eastAsiaTheme="minorEastAsia" w:hAnsi="Times New Roman" w:hint="eastAsia"/>
+                <w:bCs/>
+                <w:sz w:val="22"/>
+                <w:szCs w:val="22"/>
+                <w:lang w:eastAsia="zh-CN"/>
+              </w:rPr>
+              <w:t>subculture</w:t>
+            </w:r>
+            <w:r>
+              <w:rPr>
+                <w:rFonts w:ascii="Times New Roman" w:hAnsi="Times New Roman"/>
+                <w:bCs/>
+                <w:sz w:val="22"/>
+                <w:szCs w:val="22"/>
+              </w:rPr>
+              <w:t xml:space="preserve"> _initial }})</w:t>
+            </w:r>
+          </w:p>
+          <w:p>
+            <w:pPr>
+              <w:outlineLvl w:val="0"/>
+              <w:rPr>
+                <w:rFonts w:ascii="Times New Roman" w:eastAsiaTheme="minorEastAsia" w:hAnsi="Times New Roman"/>
+                <w:bCs/>
+                <w:sz w:val="22"/>
+                <w:szCs w:val="22"/>
+                <w:lang w:eastAsia="zh-CN"/>
+              </w:rPr>
+            </w:pPr>
+          </w:p>
+          <w:p>
+            <w:pPr>
+              <w:outlineLvl w:val="0"/>
+              <w:rPr>
+                <w:rFonts w:ascii="Times New Roman" w:hAnsi="Times New Roman"/>
+                <w:bCs/>
+                <w:sz w:val="22"/>
+                <w:szCs w:val="22"/>
+              </w:rPr>
+            </w:pPr>
+            <w:r>
+              <w:rPr>
+                <w:rFonts w:ascii="Times New Roman" w:hAnsi="Times New Roman"/>
+                <w:bCs/>
+                <w:sz w:val="22"/>
+                <w:szCs w:val="22"/>
+              </w:rPr>
+              <w:t>Reading</w:t>
             </w:r>
             <w:r>
               <w:rPr>
@@ -982,6 +915,84 @@
             </w:r>
             <w:r>
               <w:rPr>
+                <w:rFonts w:ascii="Times New Roman" w:eastAsiaTheme="minorEastAsia" w:hAnsi="Times New Roman" w:hint="eastAsia"/>
+                <w:bCs/>
+                <w:sz w:val="22"/>
+                <w:szCs w:val="22"/>
+                <w:lang w:eastAsia="zh-CN"/>
+              </w:rPr>
+              <w:t>Analyst</w:t>
+            </w:r>
+            <w:r>
+              <w:rPr>
+                <w:rFonts w:ascii="Times New Roman" w:hAnsi="Times New Roman"/>
+                <w:bCs/>
+                <w:sz w:val="22"/>
+                <w:szCs w:val="22"/>
+              </w:rPr>
+              <w:t>:</w:t>
+            </w:r>
+          </w:p>
+          <w:p>
+            <w:pPr>
+              <w:outlineLvl w:val="0"/>
+              <w:rPr>
+                <w:rFonts w:ascii="Times New Roman" w:eastAsiaTheme="minorEastAsia" w:hAnsi="Times New Roman"/>
+                <w:bCs/>
+                <w:sz w:val="22"/>
+                <w:szCs w:val="22"/>
+                <w:lang w:eastAsia="zh-CN"/>
+              </w:rPr>
+            </w:pPr>
+            <w:bookmarkStart w:id="3" w:name="OLE_LINK18"/>
+            <w:r>
+              <w:rPr>
+                <w:rFonts w:ascii="Times New Roman" w:hAnsi="Times New Roman"/>
+                <w:bCs/>
+                <w:sz w:val="22"/>
+                <w:szCs w:val="22"/>
+              </w:rPr>
+              <w:t xml:space="preserve">{{ </w:t>
+            </w:r>
+            <w:r>
+              <w:rPr>
+                <w:rFonts w:ascii="Times New Roman" w:hAnsi="Times New Roman"/>
+                <w:bCs/>
+                <w:sz w:val="22"/>
+                <w:szCs w:val="22"/>
+              </w:rPr>
+              <w:t>reading</w:t>
+            </w:r>
+            <w:r>
+              <w:rPr>
+                <w:rFonts w:ascii="Times New Roman" w:hAnsi="Times New Roman"/>
+                <w:bCs/>
+                <w:sz w:val="22"/>
+                <w:szCs w:val="22"/>
+              </w:rPr>
+              <w:t>_name</w:t>
+            </w:r>
+            <w:r>
+              <w:rPr>
+                <w:rFonts w:ascii="Times New Roman" w:hAnsi="Times New Roman"/>
+                <w:bCs/>
+                <w:sz w:val="22"/>
+                <w:szCs w:val="22"/>
+              </w:rPr>
+              <w:t xml:space="preserve"> }}</w:t>
+            </w:r>
+            <w:r>
+              <w:rPr>
+                <w:rFonts w:ascii="Times New Roman" w:hAnsi="Times New Roman"/>
+                <w:bCs/>
+                <w:sz w:val="22"/>
+                <w:szCs w:val="22"/>
+              </w:rPr>
+              <w:t xml:space="preserve"> </w:t>
+            </w:r>
+            <w:bookmarkEnd w:id="3"/>
+            <w:r>
+              <w:rPr>
                 <w:rFonts w:ascii="Times New Roman" w:hAnsi="Times New Roman"/>
                 <w:bCs/>
                 <w:sz w:val="22"/>
@@ -989,7 +1000,6 @@
               </w:rPr>
               <w:t>(</w:t>
             </w:r>
-            <w:proofErr w:type="gramStart"/>
             <w:r>
               <w:rPr>
                 <w:rFonts w:ascii="Times New Roman" w:hAnsi="Times New Roman"/>
@@ -999,473 +1009,6 @@
               </w:rPr>
               <w:t xml:space="preserve">{{ </w:t>
             </w:r>
-            <w:proofErr w:type="spellStart"/>
-            <w:r>
-              <w:rPr>
-                <w:rFonts w:ascii="Times New Roman" w:hAnsi="Times New Roman"/>
-                <w:bCs/>
-                <w:sz w:val="22"/>
-                <w:szCs w:val="22"/>
-              </w:rPr>
-              <w:t>prepper</w:t>
-            </w:r>
-            <w:proofErr w:type="gramEnd"/>
-            <w:r>
-              <w:rPr>
-                <w:rFonts w:ascii="Times New Roman" w:hAnsi="Times New Roman"/>
-                <w:bCs/>
-                <w:sz w:val="22"/>
-                <w:szCs w:val="22"/>
-              </w:rPr>
-              <w:t>_</w:t>
-            </w:r>
-            <w:proofErr w:type="gramStart"/>
-            <w:r>
-              <w:rPr>
-                <w:rFonts w:ascii="Times New Roman" w:hAnsi="Times New Roman"/>
-                <w:bCs/>
-                <w:sz w:val="22"/>
-                <w:szCs w:val="22"/>
-              </w:rPr>
-              <w:t>initial</w:t>
-            </w:r>
-            <w:proofErr w:type="spellEnd"/>
-            <w:r>
-              <w:rPr>
-                <w:rFonts w:ascii="Times New Roman" w:hAnsi="Times New Roman"/>
-                <w:bCs/>
-                <w:sz w:val="22"/>
-                <w:szCs w:val="22"/>
-              </w:rPr>
-              <w:t xml:space="preserve"> }</w:t>
-            </w:r>
-            <w:proofErr w:type="gramEnd"/>
-            <w:r>
-              <w:rPr>
-                <w:rFonts w:ascii="Times New Roman" w:hAnsi="Times New Roman"/>
-                <w:bCs/>
-                <w:sz w:val="22"/>
-                <w:szCs w:val="22"/>
-              </w:rPr>
-              <w:t>})</w:t>
-            </w:r>
-          </w:p>
-          <w:p>
-            <w:pPr>
-              <w:outlineLvl w:val="0"/>
-              <w:rPr>
-                <w:rFonts w:ascii="Times New Roman" w:hAnsi="Times New Roman"/>
-                <w:bCs/>
-                <w:sz w:val="22"/>
-                <w:szCs w:val="22"/>
-              </w:rPr>
-            </w:pPr>
-          </w:p>
-          <w:p>
-            <w:pPr>
-              <w:outlineLvl w:val="0"/>
-              <w:rPr>
-                <w:rFonts w:ascii="Times New Roman" w:hAnsi="Times New Roman"/>
-                <w:bCs/>
-                <w:sz w:val="22"/>
-                <w:szCs w:val="22"/>
-              </w:rPr>
-            </w:pPr>
-            <w:r>
-              <w:rPr>
-                <w:rFonts w:ascii="Times New Roman" w:hAnsi="Times New Roman"/>
-                <w:bCs/>
-                <w:sz w:val="22"/>
-                <w:szCs w:val="22"/>
-              </w:rPr>
-              <w:t>Processor:</w:t>
-            </w:r>
-          </w:p>
-          <w:p>
-            <w:pPr>
-              <w:rPr>
-                <w:rFonts w:ascii="Times New Roman" w:hAnsi="Times New Roman"/>
-                <w:bCs/>
-                <w:sz w:val="22"/>
-                <w:szCs w:val="22"/>
-              </w:rPr>
-            </w:pPr>
-            <w:proofErr w:type="gramStart"/>
-            <w:r>
-              <w:rPr>
-                <w:rFonts w:ascii="Times New Roman" w:hAnsi="Times New Roman"/>
-                <w:bCs/>
-                <w:sz w:val="22"/>
-                <w:szCs w:val="22"/>
-              </w:rPr>
-              <w:t xml:space="preserve">{{ </w:t>
-            </w:r>
-            <w:proofErr w:type="spellStart"/>
-            <w:r>
-              <w:rPr>
-                <w:rFonts w:ascii="Times New Roman" w:hAnsi="Times New Roman"/>
-                <w:bCs/>
-                <w:sz w:val="22"/>
-                <w:szCs w:val="22"/>
-              </w:rPr>
-              <w:t>analyst</w:t>
-            </w:r>
-            <w:proofErr w:type="gramEnd"/>
-            <w:r>
-              <w:rPr>
-                <w:rFonts w:ascii="Times New Roman" w:hAnsi="Times New Roman"/>
-                <w:bCs/>
-                <w:sz w:val="22"/>
-                <w:szCs w:val="22"/>
-              </w:rPr>
-              <w:t>_</w:t>
-            </w:r>
-            <w:proofErr w:type="gramStart"/>
-            <w:r>
-              <w:rPr>
-                <w:rFonts w:ascii="Times New Roman" w:hAnsi="Times New Roman"/>
-                <w:bCs/>
-                <w:sz w:val="22"/>
-                <w:szCs w:val="22"/>
-              </w:rPr>
-              <w:t>name</w:t>
-            </w:r>
-            <w:proofErr w:type="spellEnd"/>
-            <w:r>
-              <w:rPr>
-                <w:rFonts w:ascii="Times New Roman" w:hAnsi="Times New Roman"/>
-                <w:bCs/>
-                <w:sz w:val="22"/>
-                <w:szCs w:val="22"/>
-              </w:rPr>
-              <w:t xml:space="preserve"> }</w:t>
-            </w:r>
-            <w:proofErr w:type="gramEnd"/>
-            <w:r>
-              <w:rPr>
-                <w:rFonts w:ascii="Times New Roman" w:hAnsi="Times New Roman"/>
-                <w:bCs/>
-                <w:sz w:val="22"/>
-                <w:szCs w:val="22"/>
-              </w:rPr>
-              <w:t>}</w:t>
-            </w:r>
-            <w:r>
-              <w:rPr>
-                <w:rFonts w:ascii="Times New Roman" w:hAnsi="Times New Roman"/>
-                <w:bCs/>
-                <w:sz w:val="22"/>
-                <w:szCs w:val="22"/>
-              </w:rPr>
-              <w:t xml:space="preserve"> (</w:t>
-            </w:r>
-            <w:proofErr w:type="gramStart"/>
-            <w:r>
-              <w:rPr>
-                <w:rFonts w:ascii="Times New Roman" w:hAnsi="Times New Roman"/>
-                <w:bCs/>
-                <w:sz w:val="22"/>
-                <w:szCs w:val="22"/>
-              </w:rPr>
-              <w:t xml:space="preserve">{{ </w:t>
-            </w:r>
-            <w:proofErr w:type="spellStart"/>
-            <w:r>
-              <w:rPr>
-                <w:rFonts w:ascii="Times New Roman" w:hAnsi="Times New Roman"/>
-                <w:bCs/>
-                <w:sz w:val="22"/>
-                <w:szCs w:val="22"/>
-              </w:rPr>
-              <w:t>analyst</w:t>
-            </w:r>
-            <w:proofErr w:type="gramEnd"/>
-            <w:r>
-              <w:rPr>
-                <w:rFonts w:ascii="Times New Roman" w:hAnsi="Times New Roman"/>
-                <w:bCs/>
-                <w:sz w:val="22"/>
-                <w:szCs w:val="22"/>
-              </w:rPr>
-              <w:t>_</w:t>
-            </w:r>
-            <w:proofErr w:type="gramStart"/>
-            <w:r>
-              <w:rPr>
-                <w:rFonts w:ascii="Times New Roman" w:hAnsi="Times New Roman"/>
-                <w:bCs/>
-                <w:sz w:val="22"/>
-                <w:szCs w:val="22"/>
-              </w:rPr>
-              <w:t>initial</w:t>
-            </w:r>
-            <w:proofErr w:type="spellEnd"/>
-            <w:r>
-              <w:rPr>
-                <w:rFonts w:ascii="Times New Roman" w:hAnsi="Times New Roman"/>
-                <w:bCs/>
-                <w:sz w:val="22"/>
-                <w:szCs w:val="22"/>
-              </w:rPr>
-              <w:t xml:space="preserve"> }</w:t>
-            </w:r>
-            <w:proofErr w:type="gramEnd"/>
-            <w:r>
-              <w:rPr>
-                <w:rFonts w:ascii="Times New Roman" w:hAnsi="Times New Roman"/>
-                <w:bCs/>
-                <w:sz w:val="22"/>
-                <w:szCs w:val="22"/>
-              </w:rPr>
-              <w:t>})</w:t>
-            </w:r>
-          </w:p>
-          <w:p>
-            <w:pPr>
-              <w:outlineLvl w:val="0"/>
-              <w:rPr>
-                <w:rFonts w:ascii="Times New Roman" w:eastAsiaTheme="minorEastAsia" w:hAnsi="Times New Roman"/>
-                <w:bCs/>
-                <w:sz w:val="22"/>
-                <w:szCs w:val="22"/>
-                <w:lang w:eastAsia="zh-CN"/>
-              </w:rPr>
-            </w:pPr>
-          </w:p>
-          <w:p>
-            <w:pPr>
-              <w:outlineLvl w:val="0"/>
-              <w:rPr>
-                <w:rFonts w:ascii="Times New Roman" w:hAnsi="Times New Roman"/>
-                <w:bCs/>
-                <w:sz w:val="22"/>
-                <w:szCs w:val="22"/>
-              </w:rPr>
-            </w:pPr>
-            <w:r>
-              <w:rPr>
-                <w:rFonts w:ascii="Times New Roman" w:eastAsiaTheme="minorEastAsia" w:hAnsi="Times New Roman" w:hint="eastAsia"/>
-                <w:bCs/>
-                <w:sz w:val="22"/>
-                <w:szCs w:val="22"/>
-                <w:lang w:eastAsia="zh-CN"/>
-              </w:rPr>
-              <w:t xml:space="preserve">Subculture </w:t>
-            </w:r>
-            <w:r>
-              <w:rPr>
-                <w:rFonts w:ascii="Times New Roman" w:hAnsi="Times New Roman"/>
-                <w:bCs/>
-                <w:sz w:val="22"/>
-                <w:szCs w:val="22"/>
-              </w:rPr>
-              <w:t>Processor:</w:t>
-            </w:r>
-          </w:p>
-          <w:p>
-            <w:pPr>
-              <w:rPr>
-                <w:rFonts w:ascii="Times New Roman" w:hAnsi="Times New Roman"/>
-                <w:bCs/>
-                <w:sz w:val="22"/>
-                <w:szCs w:val="22"/>
-              </w:rPr>
-            </w:pPr>
-            <w:proofErr w:type="gramStart"/>
-            <w:r>
-              <w:rPr>
-                <w:rFonts w:ascii="Times New Roman" w:hAnsi="Times New Roman"/>
-                <w:bCs/>
-                <w:sz w:val="22"/>
-                <w:szCs w:val="22"/>
-              </w:rPr>
-              <w:t xml:space="preserve">{{ </w:t>
-            </w:r>
-            <w:bookmarkStart w:id="2" w:name="OLE_LINK19"/>
-            <w:proofErr w:type="spellStart"/>
-            <w:r>
-              <w:rPr>
-                <w:rFonts w:ascii="Times New Roman" w:eastAsiaTheme="minorEastAsia" w:hAnsi="Times New Roman" w:hint="eastAsia"/>
-                <w:bCs/>
-                <w:sz w:val="22"/>
-                <w:szCs w:val="22"/>
-                <w:lang w:eastAsia="zh-CN"/>
-              </w:rPr>
-              <w:t>subculture</w:t>
-            </w:r>
-            <w:bookmarkEnd w:id="2"/>
-            <w:proofErr w:type="gramEnd"/>
-            <w:r>
-              <w:rPr>
-                <w:rFonts w:ascii="Times New Roman" w:hAnsi="Times New Roman"/>
-                <w:bCs/>
-                <w:sz w:val="22"/>
-                <w:szCs w:val="22"/>
-              </w:rPr>
-              <w:t>_</w:t>
-            </w:r>
-            <w:proofErr w:type="gramStart"/>
-            <w:r>
-              <w:rPr>
-                <w:rFonts w:ascii="Times New Roman" w:hAnsi="Times New Roman"/>
-                <w:bCs/>
-                <w:sz w:val="22"/>
-                <w:szCs w:val="22"/>
-              </w:rPr>
-              <w:t>name</w:t>
-            </w:r>
-            <w:proofErr w:type="spellEnd"/>
-            <w:r>
-              <w:rPr>
-                <w:rFonts w:ascii="Times New Roman" w:hAnsi="Times New Roman"/>
-                <w:bCs/>
-                <w:sz w:val="22"/>
-                <w:szCs w:val="22"/>
-              </w:rPr>
-              <w:t xml:space="preserve"> }</w:t>
-            </w:r>
-            <w:proofErr w:type="gramEnd"/>
-            <w:r>
-              <w:rPr>
-                <w:rFonts w:ascii="Times New Roman" w:hAnsi="Times New Roman"/>
-                <w:bCs/>
-                <w:sz w:val="22"/>
-                <w:szCs w:val="22"/>
-              </w:rPr>
-              <w:t>} (</w:t>
-            </w:r>
-            <w:r>
-              <w:rPr>
-                <w:rFonts w:ascii="Times New Roman" w:hAnsi="Times New Roman"/>
-                <w:bCs/>
-                <w:sz w:val="22"/>
-                <w:szCs w:val="22"/>
-              </w:rPr>
-              <w:t>{{</w:t>
-            </w:r>
-            <w:r>
-              <w:rPr>
-                <w:rFonts w:ascii="Times New Roman" w:eastAsiaTheme="minorEastAsia" w:hAnsi="Times New Roman" w:hint="eastAsia"/>
-                <w:bCs/>
-                <w:sz w:val="22"/>
-                <w:szCs w:val="22"/>
-                <w:lang w:eastAsia="zh-CN"/>
-              </w:rPr>
-              <w:t>subculture</w:t>
-            </w:r>
-            <w:r>
-              <w:rPr>
-                <w:rFonts w:ascii="Times New Roman" w:hAnsi="Times New Roman"/>
-                <w:bCs/>
-                <w:sz w:val="22"/>
-                <w:szCs w:val="22"/>
-              </w:rPr>
-              <w:t xml:space="preserve"> _</w:t>
-            </w:r>
-            <w:proofErr w:type="gramStart"/>
-            <w:r>
-              <w:rPr>
-                <w:rFonts w:ascii="Times New Roman" w:hAnsi="Times New Roman"/>
-                <w:bCs/>
-                <w:sz w:val="22"/>
-                <w:szCs w:val="22"/>
-              </w:rPr>
-              <w:t>initial }</w:t>
-            </w:r>
-            <w:proofErr w:type="gramEnd"/>
-            <w:r>
-              <w:rPr>
-                <w:rFonts w:ascii="Times New Roman" w:hAnsi="Times New Roman"/>
-                <w:bCs/>
-                <w:sz w:val="22"/>
-                <w:szCs w:val="22"/>
-              </w:rPr>
-              <w:t>})</w:t>
-            </w:r>
-          </w:p>
-          <w:p>
-            <w:pPr>
-              <w:outlineLvl w:val="0"/>
-              <w:rPr>
-                <w:rFonts w:ascii="Times New Roman" w:eastAsiaTheme="minorEastAsia" w:hAnsi="Times New Roman"/>
-                <w:bCs/>
-                <w:sz w:val="22"/>
-                <w:szCs w:val="22"/>
-                <w:lang w:eastAsia="zh-CN"/>
-              </w:rPr>
-            </w:pPr>
-          </w:p>
-          <w:p>
-            <w:pPr>
-              <w:outlineLvl w:val="0"/>
-              <w:rPr>
-                <w:rFonts w:ascii="Times New Roman" w:hAnsi="Times New Roman"/>
-                <w:bCs/>
-                <w:sz w:val="22"/>
-                <w:szCs w:val="22"/>
-              </w:rPr>
-            </w:pPr>
-            <w:r>
-              <w:rPr>
-                <w:rFonts w:ascii="Times New Roman" w:hAnsi="Times New Roman"/>
-                <w:bCs/>
-                <w:sz w:val="22"/>
-                <w:szCs w:val="22"/>
-              </w:rPr>
-              <w:t>Reading</w:t>
-            </w:r>
-            <w:r>
-              <w:rPr>
-                <w:rFonts w:ascii="Times New Roman" w:hAnsi="Times New Roman"/>
-                <w:bCs/>
-                <w:sz w:val="22"/>
-                <w:szCs w:val="22"/>
-              </w:rPr>
-              <w:t xml:space="preserve"> </w:t>
-            </w:r>
-            <w:r>
-              <w:rPr>
-                <w:rFonts w:ascii="Times New Roman" w:eastAsiaTheme="minorEastAsia" w:hAnsi="Times New Roman" w:hint="eastAsia"/>
-                <w:bCs/>
-                <w:sz w:val="22"/>
-                <w:szCs w:val="22"/>
-                <w:lang w:eastAsia="zh-CN"/>
-              </w:rPr>
-              <w:t>Analyst</w:t>
-            </w:r>
-            <w:r>
-              <w:rPr>
-                <w:rFonts w:ascii="Times New Roman" w:hAnsi="Times New Roman"/>
-                <w:bCs/>
-                <w:sz w:val="22"/>
-                <w:szCs w:val="22"/>
-              </w:rPr>
-              <w:t>:</w:t>
-            </w:r>
-          </w:p>
-          <w:p>
-            <w:pPr>
-              <w:outlineLvl w:val="0"/>
-              <w:rPr>
-                <w:rFonts w:ascii="Times New Roman" w:eastAsiaTheme="minorEastAsia" w:hAnsi="Times New Roman"/>
-                <w:bCs/>
-                <w:sz w:val="22"/>
-                <w:szCs w:val="22"/>
-                <w:lang w:eastAsia="zh-CN"/>
-              </w:rPr>
-            </w:pPr>
-            <w:bookmarkStart w:id="3" w:name="OLE_LINK18"/>
-            <w:proofErr w:type="gramStart"/>
-            <w:r>
-              <w:rPr>
-                <w:rFonts w:ascii="Times New Roman" w:hAnsi="Times New Roman"/>
-                <w:bCs/>
-                <w:sz w:val="22"/>
-                <w:szCs w:val="22"/>
-              </w:rPr>
-              <w:t xml:space="preserve">{{ </w:t>
-            </w:r>
-            <w:proofErr w:type="spellStart"/>
             <w:r>
               <w:rPr>
                 <w:rFonts w:ascii="Times New Roman" w:hAnsi="Times New Roman"/>
@@ -1475,86 +1018,6 @@
               </w:rPr>
               <w:t>reading</w:t>
             </w:r>
-            <w:proofErr w:type="gramEnd"/>
-            <w:r>
-              <w:rPr>
-                <w:rFonts w:ascii="Times New Roman" w:hAnsi="Times New Roman"/>
-                <w:bCs/>
-                <w:sz w:val="22"/>
-                <w:szCs w:val="22"/>
-              </w:rPr>
-              <w:t>_</w:t>
-            </w:r>
-            <w:proofErr w:type="gramStart"/>
-            <w:r>
-              <w:rPr>
-                <w:rFonts w:ascii="Times New Roman" w:hAnsi="Times New Roman"/>
-                <w:bCs/>
-                <w:sz w:val="22"/>
-                <w:szCs w:val="22"/>
-              </w:rPr>
-              <w:t>name</w:t>
-            </w:r>
-            <w:proofErr w:type="spellEnd"/>
-            <w:r>
-              <w:rPr>
-                <w:rFonts w:ascii="Times New Roman" w:hAnsi="Times New Roman"/>
-                <w:bCs/>
-                <w:sz w:val="22"/>
-                <w:szCs w:val="22"/>
-              </w:rPr>
-              <w:t xml:space="preserve"> }</w:t>
-            </w:r>
-            <w:proofErr w:type="gramEnd"/>
-            <w:r>
-              <w:rPr>
-                <w:rFonts w:ascii="Times New Roman" w:hAnsi="Times New Roman"/>
-                <w:bCs/>
-                <w:sz w:val="22"/>
-                <w:szCs w:val="22"/>
-              </w:rPr>
-              <w:t>}</w:t>
-            </w:r>
-            <w:r>
-              <w:rPr>
-                <w:rFonts w:ascii="Times New Roman" w:hAnsi="Times New Roman"/>
-                <w:bCs/>
-                <w:sz w:val="22"/>
-                <w:szCs w:val="22"/>
-              </w:rPr>
-              <w:t xml:space="preserve"> </w:t>
-            </w:r>
-            <w:bookmarkEnd w:id="3"/>
-            <w:r>
-              <w:rPr>
-                <w:rFonts w:ascii="Times New Roman" w:hAnsi="Times New Roman"/>
-                <w:bCs/>
-                <w:sz w:val="22"/>
-                <w:szCs w:val="22"/>
-              </w:rPr>
-              <w:t>(</w:t>
-            </w:r>
-            <w:proofErr w:type="gramStart"/>
-            <w:r>
-              <w:rPr>
-                <w:rFonts w:ascii="Times New Roman" w:hAnsi="Times New Roman"/>
-                <w:bCs/>
-                <w:sz w:val="22"/>
-                <w:szCs w:val="22"/>
-              </w:rPr>
-              <w:t xml:space="preserve">{{ </w:t>
-            </w:r>
-            <w:proofErr w:type="spellStart"/>
-            <w:r>
-              <w:rPr>
-                <w:rFonts w:ascii="Times New Roman" w:hAnsi="Times New Roman"/>
-                <w:bCs/>
-                <w:sz w:val="22"/>
-                <w:szCs w:val="22"/>
-              </w:rPr>
-              <w:t>reading</w:t>
-            </w:r>
-            <w:proofErr w:type="gramEnd"/>
             <w:r>
               <w:rPr>
                 <w:rFonts w:ascii="Times New Roman" w:hAnsi="Times New Roman"/>
@@ -1564,7 +1027,6 @@
               </w:rPr>
               <w:t>_initial</w:t>
             </w:r>
-            <w:proofErr w:type="spellEnd"/>
             <w:r>
               <w:rPr>
                 <w:rFonts w:ascii="Times New Roman" w:hAnsi="Times New Roman"/>
@@ -1618,45 +1080,14 @@
                 <w:szCs w:val="22"/>
               </w:rPr>
             </w:pPr>
-            <w:proofErr w:type="gramStart"/>
-            <w:r>
-              <w:rPr>
-                <w:rFonts w:ascii="Times New Roman" w:hAnsi="Times New Roman"/>
-                <w:bCs/>
-                <w:sz w:val="22"/>
-                <w:szCs w:val="22"/>
-              </w:rPr>
-              <w:t xml:space="preserve">{{ </w:t>
-            </w:r>
-            <w:proofErr w:type="spellStart"/>
-            <w:r>
-              <w:rPr>
-                <w:rFonts w:ascii="Times New Roman" w:hAnsi="Times New Roman"/>
-                <w:bCs/>
-                <w:sz w:val="22"/>
-                <w:szCs w:val="22"/>
-              </w:rPr>
-              <w:t>sample</w:t>
-            </w:r>
-            <w:proofErr w:type="gramEnd"/>
-            <w:r>
-              <w:rPr>
-                <w:rFonts w:ascii="Times New Roman" w:hAnsi="Times New Roman"/>
-                <w:bCs/>
-                <w:sz w:val="22"/>
-                <w:szCs w:val="22"/>
-              </w:rPr>
-              <w:t>_name</w:t>
-            </w:r>
-            <w:proofErr w:type="spellEnd"/>
-            <w:r>
-              <w:rPr>
-                <w:rFonts w:ascii="Times New Roman" w:hAnsi="Times New Roman"/>
-                <w:bCs/>
-                <w:sz w:val="22"/>
-                <w:szCs w:val="22"/>
-              </w:rPr>
-              <w:t xml:space="preserve"> }}</w:t>
+            <w:r>
+              <w:rPr>
+                <w:rFonts w:ascii="Times New Roman" w:hAnsi="Times New Roman"/>
+                <w:bCs/>
+                <w:sz w:val="22"/>
+                <w:szCs w:val="22"/>
+              </w:rPr>
+              <w:t>{{ sample_name }}</w:t>
             </w:r>
           </w:p>
         </w:tc>
@@ -1704,45 +1135,14 @@
                 <w:szCs w:val="22"/>
               </w:rPr>
             </w:pPr>
-            <w:proofErr w:type="gramStart"/>
-            <w:r>
-              <w:rPr>
-                <w:rFonts w:ascii="Times New Roman" w:hAnsi="Times New Roman"/>
-                <w:bCs/>
-                <w:sz w:val="22"/>
-                <w:szCs w:val="22"/>
-              </w:rPr>
-              <w:t xml:space="preserve">{{ </w:t>
-            </w:r>
-            <w:proofErr w:type="spellStart"/>
-            <w:r>
-              <w:rPr>
-                <w:rFonts w:ascii="Times New Roman" w:hAnsi="Times New Roman"/>
-                <w:bCs/>
-                <w:sz w:val="22"/>
-                <w:szCs w:val="22"/>
-              </w:rPr>
-              <w:t>lot</w:t>
-            </w:r>
-            <w:proofErr w:type="gramEnd"/>
-            <w:r>
-              <w:rPr>
-                <w:rFonts w:ascii="Times New Roman" w:hAnsi="Times New Roman"/>
-                <w:bCs/>
-                <w:sz w:val="22"/>
-                <w:szCs w:val="22"/>
-              </w:rPr>
-              <w:t>_number</w:t>
-            </w:r>
-            <w:proofErr w:type="spellEnd"/>
-            <w:r>
-              <w:rPr>
-                <w:rFonts w:ascii="Times New Roman" w:hAnsi="Times New Roman"/>
-                <w:bCs/>
-                <w:sz w:val="22"/>
-                <w:szCs w:val="22"/>
-              </w:rPr>
-              <w:t xml:space="preserve"> }}</w:t>
+            <w:r>
+              <w:rPr>
+                <w:rFonts w:ascii="Times New Roman" w:hAnsi="Times New Roman"/>
+                <w:bCs/>
+                <w:sz w:val="22"/>
+                <w:szCs w:val="22"/>
+              </w:rPr>
+              <w:t>{{ lot_number }}</w:t>
             </w:r>
           </w:p>
         </w:tc>
@@ -1829,45 +1229,14 @@
                 <w:szCs w:val="22"/>
               </w:rPr>
             </w:pPr>
-            <w:proofErr w:type="gramStart"/>
-            <w:r>
-              <w:rPr>
-                <w:rFonts w:ascii="Times New Roman" w:hAnsi="Times New Roman"/>
-                <w:bCs/>
-                <w:sz w:val="22"/>
-                <w:szCs w:val="22"/>
-              </w:rPr>
-              <w:t xml:space="preserve">{{ </w:t>
-            </w:r>
-            <w:proofErr w:type="spellStart"/>
-            <w:r>
-              <w:rPr>
-                <w:rFonts w:ascii="Times New Roman" w:hAnsi="Times New Roman"/>
-                <w:bCs/>
-                <w:sz w:val="22"/>
-                <w:szCs w:val="22"/>
-              </w:rPr>
-              <w:t>dosage</w:t>
-            </w:r>
-            <w:proofErr w:type="gramEnd"/>
-            <w:r>
-              <w:rPr>
-                <w:rFonts w:ascii="Times New Roman" w:hAnsi="Times New Roman"/>
-                <w:bCs/>
-                <w:sz w:val="22"/>
-                <w:szCs w:val="22"/>
-              </w:rPr>
-              <w:t>_form</w:t>
-            </w:r>
-            <w:proofErr w:type="spellEnd"/>
-            <w:r>
-              <w:rPr>
-                <w:rFonts w:ascii="Times New Roman" w:hAnsi="Times New Roman"/>
-                <w:bCs/>
-                <w:sz w:val="22"/>
-                <w:szCs w:val="22"/>
-              </w:rPr>
-              <w:t>}}</w:t>
+            <w:r>
+              <w:rPr>
+                <w:rFonts w:ascii="Times New Roman" w:hAnsi="Times New Roman"/>
+                <w:bCs/>
+                <w:sz w:val="22"/>
+                <w:szCs w:val="22"/>
+              </w:rPr>
+              <w:t>{{ dosage_form}}</w:t>
             </w:r>
           </w:p>
         </w:tc>
@@ -1975,55 +1344,7 @@
               </w:rPr>
             </w:pPr>
             <w:r>
-              <w:t xml:space="preserve">On </w:t>
-            </w:r>
-            <w:proofErr w:type="gramStart"/>
-            <w:r>
-              <w:t xml:space="preserve">{{ </w:t>
-            </w:r>
-            <w:proofErr w:type="spellStart"/>
-            <w:r>
-              <w:t>test</w:t>
-            </w:r>
-            <w:proofErr w:type="gramEnd"/>
-            <w:r>
-              <w:t>_</w:t>
-            </w:r>
-            <w:proofErr w:type="gramStart"/>
-            <w:r>
-              <w:t>date</w:t>
-            </w:r>
-            <w:proofErr w:type="spellEnd"/>
-            <w:r>
-              <w:t xml:space="preserve"> }</w:t>
-            </w:r>
-            <w:proofErr w:type="gramEnd"/>
-            <w:r>
-              <w:t xml:space="preserve">}, sample </w:t>
-            </w:r>
-            <w:proofErr w:type="gramStart"/>
-            <w:r>
-              <w:t xml:space="preserve">{{ </w:t>
-            </w:r>
-            <w:proofErr w:type="spellStart"/>
-            <w:r>
-              <w:t>sample</w:t>
-            </w:r>
-            <w:proofErr w:type="gramEnd"/>
-            <w:r>
-              <w:t>_</w:t>
-            </w:r>
-            <w:proofErr w:type="gramStart"/>
-            <w:r>
-              <w:t>id</w:t>
-            </w:r>
-            <w:proofErr w:type="spellEnd"/>
-            <w:r>
-              <w:t xml:space="preserve"> }</w:t>
-            </w:r>
-            <w:proofErr w:type="gramEnd"/>
-            <w:r>
-              <w:t xml:space="preserve">} was found positive for viable microorganisms after USP &lt;71&gt; sterility testing. </w:t>
+              <w:t xml:space="preserve">On {{ test_date }}, sample {{ sample_id }} was found positive for viable microorganisms after USP &lt;71&gt; sterility testing. </w:t>
             </w:r>
           </w:p>
           <w:p>
@@ -2333,19 +1654,8 @@
                 <w:sz w:val="22"/>
                 <w:szCs w:val="22"/>
               </w:rPr>
-              <w:t xml:space="preserve">SOP / Test </w:t>
-            </w:r>
-            <w:proofErr w:type="gramStart"/>
-            <w:r>
-              <w:rPr>
-                <w:rFonts w:ascii="Times New Roman" w:hAnsi="Times New Roman"/>
-                <w:bCs/>
-                <w:sz w:val="22"/>
-                <w:szCs w:val="22"/>
-              </w:rPr>
-              <w:t>Method #:</w:t>
-            </w:r>
-            <w:proofErr w:type="gramEnd"/>
+              <w:t>SOP / Test Method #:</w:t>
+            </w:r>
           </w:p>
           <w:p>
             <w:pPr>
@@ -2661,65 +1971,14 @@
                 <w:szCs w:val="22"/>
               </w:rPr>
             </w:pPr>
-            <w:proofErr w:type="gramStart"/>
-            <w:r>
-              <w:rPr>
-                <w:rFonts w:ascii="Times New Roman" w:hAnsi="Times New Roman"/>
-                <w:bCs/>
-                <w:sz w:val="22"/>
-                <w:szCs w:val="22"/>
-              </w:rPr>
-              <w:t xml:space="preserve">{{ </w:t>
-            </w:r>
-            <w:proofErr w:type="spellStart"/>
-            <w:r>
-              <w:rPr>
-                <w:rFonts w:ascii="Times New Roman" w:hAnsi="Times New Roman"/>
-                <w:bCs/>
-                <w:sz w:val="22"/>
-                <w:szCs w:val="22"/>
-              </w:rPr>
-              <w:t>test</w:t>
-            </w:r>
-            <w:proofErr w:type="gramEnd"/>
-            <w:r>
-              <w:rPr>
-                <w:rFonts w:ascii="Times New Roman" w:hAnsi="Times New Roman"/>
-                <w:bCs/>
-                <w:sz w:val="22"/>
-                <w:szCs w:val="22"/>
-              </w:rPr>
-              <w:t>_</w:t>
-            </w:r>
-            <w:proofErr w:type="gramStart"/>
-            <w:r>
-              <w:rPr>
-                <w:rFonts w:ascii="Times New Roman" w:hAnsi="Times New Roman"/>
-                <w:bCs/>
-                <w:sz w:val="22"/>
-                <w:szCs w:val="22"/>
-              </w:rPr>
-              <w:t>date</w:t>
-            </w:r>
-            <w:proofErr w:type="spellEnd"/>
-            <w:r>
-              <w:rPr>
-                <w:rFonts w:ascii="Times New Roman" w:hAnsi="Times New Roman"/>
-                <w:bCs/>
-                <w:sz w:val="22"/>
-                <w:szCs w:val="22"/>
-              </w:rPr>
-              <w:t xml:space="preserve"> }</w:t>
-            </w:r>
-            <w:proofErr w:type="gramEnd"/>
-            <w:r>
-              <w:rPr>
-                <w:rFonts w:ascii="Times New Roman" w:hAnsi="Times New Roman"/>
-                <w:bCs/>
-                <w:sz w:val="22"/>
-                <w:szCs w:val="22"/>
-              </w:rPr>
-              <w:t>}</w:t>
+            <w:r>
+              <w:rPr>
+                <w:rFonts w:ascii="Times New Roman" w:hAnsi="Times New Roman"/>
+                <w:bCs/>
+                <w:sz w:val="22"/>
+                <w:szCs w:val="22"/>
+              </w:rPr>
+              <w:t>{{ test_date }}</w:t>
             </w:r>
           </w:p>
           <w:p>
@@ -3308,7 +2567,33 @@
               <w:t xml:space="preserve">analysts </w:t>
             </w:r>
             <w:bookmarkStart w:id="6" w:name="OLE_LINK25"/>
-            <w:proofErr w:type="gramStart"/>
+            <w:r>
+              <w:rPr>
+                <w:rFonts w:ascii="Times New Roman" w:hAnsi="Times New Roman"/>
+                <w:bCs/>
+                <w:sz w:val="22"/>
+                <w:szCs w:val="22"/>
+              </w:rPr>
+              <w:t xml:space="preserve">{{ prepper_name }}, </w:t>
+            </w:r>
+            <w:r>
+              <w:rPr>
+                <w:rFonts w:ascii="Times New Roman" w:hAnsi="Times New Roman"/>
+                <w:bCs/>
+                <w:sz w:val="22"/>
+                <w:szCs w:val="22"/>
+              </w:rPr>
+              <w:t>{{ analyst_name }}</w:t>
+            </w:r>
+            <w:r>
+              <w:rPr>
+                <w:rFonts w:ascii="Times New Roman" w:hAnsi="Times New Roman"/>
+                <w:bCs/>
+                <w:sz w:val="22"/>
+                <w:szCs w:val="22"/>
+              </w:rPr>
+              <w:t xml:space="preserve">, </w:t>
+            </w:r>
             <w:r>
               <w:rPr>
                 <w:rFonts w:ascii="Times New Roman" w:hAnsi="Times New Roman"/>
@@ -3318,57 +2603,45 @@
               </w:rPr>
               <w:t xml:space="preserve">{{ </w:t>
             </w:r>
-            <w:proofErr w:type="spellStart"/>
-            <w:r>
-              <w:rPr>
-                <w:rFonts w:ascii="Times New Roman" w:hAnsi="Times New Roman"/>
-                <w:bCs/>
-                <w:sz w:val="22"/>
-                <w:szCs w:val="22"/>
-              </w:rPr>
-              <w:t>prepper</w:t>
-            </w:r>
-            <w:proofErr w:type="gramEnd"/>
-            <w:r>
-              <w:rPr>
-                <w:rFonts w:ascii="Times New Roman" w:hAnsi="Times New Roman"/>
-                <w:bCs/>
-                <w:sz w:val="22"/>
-                <w:szCs w:val="22"/>
-              </w:rPr>
-              <w:t>_</w:t>
-            </w:r>
-            <w:proofErr w:type="gramStart"/>
-            <w:r>
-              <w:rPr>
-                <w:rFonts w:ascii="Times New Roman" w:hAnsi="Times New Roman"/>
-                <w:bCs/>
-                <w:sz w:val="22"/>
-                <w:szCs w:val="22"/>
-              </w:rPr>
-              <w:t>name</w:t>
-            </w:r>
-            <w:proofErr w:type="spellEnd"/>
-            <w:r>
-              <w:rPr>
-                <w:rFonts w:ascii="Times New Roman" w:hAnsi="Times New Roman"/>
-                <w:bCs/>
-                <w:sz w:val="22"/>
-                <w:szCs w:val="22"/>
-              </w:rPr>
-              <w:t xml:space="preserve"> }</w:t>
-            </w:r>
-            <w:proofErr w:type="gramEnd"/>
-            <w:r>
-              <w:rPr>
-                <w:rFonts w:ascii="Times New Roman" w:hAnsi="Times New Roman"/>
-                <w:bCs/>
-                <w:sz w:val="22"/>
-                <w:szCs w:val="22"/>
-              </w:rPr>
-              <w:t xml:space="preserve">}, </w:t>
-            </w:r>
-            <w:proofErr w:type="gramStart"/>
+            <w:r>
+              <w:rPr>
+                <w:rFonts w:ascii="Times New Roman" w:eastAsiaTheme="minorEastAsia" w:hAnsi="Times New Roman" w:hint="eastAsia"/>
+                <w:bCs/>
+                <w:sz w:val="22"/>
+                <w:szCs w:val="22"/>
+                <w:lang w:eastAsia="zh-CN"/>
+              </w:rPr>
+              <w:t>subculture</w:t>
+            </w:r>
+            <w:r>
+              <w:rPr>
+                <w:rFonts w:ascii="Times New Roman" w:hAnsi="Times New Roman"/>
+                <w:bCs/>
+                <w:sz w:val="22"/>
+                <w:szCs w:val="22"/>
+              </w:rPr>
+              <w:t>_name }}</w:t>
+            </w:r>
+            <w:r>
+              <w:rPr>
+                <w:rFonts w:ascii="Times New Roman" w:eastAsiaTheme="minorEastAsia" w:hAnsi="Times New Roman" w:hint="eastAsia"/>
+                <w:bCs/>
+                <w:sz w:val="22"/>
+                <w:szCs w:val="22"/>
+                <w:lang w:eastAsia="zh-CN"/>
+              </w:rPr>
+              <w:t xml:space="preserve">, </w:t>
+            </w:r>
+            <w:r>
+              <w:rPr>
+                <w:rFonts w:ascii="Times New Roman" w:eastAsiaTheme="minorEastAsia" w:hAnsi="Times New Roman" w:hint="eastAsia"/>
+                <w:bCs/>
+                <w:sz w:val="22"/>
+                <w:szCs w:val="22"/>
+                <w:lang w:eastAsia="zh-CN"/>
+              </w:rPr>
+              <w:t xml:space="preserve">and </w:t>
+            </w:r>
             <w:r>
               <w:rPr>
                 <w:rFonts w:ascii="Times New Roman" w:hAnsi="Times New Roman"/>
@@ -3378,157 +2651,6 @@
               </w:rPr>
               <w:t xml:space="preserve">{{ </w:t>
             </w:r>
-            <w:proofErr w:type="spellStart"/>
-            <w:r>
-              <w:rPr>
-                <w:rFonts w:ascii="Times New Roman" w:hAnsi="Times New Roman"/>
-                <w:bCs/>
-                <w:sz w:val="22"/>
-                <w:szCs w:val="22"/>
-              </w:rPr>
-              <w:t>analyst</w:t>
-            </w:r>
-            <w:proofErr w:type="gramEnd"/>
-            <w:r>
-              <w:rPr>
-                <w:rFonts w:ascii="Times New Roman" w:hAnsi="Times New Roman"/>
-                <w:bCs/>
-                <w:sz w:val="22"/>
-                <w:szCs w:val="22"/>
-              </w:rPr>
-              <w:t>_</w:t>
-            </w:r>
-            <w:proofErr w:type="gramStart"/>
-            <w:r>
-              <w:rPr>
-                <w:rFonts w:ascii="Times New Roman" w:hAnsi="Times New Roman"/>
-                <w:bCs/>
-                <w:sz w:val="22"/>
-                <w:szCs w:val="22"/>
-              </w:rPr>
-              <w:t>name</w:t>
-            </w:r>
-            <w:proofErr w:type="spellEnd"/>
-            <w:r>
-              <w:rPr>
-                <w:rFonts w:ascii="Times New Roman" w:hAnsi="Times New Roman"/>
-                <w:bCs/>
-                <w:sz w:val="22"/>
-                <w:szCs w:val="22"/>
-              </w:rPr>
-              <w:t xml:space="preserve"> }</w:t>
-            </w:r>
-            <w:proofErr w:type="gramEnd"/>
-            <w:r>
-              <w:rPr>
-                <w:rFonts w:ascii="Times New Roman" w:hAnsi="Times New Roman"/>
-                <w:bCs/>
-                <w:sz w:val="22"/>
-                <w:szCs w:val="22"/>
-              </w:rPr>
-              <w:t>}</w:t>
-            </w:r>
-            <w:r>
-              <w:rPr>
-                <w:rFonts w:ascii="Times New Roman" w:hAnsi="Times New Roman"/>
-                <w:bCs/>
-                <w:sz w:val="22"/>
-                <w:szCs w:val="22"/>
-              </w:rPr>
-              <w:t xml:space="preserve">, </w:t>
-            </w:r>
-            <w:proofErr w:type="gramStart"/>
-            <w:r>
-              <w:rPr>
-                <w:rFonts w:ascii="Times New Roman" w:hAnsi="Times New Roman"/>
-                <w:bCs/>
-                <w:sz w:val="22"/>
-                <w:szCs w:val="22"/>
-              </w:rPr>
-              <w:t xml:space="preserve">{{ </w:t>
-            </w:r>
-            <w:proofErr w:type="spellStart"/>
-            <w:r>
-              <w:rPr>
-                <w:rFonts w:ascii="Times New Roman" w:eastAsiaTheme="minorEastAsia" w:hAnsi="Times New Roman" w:hint="eastAsia"/>
-                <w:bCs/>
-                <w:sz w:val="22"/>
-                <w:szCs w:val="22"/>
-                <w:lang w:eastAsia="zh-CN"/>
-              </w:rPr>
-              <w:t>subculture</w:t>
-            </w:r>
-            <w:proofErr w:type="gramEnd"/>
-            <w:r>
-              <w:rPr>
-                <w:rFonts w:ascii="Times New Roman" w:hAnsi="Times New Roman"/>
-                <w:bCs/>
-                <w:sz w:val="22"/>
-                <w:szCs w:val="22"/>
-              </w:rPr>
-              <w:t>_</w:t>
-            </w:r>
-            <w:proofErr w:type="gramStart"/>
-            <w:r>
-              <w:rPr>
-                <w:rFonts w:ascii="Times New Roman" w:hAnsi="Times New Roman"/>
-                <w:bCs/>
-                <w:sz w:val="22"/>
-                <w:szCs w:val="22"/>
-              </w:rPr>
-              <w:t>name</w:t>
-            </w:r>
-            <w:proofErr w:type="spellEnd"/>
-            <w:r>
-              <w:rPr>
-                <w:rFonts w:ascii="Times New Roman" w:hAnsi="Times New Roman"/>
-                <w:bCs/>
-                <w:sz w:val="22"/>
-                <w:szCs w:val="22"/>
-              </w:rPr>
-              <w:t xml:space="preserve"> }</w:t>
-            </w:r>
-            <w:proofErr w:type="gramEnd"/>
-            <w:r>
-              <w:rPr>
-                <w:rFonts w:ascii="Times New Roman" w:hAnsi="Times New Roman"/>
-                <w:bCs/>
-                <w:sz w:val="22"/>
-                <w:szCs w:val="22"/>
-              </w:rPr>
-              <w:t>}</w:t>
-            </w:r>
-            <w:r>
-              <w:rPr>
-                <w:rFonts w:ascii="Times New Roman" w:eastAsiaTheme="minorEastAsia" w:hAnsi="Times New Roman" w:hint="eastAsia"/>
-                <w:bCs/>
-                <w:sz w:val="22"/>
-                <w:szCs w:val="22"/>
-                <w:lang w:eastAsia="zh-CN"/>
-              </w:rPr>
-              <w:t xml:space="preserve">, </w:t>
-            </w:r>
-            <w:r>
-              <w:rPr>
-                <w:rFonts w:ascii="Times New Roman" w:eastAsiaTheme="minorEastAsia" w:hAnsi="Times New Roman" w:hint="eastAsia"/>
-                <w:bCs/>
-                <w:sz w:val="22"/>
-                <w:szCs w:val="22"/>
-                <w:lang w:eastAsia="zh-CN"/>
-              </w:rPr>
-              <w:t xml:space="preserve">and </w:t>
-            </w:r>
-            <w:proofErr w:type="gramStart"/>
-            <w:r>
-              <w:rPr>
-                <w:rFonts w:ascii="Times New Roman" w:hAnsi="Times New Roman"/>
-                <w:bCs/>
-                <w:sz w:val="22"/>
-                <w:szCs w:val="22"/>
-              </w:rPr>
-              <w:t xml:space="preserve">{{ </w:t>
-            </w:r>
-            <w:proofErr w:type="spellStart"/>
             <w:r>
               <w:rPr>
                 <w:rFonts w:ascii="Times New Roman" w:hAnsi="Times New Roman"/>
@@ -3538,45 +2660,14 @@
               </w:rPr>
               <w:t>reading</w:t>
             </w:r>
-            <w:proofErr w:type="gramEnd"/>
-            <w:r>
-              <w:rPr>
-                <w:rFonts w:ascii="Times New Roman" w:hAnsi="Times New Roman"/>
-                <w:bCs/>
-                <w:sz w:val="22"/>
-                <w:szCs w:val="22"/>
-              </w:rPr>
-              <w:t>_</w:t>
-            </w:r>
-            <w:proofErr w:type="gramStart"/>
-            <w:r>
-              <w:rPr>
-                <w:rFonts w:ascii="Times New Roman" w:hAnsi="Times New Roman"/>
-                <w:bCs/>
-                <w:sz w:val="22"/>
-                <w:szCs w:val="22"/>
-              </w:rPr>
-              <w:t>name</w:t>
-            </w:r>
-            <w:proofErr w:type="spellEnd"/>
-            <w:r>
-              <w:rPr>
-                <w:rFonts w:ascii="Times New Roman" w:hAnsi="Times New Roman"/>
-                <w:bCs/>
-                <w:sz w:val="22"/>
-                <w:szCs w:val="22"/>
-              </w:rPr>
-              <w:t xml:space="preserve"> }</w:t>
-            </w:r>
-            <w:proofErr w:type="gramEnd"/>
-            <w:r>
-              <w:rPr>
-                <w:rFonts w:ascii="Times New Roman" w:hAnsi="Times New Roman"/>
-                <w:bCs/>
-                <w:sz w:val="22"/>
-                <w:szCs w:val="22"/>
-              </w:rPr>
-              <w:t xml:space="preserve">} </w:t>
+            <w:r>
+              <w:rPr>
+                <w:rFonts w:ascii="Times New Roman" w:hAnsi="Times New Roman"/>
+                <w:bCs/>
+                <w:sz w:val="22"/>
+                <w:szCs w:val="22"/>
+              </w:rPr>
+              <w:t xml:space="preserve">_name }} </w:t>
             </w:r>
             <w:bookmarkEnd w:id="5"/>
             <w:bookmarkEnd w:id="6"/>
@@ -3871,65 +2962,14 @@
               </w:rPr>
               <w:t xml:space="preserve">sample ID: </w:t>
             </w:r>
-            <w:proofErr w:type="gramStart"/>
-            <w:r>
-              <w:rPr>
-                <w:rFonts w:ascii="Times New Roman" w:hAnsi="Times New Roman"/>
-                <w:bCs/>
-                <w:sz w:val="22"/>
-                <w:szCs w:val="22"/>
-              </w:rPr>
-              <w:t xml:space="preserve">{{ </w:t>
-            </w:r>
-            <w:proofErr w:type="spellStart"/>
-            <w:r>
-              <w:rPr>
-                <w:rFonts w:ascii="Times New Roman" w:hAnsi="Times New Roman"/>
-                <w:bCs/>
-                <w:sz w:val="22"/>
-                <w:szCs w:val="22"/>
-              </w:rPr>
-              <w:t>sample</w:t>
-            </w:r>
-            <w:proofErr w:type="gramEnd"/>
-            <w:r>
-              <w:rPr>
-                <w:rFonts w:ascii="Times New Roman" w:hAnsi="Times New Roman"/>
-                <w:bCs/>
-                <w:sz w:val="22"/>
-                <w:szCs w:val="22"/>
-              </w:rPr>
-              <w:t>_</w:t>
-            </w:r>
-            <w:proofErr w:type="gramStart"/>
-            <w:r>
-              <w:rPr>
-                <w:rFonts w:ascii="Times New Roman" w:hAnsi="Times New Roman"/>
-                <w:bCs/>
-                <w:sz w:val="22"/>
-                <w:szCs w:val="22"/>
-              </w:rPr>
-              <w:t>id</w:t>
-            </w:r>
-            <w:proofErr w:type="spellEnd"/>
-            <w:r>
-              <w:rPr>
-                <w:rFonts w:ascii="Times New Roman" w:hAnsi="Times New Roman"/>
-                <w:bCs/>
-                <w:sz w:val="22"/>
-                <w:szCs w:val="22"/>
-              </w:rPr>
-              <w:t xml:space="preserve"> }</w:t>
-            </w:r>
-            <w:proofErr w:type="gramEnd"/>
-            <w:r>
-              <w:rPr>
-                <w:rFonts w:ascii="Times New Roman" w:hAnsi="Times New Roman"/>
-                <w:bCs/>
-                <w:sz w:val="22"/>
-                <w:szCs w:val="22"/>
-              </w:rPr>
-              <w:t>}</w:t>
+            <w:r>
+              <w:rPr>
+                <w:rFonts w:ascii="Times New Roman" w:hAnsi="Times New Roman"/>
+                <w:bCs/>
+                <w:sz w:val="22"/>
+                <w:szCs w:val="22"/>
+              </w:rPr>
+              <w:t>{{ sample_id }}</w:t>
             </w:r>
             <w:r>
               <w:rPr>
@@ -4527,25 +3567,7 @@
                 <w:sz w:val="22"/>
                 <w:szCs w:val="22"/>
               </w:rPr>
-              <w:t xml:space="preserve">Are the Test Result Records Attached &amp; Calculations </w:t>
-            </w:r>
-            <w:proofErr w:type="gramStart"/>
-            <w:r>
-              <w:rPr>
-                <w:rFonts w:ascii="Times New Roman" w:hAnsi="Times New Roman"/>
-                <w:sz w:val="22"/>
-                <w:szCs w:val="22"/>
-              </w:rPr>
-              <w:t>Verified</w:t>
-            </w:r>
-            <w:proofErr w:type="gramEnd"/>
-            <w:r>
-              <w:rPr>
-                <w:rFonts w:ascii="Times New Roman" w:hAnsi="Times New Roman"/>
-                <w:sz w:val="22"/>
-                <w:szCs w:val="22"/>
-              </w:rPr>
-              <w:t xml:space="preserve"> and Correct?</w:t>
+              <w:t>Are the Test Result Records Attached &amp; Calculations Verified and Correct?</w:t>
             </w:r>
           </w:p>
         </w:tc>
@@ -4777,25 +3799,7 @@
                 <w:sz w:val="22"/>
                 <w:szCs w:val="22"/>
               </w:rPr>
-              <w:t xml:space="preserve">Information is available in </w:t>
-            </w:r>
-            <w:proofErr w:type="spellStart"/>
-            <w:r>
-              <w:rPr>
-                <w:rFonts w:ascii="Times New Roman" w:hAnsi="Times New Roman"/>
-                <w:sz w:val="22"/>
-                <w:szCs w:val="22"/>
-              </w:rPr>
-              <w:t>EagleTrax</w:t>
-            </w:r>
-            <w:proofErr w:type="spellEnd"/>
-            <w:r>
-              <w:rPr>
-                <w:rFonts w:ascii="Times New Roman" w:hAnsi="Times New Roman"/>
-                <w:sz w:val="22"/>
-                <w:szCs w:val="22"/>
-              </w:rPr>
-              <w:t xml:space="preserve"> under</w:t>
+              <w:t>Information is available in EagleTrax under</w:t>
             </w:r>
             <w:r>
               <w:rPr>
@@ -4805,45 +3809,14 @@
               </w:rPr>
               <w:t xml:space="preserve"> </w:t>
             </w:r>
-            <w:proofErr w:type="gramStart"/>
-            <w:r>
-              <w:rPr>
-                <w:rFonts w:ascii="Times New Roman" w:hAnsi="Times New Roman"/>
-                <w:bCs/>
-                <w:sz w:val="22"/>
-                <w:szCs w:val="22"/>
-              </w:rPr>
-              <w:t xml:space="preserve">{{ </w:t>
-            </w:r>
-            <w:proofErr w:type="spellStart"/>
-            <w:r>
-              <w:rPr>
-                <w:rFonts w:ascii="Times New Roman" w:hAnsi="Times New Roman"/>
-                <w:bCs/>
-                <w:sz w:val="22"/>
-                <w:szCs w:val="22"/>
-              </w:rPr>
-              <w:t>sample</w:t>
-            </w:r>
-            <w:proofErr w:type="gramEnd"/>
-            <w:r>
-              <w:rPr>
-                <w:rFonts w:ascii="Times New Roman" w:hAnsi="Times New Roman"/>
-                <w:bCs/>
-                <w:sz w:val="22"/>
-                <w:szCs w:val="22"/>
-              </w:rPr>
-              <w:t>_id</w:t>
-            </w:r>
-            <w:proofErr w:type="spellEnd"/>
-            <w:r>
-              <w:rPr>
-                <w:rFonts w:ascii="Times New Roman" w:hAnsi="Times New Roman"/>
-                <w:bCs/>
-                <w:sz w:val="22"/>
-                <w:szCs w:val="22"/>
-              </w:rPr>
-              <w:t xml:space="preserve"> }}</w:t>
+            <w:r>
+              <w:rPr>
+                <w:rFonts w:ascii="Times New Roman" w:hAnsi="Times New Roman"/>
+                <w:bCs/>
+                <w:sz w:val="22"/>
+                <w:szCs w:val="22"/>
+              </w:rPr>
+              <w:t>{{ sample_id }}</w:t>
             </w:r>
           </w:p>
         </w:tc>
@@ -5416,25 +4389,7 @@
                 <w:sz w:val="22"/>
                 <w:szCs w:val="22"/>
               </w:rPr>
-              <w:t xml:space="preserve">Does the processing method/ </w:t>
-            </w:r>
-            <w:proofErr w:type="gramStart"/>
-            <w:r>
-              <w:rPr>
-                <w:rFonts w:ascii="Times New Roman" w:hAnsi="Times New Roman"/>
-                <w:sz w:val="22"/>
-                <w:szCs w:val="22"/>
-              </w:rPr>
-              <w:t>method set</w:t>
-            </w:r>
-            <w:proofErr w:type="gramEnd"/>
-            <w:r>
-              <w:rPr>
-                <w:rFonts w:ascii="Times New Roman" w:hAnsi="Times New Roman"/>
-                <w:sz w:val="22"/>
-                <w:szCs w:val="22"/>
-              </w:rPr>
-              <w:t xml:space="preserve"> conform to the required specification?</w:t>
+              <w:t>Does the processing method/ method set conform to the required specification?</w:t>
             </w:r>
           </w:p>
         </w:tc>
@@ -5938,25 +4893,7 @@
                 <w:sz w:val="22"/>
                 <w:szCs w:val="22"/>
               </w:rPr>
-              <w:t xml:space="preserve">Information is available in </w:t>
-            </w:r>
-            <w:proofErr w:type="spellStart"/>
-            <w:r>
-              <w:rPr>
-                <w:rFonts w:ascii="Times New Roman" w:hAnsi="Times New Roman"/>
-                <w:sz w:val="22"/>
-                <w:szCs w:val="22"/>
-              </w:rPr>
-              <w:t>EagleTrax</w:t>
-            </w:r>
-            <w:proofErr w:type="spellEnd"/>
-            <w:r>
-              <w:rPr>
-                <w:rFonts w:ascii="Times New Roman" w:hAnsi="Times New Roman"/>
-                <w:sz w:val="22"/>
-                <w:szCs w:val="22"/>
-              </w:rPr>
-              <w:t xml:space="preserve"> Sample</w:t>
+              <w:t>Information is available in EagleTrax Sample</w:t>
             </w:r>
             <w:bookmarkEnd w:id="7"/>
             <w:r>
@@ -5967,45 +4904,14 @@
               </w:rPr>
               <w:t xml:space="preserve"> Location History under </w:t>
             </w:r>
-            <w:proofErr w:type="gramStart"/>
-            <w:r>
-              <w:rPr>
-                <w:rFonts w:ascii="Times New Roman" w:hAnsi="Times New Roman"/>
-                <w:bCs/>
-                <w:sz w:val="22"/>
-                <w:szCs w:val="22"/>
-              </w:rPr>
-              <w:t xml:space="preserve">{{ </w:t>
-            </w:r>
-            <w:proofErr w:type="spellStart"/>
-            <w:r>
-              <w:rPr>
-                <w:rFonts w:ascii="Times New Roman" w:hAnsi="Times New Roman"/>
-                <w:bCs/>
-                <w:sz w:val="22"/>
-                <w:szCs w:val="22"/>
-              </w:rPr>
-              <w:t>sample</w:t>
-            </w:r>
-            <w:proofErr w:type="gramEnd"/>
-            <w:r>
-              <w:rPr>
-                <w:rFonts w:ascii="Times New Roman" w:hAnsi="Times New Roman"/>
-                <w:bCs/>
-                <w:sz w:val="22"/>
-                <w:szCs w:val="22"/>
-              </w:rPr>
-              <w:t>_id</w:t>
-            </w:r>
-            <w:proofErr w:type="spellEnd"/>
-            <w:r>
-              <w:rPr>
-                <w:rFonts w:ascii="Times New Roman" w:hAnsi="Times New Roman"/>
-                <w:bCs/>
-                <w:sz w:val="22"/>
-                <w:szCs w:val="22"/>
-              </w:rPr>
-              <w:t xml:space="preserve"> }}</w:t>
+            <w:r>
+              <w:rPr>
+                <w:rFonts w:ascii="Times New Roman" w:hAnsi="Times New Roman"/>
+                <w:bCs/>
+                <w:sz w:val="22"/>
+                <w:szCs w:val="22"/>
+              </w:rPr>
+              <w:t>{{ sample_id }}</w:t>
             </w:r>
           </w:p>
         </w:tc>
@@ -7165,25 +6071,7 @@
                 <w:sz w:val="22"/>
                 <w:szCs w:val="22"/>
               </w:rPr>
-              <w:t xml:space="preserve">Information is available in </w:t>
-            </w:r>
-            <w:proofErr w:type="spellStart"/>
-            <w:r>
-              <w:rPr>
-                <w:rFonts w:ascii="Times New Roman" w:hAnsi="Times New Roman"/>
-                <w:sz w:val="22"/>
-                <w:szCs w:val="22"/>
-              </w:rPr>
-              <w:t>EagleTrax</w:t>
-            </w:r>
-            <w:proofErr w:type="spellEnd"/>
-            <w:r>
-              <w:rPr>
-                <w:rFonts w:ascii="Times New Roman" w:hAnsi="Times New Roman"/>
-                <w:sz w:val="22"/>
-                <w:szCs w:val="22"/>
-              </w:rPr>
-              <w:t xml:space="preserve"> Sample</w:t>
+              <w:t>Information is available in EagleTrax Sample</w:t>
             </w:r>
             <w:r>
               <w:rPr>
@@ -7388,25 +6276,7 @@
                 <w:sz w:val="22"/>
                 <w:szCs w:val="22"/>
               </w:rPr>
-              <w:t xml:space="preserve">Information is available in </w:t>
-            </w:r>
-            <w:proofErr w:type="spellStart"/>
-            <w:r>
-              <w:rPr>
-                <w:rFonts w:ascii="Times New Roman" w:hAnsi="Times New Roman"/>
-                <w:sz w:val="22"/>
-                <w:szCs w:val="22"/>
-              </w:rPr>
-              <w:t>EagleTrax</w:t>
-            </w:r>
-            <w:proofErr w:type="spellEnd"/>
-            <w:r>
-              <w:rPr>
-                <w:rFonts w:ascii="Times New Roman" w:hAnsi="Times New Roman"/>
-                <w:sz w:val="22"/>
-                <w:szCs w:val="22"/>
-              </w:rPr>
-              <w:t xml:space="preserve"> Sample</w:t>
+              <w:t>Information is available in EagleTrax Sample</w:t>
             </w:r>
             <w:r>
               <w:rPr>
@@ -8769,29 +7639,7 @@
                 <w:szCs w:val="22"/>
                 <w:lang w:eastAsia="zh-CN"/>
               </w:rPr>
-              <w:t>{{</w:t>
-            </w:r>
-            <w:proofErr w:type="spellStart"/>
-            <w:r>
-              <w:rPr>
-                <w:rFonts w:ascii="Times New Roman" w:eastAsiaTheme="minorEastAsia" w:hAnsi="Times New Roman"/>
-                <w:bCs/>
-                <w:sz w:val="22"/>
-                <w:szCs w:val="22"/>
-                <w:lang w:eastAsia="zh-CN"/>
-              </w:rPr>
-              <w:t>bsc_id</w:t>
-            </w:r>
-            <w:proofErr w:type="spellEnd"/>
-            <w:r>
-              <w:rPr>
-                <w:rFonts w:ascii="Times New Roman" w:eastAsiaTheme="minorEastAsia" w:hAnsi="Times New Roman"/>
-                <w:bCs/>
-                <w:sz w:val="22"/>
-                <w:szCs w:val="22"/>
-                <w:lang w:eastAsia="zh-CN"/>
-              </w:rPr>
-              <w:t>}}</w:t>
+              <w:t>{{bsc_id}}</w:t>
             </w:r>
           </w:p>
         </w:tc>
@@ -9085,59 +7933,13 @@
               <w:t>E00</w:t>
             </w:r>
             <w:bookmarkStart w:id="11" w:name="OLE_LINK6"/>
-            <w:proofErr w:type="gramStart"/>
-            <w:r>
-              <w:rPr>
-                <w:rFonts w:ascii="Times New Roman" w:hAnsi="Times New Roman"/>
-                <w:sz w:val="22"/>
-                <w:szCs w:val="22"/>
-              </w:rPr>
-              <w:t xml:space="preserve">{{ </w:t>
-            </w:r>
-            <w:proofErr w:type="spellStart"/>
-            <w:r>
-              <w:rPr>
-                <w:rFonts w:ascii="Times New Roman" w:hAnsi="Times New Roman"/>
-                <w:sz w:val="22"/>
-                <w:szCs w:val="22"/>
-              </w:rPr>
-              <w:t>cr</w:t>
-            </w:r>
-            <w:proofErr w:type="gramEnd"/>
-            <w:r>
-              <w:rPr>
-                <w:rFonts w:ascii="Times New Roman" w:hAnsi="Times New Roman"/>
-                <w:sz w:val="22"/>
-                <w:szCs w:val="22"/>
-              </w:rPr>
-              <w:t>_</w:t>
-            </w:r>
-            <w:proofErr w:type="gramStart"/>
-            <w:r>
-              <w:rPr>
-                <w:rFonts w:ascii="Times New Roman" w:hAnsi="Times New Roman"/>
-                <w:sz w:val="22"/>
-                <w:szCs w:val="22"/>
-              </w:rPr>
-              <w:t>id</w:t>
-            </w:r>
-            <w:proofErr w:type="spellEnd"/>
-            <w:r>
-              <w:rPr>
-                <w:rFonts w:ascii="Times New Roman" w:hAnsi="Times New Roman"/>
-                <w:sz w:val="22"/>
-                <w:szCs w:val="22"/>
-              </w:rPr>
-              <w:t xml:space="preserve"> }</w:t>
-            </w:r>
-            <w:proofErr w:type="gramEnd"/>
-            <w:r>
-              <w:rPr>
-                <w:rFonts w:ascii="Times New Roman" w:hAnsi="Times New Roman"/>
-                <w:sz w:val="22"/>
-                <w:szCs w:val="22"/>
-              </w:rPr>
-              <w:t>}</w:t>
+            <w:r>
+              <w:rPr>
+                <w:rFonts w:ascii="Times New Roman" w:hAnsi="Times New Roman"/>
+                <w:sz w:val="22"/>
+                <w:szCs w:val="22"/>
+              </w:rPr>
+              <w:t>{{ cr_id }}</w:t>
             </w:r>
             <w:bookmarkEnd w:id="11"/>
             <w:r>
@@ -9155,16 +7957,7 @@
                 <w:sz w:val="22"/>
                 <w:szCs w:val="22"/>
               </w:rPr>
-              <w:t>(</w:t>
-            </w:r>
-            <w:proofErr w:type="gramStart"/>
-            <w:r>
-              <w:rPr>
-                <w:rFonts w:ascii="Times New Roman" w:hAnsi="Times New Roman"/>
-                <w:sz w:val="22"/>
-                <w:szCs w:val="22"/>
-              </w:rPr>
-              <w:t>CR</w:t>
+              <w:t>(CR</w:t>
             </w:r>
             <w:bookmarkStart w:id="13" w:name="OLE_LINK14"/>
             <w:r>
@@ -9173,52 +7966,7 @@
                 <w:sz w:val="22"/>
                 <w:szCs w:val="22"/>
               </w:rPr>
-              <w:t xml:space="preserve">{{ </w:t>
-            </w:r>
-            <w:proofErr w:type="spellStart"/>
-            <w:r>
-              <w:rPr>
-                <w:rFonts w:ascii="Times New Roman" w:hAnsi="Times New Roman"/>
-                <w:sz w:val="22"/>
-                <w:szCs w:val="22"/>
-              </w:rPr>
-              <w:t>cr</w:t>
-            </w:r>
-            <w:proofErr w:type="gramEnd"/>
-            <w:r>
-              <w:rPr>
-                <w:rFonts w:ascii="Times New Roman" w:hAnsi="Times New Roman"/>
-                <w:sz w:val="22"/>
-                <w:szCs w:val="22"/>
-              </w:rPr>
-              <w:t>_</w:t>
-            </w:r>
-            <w:proofErr w:type="gramStart"/>
-            <w:r>
-              <w:rPr>
-                <w:rFonts w:ascii="Times New Roman" w:hAnsi="Times New Roman"/>
-                <w:sz w:val="22"/>
-                <w:szCs w:val="22"/>
-              </w:rPr>
-              <w:t>suit</w:t>
-            </w:r>
-            <w:proofErr w:type="spellEnd"/>
-            <w:r>
-              <w:rPr>
-                <w:rFonts w:ascii="Times New Roman" w:hAnsi="Times New Roman"/>
-                <w:sz w:val="22"/>
-                <w:szCs w:val="22"/>
-              </w:rPr>
-              <w:t xml:space="preserve"> }</w:t>
-            </w:r>
-            <w:proofErr w:type="gramEnd"/>
-            <w:r>
-              <w:rPr>
-                <w:rFonts w:ascii="Times New Roman" w:hAnsi="Times New Roman"/>
-                <w:sz w:val="22"/>
-                <w:szCs w:val="22"/>
-              </w:rPr>
-              <w:t>}</w:t>
+              <w:t>{{ cr_suit }}</w:t>
             </w:r>
             <w:bookmarkEnd w:id="13"/>
             <w:r>
@@ -9918,27 +8666,7 @@
                 <w:sz w:val="22"/>
                 <w:szCs w:val="22"/>
               </w:rPr>
-              <w:t>System Suitability RSD &lt; 10% (</w:t>
-            </w:r>
-            <w:proofErr w:type="gramStart"/>
-            <w:r>
-              <w:rPr>
-                <w:rFonts w:ascii="Times New Roman" w:hAnsi="Times New Roman"/>
-                <w:color w:val="000000" w:themeColor="text1"/>
-                <w:sz w:val="22"/>
-                <w:szCs w:val="22"/>
-              </w:rPr>
-              <w:t>QDA,CAD</w:t>
-            </w:r>
-            <w:proofErr w:type="gramEnd"/>
-            <w:r>
-              <w:rPr>
-                <w:rFonts w:ascii="Times New Roman" w:hAnsi="Times New Roman"/>
-                <w:color w:val="000000" w:themeColor="text1"/>
-                <w:sz w:val="22"/>
-                <w:szCs w:val="22"/>
-              </w:rPr>
-              <w:t>)?</w:t>
+              <w:t>System Suitability RSD &lt; 10% (QDA,CAD)?</w:t>
             </w:r>
           </w:p>
         </w:tc>
@@ -10776,23 +9504,13 @@
                 <w:szCs w:val="22"/>
               </w:rPr>
             </w:pPr>
-            <w:proofErr w:type="gramStart"/>
-            <w:r>
-              <w:rPr>
-                <w:rFonts w:ascii="Times New Roman" w:hAnsi="Times New Roman"/>
-                <w:sz w:val="22"/>
-                <w:szCs w:val="22"/>
-              </w:rPr>
-              <w:t>Is</w:t>
-            </w:r>
-            <w:proofErr w:type="gramEnd"/>
-            <w:r>
-              <w:rPr>
-                <w:rFonts w:ascii="Times New Roman" w:hAnsi="Times New Roman"/>
-                <w:sz w:val="22"/>
-                <w:szCs w:val="22"/>
-              </w:rPr>
-              <w:t xml:space="preserve"> equipment/instrument functional and calibrated</w:t>
+            <w:r>
+              <w:rPr>
+                <w:rFonts w:ascii="Times New Roman" w:hAnsi="Times New Roman"/>
+                <w:sz w:val="22"/>
+                <w:szCs w:val="22"/>
+              </w:rPr>
+              <w:t>Is equipment/instrument functional and calibrated</w:t>
             </w:r>
             <w:r>
               <w:rPr>
@@ -11472,25 +10190,7 @@
                 <w:sz w:val="22"/>
                 <w:szCs w:val="22"/>
               </w:rPr>
-              <w:t xml:space="preserve">hromatogram/spectra/raw </w:t>
-            </w:r>
-            <w:proofErr w:type="gramStart"/>
-            <w:r>
-              <w:rPr>
-                <w:rFonts w:ascii="Times New Roman" w:hAnsi="Times New Roman"/>
-                <w:sz w:val="22"/>
-                <w:szCs w:val="22"/>
-              </w:rPr>
-              <w:t>data</w:t>
-            </w:r>
-            <w:proofErr w:type="gramEnd"/>
-            <w:r>
-              <w:rPr>
-                <w:rFonts w:ascii="Times New Roman" w:hAnsi="Times New Roman"/>
-                <w:sz w:val="22"/>
-                <w:szCs w:val="22"/>
-              </w:rPr>
-              <w:t xml:space="preserve"> correct?</w:t>
+              <w:t>hromatogram/spectra/raw data correct?</w:t>
             </w:r>
           </w:p>
         </w:tc>
@@ -12163,10 +10863,12 @@
                 <w:szCs w:val="22"/>
                 <w:lang w:eastAsia="zh-CN"/>
               </w:rPr>
-              <w:t>All the analysts involved in the testing, the processing analyst (</w:t>
-            </w:r>
-            <w:proofErr w:type="gramStart"/>
-            <w:r>
+              <w:t xml:space="preserve">All the analysts involved in the testing, the processing analyst ({{ analyst_name }}) and the reading analyst who confirmed the positive result ({{ reading_name }}), were interviewed comprehensively. Their answers are recorded throughout this document. </w:t>
+            </w:r>
+          </w:p>
+          <w:p>
+            <w:pPr>
+              <w:outlineLvl w:val="0"/>
               <w:rPr>
                 <w:rFonts w:ascii="Times New Roman" w:eastAsiaTheme="minorEastAsia" w:hAnsi="Times New Roman"/>
                 <w:bCs/>
@@ -12174,10 +10876,11 @@
                 <w:szCs w:val="22"/>
                 <w:lang w:eastAsia="zh-CN"/>
               </w:rPr>
-              <w:t xml:space="preserve">{{ </w:t>
-            </w:r>
-            <w:proofErr w:type="spellStart"/>
-            <w:r>
+            </w:pPr>
+          </w:p>
+          <w:p>
+            <w:pPr>
+              <w:outlineLvl w:val="0"/>
               <w:rPr>
                 <w:rFonts w:ascii="Times New Roman" w:eastAsiaTheme="minorEastAsia" w:hAnsi="Times New Roman"/>
                 <w:bCs/>
@@ -12185,9 +10888,7 @@
                 <w:szCs w:val="22"/>
                 <w:lang w:eastAsia="zh-CN"/>
               </w:rPr>
-              <w:t>analyst</w:t>
-            </w:r>
-            <w:proofErr w:type="gramEnd"/>
+            </w:pPr>
             <w:r>
               <w:rPr>
                 <w:rFonts w:ascii="Times New Roman" w:eastAsiaTheme="minorEastAsia" w:hAnsi="Times New Roman"/>
@@ -12196,10 +10897,12 @@
                 <w:szCs w:val="22"/>
                 <w:lang w:eastAsia="zh-CN"/>
               </w:rPr>
-              <w:t>_</w:t>
-            </w:r>
-            <w:proofErr w:type="gramStart"/>
-            <w:r>
+              <w:t>Upon arrival, the sample was stored in accordance with the Client’s instructions. Analyst {{ prepper_name }} verified the sample’s integrity throughout both the preparation and processing stages. No leaks or turbidity were observed at any point, verifying the integrity of the sample.</w:t>
+            </w:r>
+          </w:p>
+          <w:p>
+            <w:pPr>
+              <w:outlineLvl w:val="0"/>
               <w:rPr>
                 <w:rFonts w:ascii="Times New Roman" w:eastAsiaTheme="minorEastAsia" w:hAnsi="Times New Roman"/>
                 <w:bCs/>
@@ -12207,10 +10910,11 @@
                 <w:szCs w:val="22"/>
                 <w:lang w:eastAsia="zh-CN"/>
               </w:rPr>
-              <w:t>name</w:t>
-            </w:r>
-            <w:proofErr w:type="spellEnd"/>
-            <w:r>
+            </w:pPr>
+          </w:p>
+          <w:p>
+            <w:pPr>
+              <w:outlineLvl w:val="0"/>
               <w:rPr>
                 <w:rFonts w:ascii="Times New Roman" w:eastAsiaTheme="minorEastAsia" w:hAnsi="Times New Roman"/>
                 <w:bCs/>
@@ -12218,9 +10922,7 @@
                 <w:szCs w:val="22"/>
                 <w:lang w:eastAsia="zh-CN"/>
               </w:rPr>
-              <w:t xml:space="preserve"> }</w:t>
-            </w:r>
-            <w:proofErr w:type="gramEnd"/>
+            </w:pPr>
             <w:r>
               <w:rPr>
                 <w:rFonts w:ascii="Times New Roman" w:eastAsiaTheme="minorEastAsia" w:hAnsi="Times New Roman"/>
@@ -12229,10 +10931,12 @@
                 <w:szCs w:val="22"/>
                 <w:lang w:eastAsia="zh-CN"/>
               </w:rPr>
-              <w:t>}) and the reading analyst who confirmed the positive result (</w:t>
-            </w:r>
-            <w:proofErr w:type="gramStart"/>
-            <w:r>
+              <w:t>All reagents and supplies mentioned in the material section above were stored according to the suppliers’ recommendations, and their integrity was visually verified before utilization. Moreover, all reagents and supplies had valid expiration dates. The functionality of all equipment was confirmed by reviewing data generated by our comprehensive in-house continuous monitoring system.</w:t>
+            </w:r>
+          </w:p>
+          <w:p>
+            <w:pPr>
+              <w:outlineLvl w:val="0"/>
               <w:rPr>
                 <w:rFonts w:ascii="Times New Roman" w:eastAsiaTheme="minorEastAsia" w:hAnsi="Times New Roman"/>
                 <w:bCs/>
@@ -12240,10 +10944,11 @@
                 <w:szCs w:val="22"/>
                 <w:lang w:eastAsia="zh-CN"/>
               </w:rPr>
-              <w:t xml:space="preserve">{{ </w:t>
-            </w:r>
-            <w:proofErr w:type="spellStart"/>
-            <w:r>
+            </w:pPr>
+          </w:p>
+          <w:p>
+            <w:pPr>
+              <w:outlineLvl w:val="0"/>
               <w:rPr>
                 <w:rFonts w:ascii="Times New Roman" w:eastAsiaTheme="minorEastAsia" w:hAnsi="Times New Roman"/>
                 <w:bCs/>
@@ -12251,9 +10956,7 @@
                 <w:szCs w:val="22"/>
                 <w:lang w:eastAsia="zh-CN"/>
               </w:rPr>
-              <w:t>reading</w:t>
-            </w:r>
-            <w:proofErr w:type="gramEnd"/>
+            </w:pPr>
             <w:r>
               <w:rPr>
                 <w:rFonts w:ascii="Times New Roman" w:eastAsiaTheme="minorEastAsia" w:hAnsi="Times New Roman"/>
@@ -12262,10 +10965,12 @@
                 <w:szCs w:val="22"/>
                 <w:lang w:eastAsia="zh-CN"/>
               </w:rPr>
-              <w:t>_</w:t>
-            </w:r>
-            <w:proofErr w:type="gramStart"/>
-            <w:r>
+              <w:t>{{ equipment_summary }}</w:t>
+            </w:r>
+          </w:p>
+          <w:p>
+            <w:pPr>
+              <w:outlineLvl w:val="0"/>
               <w:rPr>
                 <w:rFonts w:ascii="Times New Roman" w:eastAsiaTheme="minorEastAsia" w:hAnsi="Times New Roman"/>
                 <w:bCs/>
@@ -12273,10 +10978,11 @@
                 <w:szCs w:val="22"/>
                 <w:lang w:eastAsia="zh-CN"/>
               </w:rPr>
-              <w:t>name</w:t>
-            </w:r>
-            <w:proofErr w:type="spellEnd"/>
-            <w:r>
+            </w:pPr>
+          </w:p>
+          <w:p>
+            <w:pPr>
+              <w:outlineLvl w:val="0"/>
               <w:rPr>
                 <w:rFonts w:ascii="Times New Roman" w:eastAsiaTheme="minorEastAsia" w:hAnsi="Times New Roman"/>
                 <w:bCs/>
@@ -12284,9 +10990,7 @@
                 <w:szCs w:val="22"/>
                 <w:lang w:eastAsia="zh-CN"/>
               </w:rPr>
-              <w:t xml:space="preserve"> }</w:t>
-            </w:r>
-            <w:proofErr w:type="gramEnd"/>
+            </w:pPr>
             <w:r>
               <w:rPr>
                 <w:rFonts w:ascii="Times New Roman" w:eastAsiaTheme="minorEastAsia" w:hAnsi="Times New Roman"/>
@@ -12295,7 +10999,7 @@
                 <w:szCs w:val="22"/>
                 <w:lang w:eastAsia="zh-CN"/>
               </w:rPr>
-              <w:t xml:space="preserve">}), were interviewed comprehensively. Their answers are recorded throughout this document. </w:t>
+              <w:t>On {{received_data}}, the sample vials for {{ sample_id }} were received from the Sample Submissions team and brought into the Sterile Microbiology lab. Upon arrival, each sample vial was sprayed with an acidified bleach disinfectant, placed into pre-disinfected bins, and allowed a 10-minute contact time. The secondary disinfection happened in the ISO 8 anteroom (Suite {{ cr_suit }})), where the vials were again treated with acidified bleach and provided a 10‑minute contact time before processing. Subsequently, the vials were moved into the ISO 7 cleanroom Suite {{ cr_suit }}({{ suit }}). Inside this cleanroom, the processing analyst, {{ analyst_name }}, performed a final disinfection step, allowing an additional 10-minute contact time. Once fully disinfected, the vials were transferred into the ISO 5 BSC E00{{bsc_id}}.</w:t>
             </w:r>
           </w:p>
           <w:p>
@@ -12329,10 +11033,12 @@
                 <w:szCs w:val="22"/>
                 <w:lang w:eastAsia="zh-CN"/>
               </w:rPr>
-              <w:t xml:space="preserve">Upon arrival, the sample was stored in accordance with the Client’s instructions. Analyst </w:t>
-            </w:r>
-            <w:proofErr w:type="gramStart"/>
-            <w:r>
+              <w:t xml:space="preserve">Once transferred into the ISO 5 BSC, the vials were placed on the disinfected working surface of the BSC E00{{bsc_id}} and aseptically opened and tested in accordance with SOP 2.600.008 (USP / EP 2.6.1 Sterility Test). Following testing, the media bottles were subsequently transferred into designated incubators, E001356 and E001357, to initiate incubation. </w:t>
+            </w:r>
+          </w:p>
+          <w:p>
+            <w:pPr>
+              <w:outlineLvl w:val="0"/>
               <w:rPr>
                 <w:rFonts w:ascii="Times New Roman" w:eastAsiaTheme="minorEastAsia" w:hAnsi="Times New Roman"/>
                 <w:bCs/>
@@ -12340,10 +11046,11 @@
                 <w:szCs w:val="22"/>
                 <w:lang w:eastAsia="zh-CN"/>
               </w:rPr>
-              <w:t xml:space="preserve">{{ </w:t>
-            </w:r>
-            <w:proofErr w:type="spellStart"/>
-            <w:r>
+            </w:pPr>
+          </w:p>
+          <w:p>
+            <w:pPr>
+              <w:outlineLvl w:val="0"/>
               <w:rPr>
                 <w:rFonts w:ascii="Times New Roman" w:eastAsiaTheme="minorEastAsia" w:hAnsi="Times New Roman"/>
                 <w:bCs/>
@@ -12351,9 +11058,7 @@
                 <w:szCs w:val="22"/>
                 <w:lang w:eastAsia="zh-CN"/>
               </w:rPr>
-              <w:t>prepper</w:t>
-            </w:r>
-            <w:proofErr w:type="gramEnd"/>
+            </w:pPr>
             <w:r>
               <w:rPr>
                 <w:rFonts w:ascii="Times New Roman" w:eastAsiaTheme="minorEastAsia" w:hAnsi="Times New Roman"/>
@@ -12362,10 +11067,12 @@
                 <w:szCs w:val="22"/>
                 <w:lang w:eastAsia="zh-CN"/>
               </w:rPr>
-              <w:t>_</w:t>
-            </w:r>
-            <w:proofErr w:type="gramStart"/>
-            <w:r>
+              <w:t>On {{ test_date }} (Day {{incubation_time}} of incubation), microbial growth was observed in {{ positive_media}} media bottle by analyst {{ reading_name }} and confirmed by Microbiology Lab Supervisor Robin Seymour. The organism was identified as {{ positive_org }} (see Table 1).</w:t>
+            </w:r>
+          </w:p>
+          <w:p>
+            <w:pPr>
+              <w:outlineLvl w:val="0"/>
               <w:rPr>
                 <w:rFonts w:ascii="Times New Roman" w:eastAsiaTheme="minorEastAsia" w:hAnsi="Times New Roman"/>
                 <w:bCs/>
@@ -12373,9 +11080,7 @@
                 <w:szCs w:val="22"/>
                 <w:lang w:eastAsia="zh-CN"/>
               </w:rPr>
-              <w:t>name</w:t>
-            </w:r>
-            <w:proofErr w:type="spellEnd"/>
+            </w:pPr>
             <w:r>
               <w:rPr>
                 <w:rFonts w:ascii="Times New Roman" w:eastAsiaTheme="minorEastAsia" w:hAnsi="Times New Roman"/>
@@ -12384,10 +11089,12 @@
                 <w:szCs w:val="22"/>
                 <w:lang w:eastAsia="zh-CN"/>
               </w:rPr>
-              <w:t xml:space="preserve"> }</w:t>
-            </w:r>
-            <w:proofErr w:type="gramEnd"/>
-            <w:r>
+              <w:t xml:space="preserve"> </w:t>
+            </w:r>
+          </w:p>
+          <w:p>
+            <w:pPr>
+              <w:outlineLvl w:val="0"/>
               <w:rPr>
                 <w:rFonts w:ascii="Times New Roman" w:eastAsiaTheme="minorEastAsia" w:hAnsi="Times New Roman"/>
                 <w:bCs/>
@@ -12395,12 +11102,8 @@
                 <w:szCs w:val="22"/>
                 <w:lang w:eastAsia="zh-CN"/>
               </w:rPr>
-              <w:t>} verified the sample’s integrity throughout both the preparation and processing stages. No leaks or turbidity were observed at any point, verifying the integrity of the sample.</w:t>
-            </w:r>
-          </w:p>
-          <w:p>
-            <w:pPr>
-              <w:outlineLvl w:val="0"/>
+            </w:pPr>
+            <w:r>
               <w:rPr>
                 <w:rFonts w:ascii="Times New Roman" w:eastAsiaTheme="minorEastAsia" w:hAnsi="Times New Roman"/>
                 <w:bCs/>
@@ -12408,7 +11111,8 @@
                 <w:szCs w:val="22"/>
                 <w:lang w:eastAsia="zh-CN"/>
               </w:rPr>
-            </w:pPr>
+              <w:t>The culture media used were within expiry. Negative control media bottles were processed and incubated under identical conditions and showed no microbial growth, confirming the integrity of the test procedure.</w:t>
+            </w:r>
           </w:p>
           <w:p>
             <w:pPr>
@@ -12421,7 +11125,10 @@
                 <w:lang w:eastAsia="zh-CN"/>
               </w:rPr>
             </w:pPr>
-            <w:r>
+          </w:p>
+          <w:p>
+            <w:pPr>
+              <w:outlineLvl w:val="0"/>
               <w:rPr>
                 <w:rFonts w:ascii="Times New Roman" w:eastAsiaTheme="minorEastAsia" w:hAnsi="Times New Roman"/>
                 <w:bCs/>
@@ -12429,12 +11136,8 @@
                 <w:szCs w:val="22"/>
                 <w:lang w:eastAsia="zh-CN"/>
               </w:rPr>
-              <w:t>All reagents and supplies mentioned in the material section above were stored according to the suppliers’ recommendations, and their integrity was visually verified before utilization. Moreover, all reagents and supplies had valid expiration dates. The functionality of all equipment was confirmed by reviewing data generated by our comprehensive in-house continuous monitoring system.</w:t>
-            </w:r>
-          </w:p>
-          <w:p>
-            <w:pPr>
-              <w:outlineLvl w:val="0"/>
+            </w:pPr>
+            <w:r>
               <w:rPr>
                 <w:rFonts w:ascii="Times New Roman" w:eastAsiaTheme="minorEastAsia" w:hAnsi="Times New Roman"/>
                 <w:bCs/>
@@ -12442,9 +11145,12 @@
                 <w:szCs w:val="22"/>
                 <w:lang w:eastAsia="zh-CN"/>
               </w:rPr>
-            </w:pPr>
-            <w:proofErr w:type="gramStart"/>
-            <w:r>
+              <w:t xml:space="preserve">{{ narrative_summary }} </w:t>
+            </w:r>
+          </w:p>
+          <w:p>
+            <w:pPr>
+              <w:outlineLvl w:val="0"/>
               <w:rPr>
                 <w:rFonts w:ascii="Times New Roman" w:eastAsiaTheme="minorEastAsia" w:hAnsi="Times New Roman"/>
                 <w:bCs/>
@@ -12452,10 +11158,11 @@
                 <w:szCs w:val="22"/>
                 <w:lang w:eastAsia="zh-CN"/>
               </w:rPr>
-              <w:t xml:space="preserve">{{ </w:t>
-            </w:r>
-            <w:proofErr w:type="spellStart"/>
-            <w:r>
+            </w:pPr>
+          </w:p>
+          <w:p>
+            <w:pPr>
+              <w:outlineLvl w:val="0"/>
               <w:rPr>
                 <w:rFonts w:ascii="Times New Roman" w:eastAsiaTheme="minorEastAsia" w:hAnsi="Times New Roman"/>
                 <w:bCs/>
@@ -12463,9 +11170,7 @@
                 <w:szCs w:val="22"/>
                 <w:lang w:eastAsia="zh-CN"/>
               </w:rPr>
-              <w:t>equipment</w:t>
-            </w:r>
-            <w:proofErr w:type="gramEnd"/>
+            </w:pPr>
             <w:r>
               <w:rPr>
                 <w:rFonts w:ascii="Times New Roman" w:eastAsiaTheme="minorEastAsia" w:hAnsi="Times New Roman"/>
@@ -12474,10 +11179,12 @@
                 <w:szCs w:val="22"/>
                 <w:lang w:eastAsia="zh-CN"/>
               </w:rPr>
-              <w:t>_</w:t>
-            </w:r>
-            <w:proofErr w:type="gramStart"/>
-            <w:r>
+              <w:t xml:space="preserve">The analysts confirmed full compliance with cleaning procedures as outlined in SOPs 2.600.018 (Cleaning and Disinfecting Procedure for Microbiology) and 2.600.008 (USP &lt;71&gt; / EP 2.6.1 Sterility Test). </w:t>
+            </w:r>
+          </w:p>
+          <w:p>
+            <w:pPr>
+              <w:outlineLvl w:val="0"/>
               <w:rPr>
                 <w:rFonts w:ascii="Times New Roman" w:eastAsiaTheme="minorEastAsia" w:hAnsi="Times New Roman"/>
                 <w:bCs/>
@@ -12485,10 +11192,11 @@
                 <w:szCs w:val="22"/>
                 <w:lang w:eastAsia="zh-CN"/>
               </w:rPr>
-              <w:t>summary</w:t>
-            </w:r>
-            <w:proofErr w:type="spellEnd"/>
-            <w:r>
+            </w:pPr>
+          </w:p>
+          <w:p>
+            <w:pPr>
+              <w:outlineLvl w:val="0"/>
               <w:rPr>
                 <w:rFonts w:ascii="Times New Roman" w:eastAsiaTheme="minorEastAsia" w:hAnsi="Times New Roman"/>
                 <w:bCs/>
@@ -12496,9 +11204,7 @@
                 <w:szCs w:val="22"/>
                 <w:lang w:eastAsia="zh-CN"/>
               </w:rPr>
-              <w:t xml:space="preserve"> }</w:t>
-            </w:r>
-            <w:proofErr w:type="gramEnd"/>
+            </w:pPr>
             <w:r>
               <w:rPr>
                 <w:rFonts w:ascii="Times New Roman" w:eastAsiaTheme="minorEastAsia" w:hAnsi="Times New Roman"/>
@@ -12507,12 +11213,9 @@
                 <w:szCs w:val="22"/>
                 <w:lang w:eastAsia="zh-CN"/>
               </w:rPr>
-              <w:t>}</w:t>
-            </w:r>
-          </w:p>
-          <w:p>
-            <w:pPr>
-              <w:outlineLvl w:val="0"/>
+              <w:t xml:space="preserve">Monthly cleaning and disinfection of the outermost ISO 8 Anteroom, the middle ISO 7 Buffer room, the innermost ISO 7 cleanroom, and its containing ISO 5 Biosafety Cabinets for CR {{ cr_suit }} was performed on {{ monthly_cleaning_date }}, as per SOP 2.600.018 (Cleaning and Disinfecting Procedure for Microbiology) During </w:t>
+            </w:r>
+            <w:r>
               <w:rPr>
                 <w:rFonts w:ascii="Times New Roman" w:eastAsiaTheme="minorEastAsia" w:hAnsi="Times New Roman"/>
                 <w:bCs/>
@@ -12520,7 +11223,9 @@
                 <w:szCs w:val="22"/>
                 <w:lang w:eastAsia="zh-CN"/>
               </w:rPr>
-            </w:pPr>
+              <w:lastRenderedPageBreak/>
+              <w:t xml:space="preserve">both cleaning cycles, it was documented that all H₂O₂ indicators passed. This confirms the efficient monthly cleaning of all three parts of Cleanrooms {{ cr_suit }}. </w:t>
+            </w:r>
           </w:p>
           <w:p>
             <w:pPr>
@@ -12533,7 +11238,10 @@
                 <w:lang w:eastAsia="zh-CN"/>
               </w:rPr>
             </w:pPr>
-            <w:r>
+          </w:p>
+          <w:p>
+            <w:pPr>
+              <w:outlineLvl w:val="0"/>
               <w:rPr>
                 <w:rFonts w:ascii="Times New Roman" w:eastAsiaTheme="minorEastAsia" w:hAnsi="Times New Roman"/>
                 <w:bCs/>
@@ -12541,9 +11249,7 @@
                 <w:szCs w:val="22"/>
                 <w:lang w:eastAsia="zh-CN"/>
               </w:rPr>
-              <w:t>On {{</w:t>
-            </w:r>
-            <w:proofErr w:type="spellStart"/>
+            </w:pPr>
             <w:r>
               <w:rPr>
                 <w:rFonts w:ascii="Times New Roman" w:eastAsiaTheme="minorEastAsia" w:hAnsi="Times New Roman"/>
@@ -12552,10 +11258,12 @@
                 <w:szCs w:val="22"/>
                 <w:lang w:eastAsia="zh-CN"/>
               </w:rPr>
-              <w:t>received_</w:t>
-            </w:r>
-            <w:proofErr w:type="gramStart"/>
-            <w:r>
+              <w:t>{{ sample_history_paragraph }}</w:t>
+            </w:r>
+          </w:p>
+          <w:p>
+            <w:pPr>
+              <w:outlineLvl w:val="0"/>
               <w:rPr>
                 <w:rFonts w:ascii="Times New Roman" w:eastAsiaTheme="minorEastAsia" w:hAnsi="Times New Roman"/>
                 <w:bCs/>
@@ -12563,10 +11271,11 @@
                 <w:szCs w:val="22"/>
                 <w:lang w:eastAsia="zh-CN"/>
               </w:rPr>
-              <w:t>data</w:t>
-            </w:r>
-            <w:proofErr w:type="spellEnd"/>
-            <w:r>
+            </w:pPr>
+          </w:p>
+          <w:p>
+            <w:pPr>
+              <w:outlineLvl w:val="0"/>
               <w:rPr>
                 <w:rFonts w:ascii="Times New Roman" w:eastAsiaTheme="minorEastAsia" w:hAnsi="Times New Roman"/>
                 <w:bCs/>
@@ -12574,9 +11283,7 @@
                 <w:szCs w:val="22"/>
                 <w:lang w:eastAsia="zh-CN"/>
               </w:rPr>
-              <w:t>}},</w:t>
-            </w:r>
-            <w:proofErr w:type="gramEnd"/>
+            </w:pPr>
             <w:r>
               <w:rPr>
                 <w:rFonts w:ascii="Times New Roman" w:eastAsiaTheme="minorEastAsia" w:hAnsi="Times New Roman"/>
@@ -12585,1248 +11292,7 @@
                 <w:szCs w:val="22"/>
                 <w:lang w:eastAsia="zh-CN"/>
               </w:rPr>
-              <w:t xml:space="preserve"> the sample vials for </w:t>
-            </w:r>
-            <w:proofErr w:type="gramStart"/>
-            <w:r>
-              <w:rPr>
-                <w:rFonts w:ascii="Times New Roman" w:eastAsiaTheme="minorEastAsia" w:hAnsi="Times New Roman"/>
-                <w:bCs/>
-                <w:sz w:val="22"/>
-                <w:szCs w:val="22"/>
-                <w:lang w:eastAsia="zh-CN"/>
-              </w:rPr>
-              <w:t xml:space="preserve">{{ </w:t>
-            </w:r>
-            <w:proofErr w:type="spellStart"/>
-            <w:r>
-              <w:rPr>
-                <w:rFonts w:ascii="Times New Roman" w:eastAsiaTheme="minorEastAsia" w:hAnsi="Times New Roman"/>
-                <w:bCs/>
-                <w:sz w:val="22"/>
-                <w:szCs w:val="22"/>
-                <w:lang w:eastAsia="zh-CN"/>
-              </w:rPr>
-              <w:t>sample</w:t>
-            </w:r>
-            <w:proofErr w:type="gramEnd"/>
-            <w:r>
-              <w:rPr>
-                <w:rFonts w:ascii="Times New Roman" w:eastAsiaTheme="minorEastAsia" w:hAnsi="Times New Roman"/>
-                <w:bCs/>
-                <w:sz w:val="22"/>
-                <w:szCs w:val="22"/>
-                <w:lang w:eastAsia="zh-CN"/>
-              </w:rPr>
-              <w:t>_</w:t>
-            </w:r>
-            <w:proofErr w:type="gramStart"/>
-            <w:r>
-              <w:rPr>
-                <w:rFonts w:ascii="Times New Roman" w:eastAsiaTheme="minorEastAsia" w:hAnsi="Times New Roman"/>
-                <w:bCs/>
-                <w:sz w:val="22"/>
-                <w:szCs w:val="22"/>
-                <w:lang w:eastAsia="zh-CN"/>
-              </w:rPr>
-              <w:t>id</w:t>
-            </w:r>
-            <w:proofErr w:type="spellEnd"/>
-            <w:r>
-              <w:rPr>
-                <w:rFonts w:ascii="Times New Roman" w:eastAsiaTheme="minorEastAsia" w:hAnsi="Times New Roman"/>
-                <w:bCs/>
-                <w:sz w:val="22"/>
-                <w:szCs w:val="22"/>
-                <w:lang w:eastAsia="zh-CN"/>
-              </w:rPr>
-              <w:t xml:space="preserve"> }</w:t>
-            </w:r>
-            <w:proofErr w:type="gramEnd"/>
-            <w:r>
-              <w:rPr>
-                <w:rFonts w:ascii="Times New Roman" w:eastAsiaTheme="minorEastAsia" w:hAnsi="Times New Roman"/>
-                <w:bCs/>
-                <w:sz w:val="22"/>
-                <w:szCs w:val="22"/>
-                <w:lang w:eastAsia="zh-CN"/>
-              </w:rPr>
-              <w:t xml:space="preserve">} were received from the Sample Submissions team and brought into the Sterile Microbiology lab. Upon arrival, each sample vial was sprayed with an acidified bleach disinfectant, placed into pre-disinfected bins, and allowed a 10-minute contact time. The secondary disinfection happened in the ISO 8 anteroom (Suite </w:t>
-            </w:r>
-            <w:proofErr w:type="gramStart"/>
-            <w:r>
-              <w:rPr>
-                <w:rFonts w:ascii="Times New Roman" w:eastAsiaTheme="minorEastAsia" w:hAnsi="Times New Roman"/>
-                <w:bCs/>
-                <w:sz w:val="22"/>
-                <w:szCs w:val="22"/>
-                <w:lang w:eastAsia="zh-CN"/>
-              </w:rPr>
-              <w:t xml:space="preserve">{{ </w:t>
-            </w:r>
-            <w:proofErr w:type="spellStart"/>
-            <w:r>
-              <w:rPr>
-                <w:rFonts w:ascii="Times New Roman" w:eastAsiaTheme="minorEastAsia" w:hAnsi="Times New Roman"/>
-                <w:bCs/>
-                <w:sz w:val="22"/>
-                <w:szCs w:val="22"/>
-                <w:lang w:eastAsia="zh-CN"/>
-              </w:rPr>
-              <w:t>cr</w:t>
-            </w:r>
-            <w:proofErr w:type="gramEnd"/>
-            <w:r>
-              <w:rPr>
-                <w:rFonts w:ascii="Times New Roman" w:eastAsiaTheme="minorEastAsia" w:hAnsi="Times New Roman"/>
-                <w:bCs/>
-                <w:sz w:val="22"/>
-                <w:szCs w:val="22"/>
-                <w:lang w:eastAsia="zh-CN"/>
-              </w:rPr>
-              <w:t>_</w:t>
-            </w:r>
-            <w:proofErr w:type="gramStart"/>
-            <w:r>
-              <w:rPr>
-                <w:rFonts w:ascii="Times New Roman" w:eastAsiaTheme="minorEastAsia" w:hAnsi="Times New Roman"/>
-                <w:bCs/>
-                <w:sz w:val="22"/>
-                <w:szCs w:val="22"/>
-                <w:lang w:eastAsia="zh-CN"/>
-              </w:rPr>
-              <w:t>suit</w:t>
-            </w:r>
-            <w:proofErr w:type="spellEnd"/>
-            <w:r>
-              <w:rPr>
-                <w:rFonts w:ascii="Times New Roman" w:eastAsiaTheme="minorEastAsia" w:hAnsi="Times New Roman"/>
-                <w:bCs/>
-                <w:sz w:val="22"/>
-                <w:szCs w:val="22"/>
-                <w:lang w:eastAsia="zh-CN"/>
-              </w:rPr>
-              <w:t xml:space="preserve"> }</w:t>
-            </w:r>
-            <w:proofErr w:type="gramEnd"/>
-            <w:r>
-              <w:rPr>
-                <w:rFonts w:ascii="Times New Roman" w:eastAsiaTheme="minorEastAsia" w:hAnsi="Times New Roman"/>
-                <w:bCs/>
-                <w:sz w:val="22"/>
-                <w:szCs w:val="22"/>
-                <w:lang w:eastAsia="zh-CN"/>
-              </w:rPr>
-              <w:t xml:space="preserve">})), where the vials were again treated with acidified bleach and provided a 10‑minute contact time before processing. Subsequently, the vials were moved into the ISO 7 cleanroom Suite </w:t>
-            </w:r>
-            <w:proofErr w:type="gramStart"/>
-            <w:r>
-              <w:rPr>
-                <w:rFonts w:ascii="Times New Roman" w:eastAsiaTheme="minorEastAsia" w:hAnsi="Times New Roman"/>
-                <w:bCs/>
-                <w:sz w:val="22"/>
-                <w:szCs w:val="22"/>
-                <w:lang w:eastAsia="zh-CN"/>
-              </w:rPr>
-              <w:t xml:space="preserve">{{ </w:t>
-            </w:r>
-            <w:proofErr w:type="spellStart"/>
-            <w:r>
-              <w:rPr>
-                <w:rFonts w:ascii="Times New Roman" w:eastAsiaTheme="minorEastAsia" w:hAnsi="Times New Roman"/>
-                <w:bCs/>
-                <w:sz w:val="22"/>
-                <w:szCs w:val="22"/>
-                <w:lang w:eastAsia="zh-CN"/>
-              </w:rPr>
-              <w:t>cr</w:t>
-            </w:r>
-            <w:proofErr w:type="gramEnd"/>
-            <w:r>
-              <w:rPr>
-                <w:rFonts w:ascii="Times New Roman" w:eastAsiaTheme="minorEastAsia" w:hAnsi="Times New Roman"/>
-                <w:bCs/>
-                <w:sz w:val="22"/>
-                <w:szCs w:val="22"/>
-                <w:lang w:eastAsia="zh-CN"/>
-              </w:rPr>
-              <w:t>_</w:t>
-            </w:r>
-            <w:proofErr w:type="gramStart"/>
-            <w:r>
-              <w:rPr>
-                <w:rFonts w:ascii="Times New Roman" w:eastAsiaTheme="minorEastAsia" w:hAnsi="Times New Roman"/>
-                <w:bCs/>
-                <w:sz w:val="22"/>
-                <w:szCs w:val="22"/>
-                <w:lang w:eastAsia="zh-CN"/>
-              </w:rPr>
-              <w:t>suit</w:t>
-            </w:r>
-            <w:proofErr w:type="spellEnd"/>
-            <w:r>
-              <w:rPr>
-                <w:rFonts w:ascii="Times New Roman" w:eastAsiaTheme="minorEastAsia" w:hAnsi="Times New Roman"/>
-                <w:bCs/>
-                <w:sz w:val="22"/>
-                <w:szCs w:val="22"/>
-                <w:lang w:eastAsia="zh-CN"/>
-              </w:rPr>
-              <w:t xml:space="preserve"> }}({{ suit</w:t>
-            </w:r>
-            <w:proofErr w:type="gramEnd"/>
-            <w:r>
-              <w:rPr>
-                <w:rFonts w:ascii="Times New Roman" w:eastAsiaTheme="minorEastAsia" w:hAnsi="Times New Roman"/>
-                <w:bCs/>
-                <w:sz w:val="22"/>
-                <w:szCs w:val="22"/>
-                <w:lang w:eastAsia="zh-CN"/>
-              </w:rPr>
-              <w:t xml:space="preserve"> }}). Inside this cleanroom, the processing analyst, </w:t>
-            </w:r>
-            <w:proofErr w:type="gramStart"/>
-            <w:r>
-              <w:rPr>
-                <w:rFonts w:ascii="Times New Roman" w:eastAsiaTheme="minorEastAsia" w:hAnsi="Times New Roman"/>
-                <w:bCs/>
-                <w:sz w:val="22"/>
-                <w:szCs w:val="22"/>
-                <w:lang w:eastAsia="zh-CN"/>
-              </w:rPr>
-              <w:t xml:space="preserve">{{ </w:t>
-            </w:r>
-            <w:proofErr w:type="spellStart"/>
-            <w:r>
-              <w:rPr>
-                <w:rFonts w:ascii="Times New Roman" w:eastAsiaTheme="minorEastAsia" w:hAnsi="Times New Roman"/>
-                <w:bCs/>
-                <w:sz w:val="22"/>
-                <w:szCs w:val="22"/>
-                <w:lang w:eastAsia="zh-CN"/>
-              </w:rPr>
-              <w:t>analyst</w:t>
-            </w:r>
-            <w:proofErr w:type="gramEnd"/>
-            <w:r>
-              <w:rPr>
-                <w:rFonts w:ascii="Times New Roman" w:eastAsiaTheme="minorEastAsia" w:hAnsi="Times New Roman"/>
-                <w:bCs/>
-                <w:sz w:val="22"/>
-                <w:szCs w:val="22"/>
-                <w:lang w:eastAsia="zh-CN"/>
-              </w:rPr>
-              <w:t>_</w:t>
-            </w:r>
-            <w:proofErr w:type="gramStart"/>
-            <w:r>
-              <w:rPr>
-                <w:rFonts w:ascii="Times New Roman" w:eastAsiaTheme="minorEastAsia" w:hAnsi="Times New Roman"/>
-                <w:bCs/>
-                <w:sz w:val="22"/>
-                <w:szCs w:val="22"/>
-                <w:lang w:eastAsia="zh-CN"/>
-              </w:rPr>
-              <w:t>name</w:t>
-            </w:r>
-            <w:proofErr w:type="spellEnd"/>
-            <w:r>
-              <w:rPr>
-                <w:rFonts w:ascii="Times New Roman" w:eastAsiaTheme="minorEastAsia" w:hAnsi="Times New Roman"/>
-                <w:bCs/>
-                <w:sz w:val="22"/>
-                <w:szCs w:val="22"/>
-                <w:lang w:eastAsia="zh-CN"/>
-              </w:rPr>
-              <w:t xml:space="preserve"> }</w:t>
-            </w:r>
-            <w:proofErr w:type="gramEnd"/>
-            <w:r>
-              <w:rPr>
-                <w:rFonts w:ascii="Times New Roman" w:eastAsiaTheme="minorEastAsia" w:hAnsi="Times New Roman"/>
-                <w:bCs/>
-                <w:sz w:val="22"/>
-                <w:szCs w:val="22"/>
-                <w:lang w:eastAsia="zh-CN"/>
-              </w:rPr>
-              <w:t>}, performed a final disinfection step, allowing an additional 10-minute contact time. Once fully disinfected, the vials were transferred into the ISO 5 BSC E00{{</w:t>
-            </w:r>
-            <w:proofErr w:type="spellStart"/>
-            <w:r>
-              <w:rPr>
-                <w:rFonts w:ascii="Times New Roman" w:eastAsiaTheme="minorEastAsia" w:hAnsi="Times New Roman"/>
-                <w:bCs/>
-                <w:sz w:val="22"/>
-                <w:szCs w:val="22"/>
-                <w:lang w:eastAsia="zh-CN"/>
-              </w:rPr>
-              <w:t>bsc_id</w:t>
-            </w:r>
-            <w:proofErr w:type="spellEnd"/>
-            <w:r>
-              <w:rPr>
-                <w:rFonts w:ascii="Times New Roman" w:eastAsiaTheme="minorEastAsia" w:hAnsi="Times New Roman"/>
-                <w:bCs/>
-                <w:sz w:val="22"/>
-                <w:szCs w:val="22"/>
-                <w:lang w:eastAsia="zh-CN"/>
-              </w:rPr>
-              <w:t>}}.</w:t>
-            </w:r>
-          </w:p>
-          <w:p>
-            <w:pPr>
-              <w:outlineLvl w:val="0"/>
-              <w:rPr>
-                <w:rFonts w:ascii="Times New Roman" w:eastAsiaTheme="minorEastAsia" w:hAnsi="Times New Roman"/>
-                <w:bCs/>
-                <w:sz w:val="22"/>
-                <w:szCs w:val="22"/>
-                <w:lang w:eastAsia="zh-CN"/>
-              </w:rPr>
-            </w:pPr>
-          </w:p>
-          <w:p>
-            <w:pPr>
-              <w:outlineLvl w:val="0"/>
-              <w:rPr>
-                <w:rFonts w:ascii="Times New Roman" w:eastAsiaTheme="minorEastAsia" w:hAnsi="Times New Roman"/>
-                <w:bCs/>
-                <w:sz w:val="22"/>
-                <w:szCs w:val="22"/>
-                <w:lang w:eastAsia="zh-CN"/>
-              </w:rPr>
-            </w:pPr>
-            <w:r>
-              <w:rPr>
-                <w:rFonts w:ascii="Times New Roman" w:eastAsiaTheme="minorEastAsia" w:hAnsi="Times New Roman"/>
-                <w:bCs/>
-                <w:sz w:val="22"/>
-                <w:szCs w:val="22"/>
-                <w:lang w:eastAsia="zh-CN"/>
-              </w:rPr>
-              <w:t>Once transferred into the ISO 5 BSC, the vials were placed on the disinfected working surface of the BSC E00{{</w:t>
-            </w:r>
-            <w:proofErr w:type="spellStart"/>
-            <w:r>
-              <w:rPr>
-                <w:rFonts w:ascii="Times New Roman" w:eastAsiaTheme="minorEastAsia" w:hAnsi="Times New Roman"/>
-                <w:bCs/>
-                <w:sz w:val="22"/>
-                <w:szCs w:val="22"/>
-                <w:lang w:eastAsia="zh-CN"/>
-              </w:rPr>
-              <w:t>bsc_id</w:t>
-            </w:r>
-            <w:proofErr w:type="spellEnd"/>
-            <w:r>
-              <w:rPr>
-                <w:rFonts w:ascii="Times New Roman" w:eastAsiaTheme="minorEastAsia" w:hAnsi="Times New Roman"/>
-                <w:bCs/>
-                <w:sz w:val="22"/>
-                <w:szCs w:val="22"/>
-                <w:lang w:eastAsia="zh-CN"/>
-              </w:rPr>
-              <w:t xml:space="preserve">}} and aseptically opened and tested in accordance with SOP 2.600.008 (USP / EP 2.6.1 Sterility Test). Following testing, the media bottles were subsequently transferred into designated incubators, E001356 and E001357, to initiate incubation. </w:t>
-            </w:r>
-          </w:p>
-          <w:p>
-            <w:pPr>
-              <w:outlineLvl w:val="0"/>
-              <w:rPr>
-                <w:rFonts w:ascii="Times New Roman" w:eastAsiaTheme="minorEastAsia" w:hAnsi="Times New Roman"/>
-                <w:bCs/>
-                <w:sz w:val="22"/>
-                <w:szCs w:val="22"/>
-                <w:lang w:eastAsia="zh-CN"/>
-              </w:rPr>
-            </w:pPr>
-          </w:p>
-          <w:p>
-            <w:pPr>
-              <w:outlineLvl w:val="0"/>
-              <w:rPr>
-                <w:rFonts w:ascii="Times New Roman" w:eastAsiaTheme="minorEastAsia" w:hAnsi="Times New Roman"/>
-                <w:bCs/>
-                <w:sz w:val="22"/>
-                <w:szCs w:val="22"/>
-                <w:lang w:eastAsia="zh-CN"/>
-              </w:rPr>
-            </w:pPr>
-            <w:r>
-              <w:rPr>
-                <w:rFonts w:ascii="Times New Roman" w:eastAsiaTheme="minorEastAsia" w:hAnsi="Times New Roman"/>
-                <w:bCs/>
-                <w:sz w:val="22"/>
-                <w:szCs w:val="22"/>
-                <w:lang w:eastAsia="zh-CN"/>
-              </w:rPr>
-              <w:t xml:space="preserve">On </w:t>
-            </w:r>
-            <w:proofErr w:type="gramStart"/>
-            <w:r>
-              <w:rPr>
-                <w:rFonts w:ascii="Times New Roman" w:eastAsiaTheme="minorEastAsia" w:hAnsi="Times New Roman"/>
-                <w:bCs/>
-                <w:sz w:val="22"/>
-                <w:szCs w:val="22"/>
-                <w:lang w:eastAsia="zh-CN"/>
-              </w:rPr>
-              <w:t xml:space="preserve">{{ </w:t>
-            </w:r>
-            <w:proofErr w:type="spellStart"/>
-            <w:r>
-              <w:rPr>
-                <w:rFonts w:ascii="Times New Roman" w:eastAsiaTheme="minorEastAsia" w:hAnsi="Times New Roman"/>
-                <w:bCs/>
-                <w:sz w:val="22"/>
-                <w:szCs w:val="22"/>
-                <w:lang w:eastAsia="zh-CN"/>
-              </w:rPr>
-              <w:t>test</w:t>
-            </w:r>
-            <w:proofErr w:type="gramEnd"/>
-            <w:r>
-              <w:rPr>
-                <w:rFonts w:ascii="Times New Roman" w:eastAsiaTheme="minorEastAsia" w:hAnsi="Times New Roman"/>
-                <w:bCs/>
-                <w:sz w:val="22"/>
-                <w:szCs w:val="22"/>
-                <w:lang w:eastAsia="zh-CN"/>
-              </w:rPr>
-              <w:t>_</w:t>
-            </w:r>
-            <w:proofErr w:type="gramStart"/>
-            <w:r>
-              <w:rPr>
-                <w:rFonts w:ascii="Times New Roman" w:eastAsiaTheme="minorEastAsia" w:hAnsi="Times New Roman"/>
-                <w:bCs/>
-                <w:sz w:val="22"/>
-                <w:szCs w:val="22"/>
-                <w:lang w:eastAsia="zh-CN"/>
-              </w:rPr>
-              <w:t>date</w:t>
-            </w:r>
-            <w:proofErr w:type="spellEnd"/>
-            <w:r>
-              <w:rPr>
-                <w:rFonts w:ascii="Times New Roman" w:eastAsiaTheme="minorEastAsia" w:hAnsi="Times New Roman"/>
-                <w:bCs/>
-                <w:sz w:val="22"/>
-                <w:szCs w:val="22"/>
-                <w:lang w:eastAsia="zh-CN"/>
-              </w:rPr>
-              <w:t xml:space="preserve"> }</w:t>
-            </w:r>
-            <w:proofErr w:type="gramEnd"/>
-            <w:r>
-              <w:rPr>
-                <w:rFonts w:ascii="Times New Roman" w:eastAsiaTheme="minorEastAsia" w:hAnsi="Times New Roman"/>
-                <w:bCs/>
-                <w:sz w:val="22"/>
-                <w:szCs w:val="22"/>
-                <w:lang w:eastAsia="zh-CN"/>
-              </w:rPr>
-              <w:t>} (Day {{</w:t>
-            </w:r>
-            <w:proofErr w:type="spellStart"/>
-            <w:r>
-              <w:rPr>
-                <w:rFonts w:ascii="Times New Roman" w:eastAsiaTheme="minorEastAsia" w:hAnsi="Times New Roman"/>
-                <w:bCs/>
-                <w:sz w:val="22"/>
-                <w:szCs w:val="22"/>
-                <w:lang w:eastAsia="zh-CN"/>
-              </w:rPr>
-              <w:t>incubation_time</w:t>
-            </w:r>
-            <w:proofErr w:type="spellEnd"/>
-            <w:r>
-              <w:rPr>
-                <w:rFonts w:ascii="Times New Roman" w:eastAsiaTheme="minorEastAsia" w:hAnsi="Times New Roman"/>
-                <w:bCs/>
-                <w:sz w:val="22"/>
-                <w:szCs w:val="22"/>
-                <w:lang w:eastAsia="zh-CN"/>
-              </w:rPr>
-              <w:t xml:space="preserve">}} of incubation), microbial growth was observed in </w:t>
-            </w:r>
-            <w:proofErr w:type="gramStart"/>
-            <w:r>
-              <w:rPr>
-                <w:rFonts w:ascii="Times New Roman" w:eastAsiaTheme="minorEastAsia" w:hAnsi="Times New Roman"/>
-                <w:bCs/>
-                <w:sz w:val="22"/>
-                <w:szCs w:val="22"/>
-                <w:lang w:eastAsia="zh-CN"/>
-              </w:rPr>
-              <w:t xml:space="preserve">{{ </w:t>
-            </w:r>
-            <w:proofErr w:type="spellStart"/>
-            <w:r>
-              <w:rPr>
-                <w:rFonts w:ascii="Times New Roman" w:eastAsiaTheme="minorEastAsia" w:hAnsi="Times New Roman"/>
-                <w:bCs/>
-                <w:sz w:val="22"/>
-                <w:szCs w:val="22"/>
-                <w:lang w:eastAsia="zh-CN"/>
-              </w:rPr>
-              <w:t>positive</w:t>
-            </w:r>
-            <w:proofErr w:type="gramEnd"/>
-            <w:r>
-              <w:rPr>
-                <w:rFonts w:ascii="Times New Roman" w:eastAsiaTheme="minorEastAsia" w:hAnsi="Times New Roman"/>
-                <w:bCs/>
-                <w:sz w:val="22"/>
-                <w:szCs w:val="22"/>
-                <w:lang w:eastAsia="zh-CN"/>
-              </w:rPr>
-              <w:t>_media</w:t>
-            </w:r>
-            <w:proofErr w:type="spellEnd"/>
-            <w:r>
-              <w:rPr>
-                <w:rFonts w:ascii="Times New Roman" w:eastAsiaTheme="minorEastAsia" w:hAnsi="Times New Roman"/>
-                <w:bCs/>
-                <w:sz w:val="22"/>
-                <w:szCs w:val="22"/>
-                <w:lang w:eastAsia="zh-CN"/>
-              </w:rPr>
-              <w:t xml:space="preserve">}} media bottle by analyst </w:t>
-            </w:r>
-            <w:proofErr w:type="gramStart"/>
-            <w:r>
-              <w:rPr>
-                <w:rFonts w:ascii="Times New Roman" w:eastAsiaTheme="minorEastAsia" w:hAnsi="Times New Roman"/>
-                <w:bCs/>
-                <w:sz w:val="22"/>
-                <w:szCs w:val="22"/>
-                <w:lang w:eastAsia="zh-CN"/>
-              </w:rPr>
-              <w:t xml:space="preserve">{{ </w:t>
-            </w:r>
-            <w:proofErr w:type="spellStart"/>
-            <w:r>
-              <w:rPr>
-                <w:rFonts w:ascii="Times New Roman" w:eastAsiaTheme="minorEastAsia" w:hAnsi="Times New Roman"/>
-                <w:bCs/>
-                <w:sz w:val="22"/>
-                <w:szCs w:val="22"/>
-                <w:lang w:eastAsia="zh-CN"/>
-              </w:rPr>
-              <w:t>reading</w:t>
-            </w:r>
-            <w:proofErr w:type="gramEnd"/>
-            <w:r>
-              <w:rPr>
-                <w:rFonts w:ascii="Times New Roman" w:eastAsiaTheme="minorEastAsia" w:hAnsi="Times New Roman"/>
-                <w:bCs/>
-                <w:sz w:val="22"/>
-                <w:szCs w:val="22"/>
-                <w:lang w:eastAsia="zh-CN"/>
-              </w:rPr>
-              <w:t>_</w:t>
-            </w:r>
-            <w:proofErr w:type="gramStart"/>
-            <w:r>
-              <w:rPr>
-                <w:rFonts w:ascii="Times New Roman" w:eastAsiaTheme="minorEastAsia" w:hAnsi="Times New Roman"/>
-                <w:bCs/>
-                <w:sz w:val="22"/>
-                <w:szCs w:val="22"/>
-                <w:lang w:eastAsia="zh-CN"/>
-              </w:rPr>
-              <w:t>name</w:t>
-            </w:r>
-            <w:proofErr w:type="spellEnd"/>
-            <w:r>
-              <w:rPr>
-                <w:rFonts w:ascii="Times New Roman" w:eastAsiaTheme="minorEastAsia" w:hAnsi="Times New Roman"/>
-                <w:bCs/>
-                <w:sz w:val="22"/>
-                <w:szCs w:val="22"/>
-                <w:lang w:eastAsia="zh-CN"/>
-              </w:rPr>
-              <w:t xml:space="preserve"> }</w:t>
-            </w:r>
-            <w:proofErr w:type="gramEnd"/>
-            <w:r>
-              <w:rPr>
-                <w:rFonts w:ascii="Times New Roman" w:eastAsiaTheme="minorEastAsia" w:hAnsi="Times New Roman"/>
-                <w:bCs/>
-                <w:sz w:val="22"/>
-                <w:szCs w:val="22"/>
-                <w:lang w:eastAsia="zh-CN"/>
-              </w:rPr>
-              <w:t xml:space="preserve">} and confirmed by Microbiology Lab Supervisor Robin Seymour. The organism was identified as </w:t>
-            </w:r>
-            <w:proofErr w:type="gramStart"/>
-            <w:r>
-              <w:rPr>
-                <w:rFonts w:ascii="Times New Roman" w:eastAsiaTheme="minorEastAsia" w:hAnsi="Times New Roman"/>
-                <w:bCs/>
-                <w:sz w:val="22"/>
-                <w:szCs w:val="22"/>
-                <w:lang w:eastAsia="zh-CN"/>
-              </w:rPr>
-              <w:t xml:space="preserve">{{ </w:t>
-            </w:r>
-            <w:proofErr w:type="spellStart"/>
-            <w:r>
-              <w:rPr>
-                <w:rFonts w:ascii="Times New Roman" w:eastAsiaTheme="minorEastAsia" w:hAnsi="Times New Roman"/>
-                <w:bCs/>
-                <w:sz w:val="22"/>
-                <w:szCs w:val="22"/>
-                <w:lang w:eastAsia="zh-CN"/>
-              </w:rPr>
-              <w:t>positive</w:t>
-            </w:r>
-            <w:proofErr w:type="gramEnd"/>
-            <w:r>
-              <w:rPr>
-                <w:rFonts w:ascii="Times New Roman" w:eastAsiaTheme="minorEastAsia" w:hAnsi="Times New Roman"/>
-                <w:bCs/>
-                <w:sz w:val="22"/>
-                <w:szCs w:val="22"/>
-                <w:lang w:eastAsia="zh-CN"/>
-              </w:rPr>
-              <w:t>_</w:t>
-            </w:r>
-            <w:proofErr w:type="gramStart"/>
-            <w:r>
-              <w:rPr>
-                <w:rFonts w:ascii="Times New Roman" w:eastAsiaTheme="minorEastAsia" w:hAnsi="Times New Roman"/>
-                <w:bCs/>
-                <w:sz w:val="22"/>
-                <w:szCs w:val="22"/>
-                <w:lang w:eastAsia="zh-CN"/>
-              </w:rPr>
-              <w:t>org</w:t>
-            </w:r>
-            <w:proofErr w:type="spellEnd"/>
-            <w:r>
-              <w:rPr>
-                <w:rFonts w:ascii="Times New Roman" w:eastAsiaTheme="minorEastAsia" w:hAnsi="Times New Roman"/>
-                <w:bCs/>
-                <w:sz w:val="22"/>
-                <w:szCs w:val="22"/>
-                <w:lang w:eastAsia="zh-CN"/>
-              </w:rPr>
-              <w:t xml:space="preserve"> }</w:t>
-            </w:r>
-            <w:proofErr w:type="gramEnd"/>
-            <w:r>
-              <w:rPr>
-                <w:rFonts w:ascii="Times New Roman" w:eastAsiaTheme="minorEastAsia" w:hAnsi="Times New Roman"/>
-                <w:bCs/>
-                <w:sz w:val="22"/>
-                <w:szCs w:val="22"/>
-                <w:lang w:eastAsia="zh-CN"/>
-              </w:rPr>
-              <w:t>} (see Table 1).</w:t>
-            </w:r>
-          </w:p>
-          <w:p>
-            <w:pPr>
-              <w:outlineLvl w:val="0"/>
-              <w:rPr>
-                <w:rFonts w:ascii="Times New Roman" w:eastAsiaTheme="minorEastAsia" w:hAnsi="Times New Roman"/>
-                <w:bCs/>
-                <w:sz w:val="22"/>
-                <w:szCs w:val="22"/>
-                <w:lang w:eastAsia="zh-CN"/>
-              </w:rPr>
-            </w:pPr>
-            <w:r>
-              <w:rPr>
-                <w:rFonts w:ascii="Times New Roman" w:eastAsiaTheme="minorEastAsia" w:hAnsi="Times New Roman"/>
-                <w:bCs/>
-                <w:sz w:val="22"/>
-                <w:szCs w:val="22"/>
-                <w:lang w:eastAsia="zh-CN"/>
-              </w:rPr>
-              <w:t xml:space="preserve"> </w:t>
-            </w:r>
-          </w:p>
-          <w:p>
-            <w:pPr>
-              <w:outlineLvl w:val="0"/>
-              <w:rPr>
-                <w:rFonts w:ascii="Times New Roman" w:eastAsiaTheme="minorEastAsia" w:hAnsi="Times New Roman"/>
-                <w:bCs/>
-                <w:sz w:val="22"/>
-                <w:szCs w:val="22"/>
-                <w:lang w:eastAsia="zh-CN"/>
-              </w:rPr>
-            </w:pPr>
-            <w:r>
-              <w:rPr>
-                <w:rFonts w:ascii="Times New Roman" w:eastAsiaTheme="minorEastAsia" w:hAnsi="Times New Roman"/>
-                <w:bCs/>
-                <w:sz w:val="22"/>
-                <w:szCs w:val="22"/>
-                <w:lang w:eastAsia="zh-CN"/>
-              </w:rPr>
-              <w:t>The culture media used were within expiry. Negative control media bottles were processed and incubated under identical conditions and showed no microbial growth, confirming the integrity of the test procedure.</w:t>
-            </w:r>
-          </w:p>
-          <w:p>
-            <w:pPr>
-              <w:outlineLvl w:val="0"/>
-              <w:rPr>
-                <w:rFonts w:ascii="Times New Roman" w:eastAsiaTheme="minorEastAsia" w:hAnsi="Times New Roman"/>
-                <w:bCs/>
-                <w:sz w:val="22"/>
-                <w:szCs w:val="22"/>
-                <w:lang w:eastAsia="zh-CN"/>
-              </w:rPr>
-            </w:pPr>
-          </w:p>
-          <w:p>
-            <w:pPr>
-              <w:outlineLvl w:val="0"/>
-              <w:rPr>
-                <w:rFonts w:ascii="Times New Roman" w:eastAsiaTheme="minorEastAsia" w:hAnsi="Times New Roman"/>
-                <w:bCs/>
-                <w:sz w:val="22"/>
-                <w:szCs w:val="22"/>
-                <w:lang w:eastAsia="zh-CN"/>
-              </w:rPr>
-            </w:pPr>
-            <w:proofErr w:type="gramStart"/>
-            <w:r>
-              <w:rPr>
-                <w:rFonts w:ascii="Times New Roman" w:eastAsiaTheme="minorEastAsia" w:hAnsi="Times New Roman"/>
-                <w:bCs/>
-                <w:sz w:val="22"/>
-                <w:szCs w:val="22"/>
-                <w:lang w:eastAsia="zh-CN"/>
-              </w:rPr>
-              <w:t xml:space="preserve">{{ </w:t>
-            </w:r>
-            <w:proofErr w:type="spellStart"/>
-            <w:r>
-              <w:rPr>
-                <w:rFonts w:ascii="Times New Roman" w:eastAsiaTheme="minorEastAsia" w:hAnsi="Times New Roman"/>
-                <w:bCs/>
-                <w:sz w:val="22"/>
-                <w:szCs w:val="22"/>
-                <w:lang w:eastAsia="zh-CN"/>
-              </w:rPr>
-              <w:t>narrative</w:t>
-            </w:r>
-            <w:proofErr w:type="gramEnd"/>
-            <w:r>
-              <w:rPr>
-                <w:rFonts w:ascii="Times New Roman" w:eastAsiaTheme="minorEastAsia" w:hAnsi="Times New Roman"/>
-                <w:bCs/>
-                <w:sz w:val="22"/>
-                <w:szCs w:val="22"/>
-                <w:lang w:eastAsia="zh-CN"/>
-              </w:rPr>
-              <w:t>_</w:t>
-            </w:r>
-            <w:proofErr w:type="gramStart"/>
-            <w:r>
-              <w:rPr>
-                <w:rFonts w:ascii="Times New Roman" w:eastAsiaTheme="minorEastAsia" w:hAnsi="Times New Roman"/>
-                <w:bCs/>
-                <w:sz w:val="22"/>
-                <w:szCs w:val="22"/>
-                <w:lang w:eastAsia="zh-CN"/>
-              </w:rPr>
-              <w:t>summary</w:t>
-            </w:r>
-            <w:proofErr w:type="spellEnd"/>
-            <w:r>
-              <w:rPr>
-                <w:rFonts w:ascii="Times New Roman" w:eastAsiaTheme="minorEastAsia" w:hAnsi="Times New Roman"/>
-                <w:bCs/>
-                <w:sz w:val="22"/>
-                <w:szCs w:val="22"/>
-                <w:lang w:eastAsia="zh-CN"/>
-              </w:rPr>
-              <w:t xml:space="preserve"> }</w:t>
-            </w:r>
-            <w:proofErr w:type="gramEnd"/>
-            <w:r>
-              <w:rPr>
-                <w:rFonts w:ascii="Times New Roman" w:eastAsiaTheme="minorEastAsia" w:hAnsi="Times New Roman"/>
-                <w:bCs/>
-                <w:sz w:val="22"/>
-                <w:szCs w:val="22"/>
-                <w:lang w:eastAsia="zh-CN"/>
-              </w:rPr>
-              <w:t xml:space="preserve">} </w:t>
-            </w:r>
-          </w:p>
-          <w:p>
-            <w:pPr>
-              <w:outlineLvl w:val="0"/>
-              <w:rPr>
-                <w:rFonts w:ascii="Times New Roman" w:eastAsiaTheme="minorEastAsia" w:hAnsi="Times New Roman"/>
-                <w:bCs/>
-                <w:sz w:val="22"/>
-                <w:szCs w:val="22"/>
-                <w:lang w:eastAsia="zh-CN"/>
-              </w:rPr>
-            </w:pPr>
-          </w:p>
-          <w:p>
-            <w:pPr>
-              <w:outlineLvl w:val="0"/>
-              <w:rPr>
-                <w:rFonts w:ascii="Times New Roman" w:eastAsiaTheme="minorEastAsia" w:hAnsi="Times New Roman"/>
-                <w:bCs/>
-                <w:sz w:val="22"/>
-                <w:szCs w:val="22"/>
-                <w:lang w:eastAsia="zh-CN"/>
-              </w:rPr>
-            </w:pPr>
-            <w:r>
-              <w:rPr>
-                <w:rFonts w:ascii="Times New Roman" w:eastAsiaTheme="minorEastAsia" w:hAnsi="Times New Roman"/>
-                <w:bCs/>
-                <w:sz w:val="22"/>
-                <w:szCs w:val="22"/>
-                <w:lang w:eastAsia="zh-CN"/>
-              </w:rPr>
-              <w:t xml:space="preserve">The analysts confirmed full compliance with cleaning procedures as outlined in SOPs 2.600.018 (Cleaning and Disinfecting Procedure for Microbiology) and 2.600.008 (USP &lt;71&gt; / EP 2.6.1 Sterility Test). </w:t>
-            </w:r>
-          </w:p>
-          <w:p>
-            <w:pPr>
-              <w:outlineLvl w:val="0"/>
-              <w:rPr>
-                <w:rFonts w:ascii="Times New Roman" w:eastAsiaTheme="minorEastAsia" w:hAnsi="Times New Roman"/>
-                <w:bCs/>
-                <w:sz w:val="22"/>
-                <w:szCs w:val="22"/>
-                <w:lang w:eastAsia="zh-CN"/>
-              </w:rPr>
-            </w:pPr>
-          </w:p>
-          <w:p>
-            <w:pPr>
-              <w:outlineLvl w:val="0"/>
-              <w:rPr>
-                <w:rFonts w:ascii="Times New Roman" w:eastAsiaTheme="minorEastAsia" w:hAnsi="Times New Roman"/>
-                <w:bCs/>
-                <w:sz w:val="22"/>
-                <w:szCs w:val="22"/>
-                <w:lang w:eastAsia="zh-CN"/>
-              </w:rPr>
-            </w:pPr>
-            <w:r>
-              <w:rPr>
-                <w:rFonts w:ascii="Times New Roman" w:eastAsiaTheme="minorEastAsia" w:hAnsi="Times New Roman"/>
-                <w:bCs/>
-                <w:sz w:val="22"/>
-                <w:szCs w:val="22"/>
-                <w:lang w:eastAsia="zh-CN"/>
-              </w:rPr>
-              <w:t xml:space="preserve">Monthly cleaning and disinfection of the outermost ISO 8 Anteroom, the middle ISO 7 Buffer room, the innermost ISO 7 cleanroom, and its containing ISO 5 Biosafety Cabinets for CR </w:t>
-            </w:r>
-            <w:proofErr w:type="gramStart"/>
-            <w:r>
-              <w:rPr>
-                <w:rFonts w:ascii="Times New Roman" w:eastAsiaTheme="minorEastAsia" w:hAnsi="Times New Roman"/>
-                <w:bCs/>
-                <w:sz w:val="22"/>
-                <w:szCs w:val="22"/>
-                <w:lang w:eastAsia="zh-CN"/>
-              </w:rPr>
-              <w:t xml:space="preserve">{{ </w:t>
-            </w:r>
-            <w:proofErr w:type="spellStart"/>
-            <w:r>
-              <w:rPr>
-                <w:rFonts w:ascii="Times New Roman" w:eastAsiaTheme="minorEastAsia" w:hAnsi="Times New Roman"/>
-                <w:bCs/>
-                <w:sz w:val="22"/>
-                <w:szCs w:val="22"/>
-                <w:lang w:eastAsia="zh-CN"/>
-              </w:rPr>
-              <w:t>cr</w:t>
-            </w:r>
-            <w:proofErr w:type="gramEnd"/>
-            <w:r>
-              <w:rPr>
-                <w:rFonts w:ascii="Times New Roman" w:eastAsiaTheme="minorEastAsia" w:hAnsi="Times New Roman"/>
-                <w:bCs/>
-                <w:sz w:val="22"/>
-                <w:szCs w:val="22"/>
-                <w:lang w:eastAsia="zh-CN"/>
-              </w:rPr>
-              <w:t>_</w:t>
-            </w:r>
-            <w:proofErr w:type="gramStart"/>
-            <w:r>
-              <w:rPr>
-                <w:rFonts w:ascii="Times New Roman" w:eastAsiaTheme="minorEastAsia" w:hAnsi="Times New Roman"/>
-                <w:bCs/>
-                <w:sz w:val="22"/>
-                <w:szCs w:val="22"/>
-                <w:lang w:eastAsia="zh-CN"/>
-              </w:rPr>
-              <w:t>suit</w:t>
-            </w:r>
-            <w:proofErr w:type="spellEnd"/>
-            <w:r>
-              <w:rPr>
-                <w:rFonts w:ascii="Times New Roman" w:eastAsiaTheme="minorEastAsia" w:hAnsi="Times New Roman"/>
-                <w:bCs/>
-                <w:sz w:val="22"/>
-                <w:szCs w:val="22"/>
-                <w:lang w:eastAsia="zh-CN"/>
-              </w:rPr>
-              <w:t xml:space="preserve"> }</w:t>
-            </w:r>
-            <w:proofErr w:type="gramEnd"/>
-            <w:r>
-              <w:rPr>
-                <w:rFonts w:ascii="Times New Roman" w:eastAsiaTheme="minorEastAsia" w:hAnsi="Times New Roman"/>
-                <w:bCs/>
-                <w:sz w:val="22"/>
-                <w:szCs w:val="22"/>
-                <w:lang w:eastAsia="zh-CN"/>
-              </w:rPr>
-              <w:t xml:space="preserve">} was performed on </w:t>
-            </w:r>
-            <w:proofErr w:type="gramStart"/>
-            <w:r>
-              <w:rPr>
-                <w:rFonts w:ascii="Times New Roman" w:eastAsiaTheme="minorEastAsia" w:hAnsi="Times New Roman"/>
-                <w:bCs/>
-                <w:sz w:val="22"/>
-                <w:szCs w:val="22"/>
-                <w:lang w:eastAsia="zh-CN"/>
-              </w:rPr>
-              <w:t xml:space="preserve">{{ </w:t>
-            </w:r>
-            <w:proofErr w:type="spellStart"/>
-            <w:r>
-              <w:rPr>
-                <w:rFonts w:ascii="Times New Roman" w:eastAsiaTheme="minorEastAsia" w:hAnsi="Times New Roman"/>
-                <w:bCs/>
-                <w:sz w:val="22"/>
-                <w:szCs w:val="22"/>
-                <w:lang w:eastAsia="zh-CN"/>
-              </w:rPr>
-              <w:t>monthly</w:t>
-            </w:r>
-            <w:proofErr w:type="gramEnd"/>
-            <w:r>
-              <w:rPr>
-                <w:rFonts w:ascii="Times New Roman" w:eastAsiaTheme="minorEastAsia" w:hAnsi="Times New Roman"/>
-                <w:bCs/>
-                <w:sz w:val="22"/>
-                <w:szCs w:val="22"/>
-                <w:lang w:eastAsia="zh-CN"/>
-              </w:rPr>
-              <w:t>_cleaning_</w:t>
-            </w:r>
-            <w:proofErr w:type="gramStart"/>
-            <w:r>
-              <w:rPr>
-                <w:rFonts w:ascii="Times New Roman" w:eastAsiaTheme="minorEastAsia" w:hAnsi="Times New Roman"/>
-                <w:bCs/>
-                <w:sz w:val="22"/>
-                <w:szCs w:val="22"/>
-                <w:lang w:eastAsia="zh-CN"/>
-              </w:rPr>
-              <w:t>date</w:t>
-            </w:r>
-            <w:proofErr w:type="spellEnd"/>
-            <w:r>
-              <w:rPr>
-                <w:rFonts w:ascii="Times New Roman" w:eastAsiaTheme="minorEastAsia" w:hAnsi="Times New Roman"/>
-                <w:bCs/>
-                <w:sz w:val="22"/>
-                <w:szCs w:val="22"/>
-                <w:lang w:eastAsia="zh-CN"/>
-              </w:rPr>
-              <w:t xml:space="preserve"> }</w:t>
-            </w:r>
-            <w:proofErr w:type="gramEnd"/>
-            <w:r>
-              <w:rPr>
-                <w:rFonts w:ascii="Times New Roman" w:eastAsiaTheme="minorEastAsia" w:hAnsi="Times New Roman"/>
-                <w:bCs/>
-                <w:sz w:val="22"/>
-                <w:szCs w:val="22"/>
-                <w:lang w:eastAsia="zh-CN"/>
-              </w:rPr>
-              <w:t xml:space="preserve">}, as per SOP 2.600.018 (Cleaning and Disinfecting Procedure for Microbiology) During </w:t>
-            </w:r>
-            <w:r>
-              <w:rPr>
-                <w:rFonts w:ascii="Times New Roman" w:eastAsiaTheme="minorEastAsia" w:hAnsi="Times New Roman"/>
-                <w:bCs/>
-                <w:sz w:val="22"/>
-                <w:szCs w:val="22"/>
-                <w:lang w:eastAsia="zh-CN"/>
-              </w:rPr>
-              <w:lastRenderedPageBreak/>
-              <w:t xml:space="preserve">both cleaning cycles, it was documented that all H₂O₂ indicators passed. This confirms the efficient monthly cleaning of all three parts of Cleanrooms </w:t>
-            </w:r>
-            <w:proofErr w:type="gramStart"/>
-            <w:r>
-              <w:rPr>
-                <w:rFonts w:ascii="Times New Roman" w:eastAsiaTheme="minorEastAsia" w:hAnsi="Times New Roman"/>
-                <w:bCs/>
-                <w:sz w:val="22"/>
-                <w:szCs w:val="22"/>
-                <w:lang w:eastAsia="zh-CN"/>
-              </w:rPr>
-              <w:t xml:space="preserve">{{ </w:t>
-            </w:r>
-            <w:proofErr w:type="spellStart"/>
-            <w:r>
-              <w:rPr>
-                <w:rFonts w:ascii="Times New Roman" w:eastAsiaTheme="minorEastAsia" w:hAnsi="Times New Roman"/>
-                <w:bCs/>
-                <w:sz w:val="22"/>
-                <w:szCs w:val="22"/>
-                <w:lang w:eastAsia="zh-CN"/>
-              </w:rPr>
-              <w:t>cr</w:t>
-            </w:r>
-            <w:proofErr w:type="gramEnd"/>
-            <w:r>
-              <w:rPr>
-                <w:rFonts w:ascii="Times New Roman" w:eastAsiaTheme="minorEastAsia" w:hAnsi="Times New Roman"/>
-                <w:bCs/>
-                <w:sz w:val="22"/>
-                <w:szCs w:val="22"/>
-                <w:lang w:eastAsia="zh-CN"/>
-              </w:rPr>
-              <w:t>_</w:t>
-            </w:r>
-            <w:proofErr w:type="gramStart"/>
-            <w:r>
-              <w:rPr>
-                <w:rFonts w:ascii="Times New Roman" w:eastAsiaTheme="minorEastAsia" w:hAnsi="Times New Roman"/>
-                <w:bCs/>
-                <w:sz w:val="22"/>
-                <w:szCs w:val="22"/>
-                <w:lang w:eastAsia="zh-CN"/>
-              </w:rPr>
-              <w:t>suit</w:t>
-            </w:r>
-            <w:proofErr w:type="spellEnd"/>
-            <w:r>
-              <w:rPr>
-                <w:rFonts w:ascii="Times New Roman" w:eastAsiaTheme="minorEastAsia" w:hAnsi="Times New Roman"/>
-                <w:bCs/>
-                <w:sz w:val="22"/>
-                <w:szCs w:val="22"/>
-                <w:lang w:eastAsia="zh-CN"/>
-              </w:rPr>
-              <w:t xml:space="preserve"> }</w:t>
-            </w:r>
-            <w:proofErr w:type="gramEnd"/>
-            <w:r>
-              <w:rPr>
-                <w:rFonts w:ascii="Times New Roman" w:eastAsiaTheme="minorEastAsia" w:hAnsi="Times New Roman"/>
-                <w:bCs/>
-                <w:sz w:val="22"/>
-                <w:szCs w:val="22"/>
-                <w:lang w:eastAsia="zh-CN"/>
-              </w:rPr>
-              <w:t xml:space="preserve">}. </w:t>
-            </w:r>
-          </w:p>
-          <w:p>
-            <w:pPr>
-              <w:outlineLvl w:val="0"/>
-              <w:rPr>
-                <w:rFonts w:ascii="Times New Roman" w:eastAsiaTheme="minorEastAsia" w:hAnsi="Times New Roman"/>
-                <w:bCs/>
-                <w:sz w:val="22"/>
-                <w:szCs w:val="22"/>
-                <w:lang w:eastAsia="zh-CN"/>
-              </w:rPr>
-            </w:pPr>
-          </w:p>
-          <w:p>
-            <w:pPr>
-              <w:outlineLvl w:val="0"/>
-              <w:rPr>
-                <w:rFonts w:ascii="Times New Roman" w:eastAsiaTheme="minorEastAsia" w:hAnsi="Times New Roman"/>
-                <w:bCs/>
-                <w:sz w:val="22"/>
-                <w:szCs w:val="22"/>
-                <w:lang w:eastAsia="zh-CN"/>
-              </w:rPr>
-            </w:pPr>
-            <w:proofErr w:type="gramStart"/>
-            <w:r>
-              <w:rPr>
-                <w:rFonts w:ascii="Times New Roman" w:eastAsiaTheme="minorEastAsia" w:hAnsi="Times New Roman"/>
-                <w:bCs/>
-                <w:sz w:val="22"/>
-                <w:szCs w:val="22"/>
-                <w:lang w:eastAsia="zh-CN"/>
-              </w:rPr>
-              <w:t xml:space="preserve">{{ </w:t>
-            </w:r>
-            <w:proofErr w:type="spellStart"/>
-            <w:r>
-              <w:rPr>
-                <w:rFonts w:ascii="Times New Roman" w:eastAsiaTheme="minorEastAsia" w:hAnsi="Times New Roman"/>
-                <w:bCs/>
-                <w:sz w:val="22"/>
-                <w:szCs w:val="22"/>
-                <w:lang w:eastAsia="zh-CN"/>
-              </w:rPr>
-              <w:t>sample</w:t>
-            </w:r>
-            <w:proofErr w:type="gramEnd"/>
-            <w:r>
-              <w:rPr>
-                <w:rFonts w:ascii="Times New Roman" w:eastAsiaTheme="minorEastAsia" w:hAnsi="Times New Roman"/>
-                <w:bCs/>
-                <w:sz w:val="22"/>
-                <w:szCs w:val="22"/>
-                <w:lang w:eastAsia="zh-CN"/>
-              </w:rPr>
-              <w:t>_history_</w:t>
-            </w:r>
-            <w:proofErr w:type="gramStart"/>
-            <w:r>
-              <w:rPr>
-                <w:rFonts w:ascii="Times New Roman" w:eastAsiaTheme="minorEastAsia" w:hAnsi="Times New Roman"/>
-                <w:bCs/>
-                <w:sz w:val="22"/>
-                <w:szCs w:val="22"/>
-                <w:lang w:eastAsia="zh-CN"/>
-              </w:rPr>
-              <w:t>paragraph</w:t>
-            </w:r>
-            <w:proofErr w:type="spellEnd"/>
-            <w:r>
-              <w:rPr>
-                <w:rFonts w:ascii="Times New Roman" w:eastAsiaTheme="minorEastAsia" w:hAnsi="Times New Roman"/>
-                <w:bCs/>
-                <w:sz w:val="22"/>
-                <w:szCs w:val="22"/>
-                <w:lang w:eastAsia="zh-CN"/>
-              </w:rPr>
-              <w:t xml:space="preserve"> }</w:t>
-            </w:r>
-            <w:proofErr w:type="gramEnd"/>
-            <w:r>
-              <w:rPr>
-                <w:rFonts w:ascii="Times New Roman" w:eastAsiaTheme="minorEastAsia" w:hAnsi="Times New Roman"/>
-                <w:bCs/>
-                <w:sz w:val="22"/>
-                <w:szCs w:val="22"/>
-                <w:lang w:eastAsia="zh-CN"/>
-              </w:rPr>
-              <w:t>}</w:t>
-            </w:r>
-          </w:p>
-          <w:p>
-            <w:pPr>
-              <w:outlineLvl w:val="0"/>
-              <w:rPr>
-                <w:rFonts w:ascii="Times New Roman" w:eastAsiaTheme="minorEastAsia" w:hAnsi="Times New Roman"/>
-                <w:bCs/>
-                <w:sz w:val="22"/>
-                <w:szCs w:val="22"/>
-                <w:lang w:eastAsia="zh-CN"/>
-              </w:rPr>
-            </w:pPr>
-          </w:p>
-          <w:p>
-            <w:pPr>
-              <w:outlineLvl w:val="0"/>
-              <w:rPr>
-                <w:rFonts w:ascii="Times New Roman" w:eastAsiaTheme="minorEastAsia" w:hAnsi="Times New Roman"/>
-                <w:bCs/>
-                <w:sz w:val="22"/>
-                <w:szCs w:val="22"/>
-                <w:lang w:eastAsia="zh-CN"/>
-              </w:rPr>
-            </w:pPr>
-            <w:r>
-              <w:rPr>
-                <w:rFonts w:ascii="Times New Roman" w:eastAsiaTheme="minorEastAsia" w:hAnsi="Times New Roman"/>
-                <w:bCs/>
-                <w:sz w:val="22"/>
-                <w:szCs w:val="22"/>
-                <w:lang w:eastAsia="zh-CN"/>
-              </w:rPr>
-              <w:t xml:space="preserve">To assess the potential for sample-to-sample contamination contributing to the positive results, a comprehensive review was conducted of all samples processed on the same day. </w:t>
-            </w:r>
-            <w:proofErr w:type="gramStart"/>
-            <w:r>
-              <w:rPr>
-                <w:rFonts w:ascii="Times New Roman" w:eastAsiaTheme="minorEastAsia" w:hAnsi="Times New Roman"/>
-                <w:bCs/>
-                <w:sz w:val="22"/>
-                <w:szCs w:val="22"/>
-                <w:lang w:eastAsia="zh-CN"/>
-              </w:rPr>
-              <w:t xml:space="preserve">{{ </w:t>
-            </w:r>
-            <w:proofErr w:type="spellStart"/>
-            <w:r>
-              <w:rPr>
-                <w:rFonts w:ascii="Times New Roman" w:eastAsiaTheme="minorEastAsia" w:hAnsi="Times New Roman"/>
-                <w:bCs/>
-                <w:sz w:val="22"/>
-                <w:szCs w:val="22"/>
-                <w:lang w:eastAsia="zh-CN"/>
-              </w:rPr>
-              <w:t>cross</w:t>
-            </w:r>
-            <w:proofErr w:type="gramEnd"/>
-            <w:r>
-              <w:rPr>
-                <w:rFonts w:ascii="Times New Roman" w:eastAsiaTheme="minorEastAsia" w:hAnsi="Times New Roman"/>
-                <w:bCs/>
-                <w:sz w:val="22"/>
-                <w:szCs w:val="22"/>
-                <w:lang w:eastAsia="zh-CN"/>
-              </w:rPr>
-              <w:t>_contamination_</w:t>
-            </w:r>
-            <w:proofErr w:type="gramStart"/>
-            <w:r>
-              <w:rPr>
-                <w:rFonts w:ascii="Times New Roman" w:eastAsiaTheme="minorEastAsia" w:hAnsi="Times New Roman"/>
-                <w:bCs/>
-                <w:sz w:val="22"/>
-                <w:szCs w:val="22"/>
-                <w:lang w:eastAsia="zh-CN"/>
-              </w:rPr>
-              <w:t>summary</w:t>
-            </w:r>
-            <w:proofErr w:type="spellEnd"/>
-            <w:r>
-              <w:rPr>
-                <w:rFonts w:ascii="Times New Roman" w:eastAsiaTheme="minorEastAsia" w:hAnsi="Times New Roman"/>
-                <w:bCs/>
-                <w:sz w:val="22"/>
-                <w:szCs w:val="22"/>
-                <w:lang w:eastAsia="zh-CN"/>
-              </w:rPr>
-              <w:t xml:space="preserve"> }</w:t>
-            </w:r>
-            <w:proofErr w:type="gramEnd"/>
-            <w:r>
-              <w:rPr>
-                <w:rFonts w:ascii="Times New Roman" w:eastAsiaTheme="minorEastAsia" w:hAnsi="Times New Roman"/>
-                <w:bCs/>
-                <w:sz w:val="22"/>
-                <w:szCs w:val="22"/>
-                <w:lang w:eastAsia="zh-CN"/>
-              </w:rPr>
-              <w:t>}</w:t>
+              <w:t>To assess the potential for sample-to-sample contamination contributing to the positive results, a comprehensive review was conducted of all samples processed on the same day. {{ cross_contamination_summary }}</w:t>
             </w:r>
           </w:p>
           <w:p>
@@ -15183,16 +12649,7 @@
               <w:b/>
               <w:sz w:val="24"/>
             </w:rPr>
-            <w:t>3.</w:t>
-          </w:r>
-          <w:proofErr w:type="gramStart"/>
-          <w:r>
-            <w:rPr>
-              <w:rFonts w:ascii="Times New Roman" w:hAnsi="Times New Roman"/>
-              <w:b/>
-              <w:sz w:val="24"/>
-            </w:rPr>
-            <w:t>100.</w:t>
+            <w:t>3.100.</w:t>
           </w:r>
           <w:r>
             <w:rPr>
@@ -15210,7 +12667,6 @@
             </w:rPr>
             <w:t>19.F</w:t>
           </w:r>
-          <w:proofErr w:type="gramEnd"/>
           <w:r>
             <w:rPr>
               <w:rFonts w:ascii="Times New Roman" w:hAnsi="Times New Roman"/>
@@ -15579,7 +13035,6 @@
       </w:rPr>
       <w:t xml:space="preserve"> OOS Number: OOS</w:t>
     </w:r>
-    <w:proofErr w:type="gramStart"/>
     <w:r>
       <w:rPr>
         <w:rFonts w:ascii="Times New Roman" w:hAnsi="Times New Roman"/>
@@ -15598,62 +13053,7 @@
         <w:sz w:val="22"/>
         <w:szCs w:val="22"/>
       </w:rPr>
-      <w:t xml:space="preserve">{{ </w:t>
-    </w:r>
-    <w:proofErr w:type="spellStart"/>
-    <w:r>
-      <w:rPr>
-        <w:rFonts w:ascii="Times New Roman" w:hAnsi="Times New Roman"/>
-        <w:b/>
-        <w:bCs/>
-        <w:sz w:val="22"/>
-        <w:szCs w:val="22"/>
-      </w:rPr>
-      <w:t>oos</w:t>
-    </w:r>
-    <w:proofErr w:type="gramEnd"/>
-    <w:r>
-      <w:rPr>
-        <w:rFonts w:ascii="Times New Roman" w:hAnsi="Times New Roman"/>
-        <w:b/>
-        <w:bCs/>
-        <w:sz w:val="22"/>
-        <w:szCs w:val="22"/>
-      </w:rPr>
-      <w:t>_</w:t>
-    </w:r>
-    <w:proofErr w:type="gramStart"/>
-    <w:r>
-      <w:rPr>
-        <w:rFonts w:ascii="Times New Roman" w:hAnsi="Times New Roman"/>
-        <w:b/>
-        <w:bCs/>
-        <w:sz w:val="22"/>
-        <w:szCs w:val="22"/>
-      </w:rPr>
-      <w:t>id</w:t>
-    </w:r>
-    <w:proofErr w:type="spellEnd"/>
-    <w:r>
-      <w:rPr>
-        <w:rFonts w:ascii="Times New Roman" w:hAnsi="Times New Roman"/>
-        <w:b/>
-        <w:bCs/>
-        <w:sz w:val="22"/>
-        <w:szCs w:val="22"/>
-      </w:rPr>
-      <w:t xml:space="preserve"> }</w:t>
-    </w:r>
-    <w:proofErr w:type="gramEnd"/>
-    <w:r>
-      <w:rPr>
-        <w:rFonts w:ascii="Times New Roman" w:hAnsi="Times New Roman"/>
-        <w:b/>
-        <w:bCs/>
-        <w:sz w:val="22"/>
-        <w:szCs w:val="22"/>
-      </w:rPr>
-      <w:t>}</w:t>
+      <w:t>{{ oos_id }}</w:t>
     </w:r>
   </w:p>
 </w:hdr>
@@ -17916,7 +15316,9 @@
 </file>
 
 <file path=customXml/item2.xml><?xml version="1.0" encoding="utf-8"?>
-<b:Sources xmlns:b="http://schemas.openxmlformats.org/officeDocument/2006/bibliography" xmlns="http://schemas.openxmlformats.org/officeDocument/2006/bibliography" SelectedStyle="\APA.XSL" StyleName="APA"/>
+<p:properties xmlns:p="http://schemas.microsoft.com/office/2006/metadata/properties" xmlns:xsi="http://www.w3.org/2001/XMLSchema-instance" xmlns:pc="http://schemas.microsoft.com/office/infopath/2007/PartnerControls">
+  <documentManagement/>
+</p:properties>
 </file>
 
 <file path=customXml/item3.xml><?xml version="1.0" encoding="utf-8"?>
@@ -18137,9 +15539,7 @@
 </file>
 
 <file path=customXml/item4.xml><?xml version="1.0" encoding="utf-8"?>
-<p:properties xmlns:p="http://schemas.microsoft.com/office/2006/metadata/properties" xmlns:xsi="http://www.w3.org/2001/XMLSchema-instance" xmlns:pc="http://schemas.microsoft.com/office/infopath/2007/PartnerControls">
-  <documentManagement/>
-</p:properties>
+<b:Sources xmlns:b="http://schemas.openxmlformats.org/officeDocument/2006/bibliography" xmlns="http://schemas.openxmlformats.org/officeDocument/2006/bibliography" SelectedStyle="\APA.XSL" StyleName="APA"/>
 </file>
 
 <file path=customXml/itemProps1.xml><?xml version="1.0" encoding="utf-8"?>
@@ -18151,9 +15551,10 @@
 </file>
 
 <file path=customXml/itemProps2.xml><?xml version="1.0" encoding="utf-8"?>
-<ds:datastoreItem xmlns:ds="http://schemas.openxmlformats.org/officeDocument/2006/customXml" ds:itemID="{308E1B35-0FAF-4A78-BEF3-82256463C83E}">
+<ds:datastoreItem xmlns:ds="http://schemas.openxmlformats.org/officeDocument/2006/customXml" ds:itemID="{DD86B631-EF59-42E0-AFBB-4D6A49D52145}">
   <ds:schemaRefs>
-    <ds:schemaRef ds:uri="http://schemas.openxmlformats.org/officeDocument/2006/bibliography"/>
+    <ds:schemaRef ds:uri="http://schemas.microsoft.com/office/2006/metadata/properties"/>
+    <ds:schemaRef ds:uri="http://schemas.microsoft.com/office/infopath/2007/PartnerControls"/>
   </ds:schemaRefs>
 </ds:datastoreItem>
 </file>
@@ -18178,10 +15579,9 @@
 </file>
 
 <file path=customXml/itemProps4.xml><?xml version="1.0" encoding="utf-8"?>
-<ds:datastoreItem xmlns:ds="http://schemas.openxmlformats.org/officeDocument/2006/customXml" ds:itemID="{DD86B631-EF59-42E0-AFBB-4D6A49D52145}">
+<ds:datastoreItem xmlns:ds="http://schemas.openxmlformats.org/officeDocument/2006/customXml" ds:itemID="{308E1B35-0FAF-4A78-BEF3-82256463C83E}">
   <ds:schemaRefs>
-    <ds:schemaRef ds:uri="http://schemas.microsoft.com/office/2006/metadata/properties"/>
-    <ds:schemaRef ds:uri="http://schemas.microsoft.com/office/infopath/2007/PartnerControls"/>
+    <ds:schemaRef ds:uri="http://schemas.openxmlformats.org/officeDocument/2006/bibliography"/>
   </ds:schemaRefs>
 </ds:datastoreItem>
 </file>
--- a/USP71 OOS P1 template 0.docx
+++ b/USP71 OOS P1 template 0.docx
@@ -12296,6 +12296,4297 @@
     </w:tbl>
     <w:p>
       <w:pPr>
+        <w:rPr>
+          <w:rFonts w:eastAsiaTheme="minorEastAsia"/>
+          <w:lang w:eastAsia="zh-CN"/>
+        </w:rPr>
+      </w:pPr>
+    </w:p>
+    <w:p>
+      <w:pPr>
+        <w:outlineLvl w:val="0"/>
+        <w:rPr>
+          <w:rFonts w:eastAsiaTheme="minorEastAsia"/>
+          <w:lang w:eastAsia="zh-CN"/>
+        </w:rPr>
+      </w:pPr>
+    </w:p>
+    <w:p>
+      <w:pPr>
+        <w:outlineLvl w:val="0"/>
+        <w:rPr>
+          <w:rFonts w:ascii="Times New Roman" w:hAnsi="Times New Roman"/>
+          <w:sz w:val="18"/>
+          <w:szCs w:val="18"/>
+          <w:u w:val="single"/>
+        </w:rPr>
+      </w:pPr>
+      <w:r>
+        <w:rPr>
+          <w:rFonts w:ascii="Times New Roman" w:eastAsiaTheme="minorHAnsi" w:hAnsi="Times New Roman"/>
+          <w:bCs/>
+          <w:color w:val="000000"/>
+          <w:sz w:val="18"/>
+          <w:szCs w:val="18"/>
+          <w:u w:val="single"/>
+        </w:rPr>
+        <w:t xml:space="preserve">Table 1: </w:t>
+      </w:r>
+      <w:r>
+        <w:rPr>
+          <w:rFonts w:ascii="Times New Roman" w:hAnsi="Times New Roman" w:hint="eastAsia"/>
+          <w:bCs/>
+          <w:color w:val="000000"/>
+          <w:sz w:val="18"/>
+          <w:szCs w:val="18"/>
+          <w:u w:val="single"/>
+          <w:lang w:eastAsia="zh-CN"/>
+        </w:rPr>
+        <w:t>Information</w:t>
+      </w:r>
+      <w:r>
+        <w:rPr>
+          <w:rFonts w:ascii="Times New Roman" w:eastAsiaTheme="minorHAnsi" w:hAnsi="Times New Roman"/>
+          <w:bCs/>
+          <w:color w:val="000000"/>
+          <w:sz w:val="18"/>
+          <w:szCs w:val="18"/>
+          <w:u w:val="single"/>
+        </w:rPr>
+        <w:t xml:space="preserve"> for </w:t>
+      </w:r>
+      <w:r>
+        <w:rPr>
+          <w:rFonts w:ascii="Times New Roman" w:eastAsiaTheme="minorHAnsi" w:hAnsi="Times New Roman"/>
+          <w:bCs/>
+          <w:color w:val="000000"/>
+          <w:sz w:val="18"/>
+          <w:szCs w:val="18"/>
+          <w:u w:val="single"/>
+        </w:rPr>
+        <w:t>{{ sample_id }}</w:t>
+      </w:r>
+      <w:r>
+        <w:rPr>
+          <w:rFonts w:ascii="Times New Roman" w:hAnsi="Times New Roman" w:hint="eastAsia"/>
+          <w:bCs/>
+          <w:color w:val="000000"/>
+          <w:sz w:val="18"/>
+          <w:szCs w:val="18"/>
+          <w:u w:val="single"/>
+          <w:lang w:eastAsia="zh-CN"/>
+        </w:rPr>
+        <w:t xml:space="preserve"> </w:t>
+      </w:r>
+      <w:r>
+        <w:rPr>
+          <w:rFonts w:ascii="Times New Roman" w:eastAsiaTheme="minorHAnsi" w:hAnsi="Times New Roman"/>
+          <w:bCs/>
+          <w:color w:val="000000"/>
+          <w:sz w:val="18"/>
+          <w:szCs w:val="18"/>
+          <w:u w:val="single"/>
+        </w:rPr>
+        <w:t>under investigation</w:t>
+      </w:r>
+    </w:p>
+    <w:tbl>
+      <w:tblPr>
+        <w:tblStyle w:val="TableGrid"/>
+        <w:tblW w:w="9810" w:type="dxa"/>
+        <w:jc w:val="center"/>
+        <w:tblLayout w:type="fixed"/>
+        <w:tblLook w:val="04A0" w:firstRow="1" w:lastRow="0" w:firstColumn="1" w:lastColumn="0" w:noHBand="0" w:noVBand="1"/>
+      </w:tblPr>
+      <w:tblGrid>
+        <w:gridCol w:w="1620"/>
+        <w:gridCol w:w="1530"/>
+        <w:gridCol w:w="1453"/>
+        <w:gridCol w:w="1427"/>
+        <w:gridCol w:w="1625"/>
+        <w:gridCol w:w="2155"/>
+      </w:tblGrid>
+      <w:tr>
+        <w:trPr>
+          <w:trHeight w:val="191"/>
+          <w:jc w:val="center"/>
+        </w:trPr>
+        <w:tc>
+          <w:tcPr>
+            <w:tcW w:w="1620" w:type="dxa"/>
+            <w:shd w:val="clear" w:color="auto" w:fill="EEECE1" w:themeFill="background2"/>
+            <w:vAlign w:val="center"/>
+          </w:tcPr>
+          <w:p>
+            <w:pPr>
+              <w:pStyle w:val="Default"/>
+              <w:jc w:val="center"/>
+              <w:rPr>
+                <w:bCs/>
+                <w:sz w:val="14"/>
+                <w:szCs w:val="14"/>
+              </w:rPr>
+            </w:pPr>
+          </w:p>
+          <w:p>
+            <w:pPr>
+              <w:pStyle w:val="Default"/>
+              <w:jc w:val="center"/>
+              <w:rPr>
+                <w:bCs/>
+                <w:sz w:val="14"/>
+                <w:szCs w:val="14"/>
+              </w:rPr>
+            </w:pPr>
+            <w:r>
+              <w:rPr>
+                <w:bCs/>
+                <w:sz w:val="14"/>
+                <w:szCs w:val="14"/>
+              </w:rPr>
+              <w:t>Processing</w:t>
+            </w:r>
+            <w:r>
+              <w:rPr>
+                <w:bCs/>
+                <w:sz w:val="14"/>
+                <w:szCs w:val="14"/>
+              </w:rPr>
+              <w:t xml:space="preserve"> Analyst</w:t>
+            </w:r>
+          </w:p>
+        </w:tc>
+        <w:tc>
+          <w:tcPr>
+            <w:tcW w:w="1530" w:type="dxa"/>
+            <w:shd w:val="clear" w:color="auto" w:fill="EEECE1" w:themeFill="background2"/>
+          </w:tcPr>
+          <w:p>
+            <w:pPr>
+              <w:pStyle w:val="Default"/>
+              <w:jc w:val="center"/>
+              <w:rPr>
+                <w:bCs/>
+                <w:sz w:val="14"/>
+                <w:szCs w:val="14"/>
+              </w:rPr>
+            </w:pPr>
+          </w:p>
+          <w:p>
+            <w:pPr>
+              <w:pStyle w:val="Default"/>
+              <w:jc w:val="center"/>
+              <w:rPr>
+                <w:bCs/>
+                <w:sz w:val="14"/>
+                <w:szCs w:val="14"/>
+              </w:rPr>
+            </w:pPr>
+            <w:r>
+              <w:rPr>
+                <w:rFonts w:eastAsiaTheme="minorEastAsia" w:hint="eastAsia"/>
+                <w:bCs/>
+                <w:sz w:val="14"/>
+                <w:szCs w:val="14"/>
+                <w:lang w:eastAsia="zh-CN"/>
+              </w:rPr>
+              <w:t>Aliquoting</w:t>
+            </w:r>
+            <w:r>
+              <w:rPr>
+                <w:bCs/>
+                <w:sz w:val="14"/>
+                <w:szCs w:val="14"/>
+              </w:rPr>
+              <w:t xml:space="preserve"> Analyst</w:t>
+            </w:r>
+          </w:p>
+        </w:tc>
+        <w:tc>
+          <w:tcPr>
+            <w:tcW w:w="1453" w:type="dxa"/>
+            <w:shd w:val="clear" w:color="auto" w:fill="EEECE1" w:themeFill="background2"/>
+            <w:vAlign w:val="center"/>
+          </w:tcPr>
+          <w:p>
+            <w:pPr>
+              <w:pStyle w:val="Default"/>
+              <w:jc w:val="center"/>
+              <w:rPr>
+                <w:bCs/>
+                <w:sz w:val="14"/>
+                <w:szCs w:val="14"/>
+              </w:rPr>
+            </w:pPr>
+          </w:p>
+          <w:p>
+            <w:pPr>
+              <w:pStyle w:val="Default"/>
+              <w:jc w:val="center"/>
+              <w:rPr>
+                <w:bCs/>
+                <w:sz w:val="14"/>
+                <w:szCs w:val="14"/>
+              </w:rPr>
+            </w:pPr>
+            <w:r>
+              <w:rPr>
+                <w:bCs/>
+                <w:sz w:val="14"/>
+                <w:szCs w:val="14"/>
+              </w:rPr>
+              <w:t>Sample ID</w:t>
+            </w:r>
+          </w:p>
+        </w:tc>
+        <w:tc>
+          <w:tcPr>
+            <w:tcW w:w="1427" w:type="dxa"/>
+            <w:shd w:val="clear" w:color="auto" w:fill="EEECE1" w:themeFill="background2"/>
+            <w:vAlign w:val="center"/>
+          </w:tcPr>
+          <w:p>
+            <w:pPr>
+              <w:pStyle w:val="Default"/>
+              <w:jc w:val="center"/>
+              <w:rPr>
+                <w:bCs/>
+                <w:sz w:val="14"/>
+                <w:szCs w:val="14"/>
+              </w:rPr>
+            </w:pPr>
+          </w:p>
+          <w:p>
+            <w:pPr>
+              <w:pStyle w:val="Default"/>
+              <w:jc w:val="center"/>
+              <w:rPr>
+                <w:bCs/>
+                <w:sz w:val="14"/>
+                <w:szCs w:val="14"/>
+              </w:rPr>
+            </w:pPr>
+            <w:r>
+              <w:rPr>
+                <w:bCs/>
+                <w:sz w:val="14"/>
+                <w:szCs w:val="14"/>
+              </w:rPr>
+              <w:t>Related Microbial ID</w:t>
+            </w:r>
+          </w:p>
+        </w:tc>
+        <w:tc>
+          <w:tcPr>
+            <w:tcW w:w="1625" w:type="dxa"/>
+            <w:shd w:val="clear" w:color="auto" w:fill="EEECE1" w:themeFill="background2"/>
+            <w:vAlign w:val="center"/>
+          </w:tcPr>
+          <w:p>
+            <w:pPr>
+              <w:pStyle w:val="Default"/>
+              <w:jc w:val="center"/>
+              <w:rPr>
+                <w:bCs/>
+                <w:sz w:val="14"/>
+                <w:szCs w:val="14"/>
+              </w:rPr>
+            </w:pPr>
+          </w:p>
+          <w:p>
+            <w:pPr>
+              <w:pStyle w:val="Default"/>
+              <w:jc w:val="center"/>
+              <w:rPr>
+                <w:bCs/>
+                <w:sz w:val="14"/>
+                <w:szCs w:val="14"/>
+              </w:rPr>
+            </w:pPr>
+            <w:r>
+              <w:rPr>
+                <w:bCs/>
+                <w:sz w:val="14"/>
+                <w:szCs w:val="14"/>
+              </w:rPr>
+              <w:t>Media with microbial growth</w:t>
+            </w:r>
+          </w:p>
+        </w:tc>
+        <w:tc>
+          <w:tcPr>
+            <w:tcW w:w="2155" w:type="dxa"/>
+            <w:shd w:val="clear" w:color="auto" w:fill="EEECE1" w:themeFill="background2"/>
+            <w:vAlign w:val="center"/>
+          </w:tcPr>
+          <w:p>
+            <w:pPr>
+              <w:pStyle w:val="Default"/>
+              <w:jc w:val="center"/>
+              <w:rPr>
+                <w:bCs/>
+                <w:sz w:val="14"/>
+                <w:szCs w:val="14"/>
+              </w:rPr>
+            </w:pPr>
+          </w:p>
+          <w:p>
+            <w:pPr>
+              <w:pStyle w:val="Default"/>
+              <w:jc w:val="center"/>
+              <w:rPr>
+                <w:bCs/>
+                <w:sz w:val="14"/>
+                <w:szCs w:val="14"/>
+              </w:rPr>
+            </w:pPr>
+            <w:r>
+              <w:rPr>
+                <w:bCs/>
+                <w:sz w:val="14"/>
+                <w:szCs w:val="14"/>
+              </w:rPr>
+              <w:t>Microbial ID</w:t>
+            </w:r>
+          </w:p>
+        </w:tc>
+      </w:tr>
+      <w:tr>
+        <w:trPr>
+          <w:cantSplit/>
+          <w:trHeight w:val="864"/>
+          <w:jc w:val="center"/>
+        </w:trPr>
+        <w:tc>
+          <w:tcPr>
+            <w:tcW w:w="1620" w:type="dxa"/>
+            <w:vAlign w:val="center"/>
+          </w:tcPr>
+          <w:p>
+            <w:pPr>
+              <w:spacing w:line="360" w:lineRule="auto"/>
+              <w:jc w:val="center"/>
+              <w:rPr>
+                <w:rFonts w:ascii="Times New Roman" w:hAnsi="Times New Roman"/>
+                <w:sz w:val="14"/>
+                <w:szCs w:val="14"/>
+              </w:rPr>
+            </w:pPr>
+            <w:r>
+              <w:rPr>
+                <w:rFonts w:ascii="Times New Roman" w:hAnsi="Times New Roman"/>
+                <w:sz w:val="14"/>
+                <w:szCs w:val="14"/>
+              </w:rPr>
+              <w:t>{{ analyst_name }}</w:t>
+            </w:r>
+          </w:p>
+        </w:tc>
+        <w:tc>
+          <w:tcPr>
+            <w:tcW w:w="1530" w:type="dxa"/>
+            <w:vAlign w:val="center"/>
+          </w:tcPr>
+          <w:p>
+            <w:pPr>
+              <w:spacing w:line="360" w:lineRule="auto"/>
+              <w:jc w:val="center"/>
+              <w:rPr>
+                <w:rFonts w:ascii="Times New Roman" w:hAnsi="Times New Roman"/>
+                <w:sz w:val="14"/>
+                <w:szCs w:val="14"/>
+              </w:rPr>
+            </w:pPr>
+            <w:r>
+              <w:rPr>
+                <w:rFonts w:ascii="Times New Roman" w:hAnsi="Times New Roman"/>
+                <w:sz w:val="14"/>
+                <w:szCs w:val="14"/>
+              </w:rPr>
+              <w:t>{{ reader_name }}</w:t>
+            </w:r>
+          </w:p>
+        </w:tc>
+        <w:tc>
+          <w:tcPr>
+            <w:tcW w:w="1453" w:type="dxa"/>
+            <w:vAlign w:val="center"/>
+          </w:tcPr>
+          <w:p>
+            <w:pPr>
+              <w:spacing w:line="360" w:lineRule="auto"/>
+              <w:jc w:val="center"/>
+              <w:rPr>
+                <w:rFonts w:ascii="Times New Roman" w:hAnsi="Times New Roman"/>
+                <w:color w:val="467886"/>
+                <w:sz w:val="14"/>
+                <w:szCs w:val="14"/>
+                <w:u w:val="single"/>
+              </w:rPr>
+            </w:pPr>
+            <w:r>
+              <w:rPr>
+                <w:rFonts w:ascii="Times New Roman" w:hAnsi="Times New Roman"/>
+                <w:sz w:val="14"/>
+                <w:szCs w:val="14"/>
+              </w:rPr>
+              <w:t>{{ sample_id }}</w:t>
+            </w:r>
+          </w:p>
+        </w:tc>
+        <w:tc>
+          <w:tcPr>
+            <w:tcW w:w="1427" w:type="dxa"/>
+            <w:vAlign w:val="center"/>
+          </w:tcPr>
+          <w:p>
+            <w:pPr>
+              <w:spacing w:line="360" w:lineRule="auto"/>
+              <w:jc w:val="center"/>
+              <w:rPr>
+                <w:rFonts w:ascii="Times New Roman" w:eastAsiaTheme="minorEastAsia" w:hAnsi="Times New Roman"/>
+                <w:sz w:val="14"/>
+                <w:szCs w:val="18"/>
+                <w:lang w:eastAsia="zh-CN"/>
+              </w:rPr>
+            </w:pPr>
+            <w:r>
+              <w:rPr>
+                <w:rFonts w:ascii="Times New Roman" w:hAnsi="Times New Roman"/>
+                <w:sz w:val="14"/>
+                <w:szCs w:val="14"/>
+              </w:rPr>
+              <w:t>{{positive_id}}</w:t>
+            </w:r>
+          </w:p>
+        </w:tc>
+        <w:tc>
+          <w:tcPr>
+            <w:tcW w:w="1625" w:type="dxa"/>
+            <w:vAlign w:val="center"/>
+          </w:tcPr>
+          <w:p>
+            <w:pPr>
+              <w:pStyle w:val="Default"/>
+              <w:spacing w:line="360" w:lineRule="auto"/>
+              <w:jc w:val="center"/>
+              <w:rPr>
+                <w:rFonts w:eastAsiaTheme="minorEastAsia"/>
+                <w:sz w:val="14"/>
+                <w:szCs w:val="14"/>
+                <w:lang w:eastAsia="zh-CN"/>
+              </w:rPr>
+            </w:pPr>
+            <w:r>
+              <w:rPr>
+                <w:sz w:val="14"/>
+                <w:szCs w:val="14"/>
+              </w:rPr>
+              <w:t xml:space="preserve">{{ </w:t>
+            </w:r>
+            <w:r>
+              <w:rPr>
+                <w:rFonts w:eastAsiaTheme="minorEastAsia" w:hint="eastAsia"/>
+                <w:sz w:val="14"/>
+                <w:szCs w:val="14"/>
+                <w:lang w:eastAsia="zh-CN"/>
+              </w:rPr>
+              <w:t>positive_media</w:t>
+            </w:r>
+            <w:r>
+              <w:rPr>
+                <w:sz w:val="14"/>
+                <w:szCs w:val="14"/>
+              </w:rPr>
+              <w:t>}}</w:t>
+            </w:r>
+          </w:p>
+        </w:tc>
+        <w:tc>
+          <w:tcPr>
+            <w:tcW w:w="2155" w:type="dxa"/>
+            <w:vAlign w:val="center"/>
+          </w:tcPr>
+          <w:p>
+            <w:pPr>
+              <w:pStyle w:val="Default"/>
+              <w:spacing w:line="360" w:lineRule="auto"/>
+              <w:jc w:val="center"/>
+              <w:rPr>
+                <w:rFonts w:eastAsiaTheme="minorEastAsia"/>
+                <w:sz w:val="14"/>
+                <w:szCs w:val="14"/>
+                <w:lang w:eastAsia="zh-CN"/>
+              </w:rPr>
+            </w:pPr>
+            <w:r>
+              <w:rPr>
+                <w:sz w:val="14"/>
+                <w:szCs w:val="14"/>
+              </w:rPr>
+              <w:t xml:space="preserve">{{ </w:t>
+            </w:r>
+            <w:r>
+              <w:rPr>
+                <w:sz w:val="14"/>
+                <w:szCs w:val="14"/>
+              </w:rPr>
+              <w:t>positive_org</w:t>
+            </w:r>
+            <w:r>
+              <w:rPr>
+                <w:sz w:val="14"/>
+                <w:szCs w:val="14"/>
+              </w:rPr>
+              <w:t xml:space="preserve"> }}</w:t>
+            </w:r>
+          </w:p>
+        </w:tc>
+      </w:tr>
+    </w:tbl>
+    <w:p>
+      <w:pPr>
+        <w:outlineLvl w:val="0"/>
+        <w:rPr>
+          <w:rFonts w:ascii="Times New Roman" w:hAnsi="Times New Roman"/>
+          <w:bCs/>
+          <w:sz w:val="18"/>
+          <w:szCs w:val="18"/>
+          <w:u w:val="single"/>
+        </w:rPr>
+      </w:pPr>
+    </w:p>
+    <w:p>
+      <w:pPr>
+        <w:spacing w:after="160"/>
+        <w:outlineLvl w:val="0"/>
+        <w:rPr>
+          <w:rFonts w:ascii="Times New Roman" w:eastAsiaTheme="minorEastAsia" w:hAnsi="Times New Roman" w:cstheme="minorBidi"/>
+          <w:bCs/>
+          <w:sz w:val="18"/>
+          <w:szCs w:val="18"/>
+          <w:u w:val="single"/>
+          <w:lang w:eastAsia="ja-JP"/>
+        </w:rPr>
+      </w:pPr>
+      <w:r>
+        <w:rPr>
+          <w:rFonts w:ascii="Times New Roman" w:hAnsi="Times New Roman"/>
+          <w:bCs/>
+          <w:sz w:val="18"/>
+          <w:szCs w:val="18"/>
+          <w:u w:val="single"/>
+        </w:rPr>
+        <w:t>Table 2: Environmental Monitoring from</w:t>
+      </w:r>
+      <w:r>
+        <w:rPr>
+          <w:rFonts w:ascii="Times New Roman" w:hAnsi="Times New Roman"/>
+          <w:bCs/>
+          <w:sz w:val="18"/>
+          <w:szCs w:val="18"/>
+          <w:u w:val="single"/>
+        </w:rPr>
+        <w:t xml:space="preserve"> </w:t>
+      </w:r>
+      <w:r>
+        <w:rPr>
+          <w:rFonts w:ascii="Times New Roman" w:hAnsi="Times New Roman"/>
+          <w:bCs/>
+          <w:sz w:val="18"/>
+          <w:szCs w:val="18"/>
+          <w:u w:val="single"/>
+        </w:rPr>
+        <w:t>Testing</w:t>
+      </w:r>
+      <w:r>
+        <w:rPr>
+          <w:rFonts w:ascii="Times New Roman" w:hAnsi="Times New Roman"/>
+          <w:bCs/>
+          <w:sz w:val="18"/>
+          <w:szCs w:val="18"/>
+          <w:u w:val="single"/>
+        </w:rPr>
+        <w:t xml:space="preserve"> Performed on </w:t>
+      </w:r>
+      <w:r>
+        <w:rPr>
+          <w:rFonts w:ascii="Times New Roman" w:hAnsi="Times New Roman"/>
+          <w:bCs/>
+          <w:sz w:val="18"/>
+          <w:szCs w:val="18"/>
+          <w:u w:val="single"/>
+        </w:rPr>
+        <w:t xml:space="preserve">{{ </w:t>
+      </w:r>
+      <w:r>
+        <w:rPr>
+          <w:rFonts w:ascii="Times New Roman" w:eastAsiaTheme="minorEastAsia" w:hAnsi="Times New Roman" w:hint="eastAsia"/>
+          <w:bCs/>
+          <w:sz w:val="18"/>
+          <w:szCs w:val="18"/>
+          <w:u w:val="single"/>
+          <w:lang w:eastAsia="zh-CN"/>
+        </w:rPr>
+        <w:t>process</w:t>
+      </w:r>
+      <w:r>
+        <w:rPr>
+          <w:rFonts w:ascii="Times New Roman" w:hAnsi="Times New Roman"/>
+          <w:bCs/>
+          <w:sz w:val="18"/>
+          <w:szCs w:val="18"/>
+          <w:u w:val="single"/>
+        </w:rPr>
+        <w:t>_date }}</w:t>
+      </w:r>
+    </w:p>
+    <w:p>
+      <w:pPr>
+        <w:rPr>
+          <w:rFonts w:ascii="Times New Roman" w:hAnsi="Times New Roman"/>
+          <w:sz w:val="14"/>
+          <w:szCs w:val="14"/>
+        </w:rPr>
+      </w:pPr>
+    </w:p>
+    <w:tbl>
+      <w:tblPr>
+        <w:tblpPr w:vertAnchor="text" w:tblpXSpec="center" w:tblpY="1"/>
+        <w:tblOverlap w:val="never"/>
+        <w:tblW w:w="9785" w:type="dxa"/>
+        <w:tblLayout w:type="fixed"/>
+        <w:tblCellMar>
+          <w:left w:w="0" w:type="dxa"/>
+          <w:right w:w="0" w:type="dxa"/>
+        </w:tblCellMar>
+        <w:tblLook w:val="04A0" w:firstRow="1" w:lastRow="0" w:firstColumn="1" w:lastColumn="0" w:noHBand="0" w:noVBand="1"/>
+      </w:tblPr>
+      <w:tblGrid>
+        <w:gridCol w:w="1223"/>
+        <w:gridCol w:w="27"/>
+        <w:gridCol w:w="810"/>
+        <w:gridCol w:w="900"/>
+        <w:gridCol w:w="709"/>
+        <w:gridCol w:w="11"/>
+        <w:gridCol w:w="720"/>
+        <w:gridCol w:w="810"/>
+        <w:gridCol w:w="1260"/>
+        <w:gridCol w:w="90"/>
+        <w:gridCol w:w="1260"/>
+        <w:gridCol w:w="90"/>
+        <w:gridCol w:w="1260"/>
+        <w:gridCol w:w="615"/>
+      </w:tblGrid>
+      <w:tr>
+        <w:trPr>
+          <w:trHeight w:val="644"/>
+        </w:trPr>
+        <w:tc>
+          <w:tcPr>
+            <w:tcW w:w="1250" w:type="dxa"/>
+            <w:gridSpan w:val="2"/>
+            <w:tcBorders>
+              <w:top w:val="single" w:sz="8" w:space="0" w:color="auto"/>
+              <w:left w:val="single" w:sz="8" w:space="0" w:color="auto"/>
+              <w:bottom w:val="single" w:sz="8" w:space="0" w:color="auto"/>
+              <w:right w:val="single" w:sz="8" w:space="0" w:color="auto"/>
+            </w:tcBorders>
+            <w:shd w:val="clear" w:color="auto" w:fill="EEECE1" w:themeFill="background2"/>
+            <w:tcMar>
+              <w:left w:w="108" w:type="dxa"/>
+              <w:right w:w="108" w:type="dxa"/>
+            </w:tcMar>
+            <w:vAlign w:val="center"/>
+          </w:tcPr>
+          <w:p>
+            <w:pPr>
+              <w:jc w:val="center"/>
+            </w:pPr>
+            <w:r>
+              <w:rPr>
+                <w:rFonts w:ascii="Times New Roman" w:hAnsi="Times New Roman"/>
+                <w:color w:val="000000" w:themeColor="text1"/>
+                <w:sz w:val="12"/>
+                <w:szCs w:val="12"/>
+              </w:rPr>
+              <w:t>Environmental Monitoring (EM) Sampling Site</w:t>
+            </w:r>
+          </w:p>
+        </w:tc>
+        <w:tc>
+          <w:tcPr>
+            <w:tcW w:w="810" w:type="dxa"/>
+            <w:tcBorders>
+              <w:top w:val="single" w:sz="8" w:space="0" w:color="auto"/>
+              <w:left w:val="single" w:sz="8" w:space="0" w:color="auto"/>
+              <w:bottom w:val="single" w:sz="8" w:space="0" w:color="auto"/>
+              <w:right w:val="single" w:sz="8" w:space="0" w:color="auto"/>
+            </w:tcBorders>
+            <w:shd w:val="clear" w:color="auto" w:fill="EEECE1" w:themeFill="background2"/>
+            <w:tcMar>
+              <w:left w:w="108" w:type="dxa"/>
+              <w:right w:w="108" w:type="dxa"/>
+            </w:tcMar>
+            <w:vAlign w:val="center"/>
+          </w:tcPr>
+          <w:p>
+            <w:pPr>
+              <w:jc w:val="center"/>
+            </w:pPr>
+            <w:r>
+              <w:rPr>
+                <w:rFonts w:ascii="Times New Roman" w:hAnsi="Times New Roman"/>
+                <w:color w:val="000000" w:themeColor="text1"/>
+                <w:sz w:val="12"/>
+                <w:szCs w:val="12"/>
+              </w:rPr>
+              <w:t>Frequency</w:t>
+            </w:r>
+          </w:p>
+        </w:tc>
+        <w:tc>
+          <w:tcPr>
+            <w:tcW w:w="900" w:type="dxa"/>
+            <w:tcBorders>
+              <w:top w:val="single" w:sz="8" w:space="0" w:color="auto"/>
+              <w:left w:val="nil"/>
+              <w:bottom w:val="single" w:sz="8" w:space="0" w:color="auto"/>
+              <w:right w:val="single" w:sz="8" w:space="0" w:color="auto"/>
+            </w:tcBorders>
+            <w:shd w:val="clear" w:color="auto" w:fill="EEECE1" w:themeFill="background2"/>
+            <w:tcMar>
+              <w:left w:w="108" w:type="dxa"/>
+              <w:right w:w="108" w:type="dxa"/>
+            </w:tcMar>
+            <w:vAlign w:val="center"/>
+          </w:tcPr>
+          <w:p>
+            <w:pPr>
+              <w:jc w:val="center"/>
+            </w:pPr>
+            <w:r>
+              <w:rPr>
+                <w:rFonts w:ascii="Times New Roman" w:hAnsi="Times New Roman"/>
+                <w:color w:val="000000" w:themeColor="text1"/>
+                <w:sz w:val="12"/>
+                <w:szCs w:val="12"/>
+              </w:rPr>
+              <w:t>Date</w:t>
+            </w:r>
+          </w:p>
+          <w:p>
+            <w:pPr>
+              <w:jc w:val="center"/>
+            </w:pPr>
+            <w:r>
+              <w:rPr>
+                <w:rFonts w:ascii="Times New Roman" w:hAnsi="Times New Roman"/>
+                <w:color w:val="000000" w:themeColor="text1"/>
+                <w:sz w:val="12"/>
+                <w:szCs w:val="12"/>
+              </w:rPr>
+              <w:t>(DDMMM</w:t>
+            </w:r>
+          </w:p>
+          <w:p>
+            <w:pPr>
+              <w:jc w:val="center"/>
+            </w:pPr>
+            <w:r>
+              <w:rPr>
+                <w:rFonts w:ascii="Times New Roman" w:hAnsi="Times New Roman"/>
+                <w:color w:val="000000" w:themeColor="text1"/>
+                <w:sz w:val="12"/>
+                <w:szCs w:val="12"/>
+              </w:rPr>
+              <w:t>YYYY)</w:t>
+            </w:r>
+          </w:p>
+        </w:tc>
+        <w:tc>
+          <w:tcPr>
+            <w:tcW w:w="720" w:type="dxa"/>
+            <w:gridSpan w:val="2"/>
+            <w:tcBorders>
+              <w:top w:val="single" w:sz="8" w:space="0" w:color="auto"/>
+              <w:left w:val="single" w:sz="8" w:space="0" w:color="auto"/>
+              <w:bottom w:val="single" w:sz="8" w:space="0" w:color="auto"/>
+              <w:right w:val="single" w:sz="8" w:space="0" w:color="auto"/>
+            </w:tcBorders>
+            <w:shd w:val="clear" w:color="auto" w:fill="EEECE1" w:themeFill="background2"/>
+            <w:tcMar>
+              <w:left w:w="108" w:type="dxa"/>
+              <w:right w:w="108" w:type="dxa"/>
+            </w:tcMar>
+            <w:vAlign w:val="center"/>
+          </w:tcPr>
+          <w:p>
+            <w:pPr>
+              <w:jc w:val="center"/>
+            </w:pPr>
+            <w:r>
+              <w:rPr>
+                <w:rFonts w:ascii="Times New Roman" w:hAnsi="Times New Roman"/>
+                <w:color w:val="000000" w:themeColor="text1"/>
+                <w:sz w:val="12"/>
+                <w:szCs w:val="12"/>
+              </w:rPr>
+              <w:t>Analyst (Initials)</w:t>
+            </w:r>
+          </w:p>
+        </w:tc>
+        <w:tc>
+          <w:tcPr>
+            <w:tcW w:w="1530" w:type="dxa"/>
+            <w:gridSpan w:val="2"/>
+            <w:tcBorders>
+              <w:top w:val="single" w:sz="8" w:space="0" w:color="auto"/>
+              <w:left w:val="nil"/>
+              <w:bottom w:val="single" w:sz="8" w:space="0" w:color="auto"/>
+              <w:right w:val="single" w:sz="8" w:space="0" w:color="auto"/>
+            </w:tcBorders>
+            <w:shd w:val="clear" w:color="auto" w:fill="EEECE1" w:themeFill="background2"/>
+            <w:tcMar>
+              <w:left w:w="108" w:type="dxa"/>
+              <w:right w:w="108" w:type="dxa"/>
+            </w:tcMar>
+            <w:vAlign w:val="center"/>
+          </w:tcPr>
+          <w:p>
+            <w:pPr>
+              <w:jc w:val="center"/>
+            </w:pPr>
+            <w:r>
+              <w:rPr>
+                <w:rFonts w:ascii="Times New Roman" w:hAnsi="Times New Roman"/>
+                <w:color w:val="000000" w:themeColor="text1"/>
+                <w:sz w:val="12"/>
+                <w:szCs w:val="12"/>
+              </w:rPr>
+              <w:t>Day /Week(s)</w:t>
+            </w:r>
+          </w:p>
+        </w:tc>
+        <w:tc>
+          <w:tcPr>
+            <w:tcW w:w="1350" w:type="dxa"/>
+            <w:gridSpan w:val="2"/>
+            <w:tcBorders>
+              <w:top w:val="single" w:sz="8" w:space="0" w:color="auto"/>
+              <w:left w:val="single" w:sz="8" w:space="0" w:color="auto"/>
+              <w:bottom w:val="single" w:sz="8" w:space="0" w:color="auto"/>
+              <w:right w:val="single" w:sz="8" w:space="0" w:color="auto"/>
+            </w:tcBorders>
+            <w:shd w:val="clear" w:color="auto" w:fill="EEECE1" w:themeFill="background2"/>
+            <w:tcMar>
+              <w:left w:w="108" w:type="dxa"/>
+              <w:right w:w="108" w:type="dxa"/>
+            </w:tcMar>
+            <w:vAlign w:val="center"/>
+          </w:tcPr>
+          <w:p>
+            <w:pPr>
+              <w:jc w:val="center"/>
+            </w:pPr>
+            <w:r>
+              <w:rPr>
+                <w:rFonts w:ascii="Times New Roman" w:hAnsi="Times New Roman"/>
+                <w:color w:val="000000" w:themeColor="text1"/>
+                <w:sz w:val="12"/>
+                <w:szCs w:val="12"/>
+              </w:rPr>
+              <w:t>Observation</w:t>
+            </w:r>
+          </w:p>
+        </w:tc>
+        <w:tc>
+          <w:tcPr>
+            <w:tcW w:w="1350" w:type="dxa"/>
+            <w:gridSpan w:val="2"/>
+            <w:tcBorders>
+              <w:top w:val="single" w:sz="8" w:space="0" w:color="auto"/>
+              <w:left w:val="nil"/>
+              <w:bottom w:val="single" w:sz="8" w:space="0" w:color="auto"/>
+              <w:right w:val="single" w:sz="8" w:space="0" w:color="auto"/>
+            </w:tcBorders>
+            <w:shd w:val="clear" w:color="auto" w:fill="EEECE1" w:themeFill="background2"/>
+            <w:tcMar>
+              <w:left w:w="108" w:type="dxa"/>
+              <w:right w:w="108" w:type="dxa"/>
+            </w:tcMar>
+            <w:vAlign w:val="center"/>
+          </w:tcPr>
+          <w:p>
+            <w:pPr>
+              <w:jc w:val="center"/>
+            </w:pPr>
+            <w:r>
+              <w:rPr>
+                <w:rFonts w:ascii="Times New Roman" w:hAnsi="Times New Roman"/>
+                <w:color w:val="000000" w:themeColor="text1"/>
+                <w:sz w:val="12"/>
+                <w:szCs w:val="12"/>
+              </w:rPr>
+              <w:t>Environmental Monitoring Plate ETX ID</w:t>
+            </w:r>
+          </w:p>
+        </w:tc>
+        <w:tc>
+          <w:tcPr>
+            <w:tcW w:w="1260" w:type="dxa"/>
+            <w:tcBorders>
+              <w:top w:val="single" w:sz="8" w:space="0" w:color="auto"/>
+              <w:left w:val="single" w:sz="8" w:space="0" w:color="auto"/>
+              <w:bottom w:val="single" w:sz="8" w:space="0" w:color="auto"/>
+              <w:right w:val="single" w:sz="8" w:space="0" w:color="auto"/>
+            </w:tcBorders>
+            <w:shd w:val="clear" w:color="auto" w:fill="EEECE1" w:themeFill="background2"/>
+            <w:tcMar>
+              <w:left w:w="108" w:type="dxa"/>
+              <w:right w:w="108" w:type="dxa"/>
+            </w:tcMar>
+            <w:vAlign w:val="center"/>
+          </w:tcPr>
+          <w:p>
+            <w:pPr>
+              <w:jc w:val="center"/>
+            </w:pPr>
+            <w:r>
+              <w:rPr>
+                <w:rFonts w:ascii="Times New Roman" w:hAnsi="Times New Roman"/>
+                <w:color w:val="000000" w:themeColor="text1"/>
+                <w:sz w:val="12"/>
+                <w:szCs w:val="12"/>
+              </w:rPr>
+              <w:t>Microbial ID</w:t>
+            </w:r>
+          </w:p>
+        </w:tc>
+        <w:tc>
+          <w:tcPr>
+            <w:tcW w:w="615" w:type="dxa"/>
+            <w:tcBorders>
+              <w:top w:val="single" w:sz="8" w:space="0" w:color="auto"/>
+              <w:left w:val="single" w:sz="8" w:space="0" w:color="auto"/>
+              <w:bottom w:val="single" w:sz="8" w:space="0" w:color="auto"/>
+              <w:right w:val="single" w:sz="8" w:space="0" w:color="auto"/>
+            </w:tcBorders>
+            <w:shd w:val="clear" w:color="auto" w:fill="EEECE1" w:themeFill="background2"/>
+            <w:tcMar>
+              <w:left w:w="108" w:type="dxa"/>
+              <w:right w:w="108" w:type="dxa"/>
+            </w:tcMar>
+            <w:vAlign w:val="center"/>
+          </w:tcPr>
+          <w:p>
+            <w:pPr>
+              <w:jc w:val="center"/>
+            </w:pPr>
+            <w:r>
+              <w:rPr>
+                <w:rFonts w:ascii="Times New Roman" w:hAnsi="Times New Roman"/>
+                <w:color w:val="000000" w:themeColor="text1"/>
+                <w:sz w:val="12"/>
+                <w:szCs w:val="12"/>
+              </w:rPr>
+              <w:t>Notes</w:t>
+            </w:r>
+          </w:p>
+        </w:tc>
+      </w:tr>
+      <w:tr>
+        <w:trPr>
+          <w:trHeight w:val="644"/>
+        </w:trPr>
+        <w:tc>
+          <w:tcPr>
+            <w:tcW w:w="9785" w:type="dxa"/>
+            <w:gridSpan w:val="14"/>
+            <w:tcBorders>
+              <w:top w:val="single" w:sz="8" w:space="0" w:color="auto"/>
+              <w:left w:val="single" w:sz="8" w:space="0" w:color="auto"/>
+              <w:bottom w:val="single" w:sz="8" w:space="0" w:color="auto"/>
+              <w:right w:val="single" w:sz="8" w:space="0" w:color="000000" w:themeColor="text1"/>
+            </w:tcBorders>
+            <w:shd w:val="clear" w:color="auto" w:fill="D9D9D9" w:themeFill="background1" w:themeFillShade="D9"/>
+            <w:tcMar>
+              <w:left w:w="108" w:type="dxa"/>
+              <w:right w:w="108" w:type="dxa"/>
+            </w:tcMar>
+            <w:vAlign w:val="center"/>
+          </w:tcPr>
+          <w:p>
+            <w:pPr>
+              <w:jc w:val="center"/>
+              <w:rPr>
+                <w:rFonts w:eastAsiaTheme="minorEastAsia"/>
+                <w:b/>
+                <w:bCs/>
+                <w:lang w:eastAsia="zh-CN"/>
+              </w:rPr>
+            </w:pPr>
+            <w:r>
+              <w:rPr>
+                <w:rFonts w:ascii="Times New Roman" w:hAnsi="Times New Roman"/>
+                <w:b/>
+                <w:bCs/>
+                <w:color w:val="000000" w:themeColor="text1"/>
+                <w:sz w:val="14"/>
+                <w:szCs w:val="14"/>
+              </w:rPr>
+              <w:t>Personnel EM Bracketing</w:t>
+            </w:r>
+            <w:r>
+              <w:rPr>
+                <w:rFonts w:ascii="Times New Roman" w:eastAsiaTheme="minorEastAsia" w:hAnsi="Times New Roman" w:hint="eastAsia"/>
+                <w:b/>
+                <w:bCs/>
+                <w:color w:val="000000" w:themeColor="text1"/>
+                <w:sz w:val="14"/>
+                <w:szCs w:val="14"/>
+                <w:lang w:eastAsia="zh-CN"/>
+              </w:rPr>
+              <w:t xml:space="preserve"> </w:t>
+            </w:r>
+          </w:p>
+        </w:tc>
+      </w:tr>
+      <w:tr>
+        <w:tc>
+          <w:tcPr>
+            <w:tcW w:w="1250" w:type="dxa"/>
+            <w:gridSpan w:val="2"/>
+            <w:tcBorders>
+              <w:top w:val="single" w:sz="8" w:space="0" w:color="auto"/>
+              <w:left w:val="single" w:sz="8" w:space="0" w:color="auto"/>
+              <w:bottom w:val="single" w:sz="8" w:space="0" w:color="auto"/>
+              <w:right w:val="single" w:sz="8" w:space="0" w:color="auto"/>
+            </w:tcBorders>
+            <w:shd w:val="clear" w:color="auto" w:fill="FFFFFF" w:themeFill="background1"/>
+            <w:tcMar>
+              <w:left w:w="108" w:type="dxa"/>
+              <w:right w:w="108" w:type="dxa"/>
+            </w:tcMar>
+            <w:vAlign w:val="center"/>
+          </w:tcPr>
+          <w:p>
+            <w:pPr>
+              <w:jc w:val="center"/>
+              <w:rPr>
+                <w:rFonts w:eastAsiaTheme="minorEastAsia"/>
+                <w:lang w:eastAsia="zh-CN"/>
+              </w:rPr>
+            </w:pPr>
+            <w:r>
+              <w:rPr>
+                <w:rFonts w:ascii="Times New Roman" w:hAnsi="Times New Roman"/>
+                <w:color w:val="000000" w:themeColor="text1"/>
+                <w:sz w:val="14"/>
+                <w:szCs w:val="14"/>
+              </w:rPr>
+              <w:t>Personal (Left Touch and Right Touch)</w:t>
+            </w:r>
+            <w:r>
+              <w:rPr>
+                <w:rFonts w:ascii="Times New Roman" w:eastAsiaTheme="minorEastAsia" w:hAnsi="Times New Roman" w:hint="eastAsia"/>
+                <w:color w:val="000000" w:themeColor="text1"/>
+                <w:sz w:val="14"/>
+                <w:szCs w:val="14"/>
+                <w:lang w:eastAsia="zh-CN"/>
+              </w:rPr>
+              <w:t xml:space="preserve"> for Processing</w:t>
+            </w:r>
+          </w:p>
+        </w:tc>
+        <w:tc>
+          <w:tcPr>
+            <w:tcW w:w="810" w:type="dxa"/>
+            <w:tcBorders>
+              <w:top w:val="single" w:sz="8" w:space="0" w:color="auto"/>
+              <w:left w:val="single" w:sz="8" w:space="0" w:color="auto"/>
+              <w:bottom w:val="single" w:sz="8" w:space="0" w:color="auto"/>
+              <w:right w:val="single" w:sz="8" w:space="0" w:color="auto"/>
+            </w:tcBorders>
+            <w:shd w:val="clear" w:color="auto" w:fill="FFFFFF" w:themeFill="background1"/>
+            <w:tcMar>
+              <w:left w:w="108" w:type="dxa"/>
+              <w:right w:w="108" w:type="dxa"/>
+            </w:tcMar>
+            <w:vAlign w:val="center"/>
+          </w:tcPr>
+          <w:p>
+            <w:pPr>
+              <w:jc w:val="center"/>
+              <w:rPr>
+                <w:rFonts w:ascii="Times New Roman" w:hAnsi="Times New Roman"/>
+                <w:color w:val="000000" w:themeColor="text1"/>
+                <w:sz w:val="14"/>
+                <w:szCs w:val="14"/>
+              </w:rPr>
+            </w:pPr>
+            <w:r>
+              <w:rPr>
+                <w:rFonts w:ascii="Times New Roman" w:hAnsi="Times New Roman"/>
+                <w:color w:val="000000" w:themeColor="text1"/>
+                <w:sz w:val="14"/>
+                <w:szCs w:val="14"/>
+              </w:rPr>
+              <w:t>Daily</w:t>
+            </w:r>
+          </w:p>
+        </w:tc>
+        <w:tc>
+          <w:tcPr>
+            <w:tcW w:w="900" w:type="dxa"/>
+            <w:tcBorders>
+              <w:top w:val="single" w:sz="8" w:space="0" w:color="auto"/>
+              <w:left w:val="nil"/>
+              <w:bottom w:val="single" w:sz="8" w:space="0" w:color="auto"/>
+              <w:right w:val="single" w:sz="8" w:space="0" w:color="auto"/>
+            </w:tcBorders>
+            <w:shd w:val="clear" w:color="auto" w:fill="FFFFFF" w:themeFill="background1"/>
+            <w:tcMar>
+              <w:left w:w="108" w:type="dxa"/>
+              <w:right w:w="108" w:type="dxa"/>
+            </w:tcMar>
+            <w:vAlign w:val="center"/>
+          </w:tcPr>
+          <w:p>
+            <w:pPr>
+              <w:jc w:val="center"/>
+              <w:rPr>
+                <w:rFonts w:ascii="Times New Roman" w:hAnsi="Times New Roman"/>
+                <w:color w:val="000000" w:themeColor="text1"/>
+                <w:sz w:val="14"/>
+                <w:szCs w:val="14"/>
+              </w:rPr>
+            </w:pPr>
+            <w:r>
+              <w:rPr>
+                <w:rFonts w:ascii="Times New Roman" w:hAnsi="Times New Roman"/>
+                <w:color w:val="000000" w:themeColor="text1"/>
+                <w:sz w:val="14"/>
+                <w:szCs w:val="14"/>
+              </w:rPr>
+              <w:t>{{ test_date }}</w:t>
+            </w:r>
+          </w:p>
+        </w:tc>
+        <w:tc>
+          <w:tcPr>
+            <w:tcW w:w="720" w:type="dxa"/>
+            <w:gridSpan w:val="2"/>
+            <w:tcBorders>
+              <w:top w:val="single" w:sz="8" w:space="0" w:color="auto"/>
+              <w:left w:val="single" w:sz="8" w:space="0" w:color="auto"/>
+              <w:bottom w:val="single" w:sz="8" w:space="0" w:color="auto"/>
+              <w:right w:val="single" w:sz="8" w:space="0" w:color="auto"/>
+            </w:tcBorders>
+            <w:shd w:val="clear" w:color="auto" w:fill="FFFFFF" w:themeFill="background1"/>
+            <w:tcMar>
+              <w:left w:w="108" w:type="dxa"/>
+              <w:right w:w="108" w:type="dxa"/>
+            </w:tcMar>
+            <w:vAlign w:val="center"/>
+          </w:tcPr>
+          <w:p>
+            <w:pPr>
+              <w:jc w:val="center"/>
+              <w:rPr>
+                <w:rFonts w:ascii="Times New Roman" w:eastAsiaTheme="minorEastAsia" w:hAnsi="Times New Roman"/>
+                <w:color w:val="000000" w:themeColor="text1"/>
+                <w:sz w:val="14"/>
+                <w:szCs w:val="14"/>
+                <w:lang w:eastAsia="zh-CN"/>
+              </w:rPr>
+            </w:pPr>
+            <w:r>
+              <w:rPr>
+                <w:rFonts w:ascii="Times New Roman" w:hAnsi="Times New Roman"/>
+                <w:color w:val="000000" w:themeColor="text1"/>
+                <w:sz w:val="14"/>
+                <w:szCs w:val="14"/>
+              </w:rPr>
+              <w:t>{{ analyst_initial }}</w:t>
+            </w:r>
+          </w:p>
+        </w:tc>
+        <w:tc>
+          <w:tcPr>
+            <w:tcW w:w="1530" w:type="dxa"/>
+            <w:gridSpan w:val="2"/>
+            <w:tcBorders>
+              <w:top w:val="single" w:sz="8" w:space="0" w:color="auto"/>
+              <w:left w:val="nil"/>
+              <w:bottom w:val="single" w:sz="8" w:space="0" w:color="auto"/>
+              <w:right w:val="single" w:sz="8" w:space="0" w:color="auto"/>
+            </w:tcBorders>
+            <w:shd w:val="clear" w:color="auto" w:fill="FFFFFF" w:themeFill="background1"/>
+            <w:tcMar>
+              <w:left w:w="108" w:type="dxa"/>
+              <w:right w:w="108" w:type="dxa"/>
+            </w:tcMar>
+            <w:vAlign w:val="center"/>
+          </w:tcPr>
+          <w:p>
+            <w:pPr>
+              <w:jc w:val="center"/>
+              <w:rPr>
+                <w:rFonts w:ascii="Times New Roman" w:hAnsi="Times New Roman"/>
+                <w:color w:val="000000" w:themeColor="text1"/>
+                <w:sz w:val="14"/>
+                <w:szCs w:val="14"/>
+              </w:rPr>
+            </w:pPr>
+            <w:r>
+              <w:rPr>
+                <w:rFonts w:ascii="Times New Roman" w:hAnsi="Times New Roman"/>
+                <w:color w:val="000000" w:themeColor="text1"/>
+                <w:sz w:val="14"/>
+                <w:szCs w:val="14"/>
+              </w:rPr>
+              <w:t>Date of Testing</w:t>
+            </w:r>
+          </w:p>
+        </w:tc>
+        <w:tc>
+          <w:tcPr>
+            <w:tcW w:w="1350" w:type="dxa"/>
+            <w:gridSpan w:val="2"/>
+            <w:tcBorders>
+              <w:top w:val="single" w:sz="8" w:space="0" w:color="auto"/>
+              <w:left w:val="single" w:sz="8" w:space="0" w:color="auto"/>
+              <w:bottom w:val="single" w:sz="8" w:space="0" w:color="auto"/>
+              <w:right w:val="single" w:sz="8" w:space="0" w:color="auto"/>
+            </w:tcBorders>
+            <w:shd w:val="clear" w:color="auto" w:fill="FFFFFF" w:themeFill="background1"/>
+            <w:tcMar>
+              <w:left w:w="108" w:type="dxa"/>
+              <w:right w:w="108" w:type="dxa"/>
+            </w:tcMar>
+            <w:vAlign w:val="center"/>
+          </w:tcPr>
+          <w:p>
+            <w:pPr>
+              <w:jc w:val="center"/>
+              <w:rPr>
+                <w:rFonts w:ascii="Times New Roman" w:hAnsi="Times New Roman"/>
+                <w:color w:val="000000" w:themeColor="text1"/>
+                <w:sz w:val="14"/>
+                <w:szCs w:val="14"/>
+              </w:rPr>
+            </w:pPr>
+            <w:r>
+              <w:rPr>
+                <w:rFonts w:ascii="Times New Roman" w:hAnsi="Times New Roman"/>
+                <w:color w:val="000000" w:themeColor="text1"/>
+                <w:sz w:val="14"/>
+                <w:szCs w:val="14"/>
+              </w:rPr>
+              <w:t>{{ obs_pers_dur }}</w:t>
+            </w:r>
+          </w:p>
+        </w:tc>
+        <w:tc>
+          <w:tcPr>
+            <w:tcW w:w="1350" w:type="dxa"/>
+            <w:gridSpan w:val="2"/>
+            <w:tcBorders>
+              <w:top w:val="single" w:sz="8" w:space="0" w:color="auto"/>
+              <w:left w:val="nil"/>
+              <w:bottom w:val="single" w:sz="8" w:space="0" w:color="auto"/>
+              <w:right w:val="single" w:sz="8" w:space="0" w:color="auto"/>
+            </w:tcBorders>
+            <w:shd w:val="clear" w:color="auto" w:fill="FFFFFF" w:themeFill="background1"/>
+            <w:tcMar>
+              <w:left w:w="108" w:type="dxa"/>
+              <w:right w:w="108" w:type="dxa"/>
+            </w:tcMar>
+            <w:vAlign w:val="center"/>
+          </w:tcPr>
+          <w:p>
+            <w:pPr>
+              <w:jc w:val="center"/>
+              <w:rPr>
+                <w:rFonts w:ascii="Times New Roman" w:hAnsi="Times New Roman"/>
+                <w:color w:val="000000" w:themeColor="text1"/>
+                <w:sz w:val="14"/>
+                <w:szCs w:val="14"/>
+              </w:rPr>
+            </w:pPr>
+            <w:r>
+              <w:rPr>
+                <w:rFonts w:ascii="Times New Roman" w:hAnsi="Times New Roman"/>
+                <w:color w:val="000000" w:themeColor="text1"/>
+                <w:sz w:val="14"/>
+                <w:szCs w:val="14"/>
+              </w:rPr>
+              <w:t>{{ etx_pers_dur }}</w:t>
+            </w:r>
+          </w:p>
+        </w:tc>
+        <w:tc>
+          <w:tcPr>
+            <w:tcW w:w="1260" w:type="dxa"/>
+            <w:tcBorders>
+              <w:top w:val="single" w:sz="8" w:space="0" w:color="auto"/>
+              <w:left w:val="single" w:sz="8" w:space="0" w:color="auto"/>
+              <w:bottom w:val="single" w:sz="8" w:space="0" w:color="auto"/>
+              <w:right w:val="single" w:sz="8" w:space="0" w:color="auto"/>
+            </w:tcBorders>
+            <w:shd w:val="clear" w:color="auto" w:fill="FFFFFF" w:themeFill="background1"/>
+            <w:tcMar>
+              <w:left w:w="108" w:type="dxa"/>
+              <w:right w:w="108" w:type="dxa"/>
+            </w:tcMar>
+            <w:vAlign w:val="center"/>
+          </w:tcPr>
+          <w:p>
+            <w:pPr>
+              <w:jc w:val="center"/>
+              <w:rPr>
+                <w:rFonts w:ascii="Times New Roman" w:hAnsi="Times New Roman"/>
+                <w:color w:val="000000" w:themeColor="text1"/>
+                <w:sz w:val="14"/>
+                <w:szCs w:val="14"/>
+              </w:rPr>
+            </w:pPr>
+            <w:r>
+              <w:rPr>
+                <w:rFonts w:ascii="Times New Roman" w:hAnsi="Times New Roman"/>
+                <w:color w:val="000000" w:themeColor="text1"/>
+                <w:sz w:val="14"/>
+                <w:szCs w:val="14"/>
+              </w:rPr>
+              <w:t>{{ id_pers_dur }}</w:t>
+            </w:r>
+          </w:p>
+        </w:tc>
+        <w:tc>
+          <w:tcPr>
+            <w:tcW w:w="615" w:type="dxa"/>
+            <w:tcBorders>
+              <w:top w:val="single" w:sz="8" w:space="0" w:color="auto"/>
+              <w:left w:val="single" w:sz="8" w:space="0" w:color="auto"/>
+              <w:bottom w:val="single" w:sz="8" w:space="0" w:color="auto"/>
+              <w:right w:val="single" w:sz="8" w:space="0" w:color="auto"/>
+            </w:tcBorders>
+            <w:shd w:val="clear" w:color="auto" w:fill="FFFFFF" w:themeFill="background1"/>
+            <w:tcMar>
+              <w:left w:w="108" w:type="dxa"/>
+              <w:right w:w="108" w:type="dxa"/>
+            </w:tcMar>
+            <w:vAlign w:val="center"/>
+          </w:tcPr>
+          <w:p>
+            <w:pPr>
+              <w:jc w:val="center"/>
+              <w:rPr>
+                <w:rFonts w:ascii="Times New Roman" w:hAnsi="Times New Roman"/>
+                <w:color w:val="000000" w:themeColor="text1"/>
+                <w:sz w:val="14"/>
+                <w:szCs w:val="14"/>
+              </w:rPr>
+            </w:pPr>
+            <w:r>
+              <w:rPr>
+                <w:rFonts w:ascii="Times New Roman" w:hAnsi="Times New Roman"/>
+                <w:color w:val="000000" w:themeColor="text1"/>
+                <w:sz w:val="14"/>
+                <w:szCs w:val="14"/>
+              </w:rPr>
+              <w:t>None</w:t>
+            </w:r>
+          </w:p>
+        </w:tc>
+      </w:tr>
+      <w:tr>
+        <w:tc>
+          <w:tcPr>
+            <w:tcW w:w="1250" w:type="dxa"/>
+            <w:gridSpan w:val="2"/>
+            <w:tcBorders>
+              <w:top w:val="single" w:sz="8" w:space="0" w:color="auto"/>
+              <w:left w:val="single" w:sz="8" w:space="0" w:color="auto"/>
+              <w:bottom w:val="single" w:sz="8" w:space="0" w:color="auto"/>
+              <w:right w:val="single" w:sz="8" w:space="0" w:color="auto"/>
+            </w:tcBorders>
+            <w:shd w:val="clear" w:color="auto" w:fill="FFFFFF" w:themeFill="background1"/>
+            <w:tcMar>
+              <w:left w:w="108" w:type="dxa"/>
+              <w:right w:w="108" w:type="dxa"/>
+            </w:tcMar>
+            <w:vAlign w:val="center"/>
+          </w:tcPr>
+          <w:p>
+            <w:pPr>
+              <w:jc w:val="center"/>
+              <w:rPr>
+                <w:rFonts w:ascii="Times New Roman" w:eastAsiaTheme="minorEastAsia" w:hAnsi="Times New Roman"/>
+                <w:color w:val="000000" w:themeColor="text1"/>
+                <w:sz w:val="14"/>
+                <w:szCs w:val="14"/>
+                <w:lang w:eastAsia="zh-CN"/>
+              </w:rPr>
+            </w:pPr>
+            <w:r>
+              <w:rPr>
+                <w:rFonts w:ascii="Times New Roman" w:hAnsi="Times New Roman"/>
+                <w:color w:val="000000" w:themeColor="text1"/>
+                <w:sz w:val="14"/>
+                <w:szCs w:val="14"/>
+              </w:rPr>
+              <w:t>Personal (Left Touch and Right Touch)</w:t>
+            </w:r>
+            <w:r>
+              <w:rPr>
+                <w:rFonts w:ascii="Times New Roman" w:eastAsiaTheme="minorEastAsia" w:hAnsi="Times New Roman" w:hint="eastAsia"/>
+                <w:color w:val="000000" w:themeColor="text1"/>
+                <w:sz w:val="14"/>
+                <w:szCs w:val="14"/>
+                <w:lang w:eastAsia="zh-CN"/>
+              </w:rPr>
+              <w:t xml:space="preserve"> for Aliquoting</w:t>
+            </w:r>
+          </w:p>
+        </w:tc>
+        <w:tc>
+          <w:tcPr>
+            <w:tcW w:w="810" w:type="dxa"/>
+            <w:tcBorders>
+              <w:top w:val="single" w:sz="8" w:space="0" w:color="auto"/>
+              <w:left w:val="single" w:sz="8" w:space="0" w:color="auto"/>
+              <w:bottom w:val="single" w:sz="8" w:space="0" w:color="auto"/>
+              <w:right w:val="single" w:sz="8" w:space="0" w:color="auto"/>
+            </w:tcBorders>
+            <w:shd w:val="clear" w:color="auto" w:fill="FFFFFF" w:themeFill="background1"/>
+            <w:tcMar>
+              <w:left w:w="108" w:type="dxa"/>
+              <w:right w:w="108" w:type="dxa"/>
+            </w:tcMar>
+            <w:vAlign w:val="center"/>
+          </w:tcPr>
+          <w:p>
+            <w:pPr>
+              <w:jc w:val="center"/>
+              <w:rPr>
+                <w:rFonts w:ascii="Times New Roman" w:hAnsi="Times New Roman"/>
+                <w:color w:val="000000" w:themeColor="text1"/>
+                <w:sz w:val="14"/>
+                <w:szCs w:val="14"/>
+              </w:rPr>
+            </w:pPr>
+            <w:r>
+              <w:rPr>
+                <w:rFonts w:ascii="Times New Roman" w:hAnsi="Times New Roman"/>
+                <w:color w:val="000000" w:themeColor="text1"/>
+                <w:sz w:val="14"/>
+                <w:szCs w:val="14"/>
+              </w:rPr>
+              <w:t>Daily</w:t>
+            </w:r>
+          </w:p>
+        </w:tc>
+        <w:tc>
+          <w:tcPr>
+            <w:tcW w:w="900" w:type="dxa"/>
+            <w:tcBorders>
+              <w:top w:val="single" w:sz="8" w:space="0" w:color="auto"/>
+              <w:left w:val="nil"/>
+              <w:bottom w:val="single" w:sz="8" w:space="0" w:color="auto"/>
+              <w:right w:val="single" w:sz="8" w:space="0" w:color="auto"/>
+            </w:tcBorders>
+            <w:shd w:val="clear" w:color="auto" w:fill="FFFFFF" w:themeFill="background1"/>
+            <w:tcMar>
+              <w:left w:w="108" w:type="dxa"/>
+              <w:right w:w="108" w:type="dxa"/>
+            </w:tcMar>
+            <w:vAlign w:val="center"/>
+          </w:tcPr>
+          <w:p>
+            <w:pPr>
+              <w:jc w:val="center"/>
+              <w:rPr>
+                <w:rFonts w:ascii="Times New Roman" w:hAnsi="Times New Roman"/>
+                <w:color w:val="000000" w:themeColor="text1"/>
+                <w:sz w:val="14"/>
+                <w:szCs w:val="14"/>
+              </w:rPr>
+            </w:pPr>
+            <w:r>
+              <w:rPr>
+                <w:rFonts w:ascii="Times New Roman" w:hAnsi="Times New Roman"/>
+                <w:color w:val="000000" w:themeColor="text1"/>
+                <w:sz w:val="14"/>
+                <w:szCs w:val="14"/>
+              </w:rPr>
+              <w:t>{{ test_date }}</w:t>
+            </w:r>
+          </w:p>
+        </w:tc>
+        <w:tc>
+          <w:tcPr>
+            <w:tcW w:w="720" w:type="dxa"/>
+            <w:gridSpan w:val="2"/>
+            <w:tcBorders>
+              <w:top w:val="single" w:sz="8" w:space="0" w:color="auto"/>
+              <w:left w:val="single" w:sz="8" w:space="0" w:color="auto"/>
+              <w:bottom w:val="single" w:sz="8" w:space="0" w:color="auto"/>
+              <w:right w:val="single" w:sz="8" w:space="0" w:color="auto"/>
+            </w:tcBorders>
+            <w:shd w:val="clear" w:color="auto" w:fill="FFFFFF" w:themeFill="background1"/>
+            <w:tcMar>
+              <w:left w:w="108" w:type="dxa"/>
+              <w:right w:w="108" w:type="dxa"/>
+            </w:tcMar>
+            <w:vAlign w:val="center"/>
+          </w:tcPr>
+          <w:p>
+            <w:pPr>
+              <w:jc w:val="center"/>
+              <w:rPr>
+                <w:rFonts w:ascii="Times New Roman" w:hAnsi="Times New Roman"/>
+                <w:color w:val="000000" w:themeColor="text1"/>
+                <w:sz w:val="14"/>
+                <w:szCs w:val="14"/>
+              </w:rPr>
+            </w:pPr>
+            <w:r>
+              <w:rPr>
+                <w:rFonts w:ascii="Times New Roman" w:hAnsi="Times New Roman"/>
+                <w:color w:val="000000" w:themeColor="text1"/>
+                <w:sz w:val="14"/>
+                <w:szCs w:val="14"/>
+              </w:rPr>
+              <w:t>{{ analyst_initial }}</w:t>
+            </w:r>
+          </w:p>
+        </w:tc>
+        <w:tc>
+          <w:tcPr>
+            <w:tcW w:w="1530" w:type="dxa"/>
+            <w:gridSpan w:val="2"/>
+            <w:tcBorders>
+              <w:top w:val="single" w:sz="8" w:space="0" w:color="auto"/>
+              <w:left w:val="nil"/>
+              <w:bottom w:val="single" w:sz="8" w:space="0" w:color="auto"/>
+              <w:right w:val="single" w:sz="8" w:space="0" w:color="auto"/>
+            </w:tcBorders>
+            <w:shd w:val="clear" w:color="auto" w:fill="FFFFFF" w:themeFill="background1"/>
+            <w:tcMar>
+              <w:left w:w="108" w:type="dxa"/>
+              <w:right w:w="108" w:type="dxa"/>
+            </w:tcMar>
+            <w:vAlign w:val="center"/>
+          </w:tcPr>
+          <w:p>
+            <w:pPr>
+              <w:jc w:val="center"/>
+              <w:rPr>
+                <w:rFonts w:ascii="Times New Roman" w:hAnsi="Times New Roman"/>
+                <w:color w:val="000000" w:themeColor="text1"/>
+                <w:sz w:val="14"/>
+                <w:szCs w:val="14"/>
+              </w:rPr>
+            </w:pPr>
+            <w:r>
+              <w:rPr>
+                <w:rFonts w:ascii="Times New Roman" w:hAnsi="Times New Roman"/>
+                <w:color w:val="000000" w:themeColor="text1"/>
+                <w:sz w:val="14"/>
+                <w:szCs w:val="14"/>
+              </w:rPr>
+              <w:t>Date of Testing</w:t>
+            </w:r>
+          </w:p>
+        </w:tc>
+        <w:tc>
+          <w:tcPr>
+            <w:tcW w:w="1350" w:type="dxa"/>
+            <w:gridSpan w:val="2"/>
+            <w:tcBorders>
+              <w:top w:val="single" w:sz="8" w:space="0" w:color="auto"/>
+              <w:left w:val="single" w:sz="8" w:space="0" w:color="auto"/>
+              <w:bottom w:val="single" w:sz="8" w:space="0" w:color="auto"/>
+              <w:right w:val="single" w:sz="8" w:space="0" w:color="auto"/>
+            </w:tcBorders>
+            <w:shd w:val="clear" w:color="auto" w:fill="FFFFFF" w:themeFill="background1"/>
+            <w:tcMar>
+              <w:left w:w="108" w:type="dxa"/>
+              <w:right w:w="108" w:type="dxa"/>
+            </w:tcMar>
+            <w:vAlign w:val="center"/>
+          </w:tcPr>
+          <w:p>
+            <w:pPr>
+              <w:jc w:val="center"/>
+              <w:rPr>
+                <w:rFonts w:ascii="Times New Roman" w:hAnsi="Times New Roman"/>
+                <w:color w:val="000000" w:themeColor="text1"/>
+                <w:sz w:val="14"/>
+                <w:szCs w:val="14"/>
+              </w:rPr>
+            </w:pPr>
+            <w:r>
+              <w:rPr>
+                <w:rFonts w:ascii="Times New Roman" w:hAnsi="Times New Roman"/>
+                <w:color w:val="000000" w:themeColor="text1"/>
+                <w:sz w:val="14"/>
+                <w:szCs w:val="14"/>
+              </w:rPr>
+              <w:t>{{ obs_pers_dur }}</w:t>
+            </w:r>
+          </w:p>
+        </w:tc>
+        <w:tc>
+          <w:tcPr>
+            <w:tcW w:w="1350" w:type="dxa"/>
+            <w:gridSpan w:val="2"/>
+            <w:tcBorders>
+              <w:top w:val="single" w:sz="8" w:space="0" w:color="auto"/>
+              <w:left w:val="nil"/>
+              <w:bottom w:val="single" w:sz="8" w:space="0" w:color="auto"/>
+              <w:right w:val="single" w:sz="8" w:space="0" w:color="auto"/>
+            </w:tcBorders>
+            <w:shd w:val="clear" w:color="auto" w:fill="FFFFFF" w:themeFill="background1"/>
+            <w:tcMar>
+              <w:left w:w="108" w:type="dxa"/>
+              <w:right w:w="108" w:type="dxa"/>
+            </w:tcMar>
+            <w:vAlign w:val="center"/>
+          </w:tcPr>
+          <w:p>
+            <w:pPr>
+              <w:jc w:val="center"/>
+              <w:rPr>
+                <w:rFonts w:ascii="Times New Roman" w:hAnsi="Times New Roman"/>
+                <w:color w:val="000000" w:themeColor="text1"/>
+                <w:sz w:val="14"/>
+                <w:szCs w:val="14"/>
+              </w:rPr>
+            </w:pPr>
+            <w:r>
+              <w:rPr>
+                <w:rFonts w:ascii="Times New Roman" w:hAnsi="Times New Roman"/>
+                <w:color w:val="000000" w:themeColor="text1"/>
+                <w:sz w:val="14"/>
+                <w:szCs w:val="14"/>
+              </w:rPr>
+              <w:t>{{ etx_pers_dur }}</w:t>
+            </w:r>
+          </w:p>
+        </w:tc>
+        <w:tc>
+          <w:tcPr>
+            <w:tcW w:w="1260" w:type="dxa"/>
+            <w:tcBorders>
+              <w:top w:val="single" w:sz="8" w:space="0" w:color="auto"/>
+              <w:left w:val="single" w:sz="8" w:space="0" w:color="auto"/>
+              <w:bottom w:val="single" w:sz="8" w:space="0" w:color="auto"/>
+              <w:right w:val="single" w:sz="8" w:space="0" w:color="auto"/>
+            </w:tcBorders>
+            <w:shd w:val="clear" w:color="auto" w:fill="FFFFFF" w:themeFill="background1"/>
+            <w:tcMar>
+              <w:left w:w="108" w:type="dxa"/>
+              <w:right w:w="108" w:type="dxa"/>
+            </w:tcMar>
+            <w:vAlign w:val="center"/>
+          </w:tcPr>
+          <w:p>
+            <w:pPr>
+              <w:jc w:val="center"/>
+              <w:rPr>
+                <w:rFonts w:ascii="Times New Roman" w:hAnsi="Times New Roman"/>
+                <w:color w:val="000000" w:themeColor="text1"/>
+                <w:sz w:val="14"/>
+                <w:szCs w:val="14"/>
+              </w:rPr>
+            </w:pPr>
+            <w:r>
+              <w:rPr>
+                <w:rFonts w:ascii="Times New Roman" w:hAnsi="Times New Roman"/>
+                <w:color w:val="000000" w:themeColor="text1"/>
+                <w:sz w:val="14"/>
+                <w:szCs w:val="14"/>
+              </w:rPr>
+              <w:t>{{ id_pers_dur }}</w:t>
+            </w:r>
+          </w:p>
+        </w:tc>
+        <w:tc>
+          <w:tcPr>
+            <w:tcW w:w="615" w:type="dxa"/>
+            <w:tcBorders>
+              <w:top w:val="single" w:sz="8" w:space="0" w:color="auto"/>
+              <w:left w:val="single" w:sz="8" w:space="0" w:color="auto"/>
+              <w:bottom w:val="single" w:sz="8" w:space="0" w:color="auto"/>
+              <w:right w:val="single" w:sz="8" w:space="0" w:color="auto"/>
+            </w:tcBorders>
+            <w:shd w:val="clear" w:color="auto" w:fill="FFFFFF" w:themeFill="background1"/>
+            <w:tcMar>
+              <w:left w:w="108" w:type="dxa"/>
+              <w:right w:w="108" w:type="dxa"/>
+            </w:tcMar>
+            <w:vAlign w:val="center"/>
+          </w:tcPr>
+          <w:p>
+            <w:pPr>
+              <w:jc w:val="center"/>
+              <w:rPr>
+                <w:rFonts w:ascii="Times New Roman" w:hAnsi="Times New Roman"/>
+                <w:color w:val="000000" w:themeColor="text1"/>
+                <w:sz w:val="14"/>
+                <w:szCs w:val="14"/>
+              </w:rPr>
+            </w:pPr>
+            <w:r>
+              <w:rPr>
+                <w:rFonts w:ascii="Times New Roman" w:hAnsi="Times New Roman"/>
+                <w:color w:val="000000" w:themeColor="text1"/>
+                <w:sz w:val="14"/>
+                <w:szCs w:val="14"/>
+              </w:rPr>
+              <w:t>None</w:t>
+            </w:r>
+          </w:p>
+        </w:tc>
+      </w:tr>
+      <w:tr>
+        <w:trPr>
+          <w:trHeight w:val="644"/>
+        </w:trPr>
+        <w:tc>
+          <w:tcPr>
+            <w:tcW w:w="9785" w:type="dxa"/>
+            <w:gridSpan w:val="14"/>
+            <w:tcBorders>
+              <w:top w:val="single" w:sz="8" w:space="0" w:color="auto"/>
+              <w:left w:val="single" w:sz="8" w:space="0" w:color="auto"/>
+              <w:bottom w:val="single" w:sz="8" w:space="0" w:color="auto"/>
+              <w:right w:val="single" w:sz="8" w:space="0" w:color="000000" w:themeColor="text1"/>
+            </w:tcBorders>
+            <w:shd w:val="clear" w:color="auto" w:fill="D9D9D9" w:themeFill="background1" w:themeFillShade="D9"/>
+            <w:tcMar>
+              <w:left w:w="108" w:type="dxa"/>
+              <w:right w:w="108" w:type="dxa"/>
+            </w:tcMar>
+            <w:vAlign w:val="center"/>
+          </w:tcPr>
+          <w:p>
+            <w:pPr>
+              <w:jc w:val="center"/>
+              <w:rPr>
+                <w:b/>
+                <w:bCs/>
+              </w:rPr>
+            </w:pPr>
+            <w:r>
+              <w:rPr>
+                <w:rFonts w:ascii="Times New Roman" w:hAnsi="Times New Roman"/>
+                <w:b/>
+                <w:bCs/>
+                <w:color w:val="000000" w:themeColor="text1"/>
+                <w:sz w:val="14"/>
+                <w:szCs w:val="14"/>
+              </w:rPr>
+              <w:t xml:space="preserve">Biological Safety Cabinet EM Bracketing Biological Safety Cabinet (BSC) </w:t>
+            </w:r>
+            <w:r>
+              <w:rPr>
+                <w:rFonts w:ascii="Times New Roman" w:hAnsi="Times New Roman"/>
+                <w:b/>
+                <w:bCs/>
+                <w:color w:val="000000" w:themeColor="text1"/>
+                <w:sz w:val="14"/>
+                <w:szCs w:val="14"/>
+              </w:rPr>
+              <w:t>E00</w:t>
+            </w:r>
+            <w:r>
+              <w:rPr>
+                <w:rFonts w:ascii="Times New Roman" w:hAnsi="Times New Roman"/>
+                <w:b/>
+                <w:bCs/>
+                <w:color w:val="000000" w:themeColor="text1"/>
+                <w:sz w:val="14"/>
+                <w:szCs w:val="14"/>
+              </w:rPr>
+              <w:t>{{ bsc_id }}</w:t>
+            </w:r>
+            <w:r>
+              <w:rPr>
+                <w:rFonts w:ascii="Times New Roman" w:hAnsi="Times New Roman"/>
+                <w:b/>
+                <w:bCs/>
+                <w:color w:val="000000" w:themeColor="text1"/>
+                <w:sz w:val="14"/>
+                <w:szCs w:val="14"/>
+              </w:rPr>
+              <w:t xml:space="preserve"> and E001798</w:t>
+            </w:r>
+          </w:p>
+        </w:tc>
+      </w:tr>
+      <w:tr>
+        <w:tc>
+          <w:tcPr>
+            <w:tcW w:w="1250" w:type="dxa"/>
+            <w:gridSpan w:val="2"/>
+            <w:tcBorders>
+              <w:top w:val="single" w:sz="8" w:space="0" w:color="auto"/>
+              <w:left w:val="single" w:sz="8" w:space="0" w:color="auto"/>
+              <w:bottom w:val="single" w:sz="8" w:space="0" w:color="auto"/>
+              <w:right w:val="single" w:sz="8" w:space="0" w:color="auto"/>
+            </w:tcBorders>
+            <w:shd w:val="clear" w:color="auto" w:fill="FFFFFF" w:themeFill="background1"/>
+            <w:tcMar>
+              <w:left w:w="108" w:type="dxa"/>
+              <w:right w:w="108" w:type="dxa"/>
+            </w:tcMar>
+            <w:vAlign w:val="center"/>
+          </w:tcPr>
+          <w:p>
+            <w:pPr>
+              <w:jc w:val="center"/>
+              <w:rPr>
+                <w:rFonts w:ascii="Times New Roman" w:hAnsi="Times New Roman"/>
+                <w:color w:val="000000" w:themeColor="text1"/>
+                <w:sz w:val="14"/>
+                <w:szCs w:val="14"/>
+              </w:rPr>
+            </w:pPr>
+            <w:r>
+              <w:rPr>
+                <w:rFonts w:ascii="Times New Roman" w:hAnsi="Times New Roman"/>
+                <w:color w:val="000000" w:themeColor="text1"/>
+                <w:sz w:val="14"/>
+                <w:szCs w:val="14"/>
+              </w:rPr>
+              <w:t>Surface Sampling of</w:t>
+            </w:r>
+            <w:r>
+              <w:rPr>
+                <w:rFonts w:ascii="Times New Roman" w:hAnsi="Times New Roman"/>
+                <w:color w:val="000000" w:themeColor="text1"/>
+                <w:sz w:val="14"/>
+                <w:szCs w:val="14"/>
+              </w:rPr>
+              <w:t xml:space="preserve"> </w:t>
+            </w:r>
+            <w:r>
+              <w:rPr>
+                <w:rFonts w:ascii="Times New Roman" w:hAnsi="Times New Roman"/>
+                <w:color w:val="000000" w:themeColor="text1"/>
+                <w:sz w:val="14"/>
+                <w:szCs w:val="14"/>
+              </w:rPr>
+              <w:t>ISO 5</w:t>
+            </w:r>
+            <w:r>
+              <w:rPr>
+                <w:rFonts w:ascii="Times New Roman" w:hAnsi="Times New Roman"/>
+                <w:color w:val="000000" w:themeColor="text1"/>
+                <w:sz w:val="14"/>
+                <w:szCs w:val="14"/>
+              </w:rPr>
+              <w:t xml:space="preserve"> </w:t>
+            </w:r>
+            <w:r>
+              <w:rPr>
+                <w:rFonts w:ascii="Times New Roman" w:hAnsi="Times New Roman"/>
+                <w:color w:val="000000" w:themeColor="text1"/>
+                <w:sz w:val="14"/>
+                <w:szCs w:val="14"/>
+              </w:rPr>
+              <w:t>E00</w:t>
+            </w:r>
+            <w:r>
+              <w:rPr>
+                <w:rFonts w:ascii="Times New Roman" w:hAnsi="Times New Roman"/>
+                <w:color w:val="000000" w:themeColor="text1"/>
+                <w:sz w:val="14"/>
+                <w:szCs w:val="14"/>
+              </w:rPr>
+              <w:t xml:space="preserve">{{ bsc_id }} </w:t>
+            </w:r>
+            <w:r>
+              <w:rPr>
+                <w:rFonts w:ascii="Times New Roman" w:hAnsi="Times New Roman"/>
+                <w:color w:val="000000" w:themeColor="text1"/>
+                <w:sz w:val="14"/>
+                <w:szCs w:val="14"/>
+              </w:rPr>
+              <w:t>(4 locations)</w:t>
+            </w:r>
+          </w:p>
+        </w:tc>
+        <w:tc>
+          <w:tcPr>
+            <w:tcW w:w="810" w:type="dxa"/>
+            <w:tcBorders>
+              <w:top w:val="single" w:sz="8" w:space="0" w:color="auto"/>
+              <w:left w:val="single" w:sz="8" w:space="0" w:color="auto"/>
+              <w:bottom w:val="single" w:sz="8" w:space="0" w:color="auto"/>
+              <w:right w:val="single" w:sz="8" w:space="0" w:color="auto"/>
+            </w:tcBorders>
+            <w:shd w:val="clear" w:color="auto" w:fill="FFFFFF" w:themeFill="background1"/>
+            <w:tcMar>
+              <w:left w:w="108" w:type="dxa"/>
+              <w:right w:w="108" w:type="dxa"/>
+            </w:tcMar>
+            <w:vAlign w:val="center"/>
+          </w:tcPr>
+          <w:p>
+            <w:pPr>
+              <w:jc w:val="center"/>
+            </w:pPr>
+            <w:r>
+              <w:rPr>
+                <w:rFonts w:ascii="Times New Roman" w:hAnsi="Times New Roman"/>
+                <w:color w:val="000000" w:themeColor="text1"/>
+                <w:sz w:val="14"/>
+                <w:szCs w:val="14"/>
+              </w:rPr>
+              <w:t>Daily</w:t>
+            </w:r>
+          </w:p>
+        </w:tc>
+        <w:tc>
+          <w:tcPr>
+            <w:tcW w:w="900" w:type="dxa"/>
+            <w:tcBorders>
+              <w:top w:val="single" w:sz="8" w:space="0" w:color="auto"/>
+              <w:left w:val="nil"/>
+              <w:bottom w:val="single" w:sz="8" w:space="0" w:color="auto"/>
+              <w:right w:val="single" w:sz="8" w:space="0" w:color="auto"/>
+            </w:tcBorders>
+            <w:shd w:val="clear" w:color="auto" w:fill="FFFFFF" w:themeFill="background1"/>
+            <w:tcMar>
+              <w:left w:w="108" w:type="dxa"/>
+              <w:right w:w="108" w:type="dxa"/>
+            </w:tcMar>
+            <w:vAlign w:val="center"/>
+          </w:tcPr>
+          <w:p>
+            <w:pPr>
+              <w:jc w:val="center"/>
+              <w:rPr>
+                <w:rFonts w:ascii="Times New Roman" w:hAnsi="Times New Roman"/>
+                <w:color w:val="000000" w:themeColor="text1"/>
+                <w:sz w:val="14"/>
+                <w:szCs w:val="14"/>
+              </w:rPr>
+            </w:pPr>
+            <w:r>
+              <w:rPr>
+                <w:rFonts w:ascii="Times New Roman" w:hAnsi="Times New Roman"/>
+                <w:color w:val="000000" w:themeColor="text1"/>
+                <w:sz w:val="14"/>
+                <w:szCs w:val="14"/>
+              </w:rPr>
+              <w:t>{{ test_date }}</w:t>
+            </w:r>
+          </w:p>
+        </w:tc>
+        <w:tc>
+          <w:tcPr>
+            <w:tcW w:w="720" w:type="dxa"/>
+            <w:gridSpan w:val="2"/>
+            <w:tcBorders>
+              <w:top w:val="single" w:sz="8" w:space="0" w:color="auto"/>
+              <w:left w:val="single" w:sz="8" w:space="0" w:color="auto"/>
+              <w:bottom w:val="single" w:sz="8" w:space="0" w:color="auto"/>
+              <w:right w:val="single" w:sz="8" w:space="0" w:color="auto"/>
+            </w:tcBorders>
+            <w:shd w:val="clear" w:color="auto" w:fill="FFFFFF" w:themeFill="background1"/>
+            <w:tcMar>
+              <w:left w:w="108" w:type="dxa"/>
+              <w:right w:w="108" w:type="dxa"/>
+            </w:tcMar>
+            <w:vAlign w:val="center"/>
+          </w:tcPr>
+          <w:p>
+            <w:pPr>
+              <w:jc w:val="center"/>
+              <w:rPr>
+                <w:rFonts w:ascii="Times New Roman" w:hAnsi="Times New Roman"/>
+                <w:color w:val="000000" w:themeColor="text1"/>
+                <w:sz w:val="14"/>
+                <w:szCs w:val="14"/>
+              </w:rPr>
+            </w:pPr>
+            <w:r>
+              <w:rPr>
+                <w:rFonts w:ascii="Times New Roman" w:hAnsi="Times New Roman"/>
+                <w:color w:val="000000" w:themeColor="text1"/>
+                <w:sz w:val="14"/>
+                <w:szCs w:val="14"/>
+              </w:rPr>
+              <w:t>{{ analyst_initial }}</w:t>
+            </w:r>
+          </w:p>
+        </w:tc>
+        <w:tc>
+          <w:tcPr>
+            <w:tcW w:w="1530" w:type="dxa"/>
+            <w:gridSpan w:val="2"/>
+            <w:tcBorders>
+              <w:top w:val="single" w:sz="8" w:space="0" w:color="auto"/>
+              <w:left w:val="nil"/>
+              <w:bottom w:val="single" w:sz="8" w:space="0" w:color="auto"/>
+              <w:right w:val="single" w:sz="8" w:space="0" w:color="auto"/>
+            </w:tcBorders>
+            <w:shd w:val="clear" w:color="auto" w:fill="FFFFFF" w:themeFill="background1"/>
+            <w:tcMar>
+              <w:left w:w="108" w:type="dxa"/>
+              <w:right w:w="108" w:type="dxa"/>
+            </w:tcMar>
+            <w:vAlign w:val="center"/>
+          </w:tcPr>
+          <w:p>
+            <w:pPr>
+              <w:jc w:val="center"/>
+              <w:rPr>
+                <w:rFonts w:ascii="Times New Roman" w:hAnsi="Times New Roman"/>
+                <w:color w:val="000000" w:themeColor="text1"/>
+                <w:sz w:val="14"/>
+                <w:szCs w:val="14"/>
+              </w:rPr>
+            </w:pPr>
+            <w:r>
+              <w:rPr>
+                <w:rFonts w:ascii="Times New Roman" w:eastAsiaTheme="minorEastAsia" w:hAnsi="Times New Roman" w:cstheme="minorBidi"/>
+                <w:color w:val="000000" w:themeColor="text1"/>
+                <w:sz w:val="14"/>
+                <w:szCs w:val="14"/>
+              </w:rPr>
+              <w:t>Date of Testing</w:t>
+            </w:r>
+          </w:p>
+        </w:tc>
+        <w:tc>
+          <w:tcPr>
+            <w:tcW w:w="1350" w:type="dxa"/>
+            <w:gridSpan w:val="2"/>
+            <w:tcBorders>
+              <w:top w:val="single" w:sz="8" w:space="0" w:color="auto"/>
+              <w:left w:val="single" w:sz="8" w:space="0" w:color="auto"/>
+              <w:bottom w:val="single" w:sz="8" w:space="0" w:color="auto"/>
+              <w:right w:val="single" w:sz="8" w:space="0" w:color="auto"/>
+            </w:tcBorders>
+            <w:shd w:val="clear" w:color="auto" w:fill="FFFFFF" w:themeFill="background1"/>
+            <w:tcMar>
+              <w:left w:w="108" w:type="dxa"/>
+              <w:right w:w="108" w:type="dxa"/>
+            </w:tcMar>
+            <w:vAlign w:val="center"/>
+          </w:tcPr>
+          <w:p>
+            <w:pPr>
+              <w:jc w:val="center"/>
+              <w:rPr>
+                <w:rFonts w:ascii="Times New Roman" w:hAnsi="Times New Roman"/>
+                <w:color w:val="000000" w:themeColor="text1"/>
+                <w:sz w:val="14"/>
+                <w:szCs w:val="14"/>
+              </w:rPr>
+            </w:pPr>
+            <w:r>
+              <w:rPr>
+                <w:rFonts w:ascii="Times New Roman" w:hAnsi="Times New Roman"/>
+                <w:color w:val="000000" w:themeColor="text1"/>
+                <w:sz w:val="14"/>
+                <w:szCs w:val="14"/>
+              </w:rPr>
+              <w:t>{{ obs_surf_dur }}</w:t>
+            </w:r>
+          </w:p>
+        </w:tc>
+        <w:tc>
+          <w:tcPr>
+            <w:tcW w:w="1350" w:type="dxa"/>
+            <w:gridSpan w:val="2"/>
+            <w:tcBorders>
+              <w:top w:val="single" w:sz="8" w:space="0" w:color="auto"/>
+              <w:left w:val="nil"/>
+              <w:bottom w:val="single" w:sz="8" w:space="0" w:color="auto"/>
+              <w:right w:val="single" w:sz="8" w:space="0" w:color="auto"/>
+            </w:tcBorders>
+            <w:shd w:val="clear" w:color="auto" w:fill="FFFFFF" w:themeFill="background1"/>
+            <w:tcMar>
+              <w:left w:w="108" w:type="dxa"/>
+              <w:right w:w="108" w:type="dxa"/>
+            </w:tcMar>
+            <w:vAlign w:val="center"/>
+          </w:tcPr>
+          <w:p>
+            <w:pPr>
+              <w:jc w:val="center"/>
+              <w:rPr>
+                <w:rFonts w:ascii="Times New Roman" w:hAnsi="Times New Roman"/>
+                <w:color w:val="000000" w:themeColor="text1"/>
+                <w:sz w:val="14"/>
+                <w:szCs w:val="14"/>
+              </w:rPr>
+            </w:pPr>
+            <w:r>
+              <w:rPr>
+                <w:rFonts w:ascii="Times New Roman" w:hAnsi="Times New Roman"/>
+                <w:color w:val="000000" w:themeColor="text1"/>
+                <w:sz w:val="14"/>
+                <w:szCs w:val="14"/>
+              </w:rPr>
+              <w:t>{{ etx_surf_dur }}</w:t>
+            </w:r>
+          </w:p>
+        </w:tc>
+        <w:tc>
+          <w:tcPr>
+            <w:tcW w:w="1260" w:type="dxa"/>
+            <w:tcBorders>
+              <w:top w:val="single" w:sz="8" w:space="0" w:color="auto"/>
+              <w:left w:val="single" w:sz="8" w:space="0" w:color="auto"/>
+              <w:bottom w:val="single" w:sz="8" w:space="0" w:color="auto"/>
+              <w:right w:val="single" w:sz="8" w:space="0" w:color="auto"/>
+            </w:tcBorders>
+            <w:shd w:val="clear" w:color="auto" w:fill="FFFFFF" w:themeFill="background1"/>
+            <w:tcMar>
+              <w:left w:w="108" w:type="dxa"/>
+              <w:right w:w="108" w:type="dxa"/>
+            </w:tcMar>
+            <w:vAlign w:val="center"/>
+          </w:tcPr>
+          <w:p>
+            <w:pPr>
+              <w:jc w:val="center"/>
+              <w:rPr>
+                <w:rFonts w:ascii="Times New Roman" w:hAnsi="Times New Roman"/>
+                <w:color w:val="000000" w:themeColor="text1"/>
+                <w:sz w:val="14"/>
+                <w:szCs w:val="14"/>
+              </w:rPr>
+            </w:pPr>
+            <w:r>
+              <w:rPr>
+                <w:rFonts w:ascii="Times New Roman" w:hAnsi="Times New Roman"/>
+                <w:color w:val="000000" w:themeColor="text1"/>
+                <w:sz w:val="14"/>
+                <w:szCs w:val="14"/>
+              </w:rPr>
+              <w:t>{{ id_surf_dur }}</w:t>
+            </w:r>
+          </w:p>
+        </w:tc>
+        <w:tc>
+          <w:tcPr>
+            <w:tcW w:w="615" w:type="dxa"/>
+            <w:tcBorders>
+              <w:top w:val="single" w:sz="8" w:space="0" w:color="auto"/>
+              <w:left w:val="single" w:sz="8" w:space="0" w:color="auto"/>
+              <w:bottom w:val="single" w:sz="8" w:space="0" w:color="auto"/>
+              <w:right w:val="single" w:sz="8" w:space="0" w:color="auto"/>
+            </w:tcBorders>
+            <w:shd w:val="clear" w:color="auto" w:fill="FFFFFF" w:themeFill="background1"/>
+            <w:tcMar>
+              <w:left w:w="108" w:type="dxa"/>
+              <w:right w:w="108" w:type="dxa"/>
+            </w:tcMar>
+            <w:vAlign w:val="center"/>
+          </w:tcPr>
+          <w:p>
+            <w:pPr>
+              <w:jc w:val="center"/>
+              <w:rPr>
+                <w:rFonts w:ascii="Times New Roman" w:hAnsi="Times New Roman"/>
+                <w:color w:val="000000" w:themeColor="text1"/>
+                <w:sz w:val="14"/>
+                <w:szCs w:val="14"/>
+              </w:rPr>
+            </w:pPr>
+            <w:r>
+              <w:rPr>
+                <w:rFonts w:ascii="Times New Roman" w:eastAsiaTheme="minorEastAsia" w:hAnsi="Times New Roman" w:cstheme="minorBidi"/>
+                <w:color w:val="000000" w:themeColor="text1"/>
+                <w:sz w:val="14"/>
+                <w:szCs w:val="14"/>
+              </w:rPr>
+              <w:t>None</w:t>
+            </w:r>
+          </w:p>
+        </w:tc>
+      </w:tr>
+      <w:tr>
+        <w:tc>
+          <w:tcPr>
+            <w:tcW w:w="1250" w:type="dxa"/>
+            <w:gridSpan w:val="2"/>
+            <w:tcBorders>
+              <w:top w:val="single" w:sz="8" w:space="0" w:color="auto"/>
+              <w:left w:val="single" w:sz="8" w:space="0" w:color="auto"/>
+              <w:bottom w:val="single" w:sz="8" w:space="0" w:color="auto"/>
+              <w:right w:val="single" w:sz="8" w:space="0" w:color="auto"/>
+            </w:tcBorders>
+            <w:shd w:val="clear" w:color="auto" w:fill="FFFFFF" w:themeFill="background1"/>
+            <w:tcMar>
+              <w:left w:w="108" w:type="dxa"/>
+              <w:right w:w="108" w:type="dxa"/>
+            </w:tcMar>
+            <w:vAlign w:val="center"/>
+          </w:tcPr>
+          <w:p>
+            <w:pPr>
+              <w:jc w:val="center"/>
+              <w:rPr>
+                <w:rFonts w:ascii="Times New Roman" w:hAnsi="Times New Roman"/>
+                <w:color w:val="000000" w:themeColor="text1"/>
+                <w:sz w:val="14"/>
+                <w:szCs w:val="14"/>
+              </w:rPr>
+            </w:pPr>
+            <w:r>
+              <w:rPr>
+                <w:rFonts w:ascii="Times New Roman" w:hAnsi="Times New Roman"/>
+                <w:color w:val="000000" w:themeColor="text1"/>
+                <w:sz w:val="14"/>
+                <w:szCs w:val="14"/>
+              </w:rPr>
+              <w:t>Surface Sampling of</w:t>
+            </w:r>
+            <w:r>
+              <w:rPr>
+                <w:rFonts w:ascii="Times New Roman" w:hAnsi="Times New Roman"/>
+                <w:color w:val="000000" w:themeColor="text1"/>
+                <w:sz w:val="14"/>
+                <w:szCs w:val="14"/>
+              </w:rPr>
+              <w:t xml:space="preserve"> </w:t>
+            </w:r>
+            <w:r>
+              <w:rPr>
+                <w:rFonts w:ascii="Times New Roman" w:hAnsi="Times New Roman"/>
+                <w:color w:val="000000" w:themeColor="text1"/>
+                <w:sz w:val="14"/>
+                <w:szCs w:val="14"/>
+              </w:rPr>
+              <w:t>ISO 5</w:t>
+            </w:r>
+            <w:r>
+              <w:rPr>
+                <w:rFonts w:ascii="Times New Roman" w:hAnsi="Times New Roman"/>
+                <w:color w:val="000000" w:themeColor="text1"/>
+                <w:sz w:val="14"/>
+                <w:szCs w:val="14"/>
+              </w:rPr>
+              <w:t xml:space="preserve"> </w:t>
+            </w:r>
+            <w:r>
+              <w:rPr>
+                <w:rFonts w:ascii="Times New Roman" w:hAnsi="Times New Roman"/>
+                <w:color w:val="000000" w:themeColor="text1"/>
+                <w:sz w:val="14"/>
+                <w:szCs w:val="14"/>
+              </w:rPr>
+              <w:t>E001798</w:t>
+            </w:r>
+            <w:r>
+              <w:rPr>
+                <w:rFonts w:ascii="Times New Roman" w:hAnsi="Times New Roman"/>
+                <w:color w:val="000000" w:themeColor="text1"/>
+                <w:sz w:val="14"/>
+                <w:szCs w:val="14"/>
+              </w:rPr>
+              <w:t xml:space="preserve"> (4 locations)</w:t>
+            </w:r>
+          </w:p>
+        </w:tc>
+        <w:tc>
+          <w:tcPr>
+            <w:tcW w:w="810" w:type="dxa"/>
+            <w:tcBorders>
+              <w:top w:val="single" w:sz="8" w:space="0" w:color="auto"/>
+              <w:left w:val="single" w:sz="8" w:space="0" w:color="auto"/>
+              <w:bottom w:val="single" w:sz="8" w:space="0" w:color="auto"/>
+              <w:right w:val="single" w:sz="8" w:space="0" w:color="auto"/>
+            </w:tcBorders>
+            <w:shd w:val="clear" w:color="auto" w:fill="FFFFFF" w:themeFill="background1"/>
+            <w:tcMar>
+              <w:left w:w="108" w:type="dxa"/>
+              <w:right w:w="108" w:type="dxa"/>
+            </w:tcMar>
+            <w:vAlign w:val="center"/>
+          </w:tcPr>
+          <w:p>
+            <w:pPr>
+              <w:jc w:val="center"/>
+              <w:rPr>
+                <w:rFonts w:ascii="Times New Roman" w:hAnsi="Times New Roman"/>
+                <w:color w:val="000000" w:themeColor="text1"/>
+                <w:sz w:val="14"/>
+                <w:szCs w:val="14"/>
+              </w:rPr>
+            </w:pPr>
+            <w:r>
+              <w:rPr>
+                <w:rFonts w:ascii="Times New Roman" w:hAnsi="Times New Roman"/>
+                <w:color w:val="000000" w:themeColor="text1"/>
+                <w:sz w:val="14"/>
+                <w:szCs w:val="14"/>
+              </w:rPr>
+              <w:t>Daily</w:t>
+            </w:r>
+          </w:p>
+        </w:tc>
+        <w:tc>
+          <w:tcPr>
+            <w:tcW w:w="900" w:type="dxa"/>
+            <w:tcBorders>
+              <w:top w:val="single" w:sz="8" w:space="0" w:color="auto"/>
+              <w:left w:val="nil"/>
+              <w:bottom w:val="single" w:sz="8" w:space="0" w:color="auto"/>
+              <w:right w:val="single" w:sz="8" w:space="0" w:color="auto"/>
+            </w:tcBorders>
+            <w:shd w:val="clear" w:color="auto" w:fill="FFFFFF" w:themeFill="background1"/>
+            <w:tcMar>
+              <w:left w:w="108" w:type="dxa"/>
+              <w:right w:w="108" w:type="dxa"/>
+            </w:tcMar>
+            <w:vAlign w:val="center"/>
+          </w:tcPr>
+          <w:p>
+            <w:pPr>
+              <w:jc w:val="center"/>
+              <w:rPr>
+                <w:rFonts w:ascii="Times New Roman" w:hAnsi="Times New Roman"/>
+                <w:color w:val="000000" w:themeColor="text1"/>
+                <w:sz w:val="14"/>
+                <w:szCs w:val="14"/>
+              </w:rPr>
+            </w:pPr>
+            <w:r>
+              <w:rPr>
+                <w:rFonts w:ascii="Times New Roman" w:hAnsi="Times New Roman"/>
+                <w:color w:val="000000" w:themeColor="text1"/>
+                <w:sz w:val="14"/>
+                <w:szCs w:val="14"/>
+              </w:rPr>
+              <w:t>{{ test_date }}</w:t>
+            </w:r>
+          </w:p>
+        </w:tc>
+        <w:tc>
+          <w:tcPr>
+            <w:tcW w:w="720" w:type="dxa"/>
+            <w:gridSpan w:val="2"/>
+            <w:tcBorders>
+              <w:top w:val="single" w:sz="8" w:space="0" w:color="auto"/>
+              <w:left w:val="single" w:sz="8" w:space="0" w:color="auto"/>
+              <w:bottom w:val="single" w:sz="8" w:space="0" w:color="auto"/>
+              <w:right w:val="single" w:sz="8" w:space="0" w:color="auto"/>
+            </w:tcBorders>
+            <w:shd w:val="clear" w:color="auto" w:fill="FFFFFF" w:themeFill="background1"/>
+            <w:tcMar>
+              <w:left w:w="108" w:type="dxa"/>
+              <w:right w:w="108" w:type="dxa"/>
+            </w:tcMar>
+            <w:vAlign w:val="center"/>
+          </w:tcPr>
+          <w:p>
+            <w:pPr>
+              <w:jc w:val="center"/>
+              <w:rPr>
+                <w:rFonts w:ascii="Times New Roman" w:hAnsi="Times New Roman"/>
+                <w:color w:val="000000" w:themeColor="text1"/>
+                <w:sz w:val="14"/>
+                <w:szCs w:val="14"/>
+              </w:rPr>
+            </w:pPr>
+            <w:r>
+              <w:rPr>
+                <w:rFonts w:ascii="Times New Roman" w:hAnsi="Times New Roman"/>
+                <w:color w:val="000000" w:themeColor="text1"/>
+                <w:sz w:val="14"/>
+                <w:szCs w:val="14"/>
+              </w:rPr>
+              <w:t xml:space="preserve">{{ </w:t>
+            </w:r>
+            <w:r>
+              <w:rPr>
+                <w:rFonts w:ascii="Times New Roman" w:hAnsi="Times New Roman"/>
+                <w:color w:val="000000" w:themeColor="text1"/>
+                <w:sz w:val="14"/>
+                <w:szCs w:val="14"/>
+              </w:rPr>
+              <w:t>aliquoting_initial</w:t>
+            </w:r>
+            <w:r>
+              <w:rPr>
+                <w:rFonts w:ascii="Times New Roman" w:hAnsi="Times New Roman"/>
+                <w:color w:val="000000" w:themeColor="text1"/>
+                <w:sz w:val="14"/>
+                <w:szCs w:val="14"/>
+              </w:rPr>
+              <w:t xml:space="preserve"> }}</w:t>
+            </w:r>
+          </w:p>
+        </w:tc>
+        <w:tc>
+          <w:tcPr>
+            <w:tcW w:w="1530" w:type="dxa"/>
+            <w:gridSpan w:val="2"/>
+            <w:tcBorders>
+              <w:top w:val="single" w:sz="8" w:space="0" w:color="auto"/>
+              <w:left w:val="nil"/>
+              <w:bottom w:val="single" w:sz="8" w:space="0" w:color="auto"/>
+              <w:right w:val="single" w:sz="8" w:space="0" w:color="auto"/>
+            </w:tcBorders>
+            <w:shd w:val="clear" w:color="auto" w:fill="FFFFFF" w:themeFill="background1"/>
+            <w:tcMar>
+              <w:left w:w="108" w:type="dxa"/>
+              <w:right w:w="108" w:type="dxa"/>
+            </w:tcMar>
+            <w:vAlign w:val="center"/>
+          </w:tcPr>
+          <w:p>
+            <w:pPr>
+              <w:jc w:val="center"/>
+              <w:rPr>
+                <w:rFonts w:ascii="Times New Roman" w:eastAsiaTheme="minorEastAsia" w:hAnsi="Times New Roman" w:cstheme="minorBidi"/>
+                <w:color w:val="000000" w:themeColor="text1"/>
+                <w:sz w:val="14"/>
+                <w:szCs w:val="14"/>
+              </w:rPr>
+            </w:pPr>
+            <w:r>
+              <w:rPr>
+                <w:rFonts w:ascii="Times New Roman" w:eastAsiaTheme="minorEastAsia" w:hAnsi="Times New Roman" w:cstheme="minorBidi"/>
+                <w:color w:val="000000" w:themeColor="text1"/>
+                <w:sz w:val="14"/>
+                <w:szCs w:val="14"/>
+              </w:rPr>
+              <w:t>Date of Testing</w:t>
+            </w:r>
+          </w:p>
+        </w:tc>
+        <w:tc>
+          <w:tcPr>
+            <w:tcW w:w="1350" w:type="dxa"/>
+            <w:gridSpan w:val="2"/>
+            <w:tcBorders>
+              <w:top w:val="single" w:sz="8" w:space="0" w:color="auto"/>
+              <w:left w:val="single" w:sz="8" w:space="0" w:color="auto"/>
+              <w:bottom w:val="single" w:sz="8" w:space="0" w:color="auto"/>
+              <w:right w:val="single" w:sz="8" w:space="0" w:color="auto"/>
+            </w:tcBorders>
+            <w:shd w:val="clear" w:color="auto" w:fill="FFFFFF" w:themeFill="background1"/>
+            <w:tcMar>
+              <w:left w:w="108" w:type="dxa"/>
+              <w:right w:w="108" w:type="dxa"/>
+            </w:tcMar>
+            <w:vAlign w:val="center"/>
+          </w:tcPr>
+          <w:p>
+            <w:pPr>
+              <w:jc w:val="center"/>
+              <w:rPr>
+                <w:rFonts w:ascii="Times New Roman" w:hAnsi="Times New Roman"/>
+                <w:color w:val="000000" w:themeColor="text1"/>
+                <w:sz w:val="14"/>
+                <w:szCs w:val="14"/>
+              </w:rPr>
+            </w:pPr>
+            <w:r>
+              <w:rPr>
+                <w:rFonts w:ascii="Times New Roman" w:hAnsi="Times New Roman"/>
+                <w:color w:val="000000" w:themeColor="text1"/>
+                <w:sz w:val="14"/>
+                <w:szCs w:val="14"/>
+              </w:rPr>
+              <w:t>{{ obs_surf_dur }}</w:t>
+            </w:r>
+          </w:p>
+        </w:tc>
+        <w:tc>
+          <w:tcPr>
+            <w:tcW w:w="1350" w:type="dxa"/>
+            <w:gridSpan w:val="2"/>
+            <w:tcBorders>
+              <w:top w:val="single" w:sz="8" w:space="0" w:color="auto"/>
+              <w:left w:val="nil"/>
+              <w:bottom w:val="single" w:sz="8" w:space="0" w:color="auto"/>
+              <w:right w:val="single" w:sz="8" w:space="0" w:color="auto"/>
+            </w:tcBorders>
+            <w:shd w:val="clear" w:color="auto" w:fill="FFFFFF" w:themeFill="background1"/>
+            <w:tcMar>
+              <w:left w:w="108" w:type="dxa"/>
+              <w:right w:w="108" w:type="dxa"/>
+            </w:tcMar>
+            <w:vAlign w:val="center"/>
+          </w:tcPr>
+          <w:p>
+            <w:pPr>
+              <w:jc w:val="center"/>
+              <w:rPr>
+                <w:rFonts w:ascii="Times New Roman" w:hAnsi="Times New Roman"/>
+                <w:color w:val="000000" w:themeColor="text1"/>
+                <w:sz w:val="14"/>
+                <w:szCs w:val="14"/>
+              </w:rPr>
+            </w:pPr>
+            <w:r>
+              <w:rPr>
+                <w:rFonts w:ascii="Times New Roman" w:hAnsi="Times New Roman"/>
+                <w:color w:val="000000" w:themeColor="text1"/>
+                <w:sz w:val="14"/>
+                <w:szCs w:val="14"/>
+              </w:rPr>
+              <w:t>{{ etx_surf_dur }}</w:t>
+            </w:r>
+          </w:p>
+        </w:tc>
+        <w:tc>
+          <w:tcPr>
+            <w:tcW w:w="1260" w:type="dxa"/>
+            <w:tcBorders>
+              <w:top w:val="single" w:sz="8" w:space="0" w:color="auto"/>
+              <w:left w:val="single" w:sz="8" w:space="0" w:color="auto"/>
+              <w:bottom w:val="single" w:sz="8" w:space="0" w:color="auto"/>
+              <w:right w:val="single" w:sz="8" w:space="0" w:color="auto"/>
+            </w:tcBorders>
+            <w:shd w:val="clear" w:color="auto" w:fill="FFFFFF" w:themeFill="background1"/>
+            <w:tcMar>
+              <w:left w:w="108" w:type="dxa"/>
+              <w:right w:w="108" w:type="dxa"/>
+            </w:tcMar>
+            <w:vAlign w:val="center"/>
+          </w:tcPr>
+          <w:p>
+            <w:pPr>
+              <w:jc w:val="center"/>
+              <w:rPr>
+                <w:rFonts w:ascii="Times New Roman" w:hAnsi="Times New Roman"/>
+                <w:color w:val="000000" w:themeColor="text1"/>
+                <w:sz w:val="14"/>
+                <w:szCs w:val="14"/>
+              </w:rPr>
+            </w:pPr>
+            <w:r>
+              <w:rPr>
+                <w:rFonts w:ascii="Times New Roman" w:hAnsi="Times New Roman"/>
+                <w:color w:val="000000" w:themeColor="text1"/>
+                <w:sz w:val="14"/>
+                <w:szCs w:val="14"/>
+              </w:rPr>
+              <w:t>{{ id_surf_dur }}</w:t>
+            </w:r>
+          </w:p>
+        </w:tc>
+        <w:tc>
+          <w:tcPr>
+            <w:tcW w:w="615" w:type="dxa"/>
+            <w:tcBorders>
+              <w:top w:val="single" w:sz="8" w:space="0" w:color="auto"/>
+              <w:left w:val="single" w:sz="8" w:space="0" w:color="auto"/>
+              <w:bottom w:val="single" w:sz="8" w:space="0" w:color="auto"/>
+              <w:right w:val="single" w:sz="8" w:space="0" w:color="auto"/>
+            </w:tcBorders>
+            <w:shd w:val="clear" w:color="auto" w:fill="FFFFFF" w:themeFill="background1"/>
+            <w:tcMar>
+              <w:left w:w="108" w:type="dxa"/>
+              <w:right w:w="108" w:type="dxa"/>
+            </w:tcMar>
+            <w:vAlign w:val="center"/>
+          </w:tcPr>
+          <w:p>
+            <w:pPr>
+              <w:jc w:val="center"/>
+              <w:rPr>
+                <w:rFonts w:ascii="Times New Roman" w:eastAsiaTheme="minorEastAsia" w:hAnsi="Times New Roman" w:cstheme="minorBidi"/>
+                <w:color w:val="000000" w:themeColor="text1"/>
+                <w:sz w:val="14"/>
+                <w:szCs w:val="14"/>
+              </w:rPr>
+            </w:pPr>
+            <w:r>
+              <w:rPr>
+                <w:rFonts w:ascii="Times New Roman" w:eastAsiaTheme="minorEastAsia" w:hAnsi="Times New Roman" w:cstheme="minorBidi"/>
+                <w:color w:val="000000" w:themeColor="text1"/>
+                <w:sz w:val="14"/>
+                <w:szCs w:val="14"/>
+              </w:rPr>
+              <w:t>None</w:t>
+            </w:r>
+          </w:p>
+        </w:tc>
+      </w:tr>
+      <w:tr>
+        <w:tc>
+          <w:tcPr>
+            <w:tcW w:w="1250" w:type="dxa"/>
+            <w:gridSpan w:val="2"/>
+            <w:tcBorders>
+              <w:top w:val="single" w:sz="8" w:space="0" w:color="auto"/>
+              <w:left w:val="single" w:sz="8" w:space="0" w:color="auto"/>
+              <w:bottom w:val="single" w:sz="8" w:space="0" w:color="auto"/>
+              <w:right w:val="single" w:sz="8" w:space="0" w:color="auto"/>
+            </w:tcBorders>
+            <w:shd w:val="clear" w:color="auto" w:fill="FFFFFF" w:themeFill="background1"/>
+            <w:tcMar>
+              <w:left w:w="108" w:type="dxa"/>
+              <w:right w:w="108" w:type="dxa"/>
+            </w:tcMar>
+            <w:vAlign w:val="center"/>
+          </w:tcPr>
+          <w:p>
+            <w:pPr>
+              <w:jc w:val="center"/>
+              <w:rPr>
+                <w:rFonts w:ascii="Times New Roman" w:hAnsi="Times New Roman"/>
+                <w:color w:val="000000" w:themeColor="text1"/>
+                <w:sz w:val="14"/>
+                <w:szCs w:val="14"/>
+              </w:rPr>
+            </w:pPr>
+            <w:r>
+              <w:rPr>
+                <w:rFonts w:ascii="Times New Roman" w:hAnsi="Times New Roman"/>
+                <w:color w:val="000000" w:themeColor="text1"/>
+                <w:sz w:val="14"/>
+                <w:szCs w:val="14"/>
+              </w:rPr>
+              <w:t xml:space="preserve">Settling Sampling of ISO 5 </w:t>
+            </w:r>
+            <w:r>
+              <w:rPr>
+                <w:rFonts w:ascii="Times New Roman" w:hAnsi="Times New Roman"/>
+                <w:color w:val="000000" w:themeColor="text1"/>
+                <w:sz w:val="14"/>
+                <w:szCs w:val="14"/>
+              </w:rPr>
+              <w:t>E00</w:t>
+            </w:r>
+            <w:r>
+              <w:rPr>
+                <w:rFonts w:ascii="Times New Roman" w:hAnsi="Times New Roman"/>
+                <w:color w:val="000000" w:themeColor="text1"/>
+                <w:sz w:val="14"/>
+                <w:szCs w:val="14"/>
+              </w:rPr>
+              <w:t xml:space="preserve">{{ bsc_id }} </w:t>
+            </w:r>
+            <w:r>
+              <w:rPr>
+                <w:rFonts w:ascii="Times New Roman" w:hAnsi="Times New Roman"/>
+                <w:color w:val="000000" w:themeColor="text1"/>
+                <w:sz w:val="14"/>
+                <w:szCs w:val="14"/>
+              </w:rPr>
+              <w:t>(2 locations)</w:t>
+            </w:r>
+          </w:p>
+        </w:tc>
+        <w:tc>
+          <w:tcPr>
+            <w:tcW w:w="810" w:type="dxa"/>
+            <w:tcBorders>
+              <w:top w:val="single" w:sz="8" w:space="0" w:color="auto"/>
+              <w:left w:val="single" w:sz="8" w:space="0" w:color="auto"/>
+              <w:bottom w:val="single" w:sz="8" w:space="0" w:color="auto"/>
+              <w:right w:val="single" w:sz="8" w:space="0" w:color="auto"/>
+            </w:tcBorders>
+            <w:shd w:val="clear" w:color="auto" w:fill="FFFFFF" w:themeFill="background1"/>
+            <w:tcMar>
+              <w:left w:w="108" w:type="dxa"/>
+              <w:right w:w="108" w:type="dxa"/>
+            </w:tcMar>
+            <w:vAlign w:val="center"/>
+          </w:tcPr>
+          <w:p>
+            <w:pPr>
+              <w:jc w:val="center"/>
+            </w:pPr>
+            <w:r>
+              <w:rPr>
+                <w:rFonts w:ascii="Times New Roman" w:hAnsi="Times New Roman"/>
+                <w:color w:val="000000" w:themeColor="text1"/>
+                <w:sz w:val="14"/>
+                <w:szCs w:val="14"/>
+              </w:rPr>
+              <w:t>Daily</w:t>
+            </w:r>
+          </w:p>
+        </w:tc>
+        <w:tc>
+          <w:tcPr>
+            <w:tcW w:w="900" w:type="dxa"/>
+            <w:tcBorders>
+              <w:top w:val="single" w:sz="8" w:space="0" w:color="auto"/>
+              <w:left w:val="nil"/>
+              <w:bottom w:val="single" w:sz="8" w:space="0" w:color="auto"/>
+              <w:right w:val="single" w:sz="8" w:space="0" w:color="auto"/>
+            </w:tcBorders>
+            <w:shd w:val="clear" w:color="auto" w:fill="FFFFFF" w:themeFill="background1"/>
+            <w:tcMar>
+              <w:left w:w="108" w:type="dxa"/>
+              <w:right w:w="108" w:type="dxa"/>
+            </w:tcMar>
+            <w:vAlign w:val="center"/>
+          </w:tcPr>
+          <w:p>
+            <w:pPr>
+              <w:jc w:val="center"/>
+              <w:rPr>
+                <w:rFonts w:ascii="Times New Roman" w:hAnsi="Times New Roman"/>
+                <w:color w:val="000000" w:themeColor="text1"/>
+                <w:sz w:val="14"/>
+                <w:szCs w:val="14"/>
+              </w:rPr>
+            </w:pPr>
+            <w:r>
+              <w:rPr>
+                <w:rFonts w:ascii="Times New Roman" w:hAnsi="Times New Roman"/>
+                <w:color w:val="000000" w:themeColor="text1"/>
+                <w:sz w:val="14"/>
+                <w:szCs w:val="14"/>
+              </w:rPr>
+              <w:t>{{ test_date }}</w:t>
+            </w:r>
+          </w:p>
+        </w:tc>
+        <w:tc>
+          <w:tcPr>
+            <w:tcW w:w="720" w:type="dxa"/>
+            <w:gridSpan w:val="2"/>
+            <w:tcBorders>
+              <w:top w:val="single" w:sz="8" w:space="0" w:color="auto"/>
+              <w:left w:val="single" w:sz="8" w:space="0" w:color="auto"/>
+              <w:bottom w:val="single" w:sz="8" w:space="0" w:color="auto"/>
+              <w:right w:val="single" w:sz="8" w:space="0" w:color="auto"/>
+            </w:tcBorders>
+            <w:shd w:val="clear" w:color="auto" w:fill="FFFFFF" w:themeFill="background1"/>
+            <w:tcMar>
+              <w:left w:w="108" w:type="dxa"/>
+              <w:right w:w="108" w:type="dxa"/>
+            </w:tcMar>
+            <w:vAlign w:val="center"/>
+          </w:tcPr>
+          <w:p>
+            <w:pPr>
+              <w:jc w:val="center"/>
+              <w:rPr>
+                <w:rFonts w:ascii="Times New Roman" w:hAnsi="Times New Roman"/>
+                <w:color w:val="000000" w:themeColor="text1"/>
+                <w:sz w:val="14"/>
+                <w:szCs w:val="14"/>
+              </w:rPr>
+            </w:pPr>
+            <w:r>
+              <w:rPr>
+                <w:rFonts w:ascii="Times New Roman" w:hAnsi="Times New Roman"/>
+                <w:color w:val="000000" w:themeColor="text1"/>
+                <w:sz w:val="14"/>
+                <w:szCs w:val="14"/>
+              </w:rPr>
+              <w:t>{{ analyst_initial }}</w:t>
+            </w:r>
+          </w:p>
+        </w:tc>
+        <w:tc>
+          <w:tcPr>
+            <w:tcW w:w="1530" w:type="dxa"/>
+            <w:gridSpan w:val="2"/>
+            <w:tcBorders>
+              <w:top w:val="single" w:sz="8" w:space="0" w:color="auto"/>
+              <w:left w:val="nil"/>
+              <w:bottom w:val="single" w:sz="8" w:space="0" w:color="auto"/>
+              <w:right w:val="single" w:sz="8" w:space="0" w:color="auto"/>
+            </w:tcBorders>
+            <w:shd w:val="clear" w:color="auto" w:fill="FFFFFF" w:themeFill="background1"/>
+            <w:tcMar>
+              <w:left w:w="108" w:type="dxa"/>
+              <w:right w:w="108" w:type="dxa"/>
+            </w:tcMar>
+            <w:vAlign w:val="center"/>
+          </w:tcPr>
+          <w:p>
+            <w:pPr>
+              <w:jc w:val="center"/>
+              <w:rPr>
+                <w:rFonts w:ascii="Times New Roman" w:hAnsi="Times New Roman"/>
+                <w:color w:val="000000" w:themeColor="text1"/>
+                <w:sz w:val="14"/>
+                <w:szCs w:val="14"/>
+              </w:rPr>
+            </w:pPr>
+            <w:r>
+              <w:rPr>
+                <w:rFonts w:ascii="Times New Roman" w:eastAsiaTheme="minorEastAsia" w:hAnsi="Times New Roman" w:cstheme="minorBidi"/>
+                <w:color w:val="000000" w:themeColor="text1"/>
+                <w:sz w:val="14"/>
+                <w:szCs w:val="14"/>
+              </w:rPr>
+              <w:t>Date of Testing</w:t>
+            </w:r>
+          </w:p>
+        </w:tc>
+        <w:tc>
+          <w:tcPr>
+            <w:tcW w:w="1350" w:type="dxa"/>
+            <w:gridSpan w:val="2"/>
+            <w:tcBorders>
+              <w:top w:val="single" w:sz="8" w:space="0" w:color="auto"/>
+              <w:left w:val="single" w:sz="8" w:space="0" w:color="auto"/>
+              <w:bottom w:val="single" w:sz="8" w:space="0" w:color="auto"/>
+              <w:right w:val="single" w:sz="8" w:space="0" w:color="auto"/>
+            </w:tcBorders>
+            <w:shd w:val="clear" w:color="auto" w:fill="FFFFFF" w:themeFill="background1"/>
+            <w:tcMar>
+              <w:left w:w="108" w:type="dxa"/>
+              <w:right w:w="108" w:type="dxa"/>
+            </w:tcMar>
+            <w:vAlign w:val="center"/>
+          </w:tcPr>
+          <w:p>
+            <w:pPr>
+              <w:jc w:val="center"/>
+              <w:rPr>
+                <w:rFonts w:ascii="Times New Roman" w:hAnsi="Times New Roman"/>
+                <w:color w:val="000000" w:themeColor="text1"/>
+                <w:sz w:val="14"/>
+                <w:szCs w:val="14"/>
+              </w:rPr>
+            </w:pPr>
+            <w:r>
+              <w:rPr>
+                <w:rFonts w:ascii="Times New Roman" w:hAnsi="Times New Roman"/>
+                <w:color w:val="000000" w:themeColor="text1"/>
+                <w:sz w:val="14"/>
+                <w:szCs w:val="14"/>
+              </w:rPr>
+              <w:t>{{ obs_sett_dur }}</w:t>
+            </w:r>
+          </w:p>
+        </w:tc>
+        <w:tc>
+          <w:tcPr>
+            <w:tcW w:w="1350" w:type="dxa"/>
+            <w:gridSpan w:val="2"/>
+            <w:tcBorders>
+              <w:top w:val="single" w:sz="8" w:space="0" w:color="auto"/>
+              <w:left w:val="nil"/>
+              <w:bottom w:val="single" w:sz="8" w:space="0" w:color="auto"/>
+              <w:right w:val="single" w:sz="8" w:space="0" w:color="auto"/>
+            </w:tcBorders>
+            <w:shd w:val="clear" w:color="auto" w:fill="FFFFFF" w:themeFill="background1"/>
+            <w:tcMar>
+              <w:left w:w="108" w:type="dxa"/>
+              <w:right w:w="108" w:type="dxa"/>
+            </w:tcMar>
+            <w:vAlign w:val="center"/>
+          </w:tcPr>
+          <w:p>
+            <w:pPr>
+              <w:jc w:val="center"/>
+              <w:rPr>
+                <w:rFonts w:ascii="Times New Roman" w:hAnsi="Times New Roman"/>
+                <w:color w:val="000000" w:themeColor="text1"/>
+                <w:sz w:val="14"/>
+                <w:szCs w:val="14"/>
+              </w:rPr>
+            </w:pPr>
+            <w:r>
+              <w:rPr>
+                <w:rFonts w:ascii="Times New Roman" w:hAnsi="Times New Roman"/>
+                <w:color w:val="000000" w:themeColor="text1"/>
+                <w:sz w:val="14"/>
+                <w:szCs w:val="14"/>
+              </w:rPr>
+              <w:t>{{ etx_sett_dur }}</w:t>
+            </w:r>
+          </w:p>
+        </w:tc>
+        <w:tc>
+          <w:tcPr>
+            <w:tcW w:w="1260" w:type="dxa"/>
+            <w:tcBorders>
+              <w:top w:val="single" w:sz="8" w:space="0" w:color="auto"/>
+              <w:left w:val="single" w:sz="8" w:space="0" w:color="auto"/>
+              <w:bottom w:val="single" w:sz="8" w:space="0" w:color="auto"/>
+              <w:right w:val="single" w:sz="8" w:space="0" w:color="auto"/>
+            </w:tcBorders>
+            <w:shd w:val="clear" w:color="auto" w:fill="FFFFFF" w:themeFill="background1"/>
+            <w:tcMar>
+              <w:left w:w="108" w:type="dxa"/>
+              <w:right w:w="108" w:type="dxa"/>
+            </w:tcMar>
+            <w:vAlign w:val="center"/>
+          </w:tcPr>
+          <w:p>
+            <w:pPr>
+              <w:jc w:val="center"/>
+              <w:rPr>
+                <w:rFonts w:ascii="Times New Roman" w:hAnsi="Times New Roman"/>
+                <w:color w:val="000000" w:themeColor="text1"/>
+                <w:sz w:val="14"/>
+                <w:szCs w:val="14"/>
+              </w:rPr>
+            </w:pPr>
+            <w:r>
+              <w:rPr>
+                <w:rFonts w:ascii="Times New Roman" w:hAnsi="Times New Roman"/>
+                <w:color w:val="000000" w:themeColor="text1"/>
+                <w:sz w:val="14"/>
+                <w:szCs w:val="14"/>
+              </w:rPr>
+              <w:t>{{ id_sett_dur }}</w:t>
+            </w:r>
+          </w:p>
+        </w:tc>
+        <w:tc>
+          <w:tcPr>
+            <w:tcW w:w="615" w:type="dxa"/>
+            <w:tcBorders>
+              <w:top w:val="single" w:sz="8" w:space="0" w:color="auto"/>
+              <w:left w:val="single" w:sz="8" w:space="0" w:color="auto"/>
+              <w:bottom w:val="single" w:sz="8" w:space="0" w:color="auto"/>
+              <w:right w:val="single" w:sz="8" w:space="0" w:color="auto"/>
+            </w:tcBorders>
+            <w:shd w:val="clear" w:color="auto" w:fill="FFFFFF" w:themeFill="background1"/>
+            <w:tcMar>
+              <w:left w:w="108" w:type="dxa"/>
+              <w:right w:w="108" w:type="dxa"/>
+            </w:tcMar>
+            <w:vAlign w:val="center"/>
+          </w:tcPr>
+          <w:p>
+            <w:pPr>
+              <w:jc w:val="center"/>
+              <w:rPr>
+                <w:rFonts w:ascii="Times New Roman" w:hAnsi="Times New Roman"/>
+                <w:color w:val="000000" w:themeColor="text1"/>
+                <w:sz w:val="14"/>
+                <w:szCs w:val="14"/>
+              </w:rPr>
+            </w:pPr>
+            <w:r>
+              <w:rPr>
+                <w:rFonts w:ascii="Times New Roman" w:eastAsiaTheme="minorEastAsia" w:hAnsi="Times New Roman" w:cstheme="minorBidi"/>
+                <w:color w:val="000000" w:themeColor="text1"/>
+                <w:sz w:val="14"/>
+                <w:szCs w:val="14"/>
+              </w:rPr>
+              <w:t>None</w:t>
+            </w:r>
+          </w:p>
+        </w:tc>
+      </w:tr>
+      <w:tr>
+        <w:tc>
+          <w:tcPr>
+            <w:tcW w:w="1250" w:type="dxa"/>
+            <w:gridSpan w:val="2"/>
+            <w:tcBorders>
+              <w:top w:val="single" w:sz="8" w:space="0" w:color="auto"/>
+              <w:left w:val="single" w:sz="8" w:space="0" w:color="auto"/>
+              <w:bottom w:val="single" w:sz="8" w:space="0" w:color="auto"/>
+              <w:right w:val="single" w:sz="8" w:space="0" w:color="auto"/>
+            </w:tcBorders>
+            <w:shd w:val="clear" w:color="auto" w:fill="FFFFFF" w:themeFill="background1"/>
+            <w:tcMar>
+              <w:left w:w="108" w:type="dxa"/>
+              <w:right w:w="108" w:type="dxa"/>
+            </w:tcMar>
+            <w:vAlign w:val="center"/>
+          </w:tcPr>
+          <w:p>
+            <w:pPr>
+              <w:jc w:val="center"/>
+              <w:rPr>
+                <w:rFonts w:ascii="Times New Roman" w:hAnsi="Times New Roman"/>
+                <w:color w:val="000000" w:themeColor="text1"/>
+                <w:sz w:val="14"/>
+                <w:szCs w:val="14"/>
+              </w:rPr>
+            </w:pPr>
+            <w:r>
+              <w:rPr>
+                <w:rFonts w:ascii="Times New Roman" w:hAnsi="Times New Roman"/>
+                <w:color w:val="000000" w:themeColor="text1"/>
+                <w:sz w:val="14"/>
+                <w:szCs w:val="14"/>
+              </w:rPr>
+              <w:t xml:space="preserve">Settling Sampling of ISO 5 </w:t>
+            </w:r>
+            <w:r>
+              <w:rPr>
+                <w:rFonts w:ascii="Times New Roman" w:hAnsi="Times New Roman"/>
+                <w:color w:val="000000" w:themeColor="text1"/>
+                <w:sz w:val="14"/>
+                <w:szCs w:val="14"/>
+              </w:rPr>
+              <w:t>E001798</w:t>
+            </w:r>
+            <w:r>
+              <w:rPr>
+                <w:rFonts w:ascii="Times New Roman" w:hAnsi="Times New Roman"/>
+                <w:color w:val="000000" w:themeColor="text1"/>
+                <w:sz w:val="14"/>
+                <w:szCs w:val="14"/>
+              </w:rPr>
+              <w:t xml:space="preserve"> (2 locations)</w:t>
+            </w:r>
+          </w:p>
+        </w:tc>
+        <w:tc>
+          <w:tcPr>
+            <w:tcW w:w="810" w:type="dxa"/>
+            <w:tcBorders>
+              <w:top w:val="single" w:sz="8" w:space="0" w:color="auto"/>
+              <w:left w:val="single" w:sz="8" w:space="0" w:color="auto"/>
+              <w:bottom w:val="single" w:sz="8" w:space="0" w:color="auto"/>
+              <w:right w:val="single" w:sz="8" w:space="0" w:color="auto"/>
+            </w:tcBorders>
+            <w:shd w:val="clear" w:color="auto" w:fill="FFFFFF" w:themeFill="background1"/>
+            <w:tcMar>
+              <w:left w:w="108" w:type="dxa"/>
+              <w:right w:w="108" w:type="dxa"/>
+            </w:tcMar>
+            <w:vAlign w:val="center"/>
+          </w:tcPr>
+          <w:p>
+            <w:pPr>
+              <w:jc w:val="center"/>
+              <w:rPr>
+                <w:rFonts w:ascii="Times New Roman" w:hAnsi="Times New Roman"/>
+                <w:color w:val="000000" w:themeColor="text1"/>
+                <w:sz w:val="14"/>
+                <w:szCs w:val="14"/>
+              </w:rPr>
+            </w:pPr>
+            <w:r>
+              <w:rPr>
+                <w:rFonts w:ascii="Times New Roman" w:hAnsi="Times New Roman"/>
+                <w:color w:val="000000" w:themeColor="text1"/>
+                <w:sz w:val="14"/>
+                <w:szCs w:val="14"/>
+              </w:rPr>
+              <w:t>Daily</w:t>
+            </w:r>
+          </w:p>
+        </w:tc>
+        <w:tc>
+          <w:tcPr>
+            <w:tcW w:w="900" w:type="dxa"/>
+            <w:tcBorders>
+              <w:top w:val="single" w:sz="8" w:space="0" w:color="auto"/>
+              <w:left w:val="nil"/>
+              <w:bottom w:val="single" w:sz="8" w:space="0" w:color="auto"/>
+              <w:right w:val="single" w:sz="8" w:space="0" w:color="auto"/>
+            </w:tcBorders>
+            <w:shd w:val="clear" w:color="auto" w:fill="FFFFFF" w:themeFill="background1"/>
+            <w:tcMar>
+              <w:left w:w="108" w:type="dxa"/>
+              <w:right w:w="108" w:type="dxa"/>
+            </w:tcMar>
+            <w:vAlign w:val="center"/>
+          </w:tcPr>
+          <w:p>
+            <w:pPr>
+              <w:jc w:val="center"/>
+              <w:rPr>
+                <w:rFonts w:ascii="Times New Roman" w:hAnsi="Times New Roman"/>
+                <w:color w:val="000000" w:themeColor="text1"/>
+                <w:sz w:val="14"/>
+                <w:szCs w:val="14"/>
+              </w:rPr>
+            </w:pPr>
+            <w:r>
+              <w:rPr>
+                <w:rFonts w:ascii="Times New Roman" w:hAnsi="Times New Roman"/>
+                <w:color w:val="000000" w:themeColor="text1"/>
+                <w:sz w:val="14"/>
+                <w:szCs w:val="14"/>
+              </w:rPr>
+              <w:t>{{ test_date }}</w:t>
+            </w:r>
+          </w:p>
+        </w:tc>
+        <w:tc>
+          <w:tcPr>
+            <w:tcW w:w="720" w:type="dxa"/>
+            <w:gridSpan w:val="2"/>
+            <w:tcBorders>
+              <w:top w:val="single" w:sz="8" w:space="0" w:color="auto"/>
+              <w:left w:val="single" w:sz="8" w:space="0" w:color="auto"/>
+              <w:bottom w:val="single" w:sz="8" w:space="0" w:color="auto"/>
+              <w:right w:val="single" w:sz="8" w:space="0" w:color="auto"/>
+            </w:tcBorders>
+            <w:shd w:val="clear" w:color="auto" w:fill="FFFFFF" w:themeFill="background1"/>
+            <w:tcMar>
+              <w:left w:w="108" w:type="dxa"/>
+              <w:right w:w="108" w:type="dxa"/>
+            </w:tcMar>
+            <w:vAlign w:val="center"/>
+          </w:tcPr>
+          <w:p>
+            <w:pPr>
+              <w:jc w:val="center"/>
+              <w:rPr>
+                <w:rFonts w:ascii="Times New Roman" w:hAnsi="Times New Roman"/>
+                <w:color w:val="000000" w:themeColor="text1"/>
+                <w:sz w:val="14"/>
+                <w:szCs w:val="14"/>
+              </w:rPr>
+            </w:pPr>
+            <w:r>
+              <w:rPr>
+                <w:rFonts w:ascii="Times New Roman" w:hAnsi="Times New Roman"/>
+                <w:color w:val="000000" w:themeColor="text1"/>
+                <w:sz w:val="14"/>
+                <w:szCs w:val="14"/>
+              </w:rPr>
+              <w:t xml:space="preserve">{{ </w:t>
+            </w:r>
+            <w:r>
+              <w:rPr>
+                <w:rFonts w:ascii="Times New Roman" w:hAnsi="Times New Roman"/>
+                <w:color w:val="000000" w:themeColor="text1"/>
+                <w:sz w:val="14"/>
+                <w:szCs w:val="14"/>
+              </w:rPr>
+              <w:t>aliquoting_initial</w:t>
+            </w:r>
+            <w:r>
+              <w:rPr>
+                <w:rFonts w:ascii="Times New Roman" w:hAnsi="Times New Roman"/>
+                <w:color w:val="000000" w:themeColor="text1"/>
+                <w:sz w:val="14"/>
+                <w:szCs w:val="14"/>
+              </w:rPr>
+              <w:t xml:space="preserve"> }}</w:t>
+            </w:r>
+          </w:p>
+        </w:tc>
+        <w:tc>
+          <w:tcPr>
+            <w:tcW w:w="1530" w:type="dxa"/>
+            <w:gridSpan w:val="2"/>
+            <w:tcBorders>
+              <w:top w:val="single" w:sz="8" w:space="0" w:color="auto"/>
+              <w:left w:val="nil"/>
+              <w:bottom w:val="single" w:sz="8" w:space="0" w:color="auto"/>
+              <w:right w:val="single" w:sz="8" w:space="0" w:color="auto"/>
+            </w:tcBorders>
+            <w:shd w:val="clear" w:color="auto" w:fill="FFFFFF" w:themeFill="background1"/>
+            <w:tcMar>
+              <w:left w:w="108" w:type="dxa"/>
+              <w:right w:w="108" w:type="dxa"/>
+            </w:tcMar>
+            <w:vAlign w:val="center"/>
+          </w:tcPr>
+          <w:p>
+            <w:pPr>
+              <w:jc w:val="center"/>
+              <w:rPr>
+                <w:rFonts w:ascii="Times New Roman" w:eastAsiaTheme="minorEastAsia" w:hAnsi="Times New Roman" w:cstheme="minorBidi"/>
+                <w:color w:val="000000" w:themeColor="text1"/>
+                <w:sz w:val="14"/>
+                <w:szCs w:val="14"/>
+              </w:rPr>
+            </w:pPr>
+            <w:r>
+              <w:rPr>
+                <w:rFonts w:ascii="Times New Roman" w:eastAsiaTheme="minorEastAsia" w:hAnsi="Times New Roman" w:cstheme="minorBidi"/>
+                <w:color w:val="000000" w:themeColor="text1"/>
+                <w:sz w:val="14"/>
+                <w:szCs w:val="14"/>
+              </w:rPr>
+              <w:t>Date of Testing</w:t>
+            </w:r>
+          </w:p>
+        </w:tc>
+        <w:tc>
+          <w:tcPr>
+            <w:tcW w:w="1350" w:type="dxa"/>
+            <w:gridSpan w:val="2"/>
+            <w:tcBorders>
+              <w:top w:val="single" w:sz="8" w:space="0" w:color="auto"/>
+              <w:left w:val="single" w:sz="8" w:space="0" w:color="auto"/>
+              <w:bottom w:val="single" w:sz="8" w:space="0" w:color="auto"/>
+              <w:right w:val="single" w:sz="8" w:space="0" w:color="auto"/>
+            </w:tcBorders>
+            <w:shd w:val="clear" w:color="auto" w:fill="FFFFFF" w:themeFill="background1"/>
+            <w:tcMar>
+              <w:left w:w="108" w:type="dxa"/>
+              <w:right w:w="108" w:type="dxa"/>
+            </w:tcMar>
+            <w:vAlign w:val="center"/>
+          </w:tcPr>
+          <w:p>
+            <w:pPr>
+              <w:jc w:val="center"/>
+              <w:rPr>
+                <w:rFonts w:ascii="Times New Roman" w:hAnsi="Times New Roman"/>
+                <w:color w:val="000000" w:themeColor="text1"/>
+                <w:sz w:val="14"/>
+                <w:szCs w:val="14"/>
+              </w:rPr>
+            </w:pPr>
+            <w:r>
+              <w:rPr>
+                <w:rFonts w:ascii="Times New Roman" w:hAnsi="Times New Roman"/>
+                <w:color w:val="000000" w:themeColor="text1"/>
+                <w:sz w:val="14"/>
+                <w:szCs w:val="14"/>
+              </w:rPr>
+              <w:t>{{ obs_sett_dur }}</w:t>
+            </w:r>
+          </w:p>
+        </w:tc>
+        <w:tc>
+          <w:tcPr>
+            <w:tcW w:w="1350" w:type="dxa"/>
+            <w:gridSpan w:val="2"/>
+            <w:tcBorders>
+              <w:top w:val="single" w:sz="8" w:space="0" w:color="auto"/>
+              <w:left w:val="nil"/>
+              <w:bottom w:val="single" w:sz="8" w:space="0" w:color="auto"/>
+              <w:right w:val="single" w:sz="8" w:space="0" w:color="auto"/>
+            </w:tcBorders>
+            <w:shd w:val="clear" w:color="auto" w:fill="FFFFFF" w:themeFill="background1"/>
+            <w:tcMar>
+              <w:left w:w="108" w:type="dxa"/>
+              <w:right w:w="108" w:type="dxa"/>
+            </w:tcMar>
+            <w:vAlign w:val="center"/>
+          </w:tcPr>
+          <w:p>
+            <w:pPr>
+              <w:jc w:val="center"/>
+              <w:rPr>
+                <w:rFonts w:ascii="Times New Roman" w:hAnsi="Times New Roman"/>
+                <w:color w:val="000000" w:themeColor="text1"/>
+                <w:sz w:val="14"/>
+                <w:szCs w:val="14"/>
+              </w:rPr>
+            </w:pPr>
+            <w:r>
+              <w:rPr>
+                <w:rFonts w:ascii="Times New Roman" w:hAnsi="Times New Roman"/>
+                <w:color w:val="000000" w:themeColor="text1"/>
+                <w:sz w:val="14"/>
+                <w:szCs w:val="14"/>
+              </w:rPr>
+              <w:t>{{ etx_sett_dur }}</w:t>
+            </w:r>
+          </w:p>
+        </w:tc>
+        <w:tc>
+          <w:tcPr>
+            <w:tcW w:w="1260" w:type="dxa"/>
+            <w:tcBorders>
+              <w:top w:val="single" w:sz="8" w:space="0" w:color="auto"/>
+              <w:left w:val="single" w:sz="8" w:space="0" w:color="auto"/>
+              <w:bottom w:val="single" w:sz="8" w:space="0" w:color="auto"/>
+              <w:right w:val="single" w:sz="8" w:space="0" w:color="auto"/>
+            </w:tcBorders>
+            <w:shd w:val="clear" w:color="auto" w:fill="FFFFFF" w:themeFill="background1"/>
+            <w:tcMar>
+              <w:left w:w="108" w:type="dxa"/>
+              <w:right w:w="108" w:type="dxa"/>
+            </w:tcMar>
+            <w:vAlign w:val="center"/>
+          </w:tcPr>
+          <w:p>
+            <w:pPr>
+              <w:jc w:val="center"/>
+              <w:rPr>
+                <w:rFonts w:ascii="Times New Roman" w:hAnsi="Times New Roman"/>
+                <w:color w:val="000000" w:themeColor="text1"/>
+                <w:sz w:val="14"/>
+                <w:szCs w:val="14"/>
+              </w:rPr>
+            </w:pPr>
+            <w:r>
+              <w:rPr>
+                <w:rFonts w:ascii="Times New Roman" w:hAnsi="Times New Roman"/>
+                <w:color w:val="000000" w:themeColor="text1"/>
+                <w:sz w:val="14"/>
+                <w:szCs w:val="14"/>
+              </w:rPr>
+              <w:t>{{ id_sett_dur }}</w:t>
+            </w:r>
+          </w:p>
+        </w:tc>
+        <w:tc>
+          <w:tcPr>
+            <w:tcW w:w="615" w:type="dxa"/>
+            <w:tcBorders>
+              <w:top w:val="single" w:sz="8" w:space="0" w:color="auto"/>
+              <w:left w:val="single" w:sz="8" w:space="0" w:color="auto"/>
+              <w:bottom w:val="single" w:sz="8" w:space="0" w:color="auto"/>
+              <w:right w:val="single" w:sz="8" w:space="0" w:color="auto"/>
+            </w:tcBorders>
+            <w:shd w:val="clear" w:color="auto" w:fill="FFFFFF" w:themeFill="background1"/>
+            <w:tcMar>
+              <w:left w:w="108" w:type="dxa"/>
+              <w:right w:w="108" w:type="dxa"/>
+            </w:tcMar>
+            <w:vAlign w:val="center"/>
+          </w:tcPr>
+          <w:p>
+            <w:pPr>
+              <w:jc w:val="center"/>
+              <w:rPr>
+                <w:rFonts w:ascii="Times New Roman" w:eastAsiaTheme="minorEastAsia" w:hAnsi="Times New Roman" w:cstheme="minorBidi"/>
+                <w:color w:val="000000" w:themeColor="text1"/>
+                <w:sz w:val="14"/>
+                <w:szCs w:val="14"/>
+              </w:rPr>
+            </w:pPr>
+            <w:r>
+              <w:rPr>
+                <w:rFonts w:ascii="Times New Roman" w:eastAsiaTheme="minorEastAsia" w:hAnsi="Times New Roman" w:cstheme="minorBidi"/>
+                <w:color w:val="000000" w:themeColor="text1"/>
+                <w:sz w:val="14"/>
+                <w:szCs w:val="14"/>
+              </w:rPr>
+              <w:t>None</w:t>
+            </w:r>
+          </w:p>
+        </w:tc>
+      </w:tr>
+      <w:tr>
+        <w:trPr>
+          <w:trHeight w:val="644"/>
+        </w:trPr>
+        <w:tc>
+          <w:tcPr>
+            <w:tcW w:w="9785" w:type="dxa"/>
+            <w:gridSpan w:val="14"/>
+            <w:tcBorders>
+              <w:top w:val="single" w:sz="8" w:space="0" w:color="auto"/>
+              <w:left w:val="single" w:sz="8" w:space="0" w:color="auto"/>
+              <w:bottom w:val="single" w:sz="8" w:space="0" w:color="auto"/>
+              <w:right w:val="single" w:sz="8" w:space="0" w:color="000000" w:themeColor="text1"/>
+            </w:tcBorders>
+            <w:shd w:val="clear" w:color="auto" w:fill="D9D9D9" w:themeFill="background1" w:themeFillShade="D9"/>
+            <w:vAlign w:val="center"/>
+          </w:tcPr>
+          <w:p>
+            <w:pPr>
+              <w:jc w:val="center"/>
+              <w:rPr>
+                <w:b/>
+                <w:bCs/>
+              </w:rPr>
+            </w:pPr>
+            <w:r>
+              <w:rPr>
+                <w:rFonts w:ascii="Times New Roman" w:hAnsi="Times New Roman"/>
+                <w:b/>
+                <w:bCs/>
+                <w:color w:val="000000" w:themeColor="text1"/>
+                <w:sz w:val="14"/>
+                <w:szCs w:val="14"/>
+              </w:rPr>
+              <w:t xml:space="preserve">Weekly Active Air Sampling Bracketing – Cleanroom </w:t>
+            </w:r>
+            <w:r>
+              <w:rPr>
+                <w:rFonts w:ascii="Times New Roman" w:hAnsi="Times New Roman"/>
+                <w:b/>
+                <w:bCs/>
+                <w:color w:val="000000" w:themeColor="text1"/>
+                <w:sz w:val="14"/>
+                <w:szCs w:val="14"/>
+              </w:rPr>
+              <w:t>{{ cr_suit }}</w:t>
+            </w:r>
+            <w:r>
+              <w:rPr>
+                <w:rFonts w:ascii="Times New Roman" w:hAnsi="Times New Roman"/>
+                <w:b/>
+                <w:bCs/>
+                <w:color w:val="000000" w:themeColor="text1"/>
+                <w:sz w:val="14"/>
+                <w:szCs w:val="14"/>
+              </w:rPr>
+              <w:t xml:space="preserve"> – CR</w:t>
+            </w:r>
+            <w:r>
+              <w:rPr>
+                <w:rFonts w:ascii="Times New Roman" w:hAnsi="Times New Roman"/>
+                <w:b/>
+                <w:bCs/>
+                <w:color w:val="000000" w:themeColor="text1"/>
+                <w:sz w:val="14"/>
+                <w:szCs w:val="14"/>
+              </w:rPr>
+              <w:t>{{ cr_id }}</w:t>
+            </w:r>
+          </w:p>
+        </w:tc>
+      </w:tr>
+      <w:tr>
+        <w:trPr>
+          <w:trHeight w:val="644"/>
+        </w:trPr>
+        <w:tc>
+          <w:tcPr>
+            <w:tcW w:w="1223" w:type="dxa"/>
+            <w:tcBorders>
+              <w:top w:val="single" w:sz="8" w:space="0" w:color="auto"/>
+              <w:left w:val="single" w:sz="8" w:space="0" w:color="auto"/>
+              <w:bottom w:val="single" w:sz="8" w:space="0" w:color="auto"/>
+              <w:right w:val="single" w:sz="8" w:space="0" w:color="000000" w:themeColor="text1"/>
+            </w:tcBorders>
+            <w:shd w:val="clear" w:color="auto" w:fill="EEECE1" w:themeFill="background2"/>
+            <w:vAlign w:val="center"/>
+          </w:tcPr>
+          <w:p>
+            <w:pPr>
+              <w:jc w:val="center"/>
+            </w:pPr>
+            <w:r>
+              <w:rPr>
+                <w:rFonts w:ascii="Times New Roman" w:hAnsi="Times New Roman"/>
+                <w:color w:val="000000" w:themeColor="text1"/>
+                <w:sz w:val="12"/>
+                <w:szCs w:val="12"/>
+              </w:rPr>
+              <w:t>Environmental Monitoring (EM) Sampling Site</w:t>
+            </w:r>
+          </w:p>
+        </w:tc>
+        <w:tc>
+          <w:tcPr>
+            <w:tcW w:w="837" w:type="dxa"/>
+            <w:gridSpan w:val="2"/>
+            <w:tcBorders>
+              <w:top w:val="nil"/>
+              <w:left w:val="nil"/>
+              <w:bottom w:val="single" w:sz="8" w:space="0" w:color="auto"/>
+              <w:right w:val="single" w:sz="8" w:space="0" w:color="auto"/>
+            </w:tcBorders>
+            <w:shd w:val="clear" w:color="auto" w:fill="EEECE1" w:themeFill="background2"/>
+            <w:vAlign w:val="center"/>
+          </w:tcPr>
+          <w:p>
+            <w:pPr>
+              <w:jc w:val="center"/>
+            </w:pPr>
+            <w:r>
+              <w:rPr>
+                <w:rFonts w:ascii="Times New Roman" w:hAnsi="Times New Roman"/>
+                <w:color w:val="000000" w:themeColor="text1"/>
+                <w:sz w:val="12"/>
+                <w:szCs w:val="12"/>
+              </w:rPr>
+              <w:t>Frequency</w:t>
+            </w:r>
+          </w:p>
+        </w:tc>
+        <w:tc>
+          <w:tcPr>
+            <w:tcW w:w="1609" w:type="dxa"/>
+            <w:gridSpan w:val="2"/>
+            <w:tcBorders>
+              <w:top w:val="nil"/>
+              <w:left w:val="single" w:sz="8" w:space="0" w:color="auto"/>
+              <w:bottom w:val="single" w:sz="8" w:space="0" w:color="auto"/>
+              <w:right w:val="single" w:sz="8" w:space="0" w:color="auto"/>
+            </w:tcBorders>
+            <w:shd w:val="clear" w:color="auto" w:fill="EEECE1" w:themeFill="background2"/>
+            <w:vAlign w:val="center"/>
+          </w:tcPr>
+          <w:p>
+            <w:pPr>
+              <w:jc w:val="center"/>
+            </w:pPr>
+            <w:r>
+              <w:rPr>
+                <w:rFonts w:ascii="Times New Roman" w:hAnsi="Times New Roman"/>
+                <w:color w:val="000000" w:themeColor="text1"/>
+                <w:sz w:val="12"/>
+                <w:szCs w:val="12"/>
+              </w:rPr>
+              <w:t>Date</w:t>
+            </w:r>
+          </w:p>
+          <w:p>
+            <w:pPr>
+              <w:jc w:val="center"/>
+            </w:pPr>
+            <w:r>
+              <w:rPr>
+                <w:rFonts w:ascii="Times New Roman" w:hAnsi="Times New Roman"/>
+                <w:color w:val="000000" w:themeColor="text1"/>
+                <w:sz w:val="12"/>
+                <w:szCs w:val="12"/>
+              </w:rPr>
+              <w:t>(DDMMM</w:t>
+            </w:r>
+          </w:p>
+          <w:p>
+            <w:pPr>
+              <w:jc w:val="center"/>
+            </w:pPr>
+            <w:r>
+              <w:rPr>
+                <w:rFonts w:ascii="Times New Roman" w:hAnsi="Times New Roman"/>
+                <w:color w:val="000000" w:themeColor="text1"/>
+                <w:sz w:val="12"/>
+                <w:szCs w:val="12"/>
+              </w:rPr>
+              <w:t>YYYY)</w:t>
+            </w:r>
+          </w:p>
+        </w:tc>
+        <w:tc>
+          <w:tcPr>
+            <w:tcW w:w="731" w:type="dxa"/>
+            <w:gridSpan w:val="2"/>
+            <w:tcBorders>
+              <w:top w:val="nil"/>
+              <w:left w:val="single" w:sz="8" w:space="0" w:color="auto"/>
+              <w:bottom w:val="single" w:sz="8" w:space="0" w:color="auto"/>
+              <w:right w:val="single" w:sz="8" w:space="0" w:color="auto"/>
+            </w:tcBorders>
+            <w:shd w:val="clear" w:color="auto" w:fill="EEECE1" w:themeFill="background2"/>
+            <w:vAlign w:val="center"/>
+          </w:tcPr>
+          <w:p>
+            <w:pPr>
+              <w:jc w:val="center"/>
+            </w:pPr>
+            <w:r>
+              <w:rPr>
+                <w:rFonts w:ascii="Times New Roman" w:hAnsi="Times New Roman"/>
+                <w:color w:val="000000" w:themeColor="text1"/>
+                <w:sz w:val="12"/>
+                <w:szCs w:val="12"/>
+              </w:rPr>
+              <w:t>Analyst (Initials)</w:t>
+            </w:r>
+          </w:p>
+        </w:tc>
+        <w:tc>
+          <w:tcPr>
+            <w:tcW w:w="2070" w:type="dxa"/>
+            <w:gridSpan w:val="2"/>
+            <w:tcBorders>
+              <w:top w:val="nil"/>
+              <w:left w:val="single" w:sz="8" w:space="0" w:color="auto"/>
+              <w:bottom w:val="single" w:sz="8" w:space="0" w:color="auto"/>
+              <w:right w:val="single" w:sz="8" w:space="0" w:color="auto"/>
+            </w:tcBorders>
+            <w:shd w:val="clear" w:color="auto" w:fill="EEECE1" w:themeFill="background2"/>
+            <w:vAlign w:val="center"/>
+          </w:tcPr>
+          <w:p>
+            <w:pPr>
+              <w:jc w:val="center"/>
+            </w:pPr>
+            <w:r>
+              <w:rPr>
+                <w:rFonts w:ascii="Times New Roman" w:hAnsi="Times New Roman"/>
+                <w:color w:val="000000" w:themeColor="text1"/>
+                <w:sz w:val="12"/>
+                <w:szCs w:val="12"/>
+              </w:rPr>
+              <w:t>Observation</w:t>
+            </w:r>
+          </w:p>
+        </w:tc>
+        <w:tc>
+          <w:tcPr>
+            <w:tcW w:w="1350" w:type="dxa"/>
+            <w:gridSpan w:val="2"/>
+            <w:tcBorders>
+              <w:top w:val="nil"/>
+              <w:left w:val="single" w:sz="8" w:space="0" w:color="auto"/>
+              <w:bottom w:val="single" w:sz="8" w:space="0" w:color="auto"/>
+              <w:right w:val="single" w:sz="8" w:space="0" w:color="auto"/>
+            </w:tcBorders>
+            <w:shd w:val="clear" w:color="auto" w:fill="EEECE1" w:themeFill="background2"/>
+            <w:vAlign w:val="center"/>
+          </w:tcPr>
+          <w:p>
+            <w:pPr>
+              <w:jc w:val="center"/>
+            </w:pPr>
+            <w:r>
+              <w:rPr>
+                <w:rFonts w:ascii="Times New Roman" w:hAnsi="Times New Roman"/>
+                <w:color w:val="000000" w:themeColor="text1"/>
+                <w:sz w:val="12"/>
+                <w:szCs w:val="12"/>
+              </w:rPr>
+              <w:t>Environmental Monitoring Plate ETX ID</w:t>
+            </w:r>
+          </w:p>
+        </w:tc>
+        <w:tc>
+          <w:tcPr>
+            <w:tcW w:w="1350" w:type="dxa"/>
+            <w:gridSpan w:val="2"/>
+            <w:tcBorders>
+              <w:top w:val="nil"/>
+              <w:left w:val="single" w:sz="8" w:space="0" w:color="auto"/>
+              <w:bottom w:val="single" w:sz="8" w:space="0" w:color="auto"/>
+              <w:right w:val="single" w:sz="8" w:space="0" w:color="auto"/>
+            </w:tcBorders>
+            <w:shd w:val="clear" w:color="auto" w:fill="EEECE1" w:themeFill="background2"/>
+            <w:vAlign w:val="center"/>
+          </w:tcPr>
+          <w:p>
+            <w:pPr>
+              <w:jc w:val="center"/>
+            </w:pPr>
+            <w:r>
+              <w:rPr>
+                <w:rFonts w:ascii="Times New Roman" w:hAnsi="Times New Roman"/>
+                <w:color w:val="000000" w:themeColor="text1"/>
+                <w:sz w:val="12"/>
+                <w:szCs w:val="12"/>
+              </w:rPr>
+              <w:t>Microbial ID</w:t>
+            </w:r>
+          </w:p>
+        </w:tc>
+        <w:tc>
+          <w:tcPr>
+            <w:tcW w:w="615" w:type="dxa"/>
+            <w:tcBorders>
+              <w:top w:val="nil"/>
+              <w:left w:val="nil"/>
+              <w:bottom w:val="single" w:sz="8" w:space="0" w:color="auto"/>
+              <w:right w:val="single" w:sz="8" w:space="0" w:color="000000" w:themeColor="text1"/>
+            </w:tcBorders>
+            <w:shd w:val="clear" w:color="auto" w:fill="EEECE1" w:themeFill="background2"/>
+            <w:vAlign w:val="center"/>
+          </w:tcPr>
+          <w:p>
+            <w:pPr>
+              <w:jc w:val="center"/>
+            </w:pPr>
+            <w:r>
+              <w:rPr>
+                <w:rFonts w:ascii="Times New Roman" w:hAnsi="Times New Roman"/>
+                <w:color w:val="000000" w:themeColor="text1"/>
+                <w:sz w:val="12"/>
+                <w:szCs w:val="12"/>
+              </w:rPr>
+              <w:t>Notes</w:t>
+            </w:r>
+          </w:p>
+        </w:tc>
+      </w:tr>
+      <w:tr>
+        <w:trPr>
+          <w:trHeight w:val="644"/>
+        </w:trPr>
+        <w:tc>
+          <w:tcPr>
+            <w:tcW w:w="1223" w:type="dxa"/>
+            <w:tcBorders>
+              <w:top w:val="single" w:sz="8" w:space="0" w:color="auto"/>
+              <w:left w:val="single" w:sz="8" w:space="0" w:color="auto"/>
+              <w:bottom w:val="single" w:sz="8" w:space="0" w:color="auto"/>
+              <w:right w:val="single" w:sz="8" w:space="0" w:color="auto"/>
+            </w:tcBorders>
+            <w:vAlign w:val="center"/>
+          </w:tcPr>
+          <w:p>
+            <w:pPr>
+              <w:jc w:val="center"/>
+            </w:pPr>
+            <w:r>
+              <w:rPr>
+                <w:rFonts w:ascii="Times New Roman" w:hAnsi="Times New Roman"/>
+                <w:color w:val="000000" w:themeColor="text1"/>
+                <w:sz w:val="14"/>
+                <w:szCs w:val="14"/>
+              </w:rPr>
+              <w:t>Active Air Sampling of Cleanrooms</w:t>
+            </w:r>
+          </w:p>
+        </w:tc>
+        <w:tc>
+          <w:tcPr>
+            <w:tcW w:w="837" w:type="dxa"/>
+            <w:gridSpan w:val="2"/>
+            <w:tcBorders>
+              <w:top w:val="single" w:sz="8" w:space="0" w:color="auto"/>
+              <w:left w:val="nil"/>
+              <w:bottom w:val="single" w:sz="8" w:space="0" w:color="auto"/>
+              <w:right w:val="single" w:sz="8" w:space="0" w:color="auto"/>
+            </w:tcBorders>
+            <w:vAlign w:val="center"/>
+          </w:tcPr>
+          <w:p>
+            <w:pPr>
+              <w:jc w:val="center"/>
+              <w:rPr>
+                <w:rFonts w:ascii="Times New Roman" w:hAnsi="Times New Roman"/>
+                <w:color w:val="000000" w:themeColor="text1"/>
+                <w:sz w:val="14"/>
+                <w:szCs w:val="14"/>
+              </w:rPr>
+            </w:pPr>
+            <w:r>
+              <w:rPr>
+                <w:rFonts w:ascii="Times New Roman" w:hAnsi="Times New Roman"/>
+                <w:color w:val="000000" w:themeColor="text1"/>
+                <w:sz w:val="14"/>
+                <w:szCs w:val="14"/>
+              </w:rPr>
+              <w:t>Weekly</w:t>
+            </w:r>
+          </w:p>
+        </w:tc>
+        <w:tc>
+          <w:tcPr>
+            <w:tcW w:w="1609" w:type="dxa"/>
+            <w:gridSpan w:val="2"/>
+            <w:tcBorders>
+              <w:top w:val="single" w:sz="8" w:space="0" w:color="auto"/>
+              <w:left w:val="single" w:sz="8" w:space="0" w:color="auto"/>
+              <w:bottom w:val="single" w:sz="8" w:space="0" w:color="auto"/>
+              <w:right w:val="single" w:sz="8" w:space="0" w:color="auto"/>
+            </w:tcBorders>
+            <w:vAlign w:val="center"/>
+          </w:tcPr>
+          <w:p>
+            <w:pPr>
+              <w:jc w:val="center"/>
+              <w:rPr>
+                <w:rFonts w:ascii="Times New Roman" w:hAnsi="Times New Roman"/>
+                <w:color w:val="000000" w:themeColor="text1"/>
+                <w:sz w:val="14"/>
+                <w:szCs w:val="14"/>
+              </w:rPr>
+            </w:pPr>
+            <w:r>
+              <w:rPr>
+                <w:rFonts w:ascii="Times New Roman" w:hAnsi="Times New Roman"/>
+                <w:color w:val="000000" w:themeColor="text1"/>
+                <w:sz w:val="14"/>
+                <w:szCs w:val="14"/>
+              </w:rPr>
+              <w:t>{{ date_of_weekly }}</w:t>
+            </w:r>
+          </w:p>
+        </w:tc>
+        <w:tc>
+          <w:tcPr>
+            <w:tcW w:w="731" w:type="dxa"/>
+            <w:gridSpan w:val="2"/>
+            <w:tcBorders>
+              <w:top w:val="single" w:sz="8" w:space="0" w:color="auto"/>
+              <w:left w:val="single" w:sz="8" w:space="0" w:color="auto"/>
+              <w:bottom w:val="single" w:sz="8" w:space="0" w:color="auto"/>
+              <w:right w:val="single" w:sz="8" w:space="0" w:color="auto"/>
+            </w:tcBorders>
+            <w:vAlign w:val="center"/>
+          </w:tcPr>
+          <w:p>
+            <w:pPr>
+              <w:jc w:val="center"/>
+              <w:rPr>
+                <w:rFonts w:ascii="Times New Roman" w:hAnsi="Times New Roman"/>
+                <w:color w:val="000000" w:themeColor="text1"/>
+                <w:sz w:val="14"/>
+                <w:szCs w:val="14"/>
+              </w:rPr>
+            </w:pPr>
+            <w:r>
+              <w:rPr>
+                <w:rFonts w:ascii="Times New Roman" w:hAnsi="Times New Roman"/>
+                <w:color w:val="000000" w:themeColor="text1"/>
+                <w:sz w:val="14"/>
+                <w:szCs w:val="14"/>
+              </w:rPr>
+              <w:t>{{ weekly_initial }}</w:t>
+            </w:r>
+          </w:p>
+        </w:tc>
+        <w:tc>
+          <w:tcPr>
+            <w:tcW w:w="2070" w:type="dxa"/>
+            <w:gridSpan w:val="2"/>
+            <w:tcBorders>
+              <w:top w:val="single" w:sz="8" w:space="0" w:color="auto"/>
+              <w:left w:val="single" w:sz="8" w:space="0" w:color="auto"/>
+              <w:bottom w:val="single" w:sz="8" w:space="0" w:color="auto"/>
+              <w:right w:val="single" w:sz="8" w:space="0" w:color="auto"/>
+            </w:tcBorders>
+            <w:vAlign w:val="center"/>
+          </w:tcPr>
+          <w:p>
+            <w:pPr>
+              <w:jc w:val="center"/>
+              <w:rPr>
+                <w:rFonts w:ascii="Times New Roman" w:hAnsi="Times New Roman"/>
+                <w:color w:val="000000" w:themeColor="text1"/>
+                <w:sz w:val="14"/>
+                <w:szCs w:val="14"/>
+              </w:rPr>
+            </w:pPr>
+            <w:r>
+              <w:rPr>
+                <w:rFonts w:ascii="Times New Roman" w:hAnsi="Times New Roman"/>
+                <w:color w:val="000000" w:themeColor="text1"/>
+                <w:sz w:val="14"/>
+                <w:szCs w:val="14"/>
+              </w:rPr>
+              <w:t>{{ obs_air_wk_of }}</w:t>
+            </w:r>
+          </w:p>
+        </w:tc>
+        <w:tc>
+          <w:tcPr>
+            <w:tcW w:w="1350" w:type="dxa"/>
+            <w:gridSpan w:val="2"/>
+            <w:tcBorders>
+              <w:top w:val="single" w:sz="8" w:space="0" w:color="auto"/>
+              <w:left w:val="single" w:sz="8" w:space="0" w:color="auto"/>
+              <w:bottom w:val="single" w:sz="8" w:space="0" w:color="auto"/>
+              <w:right w:val="single" w:sz="8" w:space="0" w:color="auto"/>
+            </w:tcBorders>
+            <w:vAlign w:val="center"/>
+          </w:tcPr>
+          <w:p>
+            <w:pPr>
+              <w:jc w:val="center"/>
+              <w:rPr>
+                <w:rFonts w:ascii="Times New Roman" w:hAnsi="Times New Roman"/>
+                <w:color w:val="000000" w:themeColor="text1"/>
+                <w:sz w:val="14"/>
+                <w:szCs w:val="14"/>
+              </w:rPr>
+            </w:pPr>
+            <w:r>
+              <w:rPr>
+                <w:rFonts w:ascii="Times New Roman" w:hAnsi="Times New Roman"/>
+                <w:color w:val="000000" w:themeColor="text1"/>
+                <w:sz w:val="14"/>
+                <w:szCs w:val="14"/>
+              </w:rPr>
+              <w:t>{{ etx_air_wk_of }}</w:t>
+            </w:r>
+          </w:p>
+        </w:tc>
+        <w:tc>
+          <w:tcPr>
+            <w:tcW w:w="1350" w:type="dxa"/>
+            <w:gridSpan w:val="2"/>
+            <w:tcBorders>
+              <w:top w:val="single" w:sz="8" w:space="0" w:color="auto"/>
+              <w:left w:val="single" w:sz="8" w:space="0" w:color="auto"/>
+              <w:bottom w:val="single" w:sz="8" w:space="0" w:color="auto"/>
+              <w:right w:val="single" w:sz="8" w:space="0" w:color="auto"/>
+            </w:tcBorders>
+            <w:vAlign w:val="center"/>
+          </w:tcPr>
+          <w:p>
+            <w:pPr>
+              <w:jc w:val="center"/>
+              <w:rPr>
+                <w:rFonts w:ascii="Times New Roman" w:hAnsi="Times New Roman"/>
+                <w:color w:val="000000" w:themeColor="text1"/>
+                <w:sz w:val="14"/>
+                <w:szCs w:val="14"/>
+              </w:rPr>
+            </w:pPr>
+            <w:r>
+              <w:rPr>
+                <w:rFonts w:ascii="Times New Roman" w:hAnsi="Times New Roman"/>
+                <w:color w:val="000000" w:themeColor="text1"/>
+                <w:sz w:val="14"/>
+                <w:szCs w:val="14"/>
+              </w:rPr>
+              <w:t>{{ id_air_wk_of }}</w:t>
+            </w:r>
+          </w:p>
+        </w:tc>
+        <w:tc>
+          <w:tcPr>
+            <w:tcW w:w="615" w:type="dxa"/>
+            <w:tcBorders>
+              <w:top w:val="single" w:sz="8" w:space="0" w:color="auto"/>
+              <w:left w:val="nil"/>
+              <w:bottom w:val="single" w:sz="8" w:space="0" w:color="auto"/>
+              <w:right w:val="single" w:sz="8" w:space="0" w:color="auto"/>
+            </w:tcBorders>
+            <w:vAlign w:val="center"/>
+          </w:tcPr>
+          <w:p>
+            <w:pPr>
+              <w:jc w:val="center"/>
+              <w:rPr>
+                <w:rFonts w:ascii="Times New Roman" w:hAnsi="Times New Roman"/>
+                <w:color w:val="000000" w:themeColor="text1"/>
+                <w:sz w:val="14"/>
+                <w:szCs w:val="14"/>
+              </w:rPr>
+            </w:pPr>
+            <w:r>
+              <w:rPr>
+                <w:rFonts w:ascii="Times New Roman" w:hAnsi="Times New Roman"/>
+                <w:color w:val="000000" w:themeColor="text1"/>
+                <w:sz w:val="14"/>
+                <w:szCs w:val="14"/>
+              </w:rPr>
+              <w:t>None</w:t>
+            </w:r>
+          </w:p>
+        </w:tc>
+      </w:tr>
+      <w:tr>
+        <w:trPr>
+          <w:trHeight w:val="644"/>
+        </w:trPr>
+        <w:tc>
+          <w:tcPr>
+            <w:tcW w:w="9785" w:type="dxa"/>
+            <w:gridSpan w:val="14"/>
+            <w:tcBorders>
+              <w:top w:val="single" w:sz="8" w:space="0" w:color="auto"/>
+              <w:left w:val="single" w:sz="8" w:space="0" w:color="auto"/>
+              <w:bottom w:val="single" w:sz="8" w:space="0" w:color="auto"/>
+              <w:right w:val="single" w:sz="8" w:space="0" w:color="000000" w:themeColor="text1"/>
+            </w:tcBorders>
+            <w:shd w:val="clear" w:color="auto" w:fill="D9D9D9" w:themeFill="background1" w:themeFillShade="D9"/>
+            <w:vAlign w:val="center"/>
+          </w:tcPr>
+          <w:p>
+            <w:pPr>
+              <w:jc w:val="center"/>
+              <w:rPr>
+                <w:b/>
+                <w:bCs/>
+              </w:rPr>
+            </w:pPr>
+            <w:r>
+              <w:rPr>
+                <w:rFonts w:ascii="Times New Roman" w:hAnsi="Times New Roman"/>
+                <w:b/>
+                <w:bCs/>
+                <w:color w:val="000000" w:themeColor="text1"/>
+                <w:sz w:val="14"/>
+                <w:szCs w:val="14"/>
+              </w:rPr>
+              <w:t xml:space="preserve">Surface Sampling of Anteroom and Cleanroom Bracketing - Cleanroom </w:t>
+            </w:r>
+            <w:r>
+              <w:rPr>
+                <w:rFonts w:ascii="Times New Roman" w:hAnsi="Times New Roman"/>
+                <w:b/>
+                <w:bCs/>
+                <w:color w:val="000000" w:themeColor="text1"/>
+                <w:sz w:val="14"/>
+                <w:szCs w:val="14"/>
+              </w:rPr>
+              <w:t>{{ cr_suit }}</w:t>
+            </w:r>
+            <w:r>
+              <w:rPr>
+                <w:rFonts w:ascii="Times New Roman" w:hAnsi="Times New Roman"/>
+                <w:b/>
+                <w:bCs/>
+                <w:color w:val="000000" w:themeColor="text1"/>
+                <w:sz w:val="14"/>
+                <w:szCs w:val="14"/>
+              </w:rPr>
+              <w:t xml:space="preserve"> – CR</w:t>
+            </w:r>
+            <w:r>
+              <w:rPr>
+                <w:rFonts w:ascii="Times New Roman" w:hAnsi="Times New Roman"/>
+                <w:b/>
+                <w:bCs/>
+                <w:color w:val="000000" w:themeColor="text1"/>
+                <w:sz w:val="14"/>
+                <w:szCs w:val="14"/>
+              </w:rPr>
+              <w:t>{{ cr_id }}</w:t>
+            </w:r>
+          </w:p>
+        </w:tc>
+      </w:tr>
+      <w:tr>
+        <w:trPr>
+          <w:trHeight w:val="644"/>
+        </w:trPr>
+        <w:tc>
+          <w:tcPr>
+            <w:tcW w:w="1223" w:type="dxa"/>
+            <w:tcBorders>
+              <w:top w:val="single" w:sz="8" w:space="0" w:color="auto"/>
+              <w:left w:val="single" w:sz="8" w:space="0" w:color="auto"/>
+              <w:bottom w:val="single" w:sz="8" w:space="0" w:color="auto"/>
+              <w:right w:val="single" w:sz="8" w:space="0" w:color="000000" w:themeColor="text1"/>
+            </w:tcBorders>
+            <w:vAlign w:val="center"/>
+          </w:tcPr>
+          <w:p>
+            <w:pPr>
+              <w:jc w:val="center"/>
+              <w:rPr>
+                <w:rFonts w:ascii="Times New Roman" w:hAnsi="Times New Roman"/>
+                <w:color w:val="000000" w:themeColor="text1"/>
+                <w:sz w:val="14"/>
+                <w:szCs w:val="14"/>
+              </w:rPr>
+            </w:pPr>
+            <w:r>
+              <w:rPr>
+                <w:rFonts w:ascii="Times New Roman" w:hAnsi="Times New Roman"/>
+                <w:color w:val="000000" w:themeColor="text1"/>
+                <w:sz w:val="14"/>
+                <w:szCs w:val="14"/>
+              </w:rPr>
+              <w:t>Surface Sampling of Cleanrooms</w:t>
+            </w:r>
+          </w:p>
+        </w:tc>
+        <w:tc>
+          <w:tcPr>
+            <w:tcW w:w="837" w:type="dxa"/>
+            <w:gridSpan w:val="2"/>
+            <w:tcBorders>
+              <w:top w:val="nil"/>
+              <w:left w:val="nil"/>
+              <w:bottom w:val="single" w:sz="8" w:space="0" w:color="auto"/>
+              <w:right w:val="single" w:sz="8" w:space="0" w:color="auto"/>
+            </w:tcBorders>
+            <w:vAlign w:val="center"/>
+          </w:tcPr>
+          <w:p>
+            <w:pPr>
+              <w:jc w:val="center"/>
+              <w:rPr>
+                <w:rFonts w:ascii="Times New Roman" w:hAnsi="Times New Roman"/>
+                <w:color w:val="000000" w:themeColor="text1"/>
+                <w:sz w:val="14"/>
+                <w:szCs w:val="14"/>
+              </w:rPr>
+            </w:pPr>
+            <w:r>
+              <w:rPr>
+                <w:rFonts w:ascii="Times New Roman" w:hAnsi="Times New Roman"/>
+                <w:color w:val="000000" w:themeColor="text1"/>
+                <w:sz w:val="14"/>
+                <w:szCs w:val="14"/>
+              </w:rPr>
+              <w:t>Weekly</w:t>
+            </w:r>
+          </w:p>
+        </w:tc>
+        <w:tc>
+          <w:tcPr>
+            <w:tcW w:w="1609" w:type="dxa"/>
+            <w:gridSpan w:val="2"/>
+            <w:tcBorders>
+              <w:top w:val="nil"/>
+              <w:left w:val="single" w:sz="8" w:space="0" w:color="auto"/>
+              <w:bottom w:val="single" w:sz="8" w:space="0" w:color="auto"/>
+              <w:right w:val="single" w:sz="8" w:space="0" w:color="auto"/>
+            </w:tcBorders>
+            <w:vAlign w:val="center"/>
+          </w:tcPr>
+          <w:p>
+            <w:pPr>
+              <w:jc w:val="center"/>
+              <w:rPr>
+                <w:rFonts w:ascii="Times New Roman" w:hAnsi="Times New Roman"/>
+                <w:color w:val="000000" w:themeColor="text1"/>
+                <w:sz w:val="14"/>
+                <w:szCs w:val="14"/>
+              </w:rPr>
+            </w:pPr>
+            <w:r>
+              <w:rPr>
+                <w:rFonts w:ascii="Times New Roman" w:hAnsi="Times New Roman"/>
+                <w:color w:val="000000" w:themeColor="text1"/>
+                <w:sz w:val="14"/>
+                <w:szCs w:val="14"/>
+              </w:rPr>
+              <w:t>{{ date_of_weekly }}</w:t>
+            </w:r>
+          </w:p>
+        </w:tc>
+        <w:tc>
+          <w:tcPr>
+            <w:tcW w:w="731" w:type="dxa"/>
+            <w:gridSpan w:val="2"/>
+            <w:tcBorders>
+              <w:top w:val="nil"/>
+              <w:left w:val="single" w:sz="8" w:space="0" w:color="auto"/>
+              <w:bottom w:val="single" w:sz="8" w:space="0" w:color="auto"/>
+              <w:right w:val="single" w:sz="8" w:space="0" w:color="auto"/>
+            </w:tcBorders>
+            <w:vAlign w:val="center"/>
+          </w:tcPr>
+          <w:p>
+            <w:pPr>
+              <w:jc w:val="center"/>
+              <w:rPr>
+                <w:rFonts w:ascii="Times New Roman" w:hAnsi="Times New Roman"/>
+                <w:color w:val="000000" w:themeColor="text1"/>
+                <w:sz w:val="14"/>
+                <w:szCs w:val="14"/>
+              </w:rPr>
+            </w:pPr>
+            <w:r>
+              <w:rPr>
+                <w:rFonts w:ascii="Times New Roman" w:hAnsi="Times New Roman"/>
+                <w:color w:val="000000" w:themeColor="text1"/>
+                <w:sz w:val="14"/>
+                <w:szCs w:val="14"/>
+              </w:rPr>
+              <w:t>{{ weekly_initial }}</w:t>
+            </w:r>
+          </w:p>
+        </w:tc>
+        <w:tc>
+          <w:tcPr>
+            <w:tcW w:w="2070" w:type="dxa"/>
+            <w:gridSpan w:val="2"/>
+            <w:tcBorders>
+              <w:top w:val="nil"/>
+              <w:left w:val="single" w:sz="8" w:space="0" w:color="auto"/>
+              <w:bottom w:val="single" w:sz="8" w:space="0" w:color="auto"/>
+              <w:right w:val="single" w:sz="8" w:space="0" w:color="auto"/>
+            </w:tcBorders>
+            <w:vAlign w:val="center"/>
+          </w:tcPr>
+          <w:p>
+            <w:pPr>
+              <w:jc w:val="center"/>
+              <w:rPr>
+                <w:rFonts w:ascii="Times New Roman" w:hAnsi="Times New Roman"/>
+                <w:color w:val="000000" w:themeColor="text1"/>
+                <w:sz w:val="14"/>
+                <w:szCs w:val="14"/>
+              </w:rPr>
+            </w:pPr>
+            <w:r>
+              <w:rPr>
+                <w:rFonts w:ascii="Times New Roman" w:hAnsi="Times New Roman"/>
+                <w:color w:val="000000" w:themeColor="text1"/>
+                <w:sz w:val="14"/>
+                <w:szCs w:val="14"/>
+              </w:rPr>
+              <w:t>{{ obs_room_wk_of }}</w:t>
+            </w:r>
+          </w:p>
+        </w:tc>
+        <w:tc>
+          <w:tcPr>
+            <w:tcW w:w="1350" w:type="dxa"/>
+            <w:gridSpan w:val="2"/>
+            <w:tcBorders>
+              <w:top w:val="nil"/>
+              <w:left w:val="single" w:sz="8" w:space="0" w:color="auto"/>
+              <w:bottom w:val="single" w:sz="8" w:space="0" w:color="auto"/>
+              <w:right w:val="single" w:sz="8" w:space="0" w:color="auto"/>
+            </w:tcBorders>
+            <w:vAlign w:val="center"/>
+          </w:tcPr>
+          <w:p>
+            <w:pPr>
+              <w:jc w:val="center"/>
+              <w:rPr>
+                <w:rFonts w:ascii="Times New Roman" w:hAnsi="Times New Roman"/>
+                <w:color w:val="000000" w:themeColor="text1"/>
+                <w:sz w:val="14"/>
+                <w:szCs w:val="14"/>
+              </w:rPr>
+            </w:pPr>
+            <w:r>
+              <w:rPr>
+                <w:rFonts w:ascii="Times New Roman" w:hAnsi="Times New Roman"/>
+                <w:color w:val="000000" w:themeColor="text1"/>
+                <w:sz w:val="14"/>
+                <w:szCs w:val="14"/>
+              </w:rPr>
+              <w:t>{{ etx_room_wk_of }}</w:t>
+            </w:r>
+          </w:p>
+        </w:tc>
+        <w:tc>
+          <w:tcPr>
+            <w:tcW w:w="1350" w:type="dxa"/>
+            <w:gridSpan w:val="2"/>
+            <w:tcBorders>
+              <w:top w:val="nil"/>
+              <w:left w:val="single" w:sz="8" w:space="0" w:color="auto"/>
+              <w:bottom w:val="single" w:sz="8" w:space="0" w:color="auto"/>
+              <w:right w:val="single" w:sz="8" w:space="0" w:color="auto"/>
+            </w:tcBorders>
+            <w:vAlign w:val="center"/>
+          </w:tcPr>
+          <w:p>
+            <w:pPr>
+              <w:jc w:val="center"/>
+              <w:rPr>
+                <w:rFonts w:ascii="Times New Roman" w:hAnsi="Times New Roman"/>
+                <w:color w:val="000000" w:themeColor="text1"/>
+                <w:sz w:val="14"/>
+                <w:szCs w:val="14"/>
+              </w:rPr>
+            </w:pPr>
+            <w:r>
+              <w:rPr>
+                <w:rFonts w:ascii="Times New Roman" w:hAnsi="Times New Roman"/>
+                <w:color w:val="000000" w:themeColor="text1"/>
+                <w:sz w:val="14"/>
+                <w:szCs w:val="14"/>
+              </w:rPr>
+              <w:t>{{ id_room_wk_of }}</w:t>
+            </w:r>
+          </w:p>
+        </w:tc>
+        <w:tc>
+          <w:tcPr>
+            <w:tcW w:w="615" w:type="dxa"/>
+            <w:tcBorders>
+              <w:top w:val="nil"/>
+              <w:left w:val="nil"/>
+              <w:bottom w:val="single" w:sz="8" w:space="0" w:color="auto"/>
+              <w:right w:val="single" w:sz="8" w:space="0" w:color="000000" w:themeColor="text1"/>
+            </w:tcBorders>
+            <w:vAlign w:val="center"/>
+          </w:tcPr>
+          <w:p>
+            <w:pPr>
+              <w:jc w:val="center"/>
+              <w:rPr>
+                <w:rFonts w:ascii="Times New Roman" w:hAnsi="Times New Roman"/>
+                <w:color w:val="000000" w:themeColor="text1"/>
+                <w:sz w:val="14"/>
+                <w:szCs w:val="14"/>
+              </w:rPr>
+            </w:pPr>
+            <w:r>
+              <w:rPr>
+                <w:rFonts w:ascii="Times New Roman" w:hAnsi="Times New Roman"/>
+                <w:color w:val="000000" w:themeColor="text1"/>
+                <w:sz w:val="14"/>
+                <w:szCs w:val="14"/>
+              </w:rPr>
+              <w:t>None</w:t>
+            </w:r>
+          </w:p>
+        </w:tc>
+      </w:tr>
+    </w:tbl>
+    <w:p>
+      <w:pPr>
+        <w:outlineLvl w:val="0"/>
         <w:rPr>
           <w:rFonts w:eastAsiaTheme="minorEastAsia"/>
           <w:lang w:eastAsia="zh-CN"/>
@@ -15307,21 +19598,10 @@
 </file>
 
 <file path=customXml/item1.xml><?xml version="1.0" encoding="utf-8"?>
-<?mso-contentType ?>
-<FormTemplates xmlns="http://schemas.microsoft.com/sharepoint/v3/contenttype/forms">
-  <Display>DocumentLibraryForm</Display>
-  <Edit>DocumentLibraryForm</Edit>
-  <New>DocumentLibraryForm</New>
-</FormTemplates>
+<b:Sources xmlns:b="http://schemas.openxmlformats.org/officeDocument/2006/bibliography" xmlns="http://schemas.openxmlformats.org/officeDocument/2006/bibliography" SelectedStyle="\APA.XSL" StyleName="APA"/>
 </file>
 
 <file path=customXml/item2.xml><?xml version="1.0" encoding="utf-8"?>
-<p:properties xmlns:p="http://schemas.microsoft.com/office/2006/metadata/properties" xmlns:xsi="http://www.w3.org/2001/XMLSchema-instance" xmlns:pc="http://schemas.microsoft.com/office/infopath/2007/PartnerControls">
-  <documentManagement/>
-</p:properties>
-</file>
-
-<file path=customXml/item3.xml><?xml version="1.0" encoding="utf-8"?>
 <ct:contentTypeSchema xmlns:ct="http://schemas.microsoft.com/office/2006/metadata/contentType" xmlns:ma="http://schemas.microsoft.com/office/2006/metadata/properties/metaAttributes" ct:_="" ma:_="" ma:contentTypeName="Document" ma:contentTypeID="0x010100FB737B7133867847B545A083BFAC78EF" ma:contentTypeVersion="12" ma:contentTypeDescription="Create a new document." ma:contentTypeScope="" ma:versionID="3a7982f5d2373b82eed64d91a9f1640e">
   <xsd:schema xmlns:xsd="http://www.w3.org/2001/XMLSchema" xmlns:xs="http://www.w3.org/2001/XMLSchema" xmlns:p="http://schemas.microsoft.com/office/2006/metadata/properties" xmlns:ns2="77e63d64-5ec0-4c26-bf73-c24d6b7abddf" xmlns:ns3="005d0a5f-c6b0-470f-85f2-ee975d36b3d6" targetNamespace="http://schemas.microsoft.com/office/2006/metadata/properties" ma:root="true" ma:fieldsID="2763948d00d98a9e1e6be9e3b1352800" ns2:_="" ns3:_="">
     <xsd:import namespace="77e63d64-5ec0-4c26-bf73-c24d6b7abddf"/>
@@ -15538,28 +19818,30 @@
 </ct:contentTypeSchema>
 </file>
 
+<file path=customXml/item3.xml><?xml version="1.0" encoding="utf-8"?>
+<p:properties xmlns:p="http://schemas.microsoft.com/office/2006/metadata/properties" xmlns:xsi="http://www.w3.org/2001/XMLSchema-instance" xmlns:pc="http://schemas.microsoft.com/office/infopath/2007/PartnerControls">
+  <documentManagement/>
+</p:properties>
+</file>
+
 <file path=customXml/item4.xml><?xml version="1.0" encoding="utf-8"?>
-<b:Sources xmlns:b="http://schemas.openxmlformats.org/officeDocument/2006/bibliography" xmlns="http://schemas.openxmlformats.org/officeDocument/2006/bibliography" SelectedStyle="\APA.XSL" StyleName="APA"/>
+<?mso-contentType ?>
+<FormTemplates xmlns="http://schemas.microsoft.com/sharepoint/v3/contenttype/forms">
+  <Display>DocumentLibraryForm</Display>
+  <Edit>DocumentLibraryForm</Edit>
+  <New>DocumentLibraryForm</New>
+</FormTemplates>
 </file>
 
 <file path=customXml/itemProps1.xml><?xml version="1.0" encoding="utf-8"?>
-<ds:datastoreItem xmlns:ds="http://schemas.openxmlformats.org/officeDocument/2006/customXml" ds:itemID="{E711A312-DD48-45F6-BA88-B896F55D6DB7}">
+<ds:datastoreItem xmlns:ds="http://schemas.openxmlformats.org/officeDocument/2006/customXml" ds:itemID="{308E1B35-0FAF-4A78-BEF3-82256463C83E}">
   <ds:schemaRefs>
-    <ds:schemaRef ds:uri="http://schemas.microsoft.com/sharepoint/v3/contenttype/forms"/>
+    <ds:schemaRef ds:uri="http://schemas.openxmlformats.org/officeDocument/2006/bibliography"/>
   </ds:schemaRefs>
 </ds:datastoreItem>
 </file>
 
 <file path=customXml/itemProps2.xml><?xml version="1.0" encoding="utf-8"?>
-<ds:datastoreItem xmlns:ds="http://schemas.openxmlformats.org/officeDocument/2006/customXml" ds:itemID="{DD86B631-EF59-42E0-AFBB-4D6A49D52145}">
-  <ds:schemaRefs>
-    <ds:schemaRef ds:uri="http://schemas.microsoft.com/office/2006/metadata/properties"/>
-    <ds:schemaRef ds:uri="http://schemas.microsoft.com/office/infopath/2007/PartnerControls"/>
-  </ds:schemaRefs>
-</ds:datastoreItem>
-</file>
-
-<file path=customXml/itemProps3.xml><?xml version="1.0" encoding="utf-8"?>
 <ds:datastoreItem xmlns:ds="http://schemas.openxmlformats.org/officeDocument/2006/customXml" ds:itemID="{F69EE333-7533-4C7F-8CBF-50CC15A694A4}">
   <ds:schemaRefs>
     <ds:schemaRef ds:uri="http://schemas.microsoft.com/office/2006/metadata/contentType"/>
@@ -15578,10 +19860,19 @@
 </ds:datastoreItem>
 </file>
 
+<file path=customXml/itemProps3.xml><?xml version="1.0" encoding="utf-8"?>
+<ds:datastoreItem xmlns:ds="http://schemas.openxmlformats.org/officeDocument/2006/customXml" ds:itemID="{DD86B631-EF59-42E0-AFBB-4D6A49D52145}">
+  <ds:schemaRefs>
+    <ds:schemaRef ds:uri="http://schemas.microsoft.com/office/2006/metadata/properties"/>
+    <ds:schemaRef ds:uri="http://schemas.microsoft.com/office/infopath/2007/PartnerControls"/>
+  </ds:schemaRefs>
+</ds:datastoreItem>
+</file>
+
 <file path=customXml/itemProps4.xml><?xml version="1.0" encoding="utf-8"?>
-<ds:datastoreItem xmlns:ds="http://schemas.openxmlformats.org/officeDocument/2006/customXml" ds:itemID="{308E1B35-0FAF-4A78-BEF3-82256463C83E}">
+<ds:datastoreItem xmlns:ds="http://schemas.openxmlformats.org/officeDocument/2006/customXml" ds:itemID="{E711A312-DD48-45F6-BA88-B896F55D6DB7}">
   <ds:schemaRefs>
-    <ds:schemaRef ds:uri="http://schemas.openxmlformats.org/officeDocument/2006/bibliography"/>
+    <ds:schemaRef ds:uri="http://schemas.microsoft.com/sharepoint/v3/contenttype/forms"/>
   </ds:schemaRefs>
 </ds:datastoreItem>
 </file>
--- a/USP71 OOS P1 template 0.docx
+++ b/USP71 OOS P1 template 0.docx
@@ -815,62 +815,7 @@
               </w:rPr>
             </w:pPr>
             <w:r>
-              <w:rPr>
-                <w:rFonts w:ascii="Times New Roman" w:hAnsi="Times New Roman"/>
-                <w:bCs/>
-                <w:sz w:val="22"/>
-                <w:szCs w:val="22"/>
-              </w:rPr>
-              <w:t xml:space="preserve">{{ </w:t>
-            </w:r>
-            <w:bookmarkStart w:id="2" w:name="OLE_LINK19"/>
-            <w:r>
-              <w:rPr>
-                <w:rFonts w:ascii="Times New Roman" w:eastAsiaTheme="minorEastAsia" w:hAnsi="Times New Roman" w:hint="eastAsia"/>
-                <w:bCs/>
-                <w:sz w:val="22"/>
-                <w:szCs w:val="22"/>
-                <w:lang w:eastAsia="zh-CN"/>
-              </w:rPr>
-              <w:t>subculture</w:t>
-            </w:r>
-            <w:bookmarkEnd w:id="2"/>
-            <w:r>
-              <w:rPr>
-                <w:rFonts w:ascii="Times New Roman" w:hAnsi="Times New Roman"/>
-                <w:bCs/>
-                <w:sz w:val="22"/>
-                <w:szCs w:val="22"/>
-              </w:rPr>
-              <w:t>_name }} (</w:t>
-            </w:r>
-            <w:r>
-              <w:rPr>
-                <w:rFonts w:ascii="Times New Roman" w:hAnsi="Times New Roman"/>
-                <w:bCs/>
-                <w:sz w:val="22"/>
-                <w:szCs w:val="22"/>
-              </w:rPr>
-              <w:t>{{</w:t>
-            </w:r>
-            <w:r>
-              <w:rPr>
-                <w:rFonts w:ascii="Times New Roman" w:eastAsiaTheme="minorEastAsia" w:hAnsi="Times New Roman" w:hint="eastAsia"/>
-                <w:bCs/>
-                <w:sz w:val="22"/>
-                <w:szCs w:val="22"/>
-                <w:lang w:eastAsia="zh-CN"/>
-              </w:rPr>
-              <w:t>subculture</w:t>
-            </w:r>
-            <w:r>
-              <w:rPr>
-                <w:rFonts w:ascii="Times New Roman" w:hAnsi="Times New Roman"/>
-                <w:bCs/>
-                <w:sz w:val="22"/>
-                <w:szCs w:val="22"/>
-              </w:rPr>
-              <w:t xml:space="preserve"> _initial }})</w:t>
+              <w:t>{{ subculture_name }} ({{subculture_initial }})</w:t>
             </w:r>
           </w:p>
           <w:p>
